--- a/docs/deliverables/03-项目计划v1（WBS与甘特图）.docx
+++ b/docs/deliverables/03-项目计划v1（WBS与甘特图）.docx
@@ -14,7 +14,7 @@
           <w:color w:val="000000"/>
           <w:sz w:val="24"/>
         </w:rPr>
-        <w:t>文档编号：【待人工确认】　　版本号：V1.0</w:t>
+        <w:t>文档编号：【待人工确认】　　版本号：V1.1</w:t>
       </w:r>
     </w:p>
     <w:p>
@@ -652,6 +652,143 @@
               <w:end w:w="80" w:type="dxa"/>
             </w:tcMar>
             <w:shd w:fill="EEF4F9"/>
+          </w:tcPr>
+          <w:p>
+            <w:pPr>
+              <w:spacing w:before="0" w:after="0" w:line="252" w:lineRule="auto"/>
+              <w:jc w:val="center"/>
+            </w:pPr>
+            <w:r>
+              <w:rPr>
+                <w:rFonts w:ascii="宋体" w:hAnsi="宋体" w:eastAsia="宋体"/>
+                <w:b w:val="0"/>
+                <w:color w:val="000000"/>
+                <w:sz w:val="18"/>
+              </w:rPr>
+              <w:t>A</w:t>
+            </w:r>
+          </w:p>
+        </w:tc>
+      </w:tr>
+      <w:tr>
+        <w:tc>
+          <w:tcPr>
+            <w:tcW w:type="dxa" w:w="1008"/>
+            <w:vAlign w:val="center"/>
+            <w:tcMar>
+              <w:top w:w="70" w:type="dxa"/>
+              <w:start w:w="80" w:type="dxa"/>
+              <w:bottom w:w="70" w:type="dxa"/>
+              <w:end w:w="80" w:type="dxa"/>
+            </w:tcMar>
+          </w:tcPr>
+          <w:p>
+            <w:pPr>
+              <w:spacing w:before="0" w:after="0" w:line="252" w:lineRule="auto"/>
+              <w:jc w:val="center"/>
+            </w:pPr>
+            <w:r>
+              <w:rPr>
+                <w:rFonts w:ascii="宋体" w:hAnsi="宋体" w:eastAsia="宋体"/>
+                <w:b w:val="0"/>
+                <w:color w:val="000000"/>
+                <w:sz w:val="18"/>
+              </w:rPr>
+              <w:t>V1.1</w:t>
+            </w:r>
+          </w:p>
+        </w:tc>
+        <w:tc>
+          <w:tcPr>
+            <w:tcW w:type="dxa" w:w="1440"/>
+            <w:vAlign w:val="center"/>
+            <w:tcMar>
+              <w:top w:w="70" w:type="dxa"/>
+              <w:start w:w="80" w:type="dxa"/>
+              <w:bottom w:w="70" w:type="dxa"/>
+              <w:end w:w="80" w:type="dxa"/>
+            </w:tcMar>
+          </w:tcPr>
+          <w:p>
+            <w:pPr>
+              <w:spacing w:before="0" w:after="0" w:line="252" w:lineRule="auto"/>
+              <w:jc w:val="center"/>
+            </w:pPr>
+            <w:r>
+              <w:rPr>
+                <w:rFonts w:ascii="宋体" w:hAnsi="宋体" w:eastAsia="宋体"/>
+                <w:b w:val="0"/>
+                <w:color w:val="000000"/>
+                <w:sz w:val="18"/>
+              </w:rPr>
+              <w:t>2026-09-11</w:t>
+            </w:r>
+          </w:p>
+        </w:tc>
+        <w:tc>
+          <w:tcPr>
+            <w:tcW w:type="dxa" w:w="1224"/>
+            <w:vAlign w:val="center"/>
+            <w:tcMar>
+              <w:top w:w="70" w:type="dxa"/>
+              <w:start w:w="80" w:type="dxa"/>
+              <w:bottom w:w="70" w:type="dxa"/>
+              <w:end w:w="80" w:type="dxa"/>
+            </w:tcMar>
+          </w:tcPr>
+          <w:p>
+            <w:pPr>
+              <w:spacing w:before="0" w:after="0" w:line="252" w:lineRule="auto"/>
+              <w:jc w:val="center"/>
+            </w:pPr>
+            <w:r>
+              <w:rPr>
+                <w:rFonts w:ascii="宋体" w:hAnsi="宋体" w:eastAsia="宋体"/>
+                <w:b w:val="0"/>
+                <w:color w:val="000000"/>
+                <w:sz w:val="18"/>
+              </w:rPr>
+              <w:t>2—6</w:t>
+            </w:r>
+          </w:p>
+        </w:tc>
+        <w:tc>
+          <w:tcPr>
+            <w:tcW w:type="dxa" w:w="3960"/>
+            <w:vAlign w:val="center"/>
+            <w:tcMar>
+              <w:top w:w="70" w:type="dxa"/>
+              <w:start w:w="80" w:type="dxa"/>
+              <w:bottom w:w="70" w:type="dxa"/>
+              <w:end w:w="80" w:type="dxa"/>
+            </w:tcMar>
+          </w:tcPr>
+          <w:p>
+            <w:pPr>
+              <w:spacing w:before="0" w:after="0" w:line="252" w:lineRule="auto"/>
+              <w:jc w:val="left"/>
+            </w:pPr>
+            <w:r>
+              <w:rPr>
+                <w:rFonts w:ascii="宋体" w:hAnsi="宋体" w:eastAsia="宋体"/>
+                <w:b w:val="0"/>
+                <w:color w:val="000000"/>
+                <w:sz w:val="18"/>
+              </w:rPr>
+              <w:t>按 C 的 G1-06 Review 补齐四周试运行证据、资源顺序、数据初始化职责、培训/SLA与交付承接，待 C 复验。</w:t>
+            </w:r>
+          </w:p>
+        </w:tc>
+        <w:tc>
+          <w:tcPr>
+            <w:tcW w:type="dxa" w:w="1368"/>
+            <w:vAlign w:val="center"/>
+            <w:tcMar>
+              <w:top w:w="70" w:type="dxa"/>
+              <w:start w:w="80" w:type="dxa"/>
+              <w:bottom w:w="70" w:type="dxa"/>
+              <w:end w:w="80" w:type="dxa"/>
+            </w:tcMar>
           </w:tcPr>
           <w:p>
             <w:pPr>
@@ -7299,7 +7436,7 @@
                 <w:color w:val="000000"/>
                 <w:sz w:val="15"/>
               </w:rPr>
-              <w:t>W14，≤1周</w:t>
+              <w:t>W14第1—2个工作日，≤1周</w:t>
             </w:r>
           </w:p>
         </w:tc>
@@ -7524,7 +7661,7 @@
                 <w:color w:val="000000"/>
                 <w:sz w:val="15"/>
               </w:rPr>
-              <w:t>W14，≤1周</w:t>
+              <w:t>W14第3—4个工作日，≤1周</w:t>
             </w:r>
           </w:p>
         </w:tc>
@@ -7856,7 +7993,7 @@
                 <w:color w:val="000000"/>
                 <w:sz w:val="15"/>
               </w:rPr>
-              <w:t>C</w:t>
+              <w:t>B</w:t>
             </w:r>
           </w:p>
         </w:tc>
@@ -7884,7 +8021,7 @@
                 <w:color w:val="000000"/>
                 <w:sz w:val="15"/>
               </w:rPr>
-              <w:t>甲方真实源数据、模板与映射</w:t>
+              <w:t>甲方真实源数据、模板与映射；C提供数据规则、对账口径与符合性输入</w:t>
             </w:r>
           </w:p>
         </w:tc>
@@ -7968,7 +8105,7 @@
                 <w:color w:val="000000"/>
                 <w:sz w:val="15"/>
               </w:rPr>
-              <w:t>W15，≤1周</w:t>
+              <w:t>W14第5个工作日，≤1周</w:t>
             </w:r>
           </w:p>
         </w:tc>
@@ -7996,7 +8133,7 @@
                 <w:color w:val="000000"/>
                 <w:sz w:val="15"/>
               </w:rPr>
-              <w:t>不补造缺失业务事实；数量与关键字段完成技术对账</w:t>
+              <w:t>B完成模板、映射、清洗、转换、导入和技术校验；C完成数据规则、关键数字与对账口径核对；不补造缺失业务事实</w:t>
             </w:r>
           </w:p>
         </w:tc>
@@ -8187,7 +8324,7 @@
                 <w:color w:val="000000"/>
                 <w:sz w:val="15"/>
               </w:rPr>
-              <w:t>W16，≤1周</w:t>
+              <w:t>W16第1—2个工作日，≤1周</w:t>
             </w:r>
           </w:p>
         </w:tc>
@@ -8412,7 +8549,7 @@
                 <w:color w:val="000000"/>
                 <w:sz w:val="15"/>
               </w:rPr>
-              <w:t>W15，≤1周</w:t>
+              <w:t>W15第4—5个工作日，≤1周</w:t>
             </w:r>
           </w:p>
         </w:tc>
@@ -8631,7 +8768,7 @@
                 <w:color w:val="000000"/>
                 <w:sz w:val="15"/>
               </w:rPr>
-              <w:t>W16，≤1周</w:t>
+              <w:t>W16第3—5个工作日，≤1周</w:t>
             </w:r>
           </w:p>
         </w:tc>
@@ -8856,7 +8993,7 @@
                 <w:color w:val="000000"/>
                 <w:sz w:val="15"/>
               </w:rPr>
-              <w:t>W16，≤1周</w:t>
+              <w:t>W16第3—4个工作日，≤1周</w:t>
             </w:r>
           </w:p>
         </w:tc>
@@ -9075,7 +9212,7 @@
                 <w:color w:val="000000"/>
                 <w:sz w:val="15"/>
               </w:rPr>
-              <w:t>W16，≤1周</w:t>
+              <w:t>W16第5个工作日，≤1周</w:t>
             </w:r>
           </w:p>
         </w:tc>
@@ -9300,7 +9437,7 @@
                 <w:color w:val="000000"/>
                 <w:sz w:val="15"/>
               </w:rPr>
-              <w:t>W16，≤1周</w:t>
+              <w:t>W16第5个工作日，≤1周</w:t>
             </w:r>
           </w:p>
         </w:tc>
@@ -9546,7 +9683,7 @@
                 <w:color w:val="000000"/>
                 <w:sz w:val="15"/>
               </w:rPr>
-              <w:t>五类对象培训与桌面推演式实操完成，试运行监测启用</w:t>
+              <w:t>指挥人员培训1天；值班/安保、处置、物资管理各半天；系统管理员培训1天；桌面推演式实操完成，试运行监测启用</w:t>
             </w:r>
           </w:p>
         </w:tc>
@@ -10272,7 +10409,7 @@
                 <w:color w:val="000000"/>
                 <w:sz w:val="15"/>
               </w:rPr>
-              <w:t>故障恢复与连续性证据包</w:t>
+              <w:t>试运行第三周与恢复证据包</w:t>
             </w:r>
           </w:p>
         </w:tc>
@@ -10326,7 +10463,7 @@
                 <w:color w:val="000000"/>
                 <w:sz w:val="15"/>
               </w:rPr>
-              <w:t>试运行系统、备份、故障场景</w:t>
+              <w:t>试运行系统、备份、故障场景、运行监测</w:t>
             </w:r>
           </w:p>
         </w:tc>
@@ -10353,7 +10490,7 @@
                 <w:color w:val="000000"/>
                 <w:sz w:val="15"/>
               </w:rPr>
-              <w:t>故障演练、恢复计时和数据核验记录</w:t>
+              <w:t>W19运行日志、工单/缺陷记录、故障演练、恢复计时和数据核验记录</w:t>
             </w:r>
           </w:p>
         </w:tc>
@@ -10434,7 +10571,7 @@
                 <w:color w:val="000000"/>
                 <w:sz w:val="15"/>
               </w:rPr>
-              <w:t>单点故障恢复时间不超过2小时，恢复后数据一致</w:t>
+              <w:t>W19运行事件、可用性和缺陷均有日级记录；单点故障恢复时间不超过2小时，恢复后数据一致</w:t>
             </w:r>
           </w:p>
         </w:tc>
@@ -10492,7 +10629,7 @@
                 <w:color w:val="000000"/>
                 <w:sz w:val="15"/>
               </w:rPr>
-              <w:t>试运行定稿包</w:t>
+              <w:t>试运行第四周与M4准出包</w:t>
             </w:r>
           </w:p>
         </w:tc>
@@ -10548,7 +10685,7 @@
                 <w:color w:val="000000"/>
                 <w:sz w:val="15"/>
               </w:rPr>
-              <w:t>四周运行记录、缺陷与演练证据</w:t>
+              <w:t>W17—W19运行记录、缺陷与演练证据、运行监测</w:t>
             </w:r>
           </w:p>
         </w:tc>
@@ -10576,7 +10713,7 @@
                 <w:color w:val="000000"/>
                 <w:sz w:val="15"/>
               </w:rPr>
-              <w:t>试运行报告、用户手册、部署运维手册定稿</w:t>
+              <w:t>W20运行日志、四周运行记录汇编、试运行报告、用户手册与部署运维手册定稿</w:t>
             </w:r>
           </w:p>
         </w:tc>
@@ -10604,7 +10741,7 @@
                 <w:color w:val="000000"/>
                 <w:sz w:val="15"/>
               </w:rPr>
-              <w:t>6.3—6.5</w:t>
+              <w:t>6.2、6.3、6.5</w:t>
             </w:r>
           </w:p>
         </w:tc>
@@ -10632,7 +10769,7 @@
                 <w:color w:val="000000"/>
                 <w:sz w:val="15"/>
               </w:rPr>
-              <w:t>W20，≤1周</w:t>
+              <w:t>W20第1—4个工作日，≤1周</w:t>
             </w:r>
           </w:p>
         </w:tc>
@@ -10660,7 +10797,7 @@
                 <w:color w:val="000000"/>
                 <w:sz w:val="15"/>
               </w:rPr>
-              <w:t>试运行满1个月；可用率不低于99.5%；M4交付物齐全</w:t>
+              <w:t>W20运行事件、可用性和缺陷均有日级记录；四周记录可逐周回指；试运行满1个月、可用率不低于99.5%，M4交付物齐全</w:t>
             </w:r>
           </w:p>
         </w:tc>
@@ -10851,7 +10988,7 @@
                 <w:color w:val="000000"/>
                 <w:sz w:val="15"/>
               </w:rPr>
-              <w:t>W20，≤1周</w:t>
+              <w:t>W20第5个工作日，≤1周</w:t>
             </w:r>
           </w:p>
         </w:tc>
@@ -10878,7 +11015,451 @@
                 <w:color w:val="000000"/>
                 <w:sz w:val="15"/>
               </w:rPr>
-              <w:t>功能用例通过率100%；四系统联动、安全复测和独立部署通过；签署竣工验收报告</w:t>
+              <w:t>软件（源码/构建、镜像、初始化脚本、H5包）、文档（计划/SRS/设计/测试/用户/部署运维/培训/开源许可证说明/RTM/试运行/项目总结报告）、数据初始化成果、演练/培训记录及质保承诺函齐全；功能用例通过率100%，四系统联动、安全复测和独立部署通过；签署竣工验收报告</w:t>
+            </w:r>
+          </w:p>
+        </w:tc>
+      </w:tr>
+      <w:tr>
+        <w:tc>
+          <w:tcPr>
+            <w:tcW w:type="dxa" w:w="792"/>
+            <w:vAlign w:val="center"/>
+            <w:tcMar>
+              <w:top w:w="70" w:type="dxa"/>
+              <w:start w:w="80" w:type="dxa"/>
+              <w:bottom w:w="70" w:type="dxa"/>
+              <w:end w:w="80" w:type="dxa"/>
+            </w:tcMar>
+            <w:shd w:fill="EEF4F9"/>
+          </w:tcPr>
+          <w:p>
+            <w:pPr>
+              <w:spacing w:before="0" w:after="0" w:line="252" w:lineRule="auto"/>
+              <w:jc w:val="center"/>
+            </w:pPr>
+            <w:r>
+              <w:rPr>
+                <w:rFonts w:ascii="宋体" w:hAnsi="宋体" w:eastAsia="宋体"/>
+                <w:b w:val="0"/>
+                <w:color w:val="000000"/>
+                <w:sz w:val="15"/>
+              </w:rPr>
+              <w:t>6.8</w:t>
+            </w:r>
+          </w:p>
+        </w:tc>
+        <w:tc>
+          <w:tcPr>
+            <w:tcW w:type="dxa" w:w="1800"/>
+            <w:vAlign w:val="center"/>
+            <w:tcMar>
+              <w:top w:w="70" w:type="dxa"/>
+              <w:start w:w="80" w:type="dxa"/>
+              <w:bottom w:w="70" w:type="dxa"/>
+              <w:end w:w="80" w:type="dxa"/>
+            </w:tcMar>
+            <w:shd w:fill="EEF4F9"/>
+          </w:tcPr>
+          <w:p>
+            <w:pPr>
+              <w:spacing w:before="0" w:after="0" w:line="252" w:lineRule="auto"/>
+              <w:jc w:val="left"/>
+            </w:pPr>
+            <w:r>
+              <w:rPr>
+                <w:rFonts w:ascii="宋体" w:hAnsi="宋体" w:eastAsia="宋体"/>
+                <w:b w:val="0"/>
+                <w:color w:val="000000"/>
+                <w:sz w:val="15"/>
+              </w:rPr>
+              <w:t>质保与SLA服务启动包</w:t>
+            </w:r>
+          </w:p>
+        </w:tc>
+        <w:tc>
+          <w:tcPr>
+            <w:tcW w:type="dxa" w:w="648"/>
+            <w:vAlign w:val="center"/>
+            <w:tcMar>
+              <w:top w:w="70" w:type="dxa"/>
+              <w:start w:w="80" w:type="dxa"/>
+              <w:bottom w:w="70" w:type="dxa"/>
+              <w:end w:w="80" w:type="dxa"/>
+            </w:tcMar>
+            <w:shd w:fill="EEF4F9"/>
+          </w:tcPr>
+          <w:p>
+            <w:pPr>
+              <w:spacing w:before="0" w:after="0" w:line="252" w:lineRule="auto"/>
+              <w:jc w:val="center"/>
+            </w:pPr>
+            <w:r>
+              <w:rPr>
+                <w:rFonts w:ascii="宋体" w:hAnsi="宋体" w:eastAsia="宋体"/>
+                <w:b w:val="0"/>
+                <w:color w:val="000000"/>
+                <w:sz w:val="15"/>
+              </w:rPr>
+              <w:t>A</w:t>
+            </w:r>
+          </w:p>
+        </w:tc>
+        <w:tc>
+          <w:tcPr>
+            <w:tcW w:type="dxa" w:w="2088"/>
+            <w:vAlign w:val="center"/>
+            <w:tcMar>
+              <w:top w:w="70" w:type="dxa"/>
+              <w:start w:w="80" w:type="dxa"/>
+              <w:bottom w:w="70" w:type="dxa"/>
+              <w:end w:w="80" w:type="dxa"/>
+            </w:tcMar>
+            <w:shd w:fill="EEF4F9"/>
+          </w:tcPr>
+          <w:p>
+            <w:pPr>
+              <w:spacing w:before="0" w:after="0" w:line="252" w:lineRule="auto"/>
+              <w:jc w:val="left"/>
+            </w:pPr>
+            <w:r>
+              <w:rPr>
+                <w:rFonts w:ascii="宋体" w:hAnsi="宋体" w:eastAsia="宋体"/>
+                <w:b w:val="0"/>
+                <w:color w:val="000000"/>
+                <w:sz w:val="15"/>
+              </w:rPr>
+              <w:t>6.7、服务条款、支持渠道信息</w:t>
+            </w:r>
+          </w:p>
+        </w:tc>
+        <w:tc>
+          <w:tcPr>
+            <w:tcW w:type="dxa" w:w="2232"/>
+            <w:vAlign w:val="center"/>
+            <w:tcMar>
+              <w:top w:w="70" w:type="dxa"/>
+              <w:start w:w="80" w:type="dxa"/>
+              <w:bottom w:w="70" w:type="dxa"/>
+              <w:end w:w="80" w:type="dxa"/>
+            </w:tcMar>
+            <w:shd w:fill="EEF4F9"/>
+          </w:tcPr>
+          <w:p>
+            <w:pPr>
+              <w:spacing w:before="0" w:after="0" w:line="252" w:lineRule="auto"/>
+              <w:jc w:val="left"/>
+            </w:pPr>
+            <w:r>
+              <w:rPr>
+                <w:rFonts w:ascii="宋体" w:hAnsi="宋体" w:eastAsia="宋体"/>
+                <w:b w:val="0"/>
+                <w:color w:val="000000"/>
+                <w:sz w:val="15"/>
+              </w:rPr>
+              <w:t>12个月质保服务计划、三级SLA台账、7×24应急申告与7×12远程支持渠道记录</w:t>
+            </w:r>
+          </w:p>
+        </w:tc>
+        <w:tc>
+          <w:tcPr>
+            <w:tcW w:type="dxa" w:w="1656"/>
+            <w:vAlign w:val="center"/>
+            <w:tcMar>
+              <w:top w:w="70" w:type="dxa"/>
+              <w:start w:w="80" w:type="dxa"/>
+              <w:bottom w:w="70" w:type="dxa"/>
+              <w:end w:w="80" w:type="dxa"/>
+            </w:tcMar>
+            <w:shd w:fill="EEF4F9"/>
+          </w:tcPr>
+          <w:p>
+            <w:pPr>
+              <w:spacing w:before="0" w:after="0" w:line="252" w:lineRule="auto"/>
+              <w:jc w:val="left"/>
+            </w:pPr>
+            <w:r>
+              <w:rPr>
+                <w:rFonts w:ascii="宋体" w:hAnsi="宋体" w:eastAsia="宋体"/>
+                <w:b w:val="0"/>
+                <w:color w:val="000000"/>
+                <w:sz w:val="15"/>
+              </w:rPr>
+              <w:t>M5竣工验收</w:t>
+            </w:r>
+          </w:p>
+        </w:tc>
+        <w:tc>
+          <w:tcPr>
+            <w:tcW w:type="dxa" w:w="1224"/>
+            <w:vAlign w:val="center"/>
+            <w:tcMar>
+              <w:top w:w="70" w:type="dxa"/>
+              <w:start w:w="80" w:type="dxa"/>
+              <w:bottom w:w="70" w:type="dxa"/>
+              <w:end w:w="80" w:type="dxa"/>
+            </w:tcMar>
+            <w:shd w:fill="EEF4F9"/>
+          </w:tcPr>
+          <w:p>
+            <w:pPr>
+              <w:spacing w:before="0" w:after="0" w:line="252" w:lineRule="auto"/>
+              <w:jc w:val="center"/>
+            </w:pPr>
+            <w:r>
+              <w:rPr>
+                <w:rFonts w:ascii="宋体" w:hAnsi="宋体" w:eastAsia="宋体"/>
+                <w:b w:val="0"/>
+                <w:color w:val="000000"/>
+                <w:sz w:val="15"/>
+              </w:rPr>
+              <w:t>M5所在周，≤1周</w:t>
+            </w:r>
+          </w:p>
+        </w:tc>
+        <w:tc>
+          <w:tcPr>
+            <w:tcW w:type="dxa" w:w="2520"/>
+            <w:vAlign w:val="center"/>
+            <w:tcMar>
+              <w:top w:w="70" w:type="dxa"/>
+              <w:start w:w="80" w:type="dxa"/>
+              <w:bottom w:w="70" w:type="dxa"/>
+              <w:end w:w="80" w:type="dxa"/>
+            </w:tcMar>
+            <w:shd w:fill="EEF4F9"/>
+          </w:tcPr>
+          <w:p>
+            <w:pPr>
+              <w:spacing w:before="0" w:after="0" w:line="252" w:lineRule="auto"/>
+              <w:jc w:val="left"/>
+            </w:pPr>
+            <w:r>
+              <w:rPr>
+                <w:rFonts w:ascii="宋体" w:hAnsi="宋体" w:eastAsia="宋体"/>
+                <w:b w:val="0"/>
+                <w:color w:val="000000"/>
+                <w:sz w:val="15"/>
+              </w:rPr>
+              <w:t>一级故障30分钟响应、4小时恢复/临时方案；二级30分钟响应、2小时解决、最迟1工作日；三级8小时响应、2小时意见、5工作日解决；渠道与责任人可追溯</w:t>
+            </w:r>
+          </w:p>
+        </w:tc>
+      </w:tr>
+      <w:tr>
+        <w:tc>
+          <w:tcPr>
+            <w:tcW w:type="dxa" w:w="792"/>
+            <w:vAlign w:val="center"/>
+            <w:tcMar>
+              <w:top w:w="70" w:type="dxa"/>
+              <w:start w:w="80" w:type="dxa"/>
+              <w:bottom w:w="70" w:type="dxa"/>
+              <w:end w:w="80" w:type="dxa"/>
+            </w:tcMar>
+          </w:tcPr>
+          <w:p>
+            <w:pPr>
+              <w:spacing w:before="0" w:after="0" w:line="252" w:lineRule="auto"/>
+              <w:jc w:val="center"/>
+            </w:pPr>
+            <w:r>
+              <w:rPr>
+                <w:rFonts w:ascii="宋体" w:hAnsi="宋体" w:eastAsia="宋体"/>
+                <w:b w:val="0"/>
+                <w:color w:val="000000"/>
+                <w:sz w:val="15"/>
+              </w:rPr>
+              <w:t>6.9</w:t>
+            </w:r>
+          </w:p>
+        </w:tc>
+        <w:tc>
+          <w:tcPr>
+            <w:tcW w:type="dxa" w:w="1800"/>
+            <w:vAlign w:val="center"/>
+            <w:tcMar>
+              <w:top w:w="70" w:type="dxa"/>
+              <w:start w:w="80" w:type="dxa"/>
+              <w:bottom w:w="70" w:type="dxa"/>
+              <w:end w:w="80" w:type="dxa"/>
+            </w:tcMar>
+          </w:tcPr>
+          <w:p>
+            <w:pPr>
+              <w:spacing w:before="0" w:after="0" w:line="252" w:lineRule="auto"/>
+              <w:jc w:val="left"/>
+            </w:pPr>
+            <w:r>
+              <w:rPr>
+                <w:rFonts w:ascii="宋体" w:hAnsi="宋体" w:eastAsia="宋体"/>
+                <w:b w:val="0"/>
+                <w:color w:val="000000"/>
+                <w:sz w:val="15"/>
+              </w:rPr>
+              <w:t>服务期满报告包</w:t>
+            </w:r>
+          </w:p>
+        </w:tc>
+        <w:tc>
+          <w:tcPr>
+            <w:tcW w:type="dxa" w:w="648"/>
+            <w:vAlign w:val="center"/>
+            <w:tcMar>
+              <w:top w:w="70" w:type="dxa"/>
+              <w:start w:w="80" w:type="dxa"/>
+              <w:bottom w:w="70" w:type="dxa"/>
+              <w:end w:w="80" w:type="dxa"/>
+            </w:tcMar>
+          </w:tcPr>
+          <w:p>
+            <w:pPr>
+              <w:spacing w:before="0" w:after="0" w:line="252" w:lineRule="auto"/>
+              <w:jc w:val="center"/>
+            </w:pPr>
+            <w:r>
+              <w:rPr>
+                <w:rFonts w:ascii="宋体" w:hAnsi="宋体" w:eastAsia="宋体"/>
+                <w:b w:val="0"/>
+                <w:color w:val="000000"/>
+                <w:sz w:val="15"/>
+              </w:rPr>
+              <w:t>A</w:t>
+            </w:r>
+          </w:p>
+        </w:tc>
+        <w:tc>
+          <w:tcPr>
+            <w:tcW w:type="dxa" w:w="2088"/>
+            <w:vAlign w:val="center"/>
+            <w:tcMar>
+              <w:top w:w="70" w:type="dxa"/>
+              <w:start w:w="80" w:type="dxa"/>
+              <w:bottom w:w="70" w:type="dxa"/>
+              <w:end w:w="80" w:type="dxa"/>
+            </w:tcMar>
+          </w:tcPr>
+          <w:p>
+            <w:pPr>
+              <w:spacing w:before="0" w:after="0" w:line="252" w:lineRule="auto"/>
+              <w:jc w:val="left"/>
+            </w:pPr>
+            <w:r>
+              <w:rPr>
+                <w:rFonts w:ascii="宋体" w:hAnsi="宋体" w:eastAsia="宋体"/>
+                <w:b w:val="0"/>
+                <w:color w:val="000000"/>
+                <w:sz w:val="15"/>
+              </w:rPr>
+              <w:t>12个月服务台账、故障与支持记录</w:t>
+            </w:r>
+          </w:p>
+        </w:tc>
+        <w:tc>
+          <w:tcPr>
+            <w:tcW w:type="dxa" w:w="2232"/>
+            <w:vAlign w:val="center"/>
+            <w:tcMar>
+              <w:top w:w="70" w:type="dxa"/>
+              <w:start w:w="80" w:type="dxa"/>
+              <w:bottom w:w="70" w:type="dxa"/>
+              <w:end w:w="80" w:type="dxa"/>
+            </w:tcMar>
+          </w:tcPr>
+          <w:p>
+            <w:pPr>
+              <w:spacing w:before="0" w:after="0" w:line="252" w:lineRule="auto"/>
+              <w:jc w:val="left"/>
+            </w:pPr>
+            <w:r>
+              <w:rPr>
+                <w:rFonts w:ascii="宋体" w:hAnsi="宋体" w:eastAsia="宋体"/>
+                <w:b w:val="0"/>
+                <w:color w:val="000000"/>
+                <w:sz w:val="15"/>
+              </w:rPr>
+              <w:t>服务期满报告</w:t>
+            </w:r>
+          </w:p>
+        </w:tc>
+        <w:tc>
+          <w:tcPr>
+            <w:tcW w:type="dxa" w:w="1656"/>
+            <w:vAlign w:val="center"/>
+            <w:tcMar>
+              <w:top w:w="70" w:type="dxa"/>
+              <w:start w:w="80" w:type="dxa"/>
+              <w:bottom w:w="70" w:type="dxa"/>
+              <w:end w:w="80" w:type="dxa"/>
+            </w:tcMar>
+          </w:tcPr>
+          <w:p>
+            <w:pPr>
+              <w:spacing w:before="0" w:after="0" w:line="252" w:lineRule="auto"/>
+              <w:jc w:val="left"/>
+            </w:pPr>
+            <w:r>
+              <w:rPr>
+                <w:rFonts w:ascii="宋体" w:hAnsi="宋体" w:eastAsia="宋体"/>
+                <w:b w:val="0"/>
+                <w:color w:val="000000"/>
+                <w:sz w:val="15"/>
+              </w:rPr>
+              <w:t>6.8、服务期满</w:t>
+            </w:r>
+          </w:p>
+        </w:tc>
+        <w:tc>
+          <w:tcPr>
+            <w:tcW w:type="dxa" w:w="1224"/>
+            <w:vAlign w:val="center"/>
+            <w:tcMar>
+              <w:top w:w="70" w:type="dxa"/>
+              <w:start w:w="80" w:type="dxa"/>
+              <w:bottom w:w="70" w:type="dxa"/>
+              <w:end w:w="80" w:type="dxa"/>
+            </w:tcMar>
+          </w:tcPr>
+          <w:p>
+            <w:pPr>
+              <w:spacing w:before="0" w:after="0" w:line="252" w:lineRule="auto"/>
+              <w:jc w:val="center"/>
+            </w:pPr>
+            <w:r>
+              <w:rPr>
+                <w:rFonts w:ascii="宋体" w:hAnsi="宋体" w:eastAsia="宋体"/>
+                <w:b w:val="0"/>
+                <w:color w:val="000000"/>
+                <w:sz w:val="15"/>
+              </w:rPr>
+              <w:t>服务期满所在周，≤1周</w:t>
+            </w:r>
+          </w:p>
+        </w:tc>
+        <w:tc>
+          <w:tcPr>
+            <w:tcW w:type="dxa" w:w="2520"/>
+            <w:vAlign w:val="center"/>
+            <w:tcMar>
+              <w:top w:w="70" w:type="dxa"/>
+              <w:start w:w="80" w:type="dxa"/>
+              <w:bottom w:w="70" w:type="dxa"/>
+              <w:end w:w="80" w:type="dxa"/>
+            </w:tcMar>
+          </w:tcPr>
+          <w:p>
+            <w:pPr>
+              <w:spacing w:before="0" w:after="0" w:line="252" w:lineRule="auto"/>
+              <w:jc w:val="left"/>
+            </w:pPr>
+            <w:r>
+              <w:rPr>
+                <w:rFonts w:ascii="宋体" w:hAnsi="宋体" w:eastAsia="宋体"/>
+                <w:b w:val="0"/>
+                <w:color w:val="000000"/>
+                <w:sz w:val="15"/>
+              </w:rPr>
+              <w:t>12个月服务记录、SLA执行情况和遗留事项形成可核验报告</w:t>
             </w:r>
           </w:p>
         </w:tc>
@@ -11367,7 +11948,7 @@
                 <w:color w:val="000000"/>
                 <w:sz w:val="18"/>
               </w:rPr>
-              <w:t>Web、H5、数据接口、集成增量、初始化候选和离线制品</w:t>
+              <w:t>Web、H5、数据接口、集成增量、W14数据初始化候选和离线制品</w:t>
             </w:r>
           </w:p>
         </w:tc>
@@ -11591,7 +12172,7 @@
                 <w:color w:val="000000"/>
                 <w:sz w:val="18"/>
               </w:rPr>
-              <w:t>培训、四周运行记录、真实演练、恢复演练、定稿文档和验收包</w:t>
+              <w:t>培训、W17—W20逐周运行记录、真实演练、恢复演练、定稿文档和验收包</w:t>
             </w:r>
           </w:p>
         </w:tc>
@@ -11618,7 +12199,7 @@
                 <w:color w:val="000000"/>
                 <w:sz w:val="18"/>
               </w:rPr>
-              <w:t>M4、M5</w:t>
+              <w:t>M4后M5</w:t>
             </w:r>
           </w:p>
         </w:tc>
@@ -11725,7 +12306,7 @@
           <w:color w:val="000000"/>
           <w:sz w:val="24"/>
         </w:rPr>
-        <w:t>计划关键路径为：需求条款与 SRS → M1需求确认 → 总体及详细设计 → 视频/消息连通验证 → M2设计评审 → 公共基础与核心业务增量 → 指挥与H5集成 → 外部系统联动 → 初验部署候选 → 系统、性能和安全验证 → M3初验 → 四周试运行与真实演练 → M4试运行准出 → M5竣工验收。</w:t>
+        <w:t>计划关键路径为：需求条款与 SRS → M1需求确认 → 总体及详细设计 → 视频/消息连通验证 → M2设计评审 → 公共基础与核心业务增量 → 指挥与H5集成 → 外部系统联动 → W14数据初始化候选与W15性能加固 → W15后段单元/集成测试 → W16前段初验部署 → W16性能兼容、安全可移植与功能追踪验证 → M3初验 → W17—W20逐周试运行与真实演练 → W20前段M4试运行准出 → W20后段M5竣工验收。</w:t>
       </w:r>
     </w:p>
     <w:p>
@@ -11739,7 +12320,7 @@
           <w:color w:val="000000"/>
           <w:sz w:val="24"/>
         </w:rPr>
-        <w:t>数据初始化、文档编制和测试设计与开发并行推进，但均受阶段评审门禁控制。任一关键路径工作包未满足完成判据，A 不得将后续里程碑写成已达成。</w:t>
+        <w:t>数据初始化技术实施由 B 在 W14第5个工作日完成，C 仅提供规则、对账口径与符合性输入；W15—W16 的 B 主责工作按 WBS 所列工作日顺序执行，不以同周并列掩盖前置依赖。文档编制和测试设计与开发并行推进，但均受阶段评审门禁控制。任一关键路径工作包未满足完成判据，A 不得将后续里程碑写成已达成。</w:t>
       </w:r>
     </w:p>
     <w:p>
@@ -12301,7 +12882,7 @@
                 <w:color w:val="000000"/>
                 <w:sz w:val="18"/>
               </w:rPr>
-              <w:t>试运行记录、缺陷修复记录、用户手册与部署运维手册定稿；试运行期间完成至少 1 次真实应急演练的系统支撑验证。</w:t>
+              <w:t>W17—W20逐周运行记录及缺陷修复记录、用户手册与部署运维手册定稿；试运行期间完成至少 1 次真实应急演练的系统支撑验证。</w:t>
             </w:r>
           </w:p>
         </w:tc>
@@ -12384,7 +12965,7 @@
                 <w:color w:val="000000"/>
                 <w:sz w:val="18"/>
               </w:rPr>
-              <w:t>全套交付物（见 10.3）、验收测试通过、签署竣工验收报告。</w:t>
+              <w:t>M4准出后组织；全套交付物（含软件、文档、数据、演练/培训记录和质保承诺函）、验收测试通过、签署竣工验收报告。</w:t>
             </w:r>
           </w:p>
         </w:tc>
@@ -13198,6 +13779,36 @@
           <w:sz w:val="24"/>
         </w:rPr>
         <w:t>需求变更须由双方书面确认，并附范围、进度、技术、测试、数据、风险和交付影响分析。若变更影响冻结 Baseline 或正式里程碑，先登记 Issue 和变更记录，经评审确认后发布新版本；旧版本继续保留。</w:t>
+      </w:r>
+    </w:p>
+    <w:p>
+      <w:pPr>
+        <w:pStyle w:val="2"/>
+        <w:keepNext/>
+        <w:spacing w:before="160" w:after="100"/>
+      </w:pPr>
+      <w:r>
+        <w:rPr>
+          <w:rFonts w:ascii="黑体" w:hAnsi="黑体" w:eastAsia="黑体"/>
+          <w:b/>
+          <w:color w:val="000000"/>
+          <w:sz w:val="26"/>
+        </w:rPr>
+        <w:t>5.5 质保与服务安排</w:t>
+      </w:r>
+    </w:p>
+    <w:p>
+      <w:pPr>
+        <w:spacing w:before="0" w:after="100" w:line="360" w:lineRule="auto"/>
+      </w:pPr>
+      <w:r>
+        <w:rPr>
+          <w:rFonts w:ascii="宋体" w:hAnsi="宋体" w:eastAsia="宋体"/>
+          <w:b w:val="0"/>
+          <w:color w:val="000000"/>
+          <w:sz w:val="24"/>
+        </w:rPr>
+        <w:t>M5 后进入 12 个月质保服务期。A 维护服务台账与渠道记录，B 按三级 SLA 提供技术支持：一级故障 30 分钟响应、4 小时恢复或临时方案；二级故障 30 分钟响应、2 小时解决、最迟 1 个工作日；三级故障 8 小时响应、2 小时提出意见、5 个工作日解决。应急申告渠道为 7×24，远程支持渠道为 7×12；服务期满由 A 依据台账形成服务期满报告。该安排对应 WBS 6.8、6.9，不改变 M1—M5 正式里程碑。</w:t>
       </w:r>
     </w:p>
     <w:p>

--- a/docs/deliverables/03-项目计划v1（WBS与甘特图）.docx
+++ b/docs/deliverables/03-项目计划v1（WBS与甘特图）.docx
@@ -14,7 +14,7 @@
           <w:color w:val="000000"/>
           <w:sz w:val="24"/>
         </w:rPr>
-        <w:t>文档编号：【待人工确认】　　版本号：V1.1</w:t>
+        <w:t>文档编号：【待人工确认】　　版本号：V1.2</w:t>
       </w:r>
     </w:p>
     <w:p>
@@ -803,6 +803,93 @@
                 <w:sz w:val="18"/>
               </w:rPr>
               <w:t>A</w:t>
+            </w:r>
+          </w:p>
+        </w:tc>
+      </w:tr>
+      <w:tr>
+        <w:tc>
+          <w:tcPr>
+            <w:tcW w:type="dxa" w:w="1008"/>
+            <w:vAlign w:val="center"/>
+            <w:tcMar>
+              <w:top w:w="70" w:type="dxa"/>
+              <w:start w:w="80" w:type="dxa"/>
+              <w:bottom w:w="70" w:type="dxa"/>
+              <w:end w:w="80" w:type="dxa"/>
+            </w:tcMar>
+          </w:tcPr>
+          <w:p>
+            <w:r>
+              <w:t>V1.2</w:t>
+            </w:r>
+          </w:p>
+        </w:tc>
+        <w:tc>
+          <w:tcPr>
+            <w:tcW w:type="dxa" w:w="1440"/>
+            <w:vAlign w:val="center"/>
+            <w:tcMar>
+              <w:top w:w="70" w:type="dxa"/>
+              <w:start w:w="80" w:type="dxa"/>
+              <w:bottom w:w="70" w:type="dxa"/>
+              <w:end w:w="80" w:type="dxa"/>
+            </w:tcMar>
+          </w:tcPr>
+          <w:p>
+            <w:r>
+              <w:t>2026-09-11</w:t>
+            </w:r>
+          </w:p>
+        </w:tc>
+        <w:tc>
+          <w:tcPr>
+            <w:tcW w:type="dxa" w:w="1224"/>
+            <w:vAlign w:val="center"/>
+            <w:tcMar>
+              <w:top w:w="70" w:type="dxa"/>
+              <w:start w:w="80" w:type="dxa"/>
+              <w:bottom w:w="70" w:type="dxa"/>
+              <w:end w:w="80" w:type="dxa"/>
+            </w:tcMar>
+          </w:tcPr>
+          <w:p>
+            <w:r>
+              <w:t>第2—3章</w:t>
+            </w:r>
+          </w:p>
+        </w:tc>
+        <w:tc>
+          <w:tcPr>
+            <w:tcW w:type="dxa" w:w="3960"/>
+            <w:vAlign w:val="center"/>
+            <w:tcMar>
+              <w:top w:w="70" w:type="dxa"/>
+              <w:start w:w="80" w:type="dxa"/>
+              <w:bottom w:w="70" w:type="dxa"/>
+              <w:end w:w="80" w:type="dxa"/>
+            </w:tcMar>
+          </w:tcPr>
+          <w:p>
+            <w:r>
+              <w:t>按C复验意见明确W17培训与首周连续监测并行，修复异常空白页，待C再复验。</w:t>
+            </w:r>
+          </w:p>
+        </w:tc>
+        <w:tc>
+          <w:tcPr>
+            <w:tcW w:type="dxa" w:w="1368"/>
+            <w:vAlign w:val="center"/>
+            <w:tcMar>
+              <w:top w:w="70" w:type="dxa"/>
+              <w:start w:w="80" w:type="dxa"/>
+              <w:bottom w:w="70" w:type="dxa"/>
+              <w:end w:w="80" w:type="dxa"/>
+            </w:tcMar>
+          </w:tcPr>
+          <w:p>
+            <w:r>
+              <w:t>成员A</w:t>
             </w:r>
           </w:p>
         </w:tc>
@@ -9602,7 +9689,7 @@
                 <w:color w:val="000000"/>
                 <w:sz w:val="15"/>
               </w:rPr>
-              <w:t>培训课件/录屏/签到/考核、试运行启动记录</w:t>
+              <w:t>试运行启动记录、培训课件/录屏/签到/考核</w:t>
             </w:r>
           </w:p>
         </w:tc>
@@ -9683,7 +9770,7 @@
                 <w:color w:val="000000"/>
                 <w:sz w:val="15"/>
               </w:rPr>
-              <w:t>指挥人员培训1天；值班/安保、处置、物资管理各半天；系统管理员培训1天；桌面推演式实操完成，试运行监测启用</w:t>
+              <w:t>M3初验通过后先形成试运行启动记录并立即启用连续监测；指挥人员培训1天；值班/安保、处置、物资管理各半天；系统管理员培训1天；桌面推演式实操完成；培训不作为首周监测完成的前置条件</w:t>
             </w:r>
           </w:p>
         </w:tc>
@@ -9797,7 +9884,7 @@
                 <w:color w:val="000000"/>
                 <w:sz w:val="15"/>
               </w:rPr>
-              <w:t>运行监测、服务工单、缺陷清单</w:t>
+              <w:t>M3初验包、试运行启动记录、运行监测、服务工单、缺陷清单</w:t>
             </w:r>
           </w:p>
         </w:tc>
@@ -9825,7 +9912,7 @@
                 <w:color w:val="000000"/>
                 <w:sz w:val="15"/>
               </w:rPr>
-              <w:t>W17运行日志、工单和修复记录</w:t>
+              <w:t>完整W17运行日志、工单和修复记录</w:t>
             </w:r>
           </w:p>
         </w:tc>
@@ -9853,7 +9940,7 @@
                 <w:color w:val="000000"/>
                 <w:sz w:val="15"/>
               </w:rPr>
-              <w:t>6.1</w:t>
+              <w:t>5.5；与6.1培训并行</w:t>
             </w:r>
           </w:p>
         </w:tc>
@@ -9909,7 +9996,7 @@
                 <w:color w:val="000000"/>
                 <w:sz w:val="15"/>
               </w:rPr>
-              <w:t>运行事件、可用性和缺陷均有日级记录</w:t>
+              <w:t>自试运行启动记录所载时点起连续监测并覆盖完整W17；培训期间监测不中断；运行事件、可用性和缺陷均有日级记录</w:t>
             </w:r>
           </w:p>
         </w:tc>
@@ -12306,7 +12393,7 @@
           <w:color w:val="000000"/>
           <w:sz w:val="24"/>
         </w:rPr>
-        <w:t>计划关键路径为：需求条款与 SRS → M1需求确认 → 总体及详细设计 → 视频/消息连通验证 → M2设计评审 → 公共基础与核心业务增量 → 指挥与H5集成 → 外部系统联动 → W14数据初始化候选与W15性能加固 → W15后段单元/集成测试 → W16前段初验部署 → W16性能兼容、安全可移植与功能追踪验证 → M3初验 → W17—W20逐周试运行与真实演练 → W20前段M4试运行准出 → W20后段M5竣工验收。</w:t>
+        <w:t>计划关键路径为：需求条款与 SRS → M1需求确认 → 总体及详细设计 → 视频/消息连通验证 → M2设计评审 → 公共基础与核心业务增量 → 指挥与H5集成 → 外部系统联动 → W14数据初始化候选与W15性能加固 → W15后段单元/集成测试 → W16前段初验部署 → W16性能兼容、安全可移植与功能追踪验证 → M3初验 → 形成试运行启动记录并从该时点连续监测 → W17—W20逐周试运行与真实演练 → W20前段M4试运行准出 → W20后段M5竣工验收。</w:t>
       </w:r>
     </w:p>
     <w:p>
@@ -12320,7 +12407,7 @@
           <w:color w:val="000000"/>
           <w:sz w:val="24"/>
         </w:rPr>
-        <w:t>数据初始化技术实施由 B 在 W14第5个工作日完成，C 仅提供规则、对账口径与符合性输入；W15—W16 的 B 主责工作按 WBS 所列工作日顺序执行，不以同周并列掩盖前置依赖。文档编制和测试设计与开发并行推进，但均受阶段评审门禁控制。任一关键路径工作包未满足完成判据，A 不得将后续里程碑写成已达成。</w:t>
+        <w:t>数据初始化技术实施由 B 在 W14第5个工作日完成，C 仅提供规则、对账口径与符合性输入；W15—W16 的 B 主责工作按 WBS 所列工作日顺序执行，不以同周并列掩盖前置依赖。W17 中 6.1 的培训与 6.2 的首周运行监测并行，试运行连续监测不等待全部培训完成；6.2 的准入依据为 M3 初验包和试运行启动记录。文档编制和测试设计与开发并行推进，但均受阶段评审门禁控制。任一关键路径工作包未满足完成判据，A 不得将后续里程碑写成已达成。</w:t>
       </w:r>
     </w:p>
     <w:p>
@@ -13812,11 +13899,6 @@
       </w:r>
     </w:p>
     <w:p>
-      <w:r>
-        <w:br w:type="page"/>
-      </w:r>
-    </w:p>
-    <w:p>
       <w:pPr>
         <w:pStyle w:val="1"/>
         <w:keepNext/>
@@ -14581,7 +14663,7 @@
           <w:color w:val="000000"/>
           <w:sz w:val="24"/>
         </w:rPr>
-        <w:t>本计划 V1.0 进入 C 的计划完整性与一致性复核。执行期间 A 每周根据真实完成证据更新滚动计划，不追溯修改已发生记录。对不影响正式里程碑、范围和验收标准的内部任务调整，在周报记录原因和影响；涉及需求、范围、责任、关键数字、正式里程碑或验收条件的调整，必须取得书面确认并按变更流程升版。</w:t>
+        <w:t>本计划 V1.2 进入 C 的计划完整性与一致性复验。执行期间 A 每周根据真实完成证据更新滚动计划，不追溯修改已发生记录。对不影响正式里程碑、范围和验收标准的内部任务调整，在周报记录原因和影响；涉及需求、范围、责任、关键数字、正式里程碑或验收条件的调整，必须取得书面确认并按变更流程升版。</w:t>
       </w:r>
     </w:p>
     <w:sectPr>

--- a/docs/deliverables/03-项目计划v1（WBS与甘特图）.docx
+++ b/docs/deliverables/03-项目计划v1（WBS与甘特图）.docx
@@ -8,13 +8,7 @@
         <ns0:jc ns0:val="right"/>
       </ns0:pPr>
       <ns0:r>
-        <ns0:rPr>
-          <ns0:rFonts ns0:ascii="宋体" ns0:hAnsi="宋体" ns0:eastAsia="宋体"/>
-          <ns0:b ns0:val="0"/>
-          <ns0:color ns0:val="000000"/>
-          <ns0:sz ns0:val="24"/>
-        </ns0:rPr>
-        <ns0:t>文档编号：【待人工确认】　　版本号：V1.2</ns0:t>
+        <ns0:t>文档编号：【待人工确认】　　版本号：V1.4</ns0:t>
       </ns0:r>
     </ns0:p>
     <ns0:p>
@@ -144,7 +138,7 @@
           <ns0:color ns0:val="000000"/>
           <ns0:sz ns0:val="32"/>
         </ns0:rPr>
-        <ns0:t>编　　制：成员 何思源（项目经理 PM / 总编）</ns0:t>
+        <ns0:t>编　　制：何思源（项目经理 PM / 总编）</ns0:t>
       </ns0:r>
     </ns0:p>
     <ns0:p>
@@ -158,7 +152,7 @@
           <ns0:color ns0:val="000000"/>
           <ns0:sz ns0:val="32"/>
         </ns0:rPr>
-        <ns0:t>审　　核：成员 任俊强（计划完整性与一致性复核）</ns0:t>
+        <ns0:t>审　　核：任俊强（计划完整性与一致性复核）</ns0:t>
       </ns0:r>
     </ns0:p>
     <ns0:p>
@@ -238,6 +232,38 @@
           <ns0:insideV ns0:val="single" ns0:sz="4" ns0:color="D9D9D9"/>
         </ns0:tblBorders>
         <ns0:tblInd ns0:type="dxa" ns0:w="80"/>
+        <ns0:tblBorders>
+          <ns0:top ns0:val="single" ns0:sz="6" ns0:space="0" ns0:color="7F8C8D"/>
+          <ns0:left ns0:val="single" ns0:sz="6" ns0:space="0" ns0:color="7F8C8D"/>
+          <ns0:bottom ns0:val="single" ns0:sz="6" ns0:space="0" ns0:color="7F8C8D"/>
+          <ns0:right ns0:val="single" ns0:sz="6" ns0:space="0" ns0:color="7F8C8D"/>
+          <ns0:insideH ns0:val="single" ns0:sz="6" ns0:space="0" ns0:color="7F8C8D"/>
+          <ns0:insideV ns0:val="single" ns0:sz="6" ns0:space="0" ns0:color="7F8C8D"/>
+        </ns0:tblBorders>
+        <ns0:tblBorders>
+          <ns0:top ns0:val="single" ns0:sz="6" ns0:space="0" ns0:color="7F8C8D"/>
+          <ns0:left ns0:val="single" ns0:sz="6" ns0:space="0" ns0:color="7F8C8D"/>
+          <ns0:bottom ns0:val="single" ns0:sz="6" ns0:space="0" ns0:color="7F8C8D"/>
+          <ns0:right ns0:val="single" ns0:sz="6" ns0:space="0" ns0:color="7F8C8D"/>
+          <ns0:insideH ns0:val="single" ns0:sz="6" ns0:space="0" ns0:color="7F8C8D"/>
+          <ns0:insideV ns0:val="single" ns0:sz="6" ns0:space="0" ns0:color="7F8C8D"/>
+        </ns0:tblBorders>
+        <ns0:tblBorders>
+          <ns0:top ns0:val="single" ns0:sz="6" ns0:space="0" ns0:color="7F8C8D"/>
+          <ns0:left ns0:val="single" ns0:sz="6" ns0:space="0" ns0:color="7F8C8D"/>
+          <ns0:bottom ns0:val="single" ns0:sz="6" ns0:space="0" ns0:color="7F8C8D"/>
+          <ns0:right ns0:val="single" ns0:sz="6" ns0:space="0" ns0:color="7F8C8D"/>
+          <ns0:insideH ns0:val="single" ns0:sz="6" ns0:space="0" ns0:color="7F8C8D"/>
+          <ns0:insideV ns0:val="single" ns0:sz="6" ns0:space="0" ns0:color="7F8C8D"/>
+        </ns0:tblBorders>
+        <ns0:tblBorders>
+          <ns0:top ns0:val="single" ns0:sz="6" ns0:space="0" ns0:color="7F8C8D"/>
+          <ns0:left ns0:val="single" ns0:sz="6" ns0:space="0" ns0:color="7F8C8D"/>
+          <ns0:bottom ns0:val="single" ns0:sz="6" ns0:space="0" ns0:color="7F8C8D"/>
+          <ns0:right ns0:val="single" ns0:sz="6" ns0:space="0" ns0:color="7F8C8D"/>
+          <ns0:insideH ns0:val="single" ns0:sz="6" ns0:space="0" ns0:color="7F8C8D"/>
+          <ns0:insideV ns0:val="single" ns0:sz="6" ns0:space="0" ns0:color="7F8C8D"/>
+        </ns0:tblBorders>
       </ns0:tblPr>
       <ns0:tblGrid>
         <ns0:gridCol ns0:w="1008"/>
@@ -248,23 +274,28 @@
       </ns0:tblGrid>
       <ns0:tr>
         <ns0:trPr>
+          <ns0:trHeight ns0:hRule="atLeast" ns0:val="442"/>
+          <ns0:tblHeader ns0:val="true"/>
+          <ns0:tblHeader ns0:val="true"/>
+          <ns0:tblHeader ns0:val="true"/>
+          <ns0:tblHeader ns0:val="true"/>
           <ns0:tblHeader ns0:val="true"/>
         </ns0:trPr>
         <ns0:tc>
           <ns0:tcPr>
-            <ns0:tcW ns0:type="dxa" ns0:w="1008"/>
-            <ns0:vAlign ns0:val="center"/>
-            <ns0:tcMar>
-              <ns0:top ns0:w="70" ns0:type="dxa"/>
-              <ns0:start ns0:w="80" ns0:type="dxa"/>
-              <ns0:bottom ns0:w="70" ns0:type="dxa"/>
-              <ns0:end ns0:w="80" ns0:type="dxa"/>
-            </ns0:tcMar>
-            <ns0:shd ns0:fill="172B3A"/>
-          </ns0:tcPr>
-          <ns0:p>
-            <ns0:pPr>
-              <ns0:spacing ns0:before="0" ns0:after="0" ns0:line="252" ns0:lineRule="auto"/>
+            <ns0:tcW ns0:type="dxa" ns0:w="964"/>
+            <ns0:vAlign ns0:val="center"/>
+            <ns0:tcMar>
+              <ns0:top ns0:w="80" ns0:type="dxa"/>
+              <ns0:start ns0:w="80" ns0:type="dxa"/>
+              <ns0:bottom ns0:w="80" ns0:type="dxa"/>
+              <ns0:end ns0:w="80" ns0:type="dxa"/>
+            </ns0:tcMar>
+            <ns0:shd ns0:fill="D9E5F3"/>
+          </ns0:tcPr>
+          <ns0:p>
+            <ns0:pPr>
+              <ns0:spacing ns0:before="0" ns0:after="0" ns0:line="240" ns0:lineRule="auto"/>
               <ns0:jc ns0:val="center"/>
             </ns0:pPr>
             <ns0:r>
@@ -280,19 +311,19 @@
         </ns0:tc>
         <ns0:tc>
           <ns0:tcPr>
-            <ns0:tcW ns0:type="dxa" ns0:w="1440"/>
-            <ns0:vAlign ns0:val="center"/>
-            <ns0:tcMar>
-              <ns0:top ns0:w="70" ns0:type="dxa"/>
-              <ns0:start ns0:w="80" ns0:type="dxa"/>
-              <ns0:bottom ns0:w="70" ns0:type="dxa"/>
-              <ns0:end ns0:w="80" ns0:type="dxa"/>
-            </ns0:tcMar>
-            <ns0:shd ns0:fill="172B3A"/>
-          </ns0:tcPr>
-          <ns0:p>
-            <ns0:pPr>
-              <ns0:spacing ns0:before="0" ns0:after="0" ns0:line="252" ns0:lineRule="auto"/>
+            <ns0:tcW ns0:type="dxa" ns0:w="1247"/>
+            <ns0:vAlign ns0:val="center"/>
+            <ns0:tcMar>
+              <ns0:top ns0:w="80" ns0:type="dxa"/>
+              <ns0:start ns0:w="80" ns0:type="dxa"/>
+              <ns0:bottom ns0:w="80" ns0:type="dxa"/>
+              <ns0:end ns0:w="80" ns0:type="dxa"/>
+            </ns0:tcMar>
+            <ns0:shd ns0:fill="D9E5F3"/>
+          </ns0:tcPr>
+          <ns0:p>
+            <ns0:pPr>
+              <ns0:spacing ns0:before="0" ns0:after="0" ns0:line="240" ns0:lineRule="auto"/>
               <ns0:jc ns0:val="center"/>
             </ns0:pPr>
             <ns0:r>
@@ -308,19 +339,19 @@
         </ns0:tc>
         <ns0:tc>
           <ns0:tcPr>
-            <ns0:tcW ns0:type="dxa" ns0:w="1224"/>
-            <ns0:vAlign ns0:val="center"/>
-            <ns0:tcMar>
-              <ns0:top ns0:w="70" ns0:type="dxa"/>
-              <ns0:start ns0:w="80" ns0:type="dxa"/>
-              <ns0:bottom ns0:w="70" ns0:type="dxa"/>
-              <ns0:end ns0:w="80" ns0:type="dxa"/>
-            </ns0:tcMar>
-            <ns0:shd ns0:fill="172B3A"/>
-          </ns0:tcPr>
-          <ns0:p>
-            <ns0:pPr>
-              <ns0:spacing ns0:before="0" ns0:after="0" ns0:line="252" ns0:lineRule="auto"/>
+            <ns0:tcW ns0:type="dxa" ns0:w="1417"/>
+            <ns0:vAlign ns0:val="center"/>
+            <ns0:tcMar>
+              <ns0:top ns0:w="80" ns0:type="dxa"/>
+              <ns0:start ns0:w="80" ns0:type="dxa"/>
+              <ns0:bottom ns0:w="80" ns0:type="dxa"/>
+              <ns0:end ns0:w="80" ns0:type="dxa"/>
+            </ns0:tcMar>
+            <ns0:shd ns0:fill="D9E5F3"/>
+          </ns0:tcPr>
+          <ns0:p>
+            <ns0:pPr>
+              <ns0:spacing ns0:before="0" ns0:after="0" ns0:line="240" ns0:lineRule="auto"/>
               <ns0:jc ns0:val="center"/>
             </ns0:pPr>
             <ns0:r>
@@ -336,20 +367,20 @@
         </ns0:tc>
         <ns0:tc>
           <ns0:tcPr>
-            <ns0:tcW ns0:type="dxa" ns0:w="3960"/>
-            <ns0:vAlign ns0:val="center"/>
-            <ns0:tcMar>
-              <ns0:top ns0:w="70" ns0:type="dxa"/>
-              <ns0:start ns0:w="80" ns0:type="dxa"/>
-              <ns0:bottom ns0:w="70" ns0:type="dxa"/>
-              <ns0:end ns0:w="80" ns0:type="dxa"/>
-            </ns0:tcMar>
-            <ns0:shd ns0:fill="172B3A"/>
-          </ns0:tcPr>
-          <ns0:p>
-            <ns0:pPr>
-              <ns0:spacing ns0:before="0" ns0:after="0" ns0:line="252" ns0:lineRule="auto"/>
-              <ns0:jc ns0:val="center"/>
+            <ns0:tcW ns0:type="dxa" ns0:w="4535"/>
+            <ns0:vAlign ns0:val="center"/>
+            <ns0:tcMar>
+              <ns0:top ns0:w="80" ns0:type="dxa"/>
+              <ns0:start ns0:w="80" ns0:type="dxa"/>
+              <ns0:bottom ns0:w="80" ns0:type="dxa"/>
+              <ns0:end ns0:w="80" ns0:type="dxa"/>
+            </ns0:tcMar>
+            <ns0:shd ns0:fill="D9E5F3"/>
+          </ns0:tcPr>
+          <ns0:p>
+            <ns0:pPr>
+              <ns0:spacing ns0:before="0" ns0:after="0" ns0:line="240" ns0:lineRule="auto"/>
+              <ns0:jc ns0:val="left"/>
             </ns0:pPr>
             <ns0:r>
               <ns0:rPr>
@@ -364,19 +395,19 @@
         </ns0:tc>
         <ns0:tc>
           <ns0:tcPr>
-            <ns0:tcW ns0:type="dxa" ns0:w="1368"/>
-            <ns0:vAlign ns0:val="center"/>
-            <ns0:tcMar>
-              <ns0:top ns0:w="70" ns0:type="dxa"/>
-              <ns0:start ns0:w="80" ns0:type="dxa"/>
-              <ns0:bottom ns0:w="70" ns0:type="dxa"/>
-              <ns0:end ns0:w="80" ns0:type="dxa"/>
-            </ns0:tcMar>
-            <ns0:shd ns0:fill="172B3A"/>
-          </ns0:tcPr>
-          <ns0:p>
-            <ns0:pPr>
-              <ns0:spacing ns0:before="0" ns0:after="0" ns0:line="252" ns0:lineRule="auto"/>
+            <ns0:tcW ns0:type="dxa" ns0:w="1531"/>
+            <ns0:vAlign ns0:val="center"/>
+            <ns0:tcMar>
+              <ns0:top ns0:w="80" ns0:type="dxa"/>
+              <ns0:start ns0:w="80" ns0:type="dxa"/>
+              <ns0:bottom ns0:w="80" ns0:type="dxa"/>
+              <ns0:end ns0:w="80" ns0:type="dxa"/>
+            </ns0:tcMar>
+            <ns0:shd ns0:fill="D9E5F3"/>
+          </ns0:tcPr>
+          <ns0:p>
+            <ns0:pPr>
+              <ns0:spacing ns0:before="0" ns0:after="0" ns0:line="240" ns0:lineRule="auto"/>
               <ns0:jc ns0:val="center"/>
             </ns0:pPr>
             <ns0:r>
@@ -392,20 +423,23 @@
         </ns0:tc>
       </ns0:tr>
       <ns0:tr>
-        <ns0:tc>
-          <ns0:tcPr>
-            <ns0:tcW ns0:type="dxa" ns0:w="1008"/>
-            <ns0:vAlign ns0:val="center"/>
-            <ns0:tcMar>
-              <ns0:top ns0:w="70" ns0:type="dxa"/>
-              <ns0:start ns0:w="80" ns0:type="dxa"/>
-              <ns0:bottom ns0:w="70" ns0:type="dxa"/>
-              <ns0:end ns0:w="80" ns0:type="dxa"/>
-            </ns0:tcMar>
-          </ns0:tcPr>
-          <ns0:p>
-            <ns0:pPr>
-              <ns0:spacing ns0:before="0" ns0:after="0" ns0:line="252" ns0:lineRule="auto"/>
+        <ns0:trPr>
+          <ns0:trHeight ns0:hRule="atLeast" ns0:val="442"/>
+        </ns0:trPr>
+        <ns0:tc>
+          <ns0:tcPr>
+            <ns0:tcW ns0:type="dxa" ns0:w="964"/>
+            <ns0:vAlign ns0:val="center"/>
+            <ns0:tcMar>
+              <ns0:top ns0:w="80" ns0:type="dxa"/>
+              <ns0:start ns0:w="80" ns0:type="dxa"/>
+              <ns0:bottom ns0:w="80" ns0:type="dxa"/>
+              <ns0:end ns0:w="80" ns0:type="dxa"/>
+            </ns0:tcMar>
+          </ns0:tcPr>
+          <ns0:p>
+            <ns0:pPr>
+              <ns0:spacing ns0:before="0" ns0:after="0" ns0:line="240" ns0:lineRule="auto"/>
               <ns0:jc ns0:val="center"/>
             </ns0:pPr>
             <ns0:r>
@@ -421,18 +455,18 @@
         </ns0:tc>
         <ns0:tc>
           <ns0:tcPr>
-            <ns0:tcW ns0:type="dxa" ns0:w="1440"/>
-            <ns0:vAlign ns0:val="center"/>
-            <ns0:tcMar>
-              <ns0:top ns0:w="70" ns0:type="dxa"/>
-              <ns0:start ns0:w="80" ns0:type="dxa"/>
-              <ns0:bottom ns0:w="70" ns0:type="dxa"/>
-              <ns0:end ns0:w="80" ns0:type="dxa"/>
-            </ns0:tcMar>
-          </ns0:tcPr>
-          <ns0:p>
-            <ns0:pPr>
-              <ns0:spacing ns0:before="0" ns0:after="0" ns0:line="252" ns0:lineRule="auto"/>
+            <ns0:tcW ns0:type="dxa" ns0:w="1247"/>
+            <ns0:vAlign ns0:val="center"/>
+            <ns0:tcMar>
+              <ns0:top ns0:w="80" ns0:type="dxa"/>
+              <ns0:start ns0:w="80" ns0:type="dxa"/>
+              <ns0:bottom ns0:w="80" ns0:type="dxa"/>
+              <ns0:end ns0:w="80" ns0:type="dxa"/>
+            </ns0:tcMar>
+          </ns0:tcPr>
+          <ns0:p>
+            <ns0:pPr>
+              <ns0:spacing ns0:before="0" ns0:after="0" ns0:line="240" ns0:lineRule="auto"/>
               <ns0:jc ns0:val="center"/>
             </ns0:pPr>
             <ns0:r>
@@ -448,18 +482,18 @@
         </ns0:tc>
         <ns0:tc>
           <ns0:tcPr>
-            <ns0:tcW ns0:type="dxa" ns0:w="1224"/>
-            <ns0:vAlign ns0:val="center"/>
-            <ns0:tcMar>
-              <ns0:top ns0:w="70" ns0:type="dxa"/>
-              <ns0:start ns0:w="80" ns0:type="dxa"/>
-              <ns0:bottom ns0:w="70" ns0:type="dxa"/>
-              <ns0:end ns0:w="80" ns0:type="dxa"/>
-            </ns0:tcMar>
-          </ns0:tcPr>
-          <ns0:p>
-            <ns0:pPr>
-              <ns0:spacing ns0:before="0" ns0:after="0" ns0:line="252" ns0:lineRule="auto"/>
+            <ns0:tcW ns0:type="dxa" ns0:w="1417"/>
+            <ns0:vAlign ns0:val="center"/>
+            <ns0:tcMar>
+              <ns0:top ns0:w="80" ns0:type="dxa"/>
+              <ns0:start ns0:w="80" ns0:type="dxa"/>
+              <ns0:bottom ns0:w="80" ns0:type="dxa"/>
+              <ns0:end ns0:w="80" ns0:type="dxa"/>
+            </ns0:tcMar>
+          </ns0:tcPr>
+          <ns0:p>
+            <ns0:pPr>
+              <ns0:spacing ns0:before="0" ns0:after="0" ns0:line="240" ns0:lineRule="auto"/>
               <ns0:jc ns0:val="center"/>
             </ns0:pPr>
             <ns0:r>
@@ -475,18 +509,18 @@
         </ns0:tc>
         <ns0:tc>
           <ns0:tcPr>
-            <ns0:tcW ns0:type="dxa" ns0:w="3960"/>
-            <ns0:vAlign ns0:val="center"/>
-            <ns0:tcMar>
-              <ns0:top ns0:w="70" ns0:type="dxa"/>
-              <ns0:start ns0:w="80" ns0:type="dxa"/>
-              <ns0:bottom ns0:w="70" ns0:type="dxa"/>
-              <ns0:end ns0:w="80" ns0:type="dxa"/>
-            </ns0:tcMar>
-          </ns0:tcPr>
-          <ns0:p>
-            <ns0:pPr>
-              <ns0:spacing ns0:before="0" ns0:after="0" ns0:line="252" ns0:lineRule="auto"/>
+            <ns0:tcW ns0:type="dxa" ns0:w="4535"/>
+            <ns0:vAlign ns0:val="center"/>
+            <ns0:tcMar>
+              <ns0:top ns0:w="80" ns0:type="dxa"/>
+              <ns0:start ns0:w="80" ns0:type="dxa"/>
+              <ns0:bottom ns0:w="80" ns0:type="dxa"/>
+              <ns0:end ns0:w="80" ns0:type="dxa"/>
+            </ns0:tcMar>
+          </ns0:tcPr>
+          <ns0:p>
+            <ns0:pPr>
+              <ns0:spacing ns0:before="0" ns0:after="0" ns0:line="240" ns0:lineRule="auto"/>
               <ns0:jc ns0:val="left"/>
             </ns0:pPr>
             <ns0:r>
@@ -502,18 +536,18 @@
         </ns0:tc>
         <ns0:tc>
           <ns0:tcPr>
-            <ns0:tcW ns0:type="dxa" ns0:w="1368"/>
-            <ns0:vAlign ns0:val="center"/>
-            <ns0:tcMar>
-              <ns0:top ns0:w="70" ns0:type="dxa"/>
-              <ns0:start ns0:w="80" ns0:type="dxa"/>
-              <ns0:bottom ns0:w="70" ns0:type="dxa"/>
-              <ns0:end ns0:w="80" ns0:type="dxa"/>
-            </ns0:tcMar>
-          </ns0:tcPr>
-          <ns0:p>
-            <ns0:pPr>
-              <ns0:spacing ns0:before="0" ns0:after="0" ns0:line="252" ns0:lineRule="auto"/>
+            <ns0:tcW ns0:type="dxa" ns0:w="1531"/>
+            <ns0:vAlign ns0:val="center"/>
+            <ns0:tcMar>
+              <ns0:top ns0:w="80" ns0:type="dxa"/>
+              <ns0:start ns0:w="80" ns0:type="dxa"/>
+              <ns0:bottom ns0:w="80" ns0:type="dxa"/>
+              <ns0:end ns0:w="80" ns0:type="dxa"/>
+            </ns0:tcMar>
+          </ns0:tcPr>
+          <ns0:p>
+            <ns0:pPr>
+              <ns0:spacing ns0:before="0" ns0:after="0" ns0:line="240" ns0:lineRule="auto"/>
               <ns0:jc ns0:val="center"/>
             </ns0:pPr>
             <ns0:r>
@@ -529,21 +563,24 @@
         </ns0:tc>
       </ns0:tr>
       <ns0:tr>
-        <ns0:tc>
-          <ns0:tcPr>
-            <ns0:tcW ns0:type="dxa" ns0:w="1008"/>
-            <ns0:vAlign ns0:val="center"/>
-            <ns0:tcMar>
-              <ns0:top ns0:w="70" ns0:type="dxa"/>
-              <ns0:start ns0:w="80" ns0:type="dxa"/>
-              <ns0:bottom ns0:w="70" ns0:type="dxa"/>
-              <ns0:end ns0:w="80" ns0:type="dxa"/>
-            </ns0:tcMar>
-            <ns0:shd ns0:fill="EEF4F9"/>
-          </ns0:tcPr>
-          <ns0:p>
-            <ns0:pPr>
-              <ns0:spacing ns0:before="0" ns0:after="0" ns0:line="252" ns0:lineRule="auto"/>
+        <ns0:trPr>
+          <ns0:trHeight ns0:hRule="atLeast" ns0:val="442"/>
+        </ns0:trPr>
+        <ns0:tc>
+          <ns0:tcPr>
+            <ns0:tcW ns0:type="dxa" ns0:w="964"/>
+            <ns0:vAlign ns0:val="center"/>
+            <ns0:tcMar>
+              <ns0:top ns0:w="80" ns0:type="dxa"/>
+              <ns0:start ns0:w="80" ns0:type="dxa"/>
+              <ns0:bottom ns0:w="80" ns0:type="dxa"/>
+              <ns0:end ns0:w="80" ns0:type="dxa"/>
+            </ns0:tcMar>
+            <ns0:shd ns0:fill="EEF4F9"/>
+          </ns0:tcPr>
+          <ns0:p>
+            <ns0:pPr>
+              <ns0:spacing ns0:before="0" ns0:after="0" ns0:line="240" ns0:lineRule="auto"/>
               <ns0:jc ns0:val="center"/>
             </ns0:pPr>
             <ns0:r>
@@ -559,19 +596,19 @@
         </ns0:tc>
         <ns0:tc>
           <ns0:tcPr>
-            <ns0:tcW ns0:type="dxa" ns0:w="1440"/>
-            <ns0:vAlign ns0:val="center"/>
-            <ns0:tcMar>
-              <ns0:top ns0:w="70" ns0:type="dxa"/>
-              <ns0:start ns0:w="80" ns0:type="dxa"/>
-              <ns0:bottom ns0:w="70" ns0:type="dxa"/>
-              <ns0:end ns0:w="80" ns0:type="dxa"/>
-            </ns0:tcMar>
-            <ns0:shd ns0:fill="EEF4F9"/>
-          </ns0:tcPr>
-          <ns0:p>
-            <ns0:pPr>
-              <ns0:spacing ns0:before="0" ns0:after="0" ns0:line="252" ns0:lineRule="auto"/>
+            <ns0:tcW ns0:type="dxa" ns0:w="1247"/>
+            <ns0:vAlign ns0:val="center"/>
+            <ns0:tcMar>
+              <ns0:top ns0:w="80" ns0:type="dxa"/>
+              <ns0:start ns0:w="80" ns0:type="dxa"/>
+              <ns0:bottom ns0:w="80" ns0:type="dxa"/>
+              <ns0:end ns0:w="80" ns0:type="dxa"/>
+            </ns0:tcMar>
+            <ns0:shd ns0:fill="EEF4F9"/>
+          </ns0:tcPr>
+          <ns0:p>
+            <ns0:pPr>
+              <ns0:spacing ns0:before="0" ns0:after="0" ns0:line="240" ns0:lineRule="auto"/>
               <ns0:jc ns0:val="center"/>
             </ns0:pPr>
             <ns0:r>
@@ -587,19 +624,19 @@
         </ns0:tc>
         <ns0:tc>
           <ns0:tcPr>
-            <ns0:tcW ns0:type="dxa" ns0:w="1224"/>
-            <ns0:vAlign ns0:val="center"/>
-            <ns0:tcMar>
-              <ns0:top ns0:w="70" ns0:type="dxa"/>
-              <ns0:start ns0:w="80" ns0:type="dxa"/>
-              <ns0:bottom ns0:w="70" ns0:type="dxa"/>
-              <ns0:end ns0:w="80" ns0:type="dxa"/>
-            </ns0:tcMar>
-            <ns0:shd ns0:fill="EEF4F9"/>
-          </ns0:tcPr>
-          <ns0:p>
-            <ns0:pPr>
-              <ns0:spacing ns0:before="0" ns0:after="0" ns0:line="252" ns0:lineRule="auto"/>
+            <ns0:tcW ns0:type="dxa" ns0:w="1417"/>
+            <ns0:vAlign ns0:val="center"/>
+            <ns0:tcMar>
+              <ns0:top ns0:w="80" ns0:type="dxa"/>
+              <ns0:start ns0:w="80" ns0:type="dxa"/>
+              <ns0:bottom ns0:w="80" ns0:type="dxa"/>
+              <ns0:end ns0:w="80" ns0:type="dxa"/>
+            </ns0:tcMar>
+            <ns0:shd ns0:fill="EEF4F9"/>
+          </ns0:tcPr>
+          <ns0:p>
+            <ns0:pPr>
+              <ns0:spacing ns0:before="0" ns0:after="0" ns0:line="240" ns0:lineRule="auto"/>
               <ns0:jc ns0:val="center"/>
             </ns0:pPr>
             <ns0:r>
@@ -615,19 +652,19 @@
         </ns0:tc>
         <ns0:tc>
           <ns0:tcPr>
-            <ns0:tcW ns0:type="dxa" ns0:w="3960"/>
-            <ns0:vAlign ns0:val="center"/>
-            <ns0:tcMar>
-              <ns0:top ns0:w="70" ns0:type="dxa"/>
-              <ns0:start ns0:w="80" ns0:type="dxa"/>
-              <ns0:bottom ns0:w="70" ns0:type="dxa"/>
-              <ns0:end ns0:w="80" ns0:type="dxa"/>
-            </ns0:tcMar>
-            <ns0:shd ns0:fill="EEF4F9"/>
-          </ns0:tcPr>
-          <ns0:p>
-            <ns0:pPr>
-              <ns0:spacing ns0:before="0" ns0:after="0" ns0:line="252" ns0:lineRule="auto"/>
+            <ns0:tcW ns0:type="dxa" ns0:w="4535"/>
+            <ns0:vAlign ns0:val="center"/>
+            <ns0:tcMar>
+              <ns0:top ns0:w="80" ns0:type="dxa"/>
+              <ns0:start ns0:w="80" ns0:type="dxa"/>
+              <ns0:bottom ns0:w="80" ns0:type="dxa"/>
+              <ns0:end ns0:w="80" ns0:type="dxa"/>
+            </ns0:tcMar>
+            <ns0:shd ns0:fill="EEF4F9"/>
+          </ns0:tcPr>
+          <ns0:p>
+            <ns0:pPr>
+              <ns0:spacing ns0:before="0" ns0:after="0" ns0:line="240" ns0:lineRule="auto"/>
               <ns0:jc ns0:val="left"/>
             </ns0:pPr>
             <ns0:r>
@@ -643,19 +680,19 @@
         </ns0:tc>
         <ns0:tc>
           <ns0:tcPr>
-            <ns0:tcW ns0:type="dxa" ns0:w="1368"/>
-            <ns0:vAlign ns0:val="center"/>
-            <ns0:tcMar>
-              <ns0:top ns0:w="70" ns0:type="dxa"/>
-              <ns0:start ns0:w="80" ns0:type="dxa"/>
-              <ns0:bottom ns0:w="70" ns0:type="dxa"/>
-              <ns0:end ns0:w="80" ns0:type="dxa"/>
-            </ns0:tcMar>
-            <ns0:shd ns0:fill="EEF4F9"/>
-          </ns0:tcPr>
-          <ns0:p>
-            <ns0:pPr>
-              <ns0:spacing ns0:before="0" ns0:after="0" ns0:line="252" ns0:lineRule="auto"/>
+            <ns0:tcW ns0:type="dxa" ns0:w="1531"/>
+            <ns0:vAlign ns0:val="center"/>
+            <ns0:tcMar>
+              <ns0:top ns0:w="80" ns0:type="dxa"/>
+              <ns0:start ns0:w="80" ns0:type="dxa"/>
+              <ns0:bottom ns0:w="80" ns0:type="dxa"/>
+              <ns0:end ns0:w="80" ns0:type="dxa"/>
+            </ns0:tcMar>
+            <ns0:shd ns0:fill="EEF4F9"/>
+          </ns0:tcPr>
+          <ns0:p>
+            <ns0:pPr>
+              <ns0:spacing ns0:before="0" ns0:after="0" ns0:line="240" ns0:lineRule="auto"/>
               <ns0:jc ns0:val="center"/>
             </ns0:pPr>
             <ns0:r>
@@ -671,20 +708,23 @@
         </ns0:tc>
       </ns0:tr>
       <ns0:tr>
-        <ns0:tc>
-          <ns0:tcPr>
-            <ns0:tcW ns0:type="dxa" ns0:w="1008"/>
-            <ns0:vAlign ns0:val="center"/>
-            <ns0:tcMar>
-              <ns0:top ns0:w="70" ns0:type="dxa"/>
-              <ns0:start ns0:w="80" ns0:type="dxa"/>
-              <ns0:bottom ns0:w="70" ns0:type="dxa"/>
-              <ns0:end ns0:w="80" ns0:type="dxa"/>
-            </ns0:tcMar>
-          </ns0:tcPr>
-          <ns0:p>
-            <ns0:pPr>
-              <ns0:spacing ns0:before="0" ns0:after="0" ns0:line="252" ns0:lineRule="auto"/>
+        <ns0:trPr>
+          <ns0:trHeight ns0:hRule="atLeast" ns0:val="442"/>
+        </ns0:trPr>
+        <ns0:tc>
+          <ns0:tcPr>
+            <ns0:tcW ns0:type="dxa" ns0:w="964"/>
+            <ns0:vAlign ns0:val="center"/>
+            <ns0:tcMar>
+              <ns0:top ns0:w="80" ns0:type="dxa"/>
+              <ns0:start ns0:w="80" ns0:type="dxa"/>
+              <ns0:bottom ns0:w="80" ns0:type="dxa"/>
+              <ns0:end ns0:w="80" ns0:type="dxa"/>
+            </ns0:tcMar>
+          </ns0:tcPr>
+          <ns0:p>
+            <ns0:pPr>
+              <ns0:spacing ns0:before="0" ns0:after="0" ns0:line="240" ns0:lineRule="auto"/>
               <ns0:jc ns0:val="center"/>
             </ns0:pPr>
             <ns0:r>
@@ -700,18 +740,18 @@
         </ns0:tc>
         <ns0:tc>
           <ns0:tcPr>
-            <ns0:tcW ns0:type="dxa" ns0:w="1440"/>
-            <ns0:vAlign ns0:val="center"/>
-            <ns0:tcMar>
-              <ns0:top ns0:w="70" ns0:type="dxa"/>
-              <ns0:start ns0:w="80" ns0:type="dxa"/>
-              <ns0:bottom ns0:w="70" ns0:type="dxa"/>
-              <ns0:end ns0:w="80" ns0:type="dxa"/>
-            </ns0:tcMar>
-          </ns0:tcPr>
-          <ns0:p>
-            <ns0:pPr>
-              <ns0:spacing ns0:before="0" ns0:after="0" ns0:line="252" ns0:lineRule="auto"/>
+            <ns0:tcW ns0:type="dxa" ns0:w="1247"/>
+            <ns0:vAlign ns0:val="center"/>
+            <ns0:tcMar>
+              <ns0:top ns0:w="80" ns0:type="dxa"/>
+              <ns0:start ns0:w="80" ns0:type="dxa"/>
+              <ns0:bottom ns0:w="80" ns0:type="dxa"/>
+              <ns0:end ns0:w="80" ns0:type="dxa"/>
+            </ns0:tcMar>
+          </ns0:tcPr>
+          <ns0:p>
+            <ns0:pPr>
+              <ns0:spacing ns0:before="0" ns0:after="0" ns0:line="240" ns0:lineRule="auto"/>
               <ns0:jc ns0:val="center"/>
             </ns0:pPr>
             <ns0:r>
@@ -727,18 +767,18 @@
         </ns0:tc>
         <ns0:tc>
           <ns0:tcPr>
-            <ns0:tcW ns0:type="dxa" ns0:w="1224"/>
-            <ns0:vAlign ns0:val="center"/>
-            <ns0:tcMar>
-              <ns0:top ns0:w="70" ns0:type="dxa"/>
-              <ns0:start ns0:w="80" ns0:type="dxa"/>
-              <ns0:bottom ns0:w="70" ns0:type="dxa"/>
-              <ns0:end ns0:w="80" ns0:type="dxa"/>
-            </ns0:tcMar>
-          </ns0:tcPr>
-          <ns0:p>
-            <ns0:pPr>
-              <ns0:spacing ns0:before="0" ns0:after="0" ns0:line="252" ns0:lineRule="auto"/>
+            <ns0:tcW ns0:type="dxa" ns0:w="1417"/>
+            <ns0:vAlign ns0:val="center"/>
+            <ns0:tcMar>
+              <ns0:top ns0:w="80" ns0:type="dxa"/>
+              <ns0:start ns0:w="80" ns0:type="dxa"/>
+              <ns0:bottom ns0:w="80" ns0:type="dxa"/>
+              <ns0:end ns0:w="80" ns0:type="dxa"/>
+            </ns0:tcMar>
+          </ns0:tcPr>
+          <ns0:p>
+            <ns0:pPr>
+              <ns0:spacing ns0:before="0" ns0:after="0" ns0:line="240" ns0:lineRule="auto"/>
               <ns0:jc ns0:val="center"/>
             </ns0:pPr>
             <ns0:r>
@@ -754,18 +794,18 @@
         </ns0:tc>
         <ns0:tc>
           <ns0:tcPr>
-            <ns0:tcW ns0:type="dxa" ns0:w="3960"/>
-            <ns0:vAlign ns0:val="center"/>
-            <ns0:tcMar>
-              <ns0:top ns0:w="70" ns0:type="dxa"/>
-              <ns0:start ns0:w="80" ns0:type="dxa"/>
-              <ns0:bottom ns0:w="70" ns0:type="dxa"/>
-              <ns0:end ns0:w="80" ns0:type="dxa"/>
-            </ns0:tcMar>
-          </ns0:tcPr>
-          <ns0:p>
-            <ns0:pPr>
-              <ns0:spacing ns0:before="0" ns0:after="0" ns0:line="252" ns0:lineRule="auto"/>
+            <ns0:tcW ns0:type="dxa" ns0:w="4535"/>
+            <ns0:vAlign ns0:val="center"/>
+            <ns0:tcMar>
+              <ns0:top ns0:w="80" ns0:type="dxa"/>
+              <ns0:start ns0:w="80" ns0:type="dxa"/>
+              <ns0:bottom ns0:w="80" ns0:type="dxa"/>
+              <ns0:end ns0:w="80" ns0:type="dxa"/>
+            </ns0:tcMar>
+          </ns0:tcPr>
+          <ns0:p>
+            <ns0:pPr>
+              <ns0:spacing ns0:before="0" ns0:after="0" ns0:line="240" ns0:lineRule="auto"/>
               <ns0:jc ns0:val="left"/>
             </ns0:pPr>
             <ns0:r>
@@ -781,18 +821,18 @@
         </ns0:tc>
         <ns0:tc>
           <ns0:tcPr>
-            <ns0:tcW ns0:type="dxa" ns0:w="1368"/>
-            <ns0:vAlign ns0:val="center"/>
-            <ns0:tcMar>
-              <ns0:top ns0:w="70" ns0:type="dxa"/>
-              <ns0:start ns0:w="80" ns0:type="dxa"/>
-              <ns0:bottom ns0:w="70" ns0:type="dxa"/>
-              <ns0:end ns0:w="80" ns0:type="dxa"/>
-            </ns0:tcMar>
-          </ns0:tcPr>
-          <ns0:p>
-            <ns0:pPr>
-              <ns0:spacing ns0:before="0" ns0:after="0" ns0:line="252" ns0:lineRule="auto"/>
+            <ns0:tcW ns0:type="dxa" ns0:w="1531"/>
+            <ns0:vAlign ns0:val="center"/>
+            <ns0:tcMar>
+              <ns0:top ns0:w="80" ns0:type="dxa"/>
+              <ns0:start ns0:w="80" ns0:type="dxa"/>
+              <ns0:bottom ns0:w="80" ns0:type="dxa"/>
+              <ns0:end ns0:w="80" ns0:type="dxa"/>
+            </ns0:tcMar>
+          </ns0:tcPr>
+          <ns0:p>
+            <ns0:pPr>
+              <ns0:spacing ns0:before="0" ns0:after="0" ns0:line="240" ns0:lineRule="auto"/>
               <ns0:jc ns0:val="center"/>
             </ns0:pPr>
             <ns0:r>
@@ -808,88 +848,406 @@
         </ns0:tc>
       </ns0:tr>
       <ns0:tr>
-        <ns0:tc>
-          <ns0:tcPr>
-            <ns0:tcW ns0:type="dxa" ns0:w="1008"/>
-            <ns0:vAlign ns0:val="center"/>
-            <ns0:tcMar>
-              <ns0:top ns0:w="70" ns0:type="dxa"/>
-              <ns0:start ns0:w="80" ns0:type="dxa"/>
-              <ns0:bottom ns0:w="70" ns0:type="dxa"/>
-              <ns0:end ns0:w="80" ns0:type="dxa"/>
-            </ns0:tcMar>
-          </ns0:tcPr>
-          <ns0:p>
-            <ns0:r>
+        <ns0:trPr>
+          <ns0:trHeight ns0:hRule="atLeast" ns0:val="442"/>
+        </ns0:trPr>
+        <ns0:tc>
+          <ns0:tcPr>
+            <ns0:tcW ns0:type="dxa" ns0:w="964"/>
+            <ns0:vAlign ns0:val="center"/>
+            <ns0:tcMar>
+              <ns0:top ns0:w="80" ns0:type="dxa"/>
+              <ns0:start ns0:w="80" ns0:type="dxa"/>
+              <ns0:bottom ns0:w="80" ns0:type="dxa"/>
+              <ns0:end ns0:w="80" ns0:type="dxa"/>
+            </ns0:tcMar>
+          </ns0:tcPr>
+          <ns0:p>
+            <ns0:pPr>
+              <ns0:spacing ns0:before="0" ns0:after="0" ns0:line="240" ns0:lineRule="auto"/>
+              <ns0:jc ns0:val="center"/>
+            </ns0:pPr>
+            <ns0:r>
+              <ns0:rPr>
+                <ns0:rFonts ns0:ascii="宋体" ns0:hAnsi="宋体" ns0:eastAsia="宋体"/>
+                <ns0:b ns0:val="0"/>
+                <ns0:sz ns0:val="18"/>
+              </ns0:rPr>
               <ns0:t>V1.2</ns0:t>
             </ns0:r>
           </ns0:p>
         </ns0:tc>
         <ns0:tc>
           <ns0:tcPr>
-            <ns0:tcW ns0:type="dxa" ns0:w="1440"/>
-            <ns0:vAlign ns0:val="center"/>
-            <ns0:tcMar>
-              <ns0:top ns0:w="70" ns0:type="dxa"/>
-              <ns0:start ns0:w="80" ns0:type="dxa"/>
-              <ns0:bottom ns0:w="70" ns0:type="dxa"/>
-              <ns0:end ns0:w="80" ns0:type="dxa"/>
-            </ns0:tcMar>
-          </ns0:tcPr>
-          <ns0:p>
-            <ns0:r>
+            <ns0:tcW ns0:type="dxa" ns0:w="1247"/>
+            <ns0:vAlign ns0:val="center"/>
+            <ns0:tcMar>
+              <ns0:top ns0:w="80" ns0:type="dxa"/>
+              <ns0:start ns0:w="80" ns0:type="dxa"/>
+              <ns0:bottom ns0:w="80" ns0:type="dxa"/>
+              <ns0:end ns0:w="80" ns0:type="dxa"/>
+            </ns0:tcMar>
+          </ns0:tcPr>
+          <ns0:p>
+            <ns0:pPr>
+              <ns0:spacing ns0:before="0" ns0:after="0" ns0:line="240" ns0:lineRule="auto"/>
+              <ns0:jc ns0:val="center"/>
+            </ns0:pPr>
+            <ns0:r>
+              <ns0:rPr>
+                <ns0:rFonts ns0:ascii="宋体" ns0:hAnsi="宋体" ns0:eastAsia="宋体"/>
+                <ns0:b ns0:val="0"/>
+                <ns0:sz ns0:val="18"/>
+              </ns0:rPr>
               <ns0:t>2026-09-11</ns0:t>
             </ns0:r>
           </ns0:p>
         </ns0:tc>
         <ns0:tc>
           <ns0:tcPr>
-            <ns0:tcW ns0:type="dxa" ns0:w="1224"/>
-            <ns0:vAlign ns0:val="center"/>
-            <ns0:tcMar>
-              <ns0:top ns0:w="70" ns0:type="dxa"/>
-              <ns0:start ns0:w="80" ns0:type="dxa"/>
-              <ns0:bottom ns0:w="70" ns0:type="dxa"/>
-              <ns0:end ns0:w="80" ns0:type="dxa"/>
-            </ns0:tcMar>
-          </ns0:tcPr>
-          <ns0:p>
-            <ns0:r>
+            <ns0:tcW ns0:type="dxa" ns0:w="1417"/>
+            <ns0:vAlign ns0:val="center"/>
+            <ns0:tcMar>
+              <ns0:top ns0:w="80" ns0:type="dxa"/>
+              <ns0:start ns0:w="80" ns0:type="dxa"/>
+              <ns0:bottom ns0:w="80" ns0:type="dxa"/>
+              <ns0:end ns0:w="80" ns0:type="dxa"/>
+            </ns0:tcMar>
+          </ns0:tcPr>
+          <ns0:p>
+            <ns0:pPr>
+              <ns0:spacing ns0:before="0" ns0:after="0" ns0:line="240" ns0:lineRule="auto"/>
+              <ns0:jc ns0:val="center"/>
+            </ns0:pPr>
+            <ns0:r>
+              <ns0:rPr>
+                <ns0:rFonts ns0:ascii="宋体" ns0:hAnsi="宋体" ns0:eastAsia="宋体"/>
+                <ns0:b ns0:val="0"/>
+                <ns0:sz ns0:val="18"/>
+              </ns0:rPr>
               <ns0:t>第2—3章</ns0:t>
             </ns0:r>
           </ns0:p>
         </ns0:tc>
         <ns0:tc>
           <ns0:tcPr>
-            <ns0:tcW ns0:type="dxa" ns0:w="3960"/>
-            <ns0:vAlign ns0:val="center"/>
-            <ns0:tcMar>
-              <ns0:top ns0:w="70" ns0:type="dxa"/>
-              <ns0:start ns0:w="80" ns0:type="dxa"/>
-              <ns0:bottom ns0:w="70" ns0:type="dxa"/>
-              <ns0:end ns0:w="80" ns0:type="dxa"/>
-            </ns0:tcMar>
-          </ns0:tcPr>
-          <ns0:p>
-            <ns0:r>
+            <ns0:tcW ns0:type="dxa" ns0:w="4535"/>
+            <ns0:vAlign ns0:val="center"/>
+            <ns0:tcMar>
+              <ns0:top ns0:w="80" ns0:type="dxa"/>
+              <ns0:start ns0:w="80" ns0:type="dxa"/>
+              <ns0:bottom ns0:w="80" ns0:type="dxa"/>
+              <ns0:end ns0:w="80" ns0:type="dxa"/>
+            </ns0:tcMar>
+          </ns0:tcPr>
+          <ns0:p>
+            <ns0:pPr>
+              <ns0:spacing ns0:before="0" ns0:after="0" ns0:line="240" ns0:lineRule="auto"/>
+              <ns0:jc ns0:val="left"/>
+            </ns0:pPr>
+            <ns0:r>
+              <ns0:rPr>
+                <ns0:rFonts ns0:ascii="宋体" ns0:hAnsi="宋体" ns0:eastAsia="宋体"/>
+                <ns0:b ns0:val="0"/>
+                <ns0:sz ns0:val="18"/>
+              </ns0:rPr>
               <ns0:t>按任俊强复验意见明确W17培训与首周连续监测并行，修复异常空白页，待任俊强再复验。</ns0:t>
             </ns0:r>
           </ns0:p>
         </ns0:tc>
         <ns0:tc>
           <ns0:tcPr>
-            <ns0:tcW ns0:type="dxa" ns0:w="1368"/>
-            <ns0:vAlign ns0:val="center"/>
-            <ns0:tcMar>
-              <ns0:top ns0:w="70" ns0:type="dxa"/>
-              <ns0:start ns0:w="80" ns0:type="dxa"/>
-              <ns0:bottom ns0:w="70" ns0:type="dxa"/>
-              <ns0:end ns0:w="80" ns0:type="dxa"/>
-            </ns0:tcMar>
-          </ns0:tcPr>
-          <ns0:p>
-            <ns0:r>
-              <ns0:t>成员何思源</ns0:t>
+            <ns0:tcW ns0:type="dxa" ns0:w="1531"/>
+            <ns0:vAlign ns0:val="center"/>
+            <ns0:tcMar>
+              <ns0:top ns0:w="80" ns0:type="dxa"/>
+              <ns0:start ns0:w="80" ns0:type="dxa"/>
+              <ns0:bottom ns0:w="80" ns0:type="dxa"/>
+              <ns0:end ns0:w="80" ns0:type="dxa"/>
+            </ns0:tcMar>
+          </ns0:tcPr>
+          <ns0:p>
+            <ns0:pPr>
+              <ns0:spacing ns0:before="0" ns0:after="0" ns0:line="240" ns0:lineRule="auto"/>
+              <ns0:jc ns0:val="center"/>
+            </ns0:pPr>
+            <ns0:r>
+              <ns0:rPr>
+                <ns0:rFonts ns0:ascii="宋体" ns0:hAnsi="宋体" ns0:eastAsia="宋体"/>
+                <ns0:b ns0:val="0"/>
+                <ns0:sz ns0:val="18"/>
+              </ns0:rPr>
+              <ns0:t>何思源</ns0:t>
+            </ns0:r>
+          </ns0:p>
+        </ns0:tc>
+      </ns0:tr>
+      <ns0:tr>
+        <ns0:trPr>
+          <ns0:trHeight ns0:hRule="atLeast" ns0:val="442"/>
+        </ns0:trPr>
+        <ns0:tc>
+          <ns0:tcPr>
+            <ns0:tcW ns0:type="dxa" ns0:w="964"/>
+            <ns0:tcMar>
+              <ns0:top ns0:w="80" ns0:type="dxa"/>
+              <ns0:start ns0:w="80" ns0:type="dxa"/>
+              <ns0:bottom ns0:w="80" ns0:type="dxa"/>
+              <ns0:end ns0:w="80" ns0:type="dxa"/>
+            </ns0:tcMar>
+            <ns0:vAlign ns0:val="center"/>
+          </ns0:tcPr>
+          <ns0:p>
+            <ns0:pPr>
+              <ns0:spacing ns0:before="0" ns0:after="0" ns0:line="240" ns0:lineRule="auto"/>
+              <ns0:jc ns0:val="center"/>
+            </ns0:pPr>
+            <ns0:r>
+              <ns0:rPr>
+                <ns0:rFonts ns0:ascii="宋体" ns0:hAnsi="宋体" ns0:eastAsia="宋体"/>
+                <ns0:b ns0:val="0"/>
+                <ns0:sz ns0:val="18"/>
+              </ns0:rPr>
+              <ns0:t>V1.3</ns0:t>
+            </ns0:r>
+          </ns0:p>
+        </ns0:tc>
+        <ns0:tc>
+          <ns0:tcPr>
+            <ns0:tcW ns0:type="dxa" ns0:w="1247"/>
+            <ns0:tcMar>
+              <ns0:top ns0:w="80" ns0:type="dxa"/>
+              <ns0:start ns0:w="80" ns0:type="dxa"/>
+              <ns0:bottom ns0:w="80" ns0:type="dxa"/>
+              <ns0:end ns0:w="80" ns0:type="dxa"/>
+            </ns0:tcMar>
+            <ns0:vAlign ns0:val="center"/>
+          </ns0:tcPr>
+          <ns0:p>
+            <ns0:pPr>
+              <ns0:spacing ns0:before="0" ns0:after="0" ns0:line="240" ns0:lineRule="auto"/>
+              <ns0:jc ns0:val="center"/>
+            </ns0:pPr>
+            <ns0:r>
+              <ns0:rPr>
+                <ns0:rFonts ns0:ascii="宋体" ns0:hAnsi="宋体" ns0:eastAsia="宋体"/>
+                <ns0:b ns0:val="0"/>
+                <ns0:sz ns0:val="18"/>
+              </ns0:rPr>
+              <ns0:t>2026-09-13</ns0:t>
+            </ns0:r>
+          </ns0:p>
+        </ns0:tc>
+        <ns0:tc>
+          <ns0:tcPr>
+            <ns0:tcW ns0:type="dxa" ns0:w="1417"/>
+            <ns0:tcMar>
+              <ns0:top ns0:w="80" ns0:type="dxa"/>
+              <ns0:start ns0:w="80" ns0:type="dxa"/>
+              <ns0:bottom ns0:w="80" ns0:type="dxa"/>
+              <ns0:end ns0:w="80" ns0:type="dxa"/>
+            </ns0:tcMar>
+            <ns0:vAlign ns0:val="center"/>
+          </ns0:tcPr>
+          <ns0:p>
+            <ns0:pPr>
+              <ns0:spacing ns0:before="0" ns0:after="0" ns0:line="240" ns0:lineRule="auto"/>
+              <ns0:jc ns0:val="center"/>
+            </ns0:pPr>
+            <ns0:r>
+              <ns0:rPr>
+                <ns0:rFonts ns0:ascii="宋体" ns0:hAnsi="宋体" ns0:eastAsia="宋体"/>
+                <ns0:b ns0:val="0"/>
+                <ns0:sz ns0:val="18"/>
+              </ns0:rPr>
+              <ns0:t>封面及署名</ns0:t>
+            </ns0:r>
+          </ns0:p>
+        </ns0:tc>
+        <ns0:tc>
+          <ns0:tcPr>
+            <ns0:tcW ns0:type="dxa" ns0:w="4535"/>
+            <ns0:tcMar>
+              <ns0:top ns0:w="80" ns0:type="dxa"/>
+              <ns0:start ns0:w="80" ns0:type="dxa"/>
+              <ns0:bottom ns0:w="80" ns0:type="dxa"/>
+              <ns0:end ns0:w="80" ns0:type="dxa"/>
+            </ns0:tcMar>
+            <ns0:vAlign ns0:val="center"/>
+          </ns0:tcPr>
+          <ns0:p>
+            <ns0:pPr>
+              <ns0:spacing ns0:before="0" ns0:after="0" ns0:line="240" ns0:lineRule="auto"/>
+              <ns0:jc ns0:val="left"/>
+            </ns0:pPr>
+            <ns0:r>
+              <ns0:rPr>
+                <ns0:rFonts ns0:ascii="宋体" ns0:hAnsi="宋体" ns0:eastAsia="宋体"/>
+                <ns0:b ns0:val="0"/>
+                <ns0:sz ns0:val="18"/>
+              </ns0:rPr>
+              <ns0:t>完成正式交付物实名化和首轮格式规范化。</ns0:t>
+            </ns0:r>
+          </ns0:p>
+        </ns0:tc>
+        <ns0:tc>
+          <ns0:tcPr>
+            <ns0:tcW ns0:type="dxa" ns0:w="1531"/>
+            <ns0:tcMar>
+              <ns0:top ns0:w="80" ns0:type="dxa"/>
+              <ns0:start ns0:w="80" ns0:type="dxa"/>
+              <ns0:bottom ns0:w="80" ns0:type="dxa"/>
+              <ns0:end ns0:w="80" ns0:type="dxa"/>
+            </ns0:tcMar>
+            <ns0:vAlign ns0:val="center"/>
+          </ns0:tcPr>
+          <ns0:p>
+            <ns0:pPr>
+              <ns0:spacing ns0:before="0" ns0:after="0" ns0:line="240" ns0:lineRule="auto"/>
+              <ns0:jc ns0:val="center"/>
+            </ns0:pPr>
+            <ns0:r>
+              <ns0:rPr>
+                <ns0:rFonts ns0:ascii="宋体" ns0:hAnsi="宋体" ns0:eastAsia="宋体"/>
+                <ns0:b ns0:val="0"/>
+                <ns0:sz ns0:val="18"/>
+              </ns0:rPr>
+              <ns0:t>何思源</ns0:t>
+            </ns0:r>
+          </ns0:p>
+        </ns0:tc>
+      </ns0:tr>
+      <ns0:tr>
+        <ns0:trPr>
+          <ns0:trHeight ns0:hRule="atLeast" ns0:val="442"/>
+        </ns0:trPr>
+        <ns0:tc>
+          <ns0:tcPr>
+            <ns0:tcW ns0:type="dxa" ns0:w="964"/>
+            <ns0:tcMar>
+              <ns0:top ns0:w="80" ns0:type="dxa"/>
+              <ns0:start ns0:w="80" ns0:type="dxa"/>
+              <ns0:bottom ns0:w="80" ns0:type="dxa"/>
+              <ns0:end ns0:w="80" ns0:type="dxa"/>
+            </ns0:tcMar>
+            <ns0:vAlign ns0:val="center"/>
+          </ns0:tcPr>
+          <ns0:p>
+            <ns0:pPr>
+              <ns0:spacing ns0:before="0" ns0:after="0" ns0:line="240" ns0:lineRule="auto"/>
+              <ns0:jc ns0:val="center"/>
+            </ns0:pPr>
+            <ns0:r>
+              <ns0:rPr>
+                <ns0:rFonts ns0:ascii="宋体" ns0:hAnsi="宋体" ns0:eastAsia="宋体"/>
+                <ns0:b ns0:val="0"/>
+                <ns0:sz ns0:val="18"/>
+              </ns0:rPr>
+              <ns0:t>V1.4</ns0:t>
+            </ns0:r>
+          </ns0:p>
+        </ns0:tc>
+        <ns0:tc>
+          <ns0:tcPr>
+            <ns0:tcW ns0:type="dxa" ns0:w="1247"/>
+            <ns0:tcMar>
+              <ns0:top ns0:w="80" ns0:type="dxa"/>
+              <ns0:start ns0:w="80" ns0:type="dxa"/>
+              <ns0:bottom ns0:w="80" ns0:type="dxa"/>
+              <ns0:end ns0:w="80" ns0:type="dxa"/>
+            </ns0:tcMar>
+            <ns0:vAlign ns0:val="center"/>
+          </ns0:tcPr>
+          <ns0:p>
+            <ns0:pPr>
+              <ns0:spacing ns0:before="0" ns0:after="0" ns0:line="240" ns0:lineRule="auto"/>
+              <ns0:jc ns0:val="center"/>
+            </ns0:pPr>
+            <ns0:r>
+              <ns0:rPr>
+                <ns0:rFonts ns0:ascii="宋体" ns0:hAnsi="宋体" ns0:eastAsia="宋体"/>
+                <ns0:b ns0:val="0"/>
+                <ns0:sz ns0:val="18"/>
+              </ns0:rPr>
+              <ns0:t>2026-09-13</ns0:t>
+            </ns0:r>
+          </ns0:p>
+        </ns0:tc>
+        <ns0:tc>
+          <ns0:tcPr>
+            <ns0:tcW ns0:type="dxa" ns0:w="1417"/>
+            <ns0:tcMar>
+              <ns0:top ns0:w="80" ns0:type="dxa"/>
+              <ns0:start ns0:w="80" ns0:type="dxa"/>
+              <ns0:bottom ns0:w="80" ns0:type="dxa"/>
+              <ns0:end ns0:w="80" ns0:type="dxa"/>
+            </ns0:tcMar>
+            <ns0:vAlign ns0:val="center"/>
+          </ns0:tcPr>
+          <ns0:p>
+            <ns0:pPr>
+              <ns0:spacing ns0:before="0" ns0:after="0" ns0:line="240" ns0:lineRule="auto"/>
+              <ns0:jc ns0:val="center"/>
+            </ns0:pPr>
+            <ns0:r>
+              <ns0:rPr>
+                <ns0:rFonts ns0:ascii="宋体" ns0:hAnsi="宋体" ns0:eastAsia="宋体"/>
+                <ns0:b ns0:val="0"/>
+                <ns0:sz ns0:val="18"/>
+              </ns0:rPr>
+              <ns0:t>版式与修订记录</ns0:t>
+            </ns0:r>
+          </ns0:p>
+        </ns0:tc>
+        <ns0:tc>
+          <ns0:tcPr>
+            <ns0:tcW ns0:type="dxa" ns0:w="4535"/>
+            <ns0:tcMar>
+              <ns0:top ns0:w="80" ns0:type="dxa"/>
+              <ns0:start ns0:w="80" ns0:type="dxa"/>
+              <ns0:bottom ns0:w="80" ns0:type="dxa"/>
+              <ns0:end ns0:w="80" ns0:type="dxa"/>
+            </ns0:tcMar>
+            <ns0:vAlign ns0:val="center"/>
+          </ns0:tcPr>
+          <ns0:p>
+            <ns0:pPr>
+              <ns0:spacing ns0:before="0" ns0:after="0" ns0:line="240" ns0:lineRule="auto"/>
+              <ns0:jc ns0:val="left"/>
+            </ns0:pPr>
+            <ns0:r>
+              <ns0:rPr>
+                <ns0:rFonts ns0:ascii="宋体" ns0:hAnsi="宋体" ns0:eastAsia="宋体"/>
+                <ns0:b ns0:val="0"/>
+                <ns0:sz ns0:val="18"/>
+              </ns0:rPr>
+              <ns0:t>按教学样例逐项复核页面、样式、表格及既有 WBS/甘特图。</ns0:t>
+            </ns0:r>
+          </ns0:p>
+        </ns0:tc>
+        <ns0:tc>
+          <ns0:tcPr>
+            <ns0:tcW ns0:type="dxa" ns0:w="1531"/>
+            <ns0:tcMar>
+              <ns0:top ns0:w="80" ns0:type="dxa"/>
+              <ns0:start ns0:w="80" ns0:type="dxa"/>
+              <ns0:bottom ns0:w="80" ns0:type="dxa"/>
+              <ns0:end ns0:w="80" ns0:type="dxa"/>
+            </ns0:tcMar>
+            <ns0:vAlign ns0:val="center"/>
+          </ns0:tcPr>
+          <ns0:p>
+            <ns0:pPr>
+              <ns0:spacing ns0:before="0" ns0:after="0" ns0:line="240" ns0:lineRule="auto"/>
+              <ns0:jc ns0:val="center"/>
+            </ns0:pPr>
+            <ns0:r>
+              <ns0:rPr>
+                <ns0:rFonts ns0:ascii="宋体" ns0:hAnsi="宋体" ns0:eastAsia="宋体"/>
+                <ns0:b ns0:val="0"/>
+                <ns0:sz ns0:val="18"/>
+              </ns0:rPr>
+              <ns0:t>何思源</ns0:t>
             </ns0:r>
           </ns0:p>
         </ns0:tc>
@@ -15258,25 +15616,19 @@
       <ns0:widowControl ns0:val="0"/>
       <ns0:jc ns0:val="both"/>
     </ns0:pPr>
-    <ns0:rPr>
-      <ns0:rFonts ns0:ascii="宋体" ns0:hAnsi="宋体" ns0:eastAsia="宋体"/>
-      <ns0:color ns0:val="000000"/>
-      <ns0:sz ns0:val="24"/>
-    </ns0:rPr>
   </ns0:style>
   <ns0:style ns0:type="paragraph" ns0:styleId="1">
     <ns0:name ns0:val="heading 1"/>
     <ns0:uiPriority ns0:val="9"/>
     <ns0:qFormat/>
+    <ns0:rPr>
+      <ns0:color ns0:val="000000"/>
+      <ns0:sz ns0:val="32"/>
+      <ns0:szCs ns0:val="32"/>
+    </ns0:rPr>
     <ns0:pPr>
       <ns0:outlineLvl ns0:val="0"/>
     </ns0:pPr>
-    <ns0:rPr>
-      <ns0:rFonts ns0:ascii="黑体" ns0:hAnsi="黑体" ns0:eastAsia="黑体"/>
-      <ns0:color ns0:val="000000"/>
-      <ns0:sz ns0:val="30"/>
-      <ns0:szCs ns0:val="32"/>
-    </ns0:rPr>
   </ns0:style>
   <ns0:style ns0:type="paragraph" ns0:styleId="2">
     <ns0:name ns0:val="heading 2"/>
@@ -15284,15 +15636,14 @@
     <ns0:semiHidden/>
     <ns0:unhideWhenUsed/>
     <ns0:qFormat/>
-    <ns0:pPr>
-      <ns0:outlineLvl ns0:val="1"/>
-    </ns0:pPr>
     <ns0:rPr>
-      <ns0:rFonts ns0:ascii="黑体" ns0:hAnsi="黑体" ns0:eastAsia="黑体"/>
       <ns0:color ns0:val="000000"/>
       <ns0:sz ns0:val="26"/>
       <ns0:szCs ns0:val="26"/>
     </ns0:rPr>
+    <ns0:pPr>
+      <ns0:outlineLvl ns0:val="1"/>
+    </ns0:pPr>
   </ns0:style>
   <ns0:style ns0:type="paragraph" ns0:styleId="3">
     <ns0:name ns0:val="heading 3"/>
@@ -15300,14 +15651,14 @@
     <ns0:semiHidden/>
     <ns0:unhideWhenUsed/>
     <ns0:qFormat/>
-    <ns0:pPr>
-      <ns0:outlineLvl ns0:val="2"/>
-    </ns0:pPr>
     <ns0:rPr>
       <ns0:color ns0:val="000000"/>
       <ns0:sz ns0:val="24"/>
       <ns0:szCs ns0:val="24"/>
     </ns0:rPr>
+    <ns0:pPr>
+      <ns0:outlineLvl ns0:val="2"/>
+    </ns0:pPr>
   </ns0:style>
   <ns0:style ns0:type="paragraph" ns0:styleId="4">
     <ns0:name ns0:val="heading 4"/>
@@ -15400,9 +15751,7 @@
     <ns0:name ns0:val="List Paragraph"/>
     <ns0:qFormat/>
     <ns0:rPr>
-      <ns0:rFonts ns0:ascii="宋体" ns0:hAnsi="宋体" ns0:eastAsia="宋体"/>
       <ns0:color ns0:val="000000"/>
-      <ns0:sz ns0:val="24"/>
     </ns0:rPr>
   </ns0:style>
   <ns0:style ns0:type="character" ns0:styleId="a5">

--- a/docs/deliverables/03-项目计划v1（WBS与甘特图）.docx
+++ b/docs/deliverables/03-项目计划v1（WBS与甘特图）.docx
@@ -218,1040 +218,704 @@
       </ns0:r>
     </ns0:p>
     <ns0:tbl>
+      <ns0:tr>
+        <ns0:tc>
+          <ns0:tcPr>
+            <ns0:tcW ns0:w="1020" ns0:type="dxa"/>
+            <ns0:shd ns0:val="clear" ns0:color="auto" ns0:fill="D9E2EC"/>
+          </ns0:tcPr>
+          <ns0:p>
+            <ns0:pPr>
+              <ns0:jc ns0:val="center"/>
+            </ns0:pPr>
+            <ns0:r>
+              <ns0:rPr>
+                <ns0:b/>
+                <ns0:rFonts ns0:eastAsia="黑体"/>
+                <ns0:sz ns0:val="21"/>
+                <ns0:color ns0:val="000000"/>
+              </ns0:rPr>
+              <ns0:t>版本</ns0:t>
+            </ns0:r>
+          </ns0:p>
+        </ns0:tc>
+        <ns0:tc>
+          <ns0:tcPr>
+            <ns0:tcW ns0:w="1474" ns0:type="dxa"/>
+            <ns0:shd ns0:val="clear" ns0:color="auto" ns0:fill="D9E2EC"/>
+          </ns0:tcPr>
+          <ns0:p>
+            <ns0:pPr>
+              <ns0:jc ns0:val="center"/>
+            </ns0:pPr>
+            <ns0:r>
+              <ns0:rPr>
+                <ns0:b/>
+                <ns0:rFonts ns0:eastAsia="黑体"/>
+                <ns0:sz ns0:val="21"/>
+                <ns0:color ns0:val="000000"/>
+              </ns0:rPr>
+              <ns0:t>日期</ns0:t>
+            </ns0:r>
+          </ns0:p>
+        </ns0:tc>
+        <ns0:tc>
+          <ns0:tcPr>
+            <ns0:tcW ns0:w="1814" ns0:type="dxa"/>
+            <ns0:shd ns0:val="clear" ns0:color="auto" ns0:fill="D9E2EC"/>
+          </ns0:tcPr>
+          <ns0:p>
+            <ns0:pPr>
+              <ns0:jc ns0:val="center"/>
+            </ns0:pPr>
+            <ns0:r>
+              <ns0:rPr>
+                <ns0:b/>
+                <ns0:rFonts ns0:eastAsia="黑体"/>
+                <ns0:sz ns0:val="21"/>
+                <ns0:color ns0:val="000000"/>
+              </ns0:rPr>
+              <ns0:t>修订章节</ns0:t>
+            </ns0:r>
+          </ns0:p>
+        </ns0:tc>
+        <ns0:tc>
+          <ns0:tcPr>
+            <ns0:tcW ns0:w="3628" ns0:type="dxa"/>
+            <ns0:shd ns0:val="clear" ns0:color="auto" ns0:fill="D9E2EC"/>
+          </ns0:tcPr>
+          <ns0:p>
+            <ns0:pPr>
+              <ns0:jc ns0:val="center"/>
+            </ns0:pPr>
+            <ns0:r>
+              <ns0:rPr>
+                <ns0:b/>
+                <ns0:rFonts ns0:eastAsia="黑体"/>
+                <ns0:sz ns0:val="21"/>
+                <ns0:color ns0:val="000000"/>
+              </ns0:rPr>
+              <ns0:t>修订说明</ns0:t>
+            </ns0:r>
+          </ns0:p>
+        </ns0:tc>
+        <ns0:tc>
+          <ns0:tcPr>
+            <ns0:tcW ns0:w="1587" ns0:type="dxa"/>
+            <ns0:shd ns0:val="clear" ns0:color="auto" ns0:fill="D9E2EC"/>
+          </ns0:tcPr>
+          <ns0:p>
+            <ns0:pPr>
+              <ns0:jc ns0:val="center"/>
+            </ns0:pPr>
+            <ns0:r>
+              <ns0:rPr>
+                <ns0:b/>
+                <ns0:rFonts ns0:eastAsia="黑体"/>
+                <ns0:sz ns0:val="21"/>
+                <ns0:color ns0:val="000000"/>
+              </ns0:rPr>
+              <ns0:t>编制/修订人</ns0:t>
+            </ns0:r>
+          </ns0:p>
+        </ns0:tc>
+        <ns0:trPr>
+          <ns0:jc ns0:val="center"/>
+        </ns0:trPr>
+      </ns0:tr>
+      <ns0:tr>
+        <ns0:tc>
+          <ns0:tcPr>
+            <ns0:tcW ns0:w="1020" ns0:type="dxa"/>
+          </ns0:tcPr>
+          <ns0:p>
+            <ns0:pPr>
+              <ns0:jc ns0:val="center"/>
+            </ns0:pPr>
+            <ns0:r>
+              <ns0:rPr>
+                <ns0:b ns0:val="0"/>
+                <ns0:rFonts ns0:eastAsia="宋体"/>
+                <ns0:sz ns0:val="21"/>
+                <ns0:color ns0:val="000000"/>
+              </ns0:rPr>
+              <ns0:t>V0.1</ns0:t>
+            </ns0:r>
+          </ns0:p>
+        </ns0:tc>
+        <ns0:tc>
+          <ns0:tcPr>
+            <ns0:tcW ns0:w="1474" ns0:type="dxa"/>
+          </ns0:tcPr>
+          <ns0:p>
+            <ns0:pPr>
+              <ns0:jc ns0:val="center"/>
+            </ns0:pPr>
+            <ns0:r>
+              <ns0:rPr>
+                <ns0:b ns0:val="0"/>
+                <ns0:rFonts ns0:eastAsia="宋体"/>
+                <ns0:sz ns0:val="21"/>
+                <ns0:color ns0:val="000000"/>
+              </ns0:rPr>
+              <ns0:t>2026-09-10</ns0:t>
+            </ns0:r>
+          </ns0:p>
+        </ns0:tc>
+        <ns0:tc>
+          <ns0:tcPr>
+            <ns0:tcW ns0:w="1814" ns0:type="dxa"/>
+          </ns0:tcPr>
+          <ns0:p>
+            <ns0:pPr/>
+            <ns0:r>
+              <ns0:rPr>
+                <ns0:b ns0:val="0"/>
+                <ns0:rFonts ns0:eastAsia="宋体"/>
+                <ns0:sz ns0:val="21"/>
+                <ns0:color ns0:val="000000"/>
+              </ns0:rPr>
+              <ns0:t>全文</ns0:t>
+            </ns0:r>
+          </ns0:p>
+        </ns0:tc>
+        <ns0:tc>
+          <ns0:tcPr>
+            <ns0:tcW ns0:w="3628" ns0:type="dxa"/>
+          </ns0:tcPr>
+          <ns0:p>
+            <ns0:pPr/>
+            <ns0:r>
+              <ns0:rPr>
+                <ns0:b ns0:val="0"/>
+                <ns0:rFonts ns0:eastAsia="宋体"/>
+                <ns0:sz ns0:val="21"/>
+                <ns0:color ns0:val="000000"/>
+              </ns0:rPr>
+              <ns0:t>建立项目计划初步结构。</ns0:t>
+            </ns0:r>
+          </ns0:p>
+        </ns0:tc>
+        <ns0:tc>
+          <ns0:tcPr>
+            <ns0:tcW ns0:w="1587" ns0:type="dxa"/>
+          </ns0:tcPr>
+          <ns0:p>
+            <ns0:pPr>
+              <ns0:jc ns0:val="center"/>
+            </ns0:pPr>
+            <ns0:r>
+              <ns0:rPr>
+                <ns0:b ns0:val="0"/>
+                <ns0:rFonts ns0:eastAsia="宋体"/>
+                <ns0:sz ns0:val="21"/>
+                <ns0:color ns0:val="000000"/>
+              </ns0:rPr>
+              <ns0:t>何思源</ns0:t>
+            </ns0:r>
+          </ns0:p>
+        </ns0:tc>
+        <ns0:trPr>
+          <ns0:jc ns0:val="center"/>
+        </ns0:trPr>
+      </ns0:tr>
+      <ns0:tr>
+        <ns0:tc>
+          <ns0:tcPr>
+            <ns0:tcW ns0:w="1020" ns0:type="dxa"/>
+          </ns0:tcPr>
+          <ns0:p>
+            <ns0:pPr>
+              <ns0:jc ns0:val="center"/>
+            </ns0:pPr>
+            <ns0:r>
+              <ns0:rPr>
+                <ns0:b ns0:val="0"/>
+                <ns0:rFonts ns0:eastAsia="宋体"/>
+                <ns0:sz ns0:val="21"/>
+                <ns0:color ns0:val="000000"/>
+              </ns0:rPr>
+              <ns0:t>V1.0</ns0:t>
+            </ns0:r>
+          </ns0:p>
+        </ns0:tc>
+        <ns0:tc>
+          <ns0:tcPr>
+            <ns0:tcW ns0:w="1474" ns0:type="dxa"/>
+          </ns0:tcPr>
+          <ns0:p>
+            <ns0:pPr>
+              <ns0:jc ns0:val="center"/>
+            </ns0:pPr>
+            <ns0:r>
+              <ns0:rPr>
+                <ns0:b ns0:val="0"/>
+                <ns0:rFonts ns0:eastAsia="宋体"/>
+                <ns0:sz ns0:val="21"/>
+                <ns0:color ns0:val="000000"/>
+              </ns0:rPr>
+              <ns0:t>2026-09-11</ns0:t>
+            </ns0:r>
+          </ns0:p>
+        </ns0:tc>
+        <ns0:tc>
+          <ns0:tcPr>
+            <ns0:tcW ns0:w="1814" ns0:type="dxa"/>
+          </ns0:tcPr>
+          <ns0:p>
+            <ns0:pPr/>
+            <ns0:r>
+              <ns0:rPr>
+                <ns0:b ns0:val="0"/>
+                <ns0:rFonts ns0:eastAsia="宋体"/>
+                <ns0:sz ns0:val="21"/>
+                <ns0:color ns0:val="000000"/>
+              </ns0:rPr>
+              <ns0:t>全文</ns0:t>
+            </ns0:r>
+          </ns0:p>
+        </ns0:tc>
+        <ns0:tc>
+          <ns0:tcPr>
+            <ns0:tcW ns0:w="3628" ns0:type="dxa"/>
+          </ns0:tcPr>
+          <ns0:p>
+            <ns0:pPr/>
+            <ns0:r>
+              <ns0:rPr>
+                <ns0:b ns0:val="0"/>
+                <ns0:rFonts ns0:eastAsia="宋体"/>
+                <ns0:sz ns0:val="21"/>
+                <ns0:color ns0:val="000000"/>
+              </ns0:rPr>
+              <ns0:t>按冻结基线、技术成果及正式 M1—M5 重编 WBS、依赖、甘特图、职责、准出条件与管理安排，提交 任俊强 复核。</ns0:t>
+            </ns0:r>
+          </ns0:p>
+        </ns0:tc>
+        <ns0:tc>
+          <ns0:tcPr>
+            <ns0:tcW ns0:w="1587" ns0:type="dxa"/>
+          </ns0:tcPr>
+          <ns0:p>
+            <ns0:pPr>
+              <ns0:jc ns0:val="center"/>
+            </ns0:pPr>
+            <ns0:r>
+              <ns0:rPr>
+                <ns0:rFonts ns0:ascii="宋体" ns0:hAnsi="宋体" ns0:eastAsia="宋体"/>
+                <ns0:b ns0:val="0"/>
+                <ns0:color ns0:val="000000"/>
+                <ns0:sz ns0:val="18"/>
+              </ns0:rPr>
+              <ns0:t>何思源</ns0:t>
+            </ns0:r>
+          </ns0:p>
+        </ns0:tc>
+        <ns0:trPr>
+          <ns0:jc ns0:val="center"/>
+        </ns0:trPr>
+      </ns0:tr>
+      <ns0:tr>
+        <ns0:tc>
+          <ns0:tcPr>
+            <ns0:tcW ns0:w="1805" ns0:type="dxa"/>
+          </ns0:tcPr>
+          <ns0:p>
+            <ns0:pPr>
+              <ns0:jc ns0:val="center"/>
+            </ns0:pPr>
+            <ns0:r>
+              <ns0:rPr>
+                <ns0:b ns0:val="0"/>
+                <ns0:rFonts ns0:eastAsia="宋体"/>
+                <ns0:sz ns0:val="21"/>
+                <ns0:color ns0:val="000000"/>
+              </ns0:rPr>
+              <ns0:t>V1.1</ns0:t>
+            </ns0:r>
+          </ns0:p>
+        </ns0:tc>
+        <ns0:tc>
+          <ns0:tcPr>
+            <ns0:tcW ns0:w="1805" ns0:type="dxa"/>
+          </ns0:tcPr>
+          <ns0:p>
+            <ns0:pPr>
+              <ns0:jc ns0:val="center"/>
+            </ns0:pPr>
+            <ns0:r>
+              <ns0:rPr>
+                <ns0:b ns0:val="0"/>
+                <ns0:rFonts ns0:eastAsia="宋体"/>
+                <ns0:sz ns0:val="21"/>
+                <ns0:color ns0:val="000000"/>
+              </ns0:rPr>
+              <ns0:t>2026-09-11</ns0:t>
+            </ns0:r>
+          </ns0:p>
+        </ns0:tc>
+        <ns0:tc>
+          <ns0:tcPr>
+            <ns0:tcW ns0:w="1805" ns0:type="dxa"/>
+          </ns0:tcPr>
+          <ns0:p>
+            <ns0:pPr/>
+            <ns0:r>
+              <ns0:rPr>
+                <ns0:b ns0:val="0"/>
+                <ns0:sz ns0:val="21"/>
+                <ns0:color ns0:val="000000"/>
+              </ns0:rPr>
+              <ns0:t>2—6</ns0:t>
+            </ns0:r>
+          </ns0:p>
+        </ns0:tc>
+        <ns0:tc>
+          <ns0:tcPr>
+            <ns0:tcW ns0:w="1805" ns0:type="dxa"/>
+          </ns0:tcPr>
+          <ns0:p>
+            <ns0:pPr/>
+            <ns0:r>
+              <ns0:rPr>
+                <ns0:b ns0:val="0"/>
+                <ns0:rFonts ns0:eastAsia="宋体"/>
+                <ns0:sz ns0:val="21"/>
+                <ns0:color ns0:val="000000"/>
+              </ns0:rPr>
+              <ns0:t>按 任俊强 的 G1-06 Review 补齐四周试运行证据、资源顺序、数据初始化职责、培训/SLA与交付承接，待 任俊强 复验。</ns0:t>
+            </ns0:r>
+          </ns0:p>
+        </ns0:tc>
+        <ns0:tc>
+          <ns0:tcPr>
+            <ns0:tcW ns0:w="1805" ns0:type="dxa"/>
+          </ns0:tcPr>
+          <ns0:p>
+            <ns0:pPr>
+              <ns0:jc ns0:val="center"/>
+            </ns0:pPr>
+            <ns0:r>
+              <ns0:rPr>
+                <ns0:rFonts ns0:ascii="宋体" ns0:hAnsi="宋体" ns0:eastAsia="宋体"/>
+                <ns0:b ns0:val="0"/>
+                <ns0:color ns0:val="000000"/>
+                <ns0:sz ns0:val="18"/>
+              </ns0:rPr>
+              <ns0:t>何思源</ns0:t>
+            </ns0:r>
+          </ns0:p>
+        </ns0:tc>
+        <ns0:trPr>
+          <ns0:jc ns0:val="center"/>
+        </ns0:trPr>
+      </ns0:tr>
+      <ns0:tr>
+        <ns0:tc>
+          <ns0:tcPr>
+            <ns0:tcW ns0:w="1805" ns0:type="dxa"/>
+          </ns0:tcPr>
+          <ns0:p>
+            <ns0:pPr>
+              <ns0:jc ns0:val="center"/>
+            </ns0:pPr>
+            <ns0:r>
+              <ns0:rPr>
+                <ns0:b ns0:val="0"/>
+                <ns0:rFonts ns0:eastAsia="宋体"/>
+                <ns0:sz ns0:val="21"/>
+                <ns0:color ns0:val="000000"/>
+              </ns0:rPr>
+              <ns0:t>V1.2</ns0:t>
+            </ns0:r>
+          </ns0:p>
+        </ns0:tc>
+        <ns0:tc>
+          <ns0:tcPr>
+            <ns0:tcW ns0:w="1805" ns0:type="dxa"/>
+          </ns0:tcPr>
+          <ns0:p>
+            <ns0:pPr>
+              <ns0:jc ns0:val="center"/>
+            </ns0:pPr>
+            <ns0:r>
+              <ns0:rPr>
+                <ns0:b ns0:val="0"/>
+                <ns0:rFonts ns0:eastAsia="宋体"/>
+                <ns0:sz ns0:val="21"/>
+                <ns0:color ns0:val="000000"/>
+              </ns0:rPr>
+              <ns0:t>2026-09-11</ns0:t>
+            </ns0:r>
+          </ns0:p>
+        </ns0:tc>
+        <ns0:tc>
+          <ns0:tcPr>
+            <ns0:tcW ns0:w="1805" ns0:type="dxa"/>
+          </ns0:tcPr>
+          <ns0:p>
+            <ns0:pPr/>
+            <ns0:r>
+              <ns0:rPr>
+                <ns0:b ns0:val="0"/>
+                <ns0:sz ns0:val="21"/>
+                <ns0:color ns0:val="000000"/>
+              </ns0:rPr>
+              <ns0:t>第2—3章</ns0:t>
+            </ns0:r>
+          </ns0:p>
+        </ns0:tc>
+        <ns0:tc>
+          <ns0:tcPr>
+            <ns0:tcW ns0:w="1805" ns0:type="dxa"/>
+          </ns0:tcPr>
+          <ns0:p>
+            <ns0:pPr/>
+            <ns0:r>
+              <ns0:rPr>
+                <ns0:b ns0:val="0"/>
+                <ns0:rFonts ns0:eastAsia="宋体"/>
+                <ns0:sz ns0:val="21"/>
+                <ns0:color ns0:val="000000"/>
+              </ns0:rPr>
+              <ns0:t>按任俊强复验意见明确W17培训与首周连续监测并行，修复异常空白页，待任俊强再复验。</ns0:t>
+            </ns0:r>
+          </ns0:p>
+        </ns0:tc>
+        <ns0:tc>
+          <ns0:tcPr>
+            <ns0:tcW ns0:w="1805" ns0:type="dxa"/>
+          </ns0:tcPr>
+          <ns0:p>
+            <ns0:pPr>
+              <ns0:jc ns0:val="center"/>
+            </ns0:pPr>
+            <ns0:r>
+              <ns0:rPr>
+                <ns0:rFonts ns0:ascii="宋体" ns0:hAnsi="宋体" ns0:eastAsia="宋体"/>
+                <ns0:b ns0:val="0"/>
+                <ns0:sz ns0:val="18"/>
+              </ns0:rPr>
+              <ns0:t>何思源</ns0:t>
+            </ns0:r>
+          </ns0:p>
+        </ns0:tc>
+        <ns0:trPr>
+          <ns0:jc ns0:val="center"/>
+        </ns0:trPr>
+      </ns0:tr>
+      <ns0:tr>
+        <ns0:tc>
+          <ns0:tcPr>
+            <ns0:tcW ns0:w="1805" ns0:type="dxa"/>
+          </ns0:tcPr>
+          <ns0:p>
+            <ns0:pPr>
+              <ns0:jc ns0:val="center"/>
+            </ns0:pPr>
+            <ns0:r>
+              <ns0:rPr>
+                <ns0:b ns0:val="0"/>
+                <ns0:rFonts ns0:eastAsia="宋体"/>
+                <ns0:sz ns0:val="21"/>
+                <ns0:color ns0:val="000000"/>
+              </ns0:rPr>
+              <ns0:t>V1.3</ns0:t>
+            </ns0:r>
+          </ns0:p>
+        </ns0:tc>
+        <ns0:tc>
+          <ns0:tcPr>
+            <ns0:tcW ns0:w="1805" ns0:type="dxa"/>
+          </ns0:tcPr>
+          <ns0:p>
+            <ns0:pPr>
+              <ns0:jc ns0:val="center"/>
+            </ns0:pPr>
+            <ns0:r>
+              <ns0:rPr>
+                <ns0:b ns0:val="0"/>
+                <ns0:rFonts ns0:eastAsia="宋体"/>
+                <ns0:sz ns0:val="21"/>
+                <ns0:color ns0:val="000000"/>
+              </ns0:rPr>
+              <ns0:t>2026-09-13</ns0:t>
+            </ns0:r>
+          </ns0:p>
+        </ns0:tc>
+        <ns0:tc>
+          <ns0:tcPr>
+            <ns0:tcW ns0:w="1805" ns0:type="dxa"/>
+          </ns0:tcPr>
+          <ns0:p>
+            <ns0:pPr/>
+            <ns0:r>
+              <ns0:rPr>
+                <ns0:b ns0:val="0"/>
+                <ns0:sz ns0:val="21"/>
+                <ns0:color ns0:val="000000"/>
+              </ns0:rPr>
+              <ns0:t>封面及署名</ns0:t>
+            </ns0:r>
+          </ns0:p>
+        </ns0:tc>
+        <ns0:tc>
+          <ns0:tcPr>
+            <ns0:tcW ns0:w="1805" ns0:type="dxa"/>
+          </ns0:tcPr>
+          <ns0:p>
+            <ns0:pPr/>
+            <ns0:r>
+              <ns0:rPr>
+                <ns0:b ns0:val="0"/>
+                <ns0:rFonts ns0:eastAsia="宋体"/>
+                <ns0:sz ns0:val="21"/>
+                <ns0:color ns0:val="000000"/>
+              </ns0:rPr>
+              <ns0:t>完成正式交付物实名化和首轮格式规范化。</ns0:t>
+            </ns0:r>
+          </ns0:p>
+        </ns0:tc>
+        <ns0:tc>
+          <ns0:tcPr>
+            <ns0:tcW ns0:w="1805" ns0:type="dxa"/>
+          </ns0:tcPr>
+          <ns0:p>
+            <ns0:pPr>
+              <ns0:jc ns0:val="center"/>
+            </ns0:pPr>
+            <ns0:r>
+              <ns0:rPr>
+                <ns0:rFonts ns0:ascii="宋体" ns0:hAnsi="宋体" ns0:eastAsia="宋体"/>
+                <ns0:b ns0:val="0"/>
+                <ns0:sz ns0:val="18"/>
+              </ns0:rPr>
+              <ns0:t>何思源</ns0:t>
+            </ns0:r>
+          </ns0:p>
+        </ns0:tc>
+        <ns0:trPr>
+          <ns0:jc ns0:val="center"/>
+        </ns0:trPr>
+      </ns0:tr>
+      <ns0:tr>
+        <ns0:tc>
+          <ns0:tcPr>
+            <ns0:tcW ns0:w="1805" ns0:type="dxa"/>
+          </ns0:tcPr>
+          <ns0:p>
+            <ns0:pPr>
+              <ns0:jc ns0:val="center"/>
+            </ns0:pPr>
+            <ns0:r>
+              <ns0:rPr>
+                <ns0:b ns0:val="0"/>
+                <ns0:rFonts ns0:eastAsia="宋体"/>
+                <ns0:sz ns0:val="21"/>
+                <ns0:color ns0:val="000000"/>
+              </ns0:rPr>
+              <ns0:t>V1.4</ns0:t>
+            </ns0:r>
+          </ns0:p>
+        </ns0:tc>
+        <ns0:tc>
+          <ns0:tcPr>
+            <ns0:tcW ns0:w="1805" ns0:type="dxa"/>
+          </ns0:tcPr>
+          <ns0:p>
+            <ns0:pPr>
+              <ns0:jc ns0:val="center"/>
+            </ns0:pPr>
+            <ns0:r>
+              <ns0:rPr>
+                <ns0:b ns0:val="0"/>
+                <ns0:rFonts ns0:eastAsia="宋体"/>
+                <ns0:sz ns0:val="21"/>
+                <ns0:color ns0:val="000000"/>
+              </ns0:rPr>
+              <ns0:t>2026-09-13</ns0:t>
+            </ns0:r>
+          </ns0:p>
+        </ns0:tc>
+        <ns0:tc>
+          <ns0:tcPr>
+            <ns0:tcW ns0:w="1805" ns0:type="dxa"/>
+          </ns0:tcPr>
+          <ns0:p>
+            <ns0:pPr/>
+            <ns0:r>
+              <ns0:rPr>
+                <ns0:b ns0:val="0"/>
+                <ns0:sz ns0:val="21"/>
+                <ns0:color ns0:val="000000"/>
+              </ns0:rPr>
+              <ns0:t>版式与修订记录</ns0:t>
+            </ns0:r>
+          </ns0:p>
+        </ns0:tc>
+        <ns0:tc>
+          <ns0:tcPr>
+            <ns0:tcW ns0:w="1805" ns0:type="dxa"/>
+          </ns0:tcPr>
+          <ns0:p>
+            <ns0:pPr/>
+            <ns0:r>
+              <ns0:rPr>
+                <ns0:b ns0:val="0"/>
+                <ns0:rFonts ns0:eastAsia="宋体"/>
+                <ns0:sz ns0:val="21"/>
+                <ns0:color ns0:val="000000"/>
+              </ns0:rPr>
+              <ns0:t>按教学样例逐项复核页面、样式、表格及既有 WBS/甘特图。</ns0:t>
+            </ns0:r>
+          </ns0:p>
+        </ns0:tc>
+        <ns0:tc>
+          <ns0:tcPr>
+            <ns0:tcW ns0:w="1805" ns0:type="dxa"/>
+          </ns0:tcPr>
+          <ns0:p>
+            <ns0:pPr>
+              <ns0:jc ns0:val="center"/>
+            </ns0:pPr>
+            <ns0:r>
+              <ns0:rPr>
+                <ns0:rFonts ns0:ascii="宋体" ns0:hAnsi="宋体" ns0:eastAsia="宋体"/>
+                <ns0:b ns0:val="0"/>
+                <ns0:sz ns0:val="18"/>
+              </ns0:rPr>
+              <ns0:t>何思源</ns0:t>
+            </ns0:r>
+          </ns0:p>
+        </ns0:tc>
+        <ns0:trPr>
+          <ns0:jc ns0:val="center"/>
+        </ns0:trPr>
+      </ns0:tr>
       <ns0:tblPr>
-        <ns0:tblW ns0:type="dxa" ns0:w="9000"/>
+        <ns0:tblW ns0:w="0" ns0:type="auto"/>
         <ns0:jc ns0:val="center"/>
-        <ns0:tblLayout ns0:type="fixed"/>
-        <ns0:tblLook ns0:firstColumn="1" ns0:firstRow="1" ns0:lastColumn="0" ns0:lastRow="0" ns0:noHBand="0" ns0:noVBand="1" ns0:val="04A0"/>
         <ns0:tblBorders>
-          <ns0:top ns0:val="single" ns0:sz="4" ns0:color="D9D9D9"/>
-          <ns0:left ns0:val="single" ns0:sz="4" ns0:color="D9D9D9"/>
-          <ns0:bottom ns0:val="single" ns0:sz="4" ns0:color="D9D9D9"/>
-          <ns0:right ns0:val="single" ns0:sz="4" ns0:color="D9D9D9"/>
-          <ns0:insideH ns0:val="single" ns0:sz="4" ns0:color="D9D9D9"/>
-          <ns0:insideV ns0:val="single" ns0:sz="4" ns0:color="D9D9D9"/>
+          <ns0:top ns0:val="single" ns0:sz="4" ns0:space="0" ns0:color="808080"/>
+          <ns0:left ns0:val="single" ns0:sz="4" ns0:space="0" ns0:color="808080"/>
+          <ns0:bottom ns0:val="single" ns0:sz="4" ns0:space="0" ns0:color="808080"/>
+          <ns0:right ns0:val="single" ns0:sz="4" ns0:space="0" ns0:color="808080"/>
+          <ns0:insideH ns0:val="single" ns0:sz="4" ns0:space="0" ns0:color="808080"/>
+          <ns0:insideV ns0:val="single" ns0:sz="4" ns0:space="0" ns0:color="808080"/>
         </ns0:tblBorders>
-        <ns0:tblInd ns0:type="dxa" ns0:w="80"/>
-        <ns0:tblBorders>
-          <ns0:top ns0:val="single" ns0:sz="6" ns0:space="0" ns0:color="7F8C8D"/>
-          <ns0:left ns0:val="single" ns0:sz="6" ns0:space="0" ns0:color="7F8C8D"/>
-          <ns0:bottom ns0:val="single" ns0:sz="6" ns0:space="0" ns0:color="7F8C8D"/>
-          <ns0:right ns0:val="single" ns0:sz="6" ns0:space="0" ns0:color="7F8C8D"/>
-          <ns0:insideH ns0:val="single" ns0:sz="6" ns0:space="0" ns0:color="7F8C8D"/>
-          <ns0:insideV ns0:val="single" ns0:sz="6" ns0:space="0" ns0:color="7F8C8D"/>
-        </ns0:tblBorders>
-        <ns0:tblBorders>
-          <ns0:top ns0:val="single" ns0:sz="6" ns0:space="0" ns0:color="7F8C8D"/>
-          <ns0:left ns0:val="single" ns0:sz="6" ns0:space="0" ns0:color="7F8C8D"/>
-          <ns0:bottom ns0:val="single" ns0:sz="6" ns0:space="0" ns0:color="7F8C8D"/>
-          <ns0:right ns0:val="single" ns0:sz="6" ns0:space="0" ns0:color="7F8C8D"/>
-          <ns0:insideH ns0:val="single" ns0:sz="6" ns0:space="0" ns0:color="7F8C8D"/>
-          <ns0:insideV ns0:val="single" ns0:sz="6" ns0:space="0" ns0:color="7F8C8D"/>
-        </ns0:tblBorders>
-        <ns0:tblBorders>
-          <ns0:top ns0:val="single" ns0:sz="6" ns0:space="0" ns0:color="7F8C8D"/>
-          <ns0:left ns0:val="single" ns0:sz="6" ns0:space="0" ns0:color="7F8C8D"/>
-          <ns0:bottom ns0:val="single" ns0:sz="6" ns0:space="0" ns0:color="7F8C8D"/>
-          <ns0:right ns0:val="single" ns0:sz="6" ns0:space="0" ns0:color="7F8C8D"/>
-          <ns0:insideH ns0:val="single" ns0:sz="6" ns0:space="0" ns0:color="7F8C8D"/>
-          <ns0:insideV ns0:val="single" ns0:sz="6" ns0:space="0" ns0:color="7F8C8D"/>
-        </ns0:tblBorders>
-        <ns0:tblBorders>
-          <ns0:top ns0:val="single" ns0:sz="6" ns0:space="0" ns0:color="7F8C8D"/>
-          <ns0:left ns0:val="single" ns0:sz="6" ns0:space="0" ns0:color="7F8C8D"/>
-          <ns0:bottom ns0:val="single" ns0:sz="6" ns0:space="0" ns0:color="7F8C8D"/>
-          <ns0:right ns0:val="single" ns0:sz="6" ns0:space="0" ns0:color="7F8C8D"/>
-          <ns0:insideH ns0:val="single" ns0:sz="6" ns0:space="0" ns0:color="7F8C8D"/>
-          <ns0:insideV ns0:val="single" ns0:sz="6" ns0:space="0" ns0:color="7F8C8D"/>
-        </ns0:tblBorders>
+        <ns0:tblCellMar>
+          <ns0:left ns0:w="10" ns0:type="dxa"/>
+          <ns0:right ns0:w="10" ns0:type="dxa"/>
+        </ns0:tblCellMar>
+        <ns0:tblLook ns0:val="04A0" ns0:firstRow="1" ns0:lastRow="0" ns0:firstColumn="1" ns0:lastColumn="0" ns0:noHBand="0" ns0:noVBand="1"/>
       </ns0:tblPr>
       <ns0:tblGrid>
-        <ns0:gridCol ns0:w="1008"/>
-        <ns0:gridCol ns0:w="1440"/>
-        <ns0:gridCol ns0:w="1224"/>
-        <ns0:gridCol ns0:w="3960"/>
-        <ns0:gridCol ns0:w="1368"/>
+        <ns0:gridCol ns0:w="1514"/>
+        <ns0:gridCol ns0:w="1529"/>
+        <ns0:gridCol ns0:w="1499"/>
+        <ns0:gridCol ns0:w="3004"/>
+        <ns0:gridCol ns0:w="1470"/>
       </ns0:tblGrid>
-      <ns0:tr>
-        <ns0:trPr>
-          <ns0:trHeight ns0:hRule="atLeast" ns0:val="442"/>
-          <ns0:tblHeader ns0:val="true"/>
-          <ns0:tblHeader ns0:val="true"/>
-          <ns0:tblHeader ns0:val="true"/>
-          <ns0:tblHeader ns0:val="true"/>
-          <ns0:tblHeader ns0:val="true"/>
-        </ns0:trPr>
-        <ns0:tc>
-          <ns0:tcPr>
-            <ns0:tcW ns0:type="dxa" ns0:w="964"/>
-            <ns0:vAlign ns0:val="center"/>
-            <ns0:tcMar>
-              <ns0:top ns0:w="80" ns0:type="dxa"/>
-              <ns0:start ns0:w="80" ns0:type="dxa"/>
-              <ns0:bottom ns0:w="80" ns0:type="dxa"/>
-              <ns0:end ns0:w="80" ns0:type="dxa"/>
-            </ns0:tcMar>
-            <ns0:shd ns0:fill="D9E5F3"/>
-          </ns0:tcPr>
-          <ns0:p>
-            <ns0:pPr>
-              <ns0:spacing ns0:before="0" ns0:after="0" ns0:line="240" ns0:lineRule="auto"/>
-              <ns0:jc ns0:val="center"/>
-            </ns0:pPr>
-            <ns0:r>
-              <ns0:rPr>
-                <ns0:rFonts ns0:ascii="宋体" ns0:hAnsi="宋体" ns0:eastAsia="宋体"/>
-                <ns0:b/>
-                <ns0:color ns0:val="FFFFFF"/>
-                <ns0:sz ns0:val="18"/>
-              </ns0:rPr>
-              <ns0:t>版本</ns0:t>
-            </ns0:r>
-          </ns0:p>
-        </ns0:tc>
-        <ns0:tc>
-          <ns0:tcPr>
-            <ns0:tcW ns0:type="dxa" ns0:w="1247"/>
-            <ns0:vAlign ns0:val="center"/>
-            <ns0:tcMar>
-              <ns0:top ns0:w="80" ns0:type="dxa"/>
-              <ns0:start ns0:w="80" ns0:type="dxa"/>
-              <ns0:bottom ns0:w="80" ns0:type="dxa"/>
-              <ns0:end ns0:w="80" ns0:type="dxa"/>
-            </ns0:tcMar>
-            <ns0:shd ns0:fill="D9E5F3"/>
-          </ns0:tcPr>
-          <ns0:p>
-            <ns0:pPr>
-              <ns0:spacing ns0:before="0" ns0:after="0" ns0:line="240" ns0:lineRule="auto"/>
-              <ns0:jc ns0:val="center"/>
-            </ns0:pPr>
-            <ns0:r>
-              <ns0:rPr>
-                <ns0:rFonts ns0:ascii="宋体" ns0:hAnsi="宋体" ns0:eastAsia="宋体"/>
-                <ns0:b/>
-                <ns0:color ns0:val="FFFFFF"/>
-                <ns0:sz ns0:val="18"/>
-              </ns0:rPr>
-              <ns0:t>日期</ns0:t>
-            </ns0:r>
-          </ns0:p>
-        </ns0:tc>
-        <ns0:tc>
-          <ns0:tcPr>
-            <ns0:tcW ns0:type="dxa" ns0:w="1417"/>
-            <ns0:vAlign ns0:val="center"/>
-            <ns0:tcMar>
-              <ns0:top ns0:w="80" ns0:type="dxa"/>
-              <ns0:start ns0:w="80" ns0:type="dxa"/>
-              <ns0:bottom ns0:w="80" ns0:type="dxa"/>
-              <ns0:end ns0:w="80" ns0:type="dxa"/>
-            </ns0:tcMar>
-            <ns0:shd ns0:fill="D9E5F3"/>
-          </ns0:tcPr>
-          <ns0:p>
-            <ns0:pPr>
-              <ns0:spacing ns0:before="0" ns0:after="0" ns0:line="240" ns0:lineRule="auto"/>
-              <ns0:jc ns0:val="center"/>
-            </ns0:pPr>
-            <ns0:r>
-              <ns0:rPr>
-                <ns0:rFonts ns0:ascii="宋体" ns0:hAnsi="宋体" ns0:eastAsia="宋体"/>
-                <ns0:b/>
-                <ns0:color ns0:val="FFFFFF"/>
-                <ns0:sz ns0:val="18"/>
-              </ns0:rPr>
-              <ns0:t>修订章节</ns0:t>
-            </ns0:r>
-          </ns0:p>
-        </ns0:tc>
-        <ns0:tc>
-          <ns0:tcPr>
-            <ns0:tcW ns0:type="dxa" ns0:w="4535"/>
-            <ns0:vAlign ns0:val="center"/>
-            <ns0:tcMar>
-              <ns0:top ns0:w="80" ns0:type="dxa"/>
-              <ns0:start ns0:w="80" ns0:type="dxa"/>
-              <ns0:bottom ns0:w="80" ns0:type="dxa"/>
-              <ns0:end ns0:w="80" ns0:type="dxa"/>
-            </ns0:tcMar>
-            <ns0:shd ns0:fill="D9E5F3"/>
-          </ns0:tcPr>
-          <ns0:p>
-            <ns0:pPr>
-              <ns0:spacing ns0:before="0" ns0:after="0" ns0:line="240" ns0:lineRule="auto"/>
-              <ns0:jc ns0:val="left"/>
-            </ns0:pPr>
-            <ns0:r>
-              <ns0:rPr>
-                <ns0:rFonts ns0:ascii="宋体" ns0:hAnsi="宋体" ns0:eastAsia="宋体"/>
-                <ns0:b/>
-                <ns0:color ns0:val="FFFFFF"/>
-                <ns0:sz ns0:val="18"/>
-              </ns0:rPr>
-              <ns0:t>修订说明</ns0:t>
-            </ns0:r>
-          </ns0:p>
-        </ns0:tc>
-        <ns0:tc>
-          <ns0:tcPr>
-            <ns0:tcW ns0:type="dxa" ns0:w="1531"/>
-            <ns0:vAlign ns0:val="center"/>
-            <ns0:tcMar>
-              <ns0:top ns0:w="80" ns0:type="dxa"/>
-              <ns0:start ns0:w="80" ns0:type="dxa"/>
-              <ns0:bottom ns0:w="80" ns0:type="dxa"/>
-              <ns0:end ns0:w="80" ns0:type="dxa"/>
-            </ns0:tcMar>
-            <ns0:shd ns0:fill="D9E5F3"/>
-          </ns0:tcPr>
-          <ns0:p>
-            <ns0:pPr>
-              <ns0:spacing ns0:before="0" ns0:after="0" ns0:line="240" ns0:lineRule="auto"/>
-              <ns0:jc ns0:val="center"/>
-            </ns0:pPr>
-            <ns0:r>
-              <ns0:rPr>
-                <ns0:rFonts ns0:ascii="宋体" ns0:hAnsi="宋体" ns0:eastAsia="宋体"/>
-                <ns0:b/>
-                <ns0:color ns0:val="FFFFFF"/>
-                <ns0:sz ns0:val="18"/>
-              </ns0:rPr>
-              <ns0:t>编制/修订人</ns0:t>
-            </ns0:r>
-          </ns0:p>
-        </ns0:tc>
-      </ns0:tr>
-      <ns0:tr>
-        <ns0:trPr>
-          <ns0:trHeight ns0:hRule="atLeast" ns0:val="442"/>
-        </ns0:trPr>
-        <ns0:tc>
-          <ns0:tcPr>
-            <ns0:tcW ns0:type="dxa" ns0:w="964"/>
-            <ns0:vAlign ns0:val="center"/>
-            <ns0:tcMar>
-              <ns0:top ns0:w="80" ns0:type="dxa"/>
-              <ns0:start ns0:w="80" ns0:type="dxa"/>
-              <ns0:bottom ns0:w="80" ns0:type="dxa"/>
-              <ns0:end ns0:w="80" ns0:type="dxa"/>
-            </ns0:tcMar>
-          </ns0:tcPr>
-          <ns0:p>
-            <ns0:pPr>
-              <ns0:spacing ns0:before="0" ns0:after="0" ns0:line="240" ns0:lineRule="auto"/>
-              <ns0:jc ns0:val="center"/>
-            </ns0:pPr>
-            <ns0:r>
-              <ns0:rPr>
-                <ns0:rFonts ns0:ascii="宋体" ns0:hAnsi="宋体" ns0:eastAsia="宋体"/>
-                <ns0:b ns0:val="0"/>
-                <ns0:color ns0:val="000000"/>
-                <ns0:sz ns0:val="18"/>
-              </ns0:rPr>
-              <ns0:t>V0.1</ns0:t>
-            </ns0:r>
-          </ns0:p>
-        </ns0:tc>
-        <ns0:tc>
-          <ns0:tcPr>
-            <ns0:tcW ns0:type="dxa" ns0:w="1247"/>
-            <ns0:vAlign ns0:val="center"/>
-            <ns0:tcMar>
-              <ns0:top ns0:w="80" ns0:type="dxa"/>
-              <ns0:start ns0:w="80" ns0:type="dxa"/>
-              <ns0:bottom ns0:w="80" ns0:type="dxa"/>
-              <ns0:end ns0:w="80" ns0:type="dxa"/>
-            </ns0:tcMar>
-          </ns0:tcPr>
-          <ns0:p>
-            <ns0:pPr>
-              <ns0:spacing ns0:before="0" ns0:after="0" ns0:line="240" ns0:lineRule="auto"/>
-              <ns0:jc ns0:val="center"/>
-            </ns0:pPr>
-            <ns0:r>
-              <ns0:rPr>
-                <ns0:rFonts ns0:ascii="宋体" ns0:hAnsi="宋体" ns0:eastAsia="宋体"/>
-                <ns0:b ns0:val="0"/>
-                <ns0:color ns0:val="000000"/>
-                <ns0:sz ns0:val="18"/>
-              </ns0:rPr>
-              <ns0:t>2026-09-10</ns0:t>
-            </ns0:r>
-          </ns0:p>
-        </ns0:tc>
-        <ns0:tc>
-          <ns0:tcPr>
-            <ns0:tcW ns0:type="dxa" ns0:w="1417"/>
-            <ns0:vAlign ns0:val="center"/>
-            <ns0:tcMar>
-              <ns0:top ns0:w="80" ns0:type="dxa"/>
-              <ns0:start ns0:w="80" ns0:type="dxa"/>
-              <ns0:bottom ns0:w="80" ns0:type="dxa"/>
-              <ns0:end ns0:w="80" ns0:type="dxa"/>
-            </ns0:tcMar>
-          </ns0:tcPr>
-          <ns0:p>
-            <ns0:pPr>
-              <ns0:spacing ns0:before="0" ns0:after="0" ns0:line="240" ns0:lineRule="auto"/>
-              <ns0:jc ns0:val="center"/>
-            </ns0:pPr>
-            <ns0:r>
-              <ns0:rPr>
-                <ns0:rFonts ns0:ascii="宋体" ns0:hAnsi="宋体" ns0:eastAsia="宋体"/>
-                <ns0:b ns0:val="0"/>
-                <ns0:color ns0:val="000000"/>
-                <ns0:sz ns0:val="18"/>
-              </ns0:rPr>
-              <ns0:t>全文</ns0:t>
-            </ns0:r>
-          </ns0:p>
-        </ns0:tc>
-        <ns0:tc>
-          <ns0:tcPr>
-            <ns0:tcW ns0:type="dxa" ns0:w="4535"/>
-            <ns0:vAlign ns0:val="center"/>
-            <ns0:tcMar>
-              <ns0:top ns0:w="80" ns0:type="dxa"/>
-              <ns0:start ns0:w="80" ns0:type="dxa"/>
-              <ns0:bottom ns0:w="80" ns0:type="dxa"/>
-              <ns0:end ns0:w="80" ns0:type="dxa"/>
-            </ns0:tcMar>
-          </ns0:tcPr>
-          <ns0:p>
-            <ns0:pPr>
-              <ns0:spacing ns0:before="0" ns0:after="0" ns0:line="240" ns0:lineRule="auto"/>
-              <ns0:jc ns0:val="left"/>
-            </ns0:pPr>
-            <ns0:r>
-              <ns0:rPr>
-                <ns0:rFonts ns0:ascii="宋体" ns0:hAnsi="宋体" ns0:eastAsia="宋体"/>
-                <ns0:b ns0:val="0"/>
-                <ns0:color ns0:val="000000"/>
-                <ns0:sz ns0:val="18"/>
-              </ns0:rPr>
-              <ns0:t>建立项目计划初步结构。</ns0:t>
-            </ns0:r>
-          </ns0:p>
-        </ns0:tc>
-        <ns0:tc>
-          <ns0:tcPr>
-            <ns0:tcW ns0:type="dxa" ns0:w="1531"/>
-            <ns0:vAlign ns0:val="center"/>
-            <ns0:tcMar>
-              <ns0:top ns0:w="80" ns0:type="dxa"/>
-              <ns0:start ns0:w="80" ns0:type="dxa"/>
-              <ns0:bottom ns0:w="80" ns0:type="dxa"/>
-              <ns0:end ns0:w="80" ns0:type="dxa"/>
-            </ns0:tcMar>
-          </ns0:tcPr>
-          <ns0:p>
-            <ns0:pPr>
-              <ns0:spacing ns0:before="0" ns0:after="0" ns0:line="240" ns0:lineRule="auto"/>
-              <ns0:jc ns0:val="center"/>
-            </ns0:pPr>
-            <ns0:r>
-              <ns0:rPr>
-                <ns0:rFonts ns0:ascii="宋体" ns0:hAnsi="宋体" ns0:eastAsia="宋体"/>
-                <ns0:b ns0:val="0"/>
-                <ns0:color ns0:val="000000"/>
-                <ns0:sz ns0:val="18"/>
-              </ns0:rPr>
-              <ns0:t>何思源</ns0:t>
-            </ns0:r>
-          </ns0:p>
-        </ns0:tc>
-      </ns0:tr>
-      <ns0:tr>
-        <ns0:trPr>
-          <ns0:trHeight ns0:hRule="atLeast" ns0:val="442"/>
-        </ns0:trPr>
-        <ns0:tc>
-          <ns0:tcPr>
-            <ns0:tcW ns0:type="dxa" ns0:w="964"/>
-            <ns0:vAlign ns0:val="center"/>
-            <ns0:tcMar>
-              <ns0:top ns0:w="80" ns0:type="dxa"/>
-              <ns0:start ns0:w="80" ns0:type="dxa"/>
-              <ns0:bottom ns0:w="80" ns0:type="dxa"/>
-              <ns0:end ns0:w="80" ns0:type="dxa"/>
-            </ns0:tcMar>
-            <ns0:shd ns0:fill="EEF4F9"/>
-          </ns0:tcPr>
-          <ns0:p>
-            <ns0:pPr>
-              <ns0:spacing ns0:before="0" ns0:after="0" ns0:line="240" ns0:lineRule="auto"/>
-              <ns0:jc ns0:val="center"/>
-            </ns0:pPr>
-            <ns0:r>
-              <ns0:rPr>
-                <ns0:rFonts ns0:ascii="宋体" ns0:hAnsi="宋体" ns0:eastAsia="宋体"/>
-                <ns0:b ns0:val="0"/>
-                <ns0:color ns0:val="000000"/>
-                <ns0:sz ns0:val="18"/>
-              </ns0:rPr>
-              <ns0:t>V1.0</ns0:t>
-            </ns0:r>
-          </ns0:p>
-        </ns0:tc>
-        <ns0:tc>
-          <ns0:tcPr>
-            <ns0:tcW ns0:type="dxa" ns0:w="1247"/>
-            <ns0:vAlign ns0:val="center"/>
-            <ns0:tcMar>
-              <ns0:top ns0:w="80" ns0:type="dxa"/>
-              <ns0:start ns0:w="80" ns0:type="dxa"/>
-              <ns0:bottom ns0:w="80" ns0:type="dxa"/>
-              <ns0:end ns0:w="80" ns0:type="dxa"/>
-            </ns0:tcMar>
-            <ns0:shd ns0:fill="EEF4F9"/>
-          </ns0:tcPr>
-          <ns0:p>
-            <ns0:pPr>
-              <ns0:spacing ns0:before="0" ns0:after="0" ns0:line="240" ns0:lineRule="auto"/>
-              <ns0:jc ns0:val="center"/>
-            </ns0:pPr>
-            <ns0:r>
-              <ns0:rPr>
-                <ns0:rFonts ns0:ascii="宋体" ns0:hAnsi="宋体" ns0:eastAsia="宋体"/>
-                <ns0:b ns0:val="0"/>
-                <ns0:color ns0:val="000000"/>
-                <ns0:sz ns0:val="18"/>
-              </ns0:rPr>
-              <ns0:t>2026-09-11</ns0:t>
-            </ns0:r>
-          </ns0:p>
-        </ns0:tc>
-        <ns0:tc>
-          <ns0:tcPr>
-            <ns0:tcW ns0:type="dxa" ns0:w="1417"/>
-            <ns0:vAlign ns0:val="center"/>
-            <ns0:tcMar>
-              <ns0:top ns0:w="80" ns0:type="dxa"/>
-              <ns0:start ns0:w="80" ns0:type="dxa"/>
-              <ns0:bottom ns0:w="80" ns0:type="dxa"/>
-              <ns0:end ns0:w="80" ns0:type="dxa"/>
-            </ns0:tcMar>
-            <ns0:shd ns0:fill="EEF4F9"/>
-          </ns0:tcPr>
-          <ns0:p>
-            <ns0:pPr>
-              <ns0:spacing ns0:before="0" ns0:after="0" ns0:line="240" ns0:lineRule="auto"/>
-              <ns0:jc ns0:val="center"/>
-            </ns0:pPr>
-            <ns0:r>
-              <ns0:rPr>
-                <ns0:rFonts ns0:ascii="宋体" ns0:hAnsi="宋体" ns0:eastAsia="宋体"/>
-                <ns0:b ns0:val="0"/>
-                <ns0:color ns0:val="000000"/>
-                <ns0:sz ns0:val="18"/>
-              </ns0:rPr>
-              <ns0:t>全文</ns0:t>
-            </ns0:r>
-          </ns0:p>
-        </ns0:tc>
-        <ns0:tc>
-          <ns0:tcPr>
-            <ns0:tcW ns0:type="dxa" ns0:w="4535"/>
-            <ns0:vAlign ns0:val="center"/>
-            <ns0:tcMar>
-              <ns0:top ns0:w="80" ns0:type="dxa"/>
-              <ns0:start ns0:w="80" ns0:type="dxa"/>
-              <ns0:bottom ns0:w="80" ns0:type="dxa"/>
-              <ns0:end ns0:w="80" ns0:type="dxa"/>
-            </ns0:tcMar>
-            <ns0:shd ns0:fill="EEF4F9"/>
-          </ns0:tcPr>
-          <ns0:p>
-            <ns0:pPr>
-              <ns0:spacing ns0:before="0" ns0:after="0" ns0:line="240" ns0:lineRule="auto"/>
-              <ns0:jc ns0:val="left"/>
-            </ns0:pPr>
-            <ns0:r>
-              <ns0:rPr>
-                <ns0:rFonts ns0:ascii="宋体" ns0:hAnsi="宋体" ns0:eastAsia="宋体"/>
-                <ns0:b ns0:val="0"/>
-                <ns0:color ns0:val="000000"/>
-                <ns0:sz ns0:val="18"/>
-              </ns0:rPr>
-              <ns0:t>按冻结基线、技术成果及正式 M1—M5 重编 WBS、依赖、甘特图、职责、准出条件与管理安排，提交 任俊强 复核。</ns0:t>
-            </ns0:r>
-          </ns0:p>
-        </ns0:tc>
-        <ns0:tc>
-          <ns0:tcPr>
-            <ns0:tcW ns0:type="dxa" ns0:w="1531"/>
-            <ns0:vAlign ns0:val="center"/>
-            <ns0:tcMar>
-              <ns0:top ns0:w="80" ns0:type="dxa"/>
-              <ns0:start ns0:w="80" ns0:type="dxa"/>
-              <ns0:bottom ns0:w="80" ns0:type="dxa"/>
-              <ns0:end ns0:w="80" ns0:type="dxa"/>
-            </ns0:tcMar>
-            <ns0:shd ns0:fill="EEF4F9"/>
-          </ns0:tcPr>
-          <ns0:p>
-            <ns0:pPr>
-              <ns0:spacing ns0:before="0" ns0:after="0" ns0:line="240" ns0:lineRule="auto"/>
-              <ns0:jc ns0:val="center"/>
-            </ns0:pPr>
-            <ns0:r>
-              <ns0:rPr>
-                <ns0:rFonts ns0:ascii="宋体" ns0:hAnsi="宋体" ns0:eastAsia="宋体"/>
-                <ns0:b ns0:val="0"/>
-                <ns0:color ns0:val="000000"/>
-                <ns0:sz ns0:val="18"/>
-              </ns0:rPr>
-              <ns0:t>何思源</ns0:t>
-            </ns0:r>
-          </ns0:p>
-        </ns0:tc>
-      </ns0:tr>
-      <ns0:tr>
-        <ns0:trPr>
-          <ns0:trHeight ns0:hRule="atLeast" ns0:val="442"/>
-        </ns0:trPr>
-        <ns0:tc>
-          <ns0:tcPr>
-            <ns0:tcW ns0:type="dxa" ns0:w="964"/>
-            <ns0:vAlign ns0:val="center"/>
-            <ns0:tcMar>
-              <ns0:top ns0:w="80" ns0:type="dxa"/>
-              <ns0:start ns0:w="80" ns0:type="dxa"/>
-              <ns0:bottom ns0:w="80" ns0:type="dxa"/>
-              <ns0:end ns0:w="80" ns0:type="dxa"/>
-            </ns0:tcMar>
-          </ns0:tcPr>
-          <ns0:p>
-            <ns0:pPr>
-              <ns0:spacing ns0:before="0" ns0:after="0" ns0:line="240" ns0:lineRule="auto"/>
-              <ns0:jc ns0:val="center"/>
-            </ns0:pPr>
-            <ns0:r>
-              <ns0:rPr>
-                <ns0:rFonts ns0:ascii="宋体" ns0:hAnsi="宋体" ns0:eastAsia="宋体"/>
-                <ns0:b ns0:val="0"/>
-                <ns0:color ns0:val="000000"/>
-                <ns0:sz ns0:val="18"/>
-              </ns0:rPr>
-              <ns0:t>V1.1</ns0:t>
-            </ns0:r>
-          </ns0:p>
-        </ns0:tc>
-        <ns0:tc>
-          <ns0:tcPr>
-            <ns0:tcW ns0:type="dxa" ns0:w="1247"/>
-            <ns0:vAlign ns0:val="center"/>
-            <ns0:tcMar>
-              <ns0:top ns0:w="80" ns0:type="dxa"/>
-              <ns0:start ns0:w="80" ns0:type="dxa"/>
-              <ns0:bottom ns0:w="80" ns0:type="dxa"/>
-              <ns0:end ns0:w="80" ns0:type="dxa"/>
-            </ns0:tcMar>
-          </ns0:tcPr>
-          <ns0:p>
-            <ns0:pPr>
-              <ns0:spacing ns0:before="0" ns0:after="0" ns0:line="240" ns0:lineRule="auto"/>
-              <ns0:jc ns0:val="center"/>
-            </ns0:pPr>
-            <ns0:r>
-              <ns0:rPr>
-                <ns0:rFonts ns0:ascii="宋体" ns0:hAnsi="宋体" ns0:eastAsia="宋体"/>
-                <ns0:b ns0:val="0"/>
-                <ns0:color ns0:val="000000"/>
-                <ns0:sz ns0:val="18"/>
-              </ns0:rPr>
-              <ns0:t>2026-09-11</ns0:t>
-            </ns0:r>
-          </ns0:p>
-        </ns0:tc>
-        <ns0:tc>
-          <ns0:tcPr>
-            <ns0:tcW ns0:type="dxa" ns0:w="1417"/>
-            <ns0:vAlign ns0:val="center"/>
-            <ns0:tcMar>
-              <ns0:top ns0:w="80" ns0:type="dxa"/>
-              <ns0:start ns0:w="80" ns0:type="dxa"/>
-              <ns0:bottom ns0:w="80" ns0:type="dxa"/>
-              <ns0:end ns0:w="80" ns0:type="dxa"/>
-            </ns0:tcMar>
-          </ns0:tcPr>
-          <ns0:p>
-            <ns0:pPr>
-              <ns0:spacing ns0:before="0" ns0:after="0" ns0:line="240" ns0:lineRule="auto"/>
-              <ns0:jc ns0:val="center"/>
-            </ns0:pPr>
-            <ns0:r>
-              <ns0:rPr>
-                <ns0:rFonts ns0:ascii="宋体" ns0:hAnsi="宋体" ns0:eastAsia="宋体"/>
-                <ns0:b ns0:val="0"/>
-                <ns0:color ns0:val="000000"/>
-                <ns0:sz ns0:val="18"/>
-              </ns0:rPr>
-              <ns0:t>2—6</ns0:t>
-            </ns0:r>
-          </ns0:p>
-        </ns0:tc>
-        <ns0:tc>
-          <ns0:tcPr>
-            <ns0:tcW ns0:type="dxa" ns0:w="4535"/>
-            <ns0:vAlign ns0:val="center"/>
-            <ns0:tcMar>
-              <ns0:top ns0:w="80" ns0:type="dxa"/>
-              <ns0:start ns0:w="80" ns0:type="dxa"/>
-              <ns0:bottom ns0:w="80" ns0:type="dxa"/>
-              <ns0:end ns0:w="80" ns0:type="dxa"/>
-            </ns0:tcMar>
-          </ns0:tcPr>
-          <ns0:p>
-            <ns0:pPr>
-              <ns0:spacing ns0:before="0" ns0:after="0" ns0:line="240" ns0:lineRule="auto"/>
-              <ns0:jc ns0:val="left"/>
-            </ns0:pPr>
-            <ns0:r>
-              <ns0:rPr>
-                <ns0:rFonts ns0:ascii="宋体" ns0:hAnsi="宋体" ns0:eastAsia="宋体"/>
-                <ns0:b ns0:val="0"/>
-                <ns0:color ns0:val="000000"/>
-                <ns0:sz ns0:val="18"/>
-              </ns0:rPr>
-              <ns0:t>按 任俊强 的 G1-06 Review 补齐四周试运行证据、资源顺序、数据初始化职责、培训/SLA与交付承接，待 任俊强 复验。</ns0:t>
-            </ns0:r>
-          </ns0:p>
-        </ns0:tc>
-        <ns0:tc>
-          <ns0:tcPr>
-            <ns0:tcW ns0:type="dxa" ns0:w="1531"/>
-            <ns0:vAlign ns0:val="center"/>
-            <ns0:tcMar>
-              <ns0:top ns0:w="80" ns0:type="dxa"/>
-              <ns0:start ns0:w="80" ns0:type="dxa"/>
-              <ns0:bottom ns0:w="80" ns0:type="dxa"/>
-              <ns0:end ns0:w="80" ns0:type="dxa"/>
-            </ns0:tcMar>
-          </ns0:tcPr>
-          <ns0:p>
-            <ns0:pPr>
-              <ns0:spacing ns0:before="0" ns0:after="0" ns0:line="240" ns0:lineRule="auto"/>
-              <ns0:jc ns0:val="center"/>
-            </ns0:pPr>
-            <ns0:r>
-              <ns0:rPr>
-                <ns0:rFonts ns0:ascii="宋体" ns0:hAnsi="宋体" ns0:eastAsia="宋体"/>
-                <ns0:b ns0:val="0"/>
-                <ns0:color ns0:val="000000"/>
-                <ns0:sz ns0:val="18"/>
-              </ns0:rPr>
-              <ns0:t>何思源</ns0:t>
-            </ns0:r>
-          </ns0:p>
-        </ns0:tc>
-      </ns0:tr>
-      <ns0:tr>
-        <ns0:trPr>
-          <ns0:trHeight ns0:hRule="atLeast" ns0:val="442"/>
-        </ns0:trPr>
-        <ns0:tc>
-          <ns0:tcPr>
-            <ns0:tcW ns0:type="dxa" ns0:w="964"/>
-            <ns0:vAlign ns0:val="center"/>
-            <ns0:tcMar>
-              <ns0:top ns0:w="80" ns0:type="dxa"/>
-              <ns0:start ns0:w="80" ns0:type="dxa"/>
-              <ns0:bottom ns0:w="80" ns0:type="dxa"/>
-              <ns0:end ns0:w="80" ns0:type="dxa"/>
-            </ns0:tcMar>
-          </ns0:tcPr>
-          <ns0:p>
-            <ns0:pPr>
-              <ns0:spacing ns0:before="0" ns0:after="0" ns0:line="240" ns0:lineRule="auto"/>
-              <ns0:jc ns0:val="center"/>
-            </ns0:pPr>
-            <ns0:r>
-              <ns0:rPr>
-                <ns0:rFonts ns0:ascii="宋体" ns0:hAnsi="宋体" ns0:eastAsia="宋体"/>
-                <ns0:b ns0:val="0"/>
-                <ns0:sz ns0:val="18"/>
-              </ns0:rPr>
-              <ns0:t>V1.2</ns0:t>
-            </ns0:r>
-          </ns0:p>
-        </ns0:tc>
-        <ns0:tc>
-          <ns0:tcPr>
-            <ns0:tcW ns0:type="dxa" ns0:w="1247"/>
-            <ns0:vAlign ns0:val="center"/>
-            <ns0:tcMar>
-              <ns0:top ns0:w="80" ns0:type="dxa"/>
-              <ns0:start ns0:w="80" ns0:type="dxa"/>
-              <ns0:bottom ns0:w="80" ns0:type="dxa"/>
-              <ns0:end ns0:w="80" ns0:type="dxa"/>
-            </ns0:tcMar>
-          </ns0:tcPr>
-          <ns0:p>
-            <ns0:pPr>
-              <ns0:spacing ns0:before="0" ns0:after="0" ns0:line="240" ns0:lineRule="auto"/>
-              <ns0:jc ns0:val="center"/>
-            </ns0:pPr>
-            <ns0:r>
-              <ns0:rPr>
-                <ns0:rFonts ns0:ascii="宋体" ns0:hAnsi="宋体" ns0:eastAsia="宋体"/>
-                <ns0:b ns0:val="0"/>
-                <ns0:sz ns0:val="18"/>
-              </ns0:rPr>
-              <ns0:t>2026-09-11</ns0:t>
-            </ns0:r>
-          </ns0:p>
-        </ns0:tc>
-        <ns0:tc>
-          <ns0:tcPr>
-            <ns0:tcW ns0:type="dxa" ns0:w="1417"/>
-            <ns0:vAlign ns0:val="center"/>
-            <ns0:tcMar>
-              <ns0:top ns0:w="80" ns0:type="dxa"/>
-              <ns0:start ns0:w="80" ns0:type="dxa"/>
-              <ns0:bottom ns0:w="80" ns0:type="dxa"/>
-              <ns0:end ns0:w="80" ns0:type="dxa"/>
-            </ns0:tcMar>
-          </ns0:tcPr>
-          <ns0:p>
-            <ns0:pPr>
-              <ns0:spacing ns0:before="0" ns0:after="0" ns0:line="240" ns0:lineRule="auto"/>
-              <ns0:jc ns0:val="center"/>
-            </ns0:pPr>
-            <ns0:r>
-              <ns0:rPr>
-                <ns0:rFonts ns0:ascii="宋体" ns0:hAnsi="宋体" ns0:eastAsia="宋体"/>
-                <ns0:b ns0:val="0"/>
-                <ns0:sz ns0:val="18"/>
-              </ns0:rPr>
-              <ns0:t>第2—3章</ns0:t>
-            </ns0:r>
-          </ns0:p>
-        </ns0:tc>
-        <ns0:tc>
-          <ns0:tcPr>
-            <ns0:tcW ns0:type="dxa" ns0:w="4535"/>
-            <ns0:vAlign ns0:val="center"/>
-            <ns0:tcMar>
-              <ns0:top ns0:w="80" ns0:type="dxa"/>
-              <ns0:start ns0:w="80" ns0:type="dxa"/>
-              <ns0:bottom ns0:w="80" ns0:type="dxa"/>
-              <ns0:end ns0:w="80" ns0:type="dxa"/>
-            </ns0:tcMar>
-          </ns0:tcPr>
-          <ns0:p>
-            <ns0:pPr>
-              <ns0:spacing ns0:before="0" ns0:after="0" ns0:line="240" ns0:lineRule="auto"/>
-              <ns0:jc ns0:val="left"/>
-            </ns0:pPr>
-            <ns0:r>
-              <ns0:rPr>
-                <ns0:rFonts ns0:ascii="宋体" ns0:hAnsi="宋体" ns0:eastAsia="宋体"/>
-                <ns0:b ns0:val="0"/>
-                <ns0:sz ns0:val="18"/>
-              </ns0:rPr>
-              <ns0:t>按任俊强复验意见明确W17培训与首周连续监测并行，修复异常空白页，待任俊强再复验。</ns0:t>
-            </ns0:r>
-          </ns0:p>
-        </ns0:tc>
-        <ns0:tc>
-          <ns0:tcPr>
-            <ns0:tcW ns0:type="dxa" ns0:w="1531"/>
-            <ns0:vAlign ns0:val="center"/>
-            <ns0:tcMar>
-              <ns0:top ns0:w="80" ns0:type="dxa"/>
-              <ns0:start ns0:w="80" ns0:type="dxa"/>
-              <ns0:bottom ns0:w="80" ns0:type="dxa"/>
-              <ns0:end ns0:w="80" ns0:type="dxa"/>
-            </ns0:tcMar>
-          </ns0:tcPr>
-          <ns0:p>
-            <ns0:pPr>
-              <ns0:spacing ns0:before="0" ns0:after="0" ns0:line="240" ns0:lineRule="auto"/>
-              <ns0:jc ns0:val="center"/>
-            </ns0:pPr>
-            <ns0:r>
-              <ns0:rPr>
-                <ns0:rFonts ns0:ascii="宋体" ns0:hAnsi="宋体" ns0:eastAsia="宋体"/>
-                <ns0:b ns0:val="0"/>
-                <ns0:sz ns0:val="18"/>
-              </ns0:rPr>
-              <ns0:t>何思源</ns0:t>
-            </ns0:r>
-          </ns0:p>
-        </ns0:tc>
-      </ns0:tr>
-      <ns0:tr>
-        <ns0:trPr>
-          <ns0:trHeight ns0:hRule="atLeast" ns0:val="442"/>
-        </ns0:trPr>
-        <ns0:tc>
-          <ns0:tcPr>
-            <ns0:tcW ns0:type="dxa" ns0:w="964"/>
-            <ns0:tcMar>
-              <ns0:top ns0:w="80" ns0:type="dxa"/>
-              <ns0:start ns0:w="80" ns0:type="dxa"/>
-              <ns0:bottom ns0:w="80" ns0:type="dxa"/>
-              <ns0:end ns0:w="80" ns0:type="dxa"/>
-            </ns0:tcMar>
-            <ns0:vAlign ns0:val="center"/>
-          </ns0:tcPr>
-          <ns0:p>
-            <ns0:pPr>
-              <ns0:spacing ns0:before="0" ns0:after="0" ns0:line="240" ns0:lineRule="auto"/>
-              <ns0:jc ns0:val="center"/>
-            </ns0:pPr>
-            <ns0:r>
-              <ns0:rPr>
-                <ns0:rFonts ns0:ascii="宋体" ns0:hAnsi="宋体" ns0:eastAsia="宋体"/>
-                <ns0:b ns0:val="0"/>
-                <ns0:sz ns0:val="18"/>
-              </ns0:rPr>
-              <ns0:t>V1.3</ns0:t>
-            </ns0:r>
-          </ns0:p>
-        </ns0:tc>
-        <ns0:tc>
-          <ns0:tcPr>
-            <ns0:tcW ns0:type="dxa" ns0:w="1247"/>
-            <ns0:tcMar>
-              <ns0:top ns0:w="80" ns0:type="dxa"/>
-              <ns0:start ns0:w="80" ns0:type="dxa"/>
-              <ns0:bottom ns0:w="80" ns0:type="dxa"/>
-              <ns0:end ns0:w="80" ns0:type="dxa"/>
-            </ns0:tcMar>
-            <ns0:vAlign ns0:val="center"/>
-          </ns0:tcPr>
-          <ns0:p>
-            <ns0:pPr>
-              <ns0:spacing ns0:before="0" ns0:after="0" ns0:line="240" ns0:lineRule="auto"/>
-              <ns0:jc ns0:val="center"/>
-            </ns0:pPr>
-            <ns0:r>
-              <ns0:rPr>
-                <ns0:rFonts ns0:ascii="宋体" ns0:hAnsi="宋体" ns0:eastAsia="宋体"/>
-                <ns0:b ns0:val="0"/>
-                <ns0:sz ns0:val="18"/>
-              </ns0:rPr>
-              <ns0:t>2026-09-13</ns0:t>
-            </ns0:r>
-          </ns0:p>
-        </ns0:tc>
-        <ns0:tc>
-          <ns0:tcPr>
-            <ns0:tcW ns0:type="dxa" ns0:w="1417"/>
-            <ns0:tcMar>
-              <ns0:top ns0:w="80" ns0:type="dxa"/>
-              <ns0:start ns0:w="80" ns0:type="dxa"/>
-              <ns0:bottom ns0:w="80" ns0:type="dxa"/>
-              <ns0:end ns0:w="80" ns0:type="dxa"/>
-            </ns0:tcMar>
-            <ns0:vAlign ns0:val="center"/>
-          </ns0:tcPr>
-          <ns0:p>
-            <ns0:pPr>
-              <ns0:spacing ns0:before="0" ns0:after="0" ns0:line="240" ns0:lineRule="auto"/>
-              <ns0:jc ns0:val="center"/>
-            </ns0:pPr>
-            <ns0:r>
-              <ns0:rPr>
-                <ns0:rFonts ns0:ascii="宋体" ns0:hAnsi="宋体" ns0:eastAsia="宋体"/>
-                <ns0:b ns0:val="0"/>
-                <ns0:sz ns0:val="18"/>
-              </ns0:rPr>
-              <ns0:t>封面及署名</ns0:t>
-            </ns0:r>
-          </ns0:p>
-        </ns0:tc>
-        <ns0:tc>
-          <ns0:tcPr>
-            <ns0:tcW ns0:type="dxa" ns0:w="4535"/>
-            <ns0:tcMar>
-              <ns0:top ns0:w="80" ns0:type="dxa"/>
-              <ns0:start ns0:w="80" ns0:type="dxa"/>
-              <ns0:bottom ns0:w="80" ns0:type="dxa"/>
-              <ns0:end ns0:w="80" ns0:type="dxa"/>
-            </ns0:tcMar>
-            <ns0:vAlign ns0:val="center"/>
-          </ns0:tcPr>
-          <ns0:p>
-            <ns0:pPr>
-              <ns0:spacing ns0:before="0" ns0:after="0" ns0:line="240" ns0:lineRule="auto"/>
-              <ns0:jc ns0:val="left"/>
-            </ns0:pPr>
-            <ns0:r>
-              <ns0:rPr>
-                <ns0:rFonts ns0:ascii="宋体" ns0:hAnsi="宋体" ns0:eastAsia="宋体"/>
-                <ns0:b ns0:val="0"/>
-                <ns0:sz ns0:val="18"/>
-              </ns0:rPr>
-              <ns0:t>完成正式交付物实名化和首轮格式规范化。</ns0:t>
-            </ns0:r>
-          </ns0:p>
-        </ns0:tc>
-        <ns0:tc>
-          <ns0:tcPr>
-            <ns0:tcW ns0:type="dxa" ns0:w="1531"/>
-            <ns0:tcMar>
-              <ns0:top ns0:w="80" ns0:type="dxa"/>
-              <ns0:start ns0:w="80" ns0:type="dxa"/>
-              <ns0:bottom ns0:w="80" ns0:type="dxa"/>
-              <ns0:end ns0:w="80" ns0:type="dxa"/>
-            </ns0:tcMar>
-            <ns0:vAlign ns0:val="center"/>
-          </ns0:tcPr>
-          <ns0:p>
-            <ns0:pPr>
-              <ns0:spacing ns0:before="0" ns0:after="0" ns0:line="240" ns0:lineRule="auto"/>
-              <ns0:jc ns0:val="center"/>
-            </ns0:pPr>
-            <ns0:r>
-              <ns0:rPr>
-                <ns0:rFonts ns0:ascii="宋体" ns0:hAnsi="宋体" ns0:eastAsia="宋体"/>
-                <ns0:b ns0:val="0"/>
-                <ns0:sz ns0:val="18"/>
-              </ns0:rPr>
-              <ns0:t>何思源</ns0:t>
-            </ns0:r>
-          </ns0:p>
-        </ns0:tc>
-      </ns0:tr>
-      <ns0:tr>
-        <ns0:trPr>
-          <ns0:trHeight ns0:hRule="atLeast" ns0:val="442"/>
-        </ns0:trPr>
-        <ns0:tc>
-          <ns0:tcPr>
-            <ns0:tcW ns0:type="dxa" ns0:w="964"/>
-            <ns0:tcMar>
-              <ns0:top ns0:w="80" ns0:type="dxa"/>
-              <ns0:start ns0:w="80" ns0:type="dxa"/>
-              <ns0:bottom ns0:w="80" ns0:type="dxa"/>
-              <ns0:end ns0:w="80" ns0:type="dxa"/>
-            </ns0:tcMar>
-            <ns0:vAlign ns0:val="center"/>
-          </ns0:tcPr>
-          <ns0:p>
-            <ns0:pPr>
-              <ns0:spacing ns0:before="0" ns0:after="0" ns0:line="240" ns0:lineRule="auto"/>
-              <ns0:jc ns0:val="center"/>
-            </ns0:pPr>
-            <ns0:r>
-              <ns0:rPr>
-                <ns0:rFonts ns0:ascii="宋体" ns0:hAnsi="宋体" ns0:eastAsia="宋体"/>
-                <ns0:b ns0:val="0"/>
-                <ns0:sz ns0:val="18"/>
-              </ns0:rPr>
-              <ns0:t>V1.4</ns0:t>
-            </ns0:r>
-          </ns0:p>
-        </ns0:tc>
-        <ns0:tc>
-          <ns0:tcPr>
-            <ns0:tcW ns0:type="dxa" ns0:w="1247"/>
-            <ns0:tcMar>
-              <ns0:top ns0:w="80" ns0:type="dxa"/>
-              <ns0:start ns0:w="80" ns0:type="dxa"/>
-              <ns0:bottom ns0:w="80" ns0:type="dxa"/>
-              <ns0:end ns0:w="80" ns0:type="dxa"/>
-            </ns0:tcMar>
-            <ns0:vAlign ns0:val="center"/>
-          </ns0:tcPr>
-          <ns0:p>
-            <ns0:pPr>
-              <ns0:spacing ns0:before="0" ns0:after="0" ns0:line="240" ns0:lineRule="auto"/>
-              <ns0:jc ns0:val="center"/>
-            </ns0:pPr>
-            <ns0:r>
-              <ns0:rPr>
-                <ns0:rFonts ns0:ascii="宋体" ns0:hAnsi="宋体" ns0:eastAsia="宋体"/>
-                <ns0:b ns0:val="0"/>
-                <ns0:sz ns0:val="18"/>
-              </ns0:rPr>
-              <ns0:t>2026-09-13</ns0:t>
-            </ns0:r>
-          </ns0:p>
-        </ns0:tc>
-        <ns0:tc>
-          <ns0:tcPr>
-            <ns0:tcW ns0:type="dxa" ns0:w="1417"/>
-            <ns0:tcMar>
-              <ns0:top ns0:w="80" ns0:type="dxa"/>
-              <ns0:start ns0:w="80" ns0:type="dxa"/>
-              <ns0:bottom ns0:w="80" ns0:type="dxa"/>
-              <ns0:end ns0:w="80" ns0:type="dxa"/>
-            </ns0:tcMar>
-            <ns0:vAlign ns0:val="center"/>
-          </ns0:tcPr>
-          <ns0:p>
-            <ns0:pPr>
-              <ns0:spacing ns0:before="0" ns0:after="0" ns0:line="240" ns0:lineRule="auto"/>
-              <ns0:jc ns0:val="center"/>
-            </ns0:pPr>
-            <ns0:r>
-              <ns0:rPr>
-                <ns0:rFonts ns0:ascii="宋体" ns0:hAnsi="宋体" ns0:eastAsia="宋体"/>
-                <ns0:b ns0:val="0"/>
-                <ns0:sz ns0:val="18"/>
-              </ns0:rPr>
-              <ns0:t>版式与修订记录</ns0:t>
-            </ns0:r>
-          </ns0:p>
-        </ns0:tc>
-        <ns0:tc>
-          <ns0:tcPr>
-            <ns0:tcW ns0:type="dxa" ns0:w="4535"/>
-            <ns0:tcMar>
-              <ns0:top ns0:w="80" ns0:type="dxa"/>
-              <ns0:start ns0:w="80" ns0:type="dxa"/>
-              <ns0:bottom ns0:w="80" ns0:type="dxa"/>
-              <ns0:end ns0:w="80" ns0:type="dxa"/>
-            </ns0:tcMar>
-            <ns0:vAlign ns0:val="center"/>
-          </ns0:tcPr>
-          <ns0:p>
-            <ns0:pPr>
-              <ns0:spacing ns0:before="0" ns0:after="0" ns0:line="240" ns0:lineRule="auto"/>
-              <ns0:jc ns0:val="left"/>
-            </ns0:pPr>
-            <ns0:r>
-              <ns0:rPr>
-                <ns0:rFonts ns0:ascii="宋体" ns0:hAnsi="宋体" ns0:eastAsia="宋体"/>
-                <ns0:b ns0:val="0"/>
-                <ns0:sz ns0:val="18"/>
-              </ns0:rPr>
-              <ns0:t>按教学样例逐项复核页面、样式、表格及既有 WBS/甘特图。</ns0:t>
-            </ns0:r>
-          </ns0:p>
-        </ns0:tc>
-        <ns0:tc>
-          <ns0:tcPr>
-            <ns0:tcW ns0:type="dxa" ns0:w="1531"/>
-            <ns0:tcMar>
-              <ns0:top ns0:w="80" ns0:type="dxa"/>
-              <ns0:start ns0:w="80" ns0:type="dxa"/>
-              <ns0:bottom ns0:w="80" ns0:type="dxa"/>
-              <ns0:end ns0:w="80" ns0:type="dxa"/>
-            </ns0:tcMar>
-            <ns0:vAlign ns0:val="center"/>
-          </ns0:tcPr>
-          <ns0:p>
-            <ns0:pPr>
-              <ns0:spacing ns0:before="0" ns0:after="0" ns0:line="240" ns0:lineRule="auto"/>
-              <ns0:jc ns0:val="center"/>
-            </ns0:pPr>
-            <ns0:r>
-              <ns0:rPr>
-                <ns0:rFonts ns0:ascii="宋体" ns0:hAnsi="宋体" ns0:eastAsia="宋体"/>
-                <ns0:b ns0:val="0"/>
-                <ns0:sz ns0:val="18"/>
-              </ns0:rPr>
-              <ns0:t>何思源</ns0:t>
-            </ns0:r>
-          </ns0:p>
-        </ns0:tc>
-      </ns0:tr>
     </ns0:tbl>
     <ns0:p>
       <ns0:pPr>
@@ -1266,15 +930,12 @@
     <ns0:p>
       <ns0:pPr>
         <ns0:pStyle ns0:val="1"/>
-        <ns0:keepNext/>
         <ns0:spacing ns0:before="240" ns0:after="160"/>
       </ns0:pPr>
       <ns0:r>
         <ns0:rPr>
-          <ns0:rFonts ns0:ascii="黑体" ns0:hAnsi="黑体" ns0:eastAsia="黑体"/>
           <ns0:b/>
-          <ns0:color ns0:val="000000"/>
-          <ns0:sz ns0:val="30"/>
+          <ns0:rFonts ns0:eastAsia="黑体"/>
         </ns0:rPr>
         <ns0:t>1 编制说明</ns0:t>
       </ns0:r>
@@ -1297,28 +958,32 @@
     </ns0:p>
     <ns0:p>
       <ns0:pPr>
-        <ns0:spacing ns0:before="0" ns0:after="100" ns0:line="360" ns0:lineRule="auto"/>
+        <ns0:ind ns0:firstLine="475"/>
+        <ns0:spacing ns0:after="100" ns0:line="360" ns0:lineRule="auto"/>
       </ns0:pPr>
       <ns0:r>
         <ns0:rPr>
-          <ns0:rFonts ns0:ascii="宋体" ns0:hAnsi="宋体" ns0:eastAsia="宋体"/>
           <ns0:b ns0:val="0"/>
+          <ns0:rFonts ns0:eastAsia="宋体"/>
+          <ns0:sz ns0:val="24"/>
+          <ns0:szCs ns0:val="24"/>
           <ns0:color ns0:val="000000"/>
-          <ns0:sz ns0:val="24"/>
         </ns0:rPr>
         <ns0:t>本计划用于组织某自然博物馆智能运营中心建设项目应急管理子系统的需求确认、设计、开发与集成、测试与初验、试运行以及竣工验收。计划以可交付成果为分解对象，明确三名成员的责任、工作包依赖、完成判据和阶段准出条件。项目执行期按合同签订日记为 W1 起点；实际日历日期由合同生效日换算并经甲方确认。</ns0:t>
       </ns0:r>
     </ns0:p>
     <ns0:p>
       <ns0:pPr>
-        <ns0:spacing ns0:before="0" ns0:after="100" ns0:line="360" ns0:lineRule="auto"/>
+        <ns0:ind ns0:firstLine="475"/>
+        <ns0:spacing ns0:after="100" ns0:line="360" ns0:lineRule="auto"/>
       </ns0:pPr>
       <ns0:r>
         <ns0:rPr>
-          <ns0:rFonts ns0:ascii="宋体" ns0:hAnsi="宋体" ns0:eastAsia="宋体"/>
           <ns0:b ns0:val="0"/>
+          <ns0:rFonts ns0:eastAsia="宋体"/>
+          <ns0:sz ns0:val="24"/>
+          <ns0:szCs ns0:val="24"/>
           <ns0:color ns0:val="000000"/>
-          <ns0:sz ns0:val="24"/>
         </ns0:rPr>
         <ns0:t>本计划不改变用户需求书规定的正式里程碑、项目范围、验收标准或甲乙双方责任。现场尚未完成的接口、性能、安全、试运行和演练验证均作为后续证据任务安排，不写成已通过结论。</ns0:t>
       </ns0:r>
@@ -1342,14 +1007,14 @@
     <ns0:p>
       <ns0:pPr>
         <ns0:pStyle ns0:val="a4"/>
-        <ns0:spacing ns0:before="0" ns0:after="60" ns0:line="336" ns0:lineRule="auto"/>
+        <ns0:spacing ns0:after="60" ns0:line="360" ns0:lineRule="auto"/>
       </ns0:pPr>
       <ns0:r>
         <ns0:rPr>
-          <ns0:rFonts ns0:ascii="宋体" ns0:hAnsi="宋体" ns0:eastAsia="宋体"/>
           <ns0:b ns0:val="0"/>
-          <ns0:color ns0:val="000000"/>
+          <ns0:rFonts ns0:eastAsia="宋体"/>
           <ns0:sz ns0:val="24"/>
+          <ns0:szCs ns0:val="24"/>
         </ns0:rPr>
         <ns0:t>1. 《智能运营中心-应急管理子系统 用户需求书》，重点采用第 9.1 节实施周期与 M1—M5、第 9.2 节项目管理、第 9.3 节培训、第 9.5 节风险管理以及第 10 章验收与交付要求。</ns0:t>
       </ns0:r>
@@ -1357,14 +1022,14 @@
     <ns0:p>
       <ns0:pPr>
         <ns0:pStyle ns0:val="a4"/>
-        <ns0:spacing ns0:before="0" ns0:after="60" ns0:line="336" ns0:lineRule="auto"/>
+        <ns0:spacing ns0:after="60" ns0:line="360" ns0:lineRule="auto"/>
       </ns0:pPr>
       <ns0:r>
         <ns0:rPr>
-          <ns0:rFonts ns0:ascii="宋体" ns0:hAnsi="宋体" ns0:eastAsia="宋体"/>
           <ns0:b ns0:val="0"/>
-          <ns0:color ns0:val="000000"/>
+          <ns0:rFonts ns0:eastAsia="宋体"/>
           <ns0:sz ns0:val="24"/>
+          <ns0:szCs ns0:val="24"/>
         </ns0:rPr>
         <ns0:t>2. 冻结的 BASELINE-G1-V0.1，采用已确认的范围、关键数字、十二项澄清、外部依赖责任和变更边界。</ns0:t>
       </ns0:r>
@@ -1372,14 +1037,14 @@
     <ns0:p>
       <ns0:pPr>
         <ns0:pStyle ns0:val="a4"/>
-        <ns0:spacing ns0:before="0" ns0:after="60" ns0:line="336" ns0:lineRule="auto"/>
+        <ns0:spacing ns0:after="60" ns0:line="360" ns0:lineRule="auto"/>
       </ns0:pPr>
       <ns0:r>
         <ns0:rPr>
-          <ns0:rFonts ns0:ascii="宋体" ns0:hAnsi="宋体" ns0:eastAsia="宋体"/>
           <ns0:b ns0:val="0"/>
-          <ns0:color ns0:val="000000"/>
+          <ns0:rFonts ns0:eastAsia="宋体"/>
           <ns0:sz ns0:val="24"/>
+          <ns0:szCs ns0:val="24"/>
         </ns0:rPr>
         <ns0:t>3. 《项目建议书》V0.2，采用建设范围、实施原则和项目管理建议。</ns0:t>
       </ns0:r>
@@ -1387,14 +1052,14 @@
     <ns0:p>
       <ns0:pPr>
         <ns0:pStyle ns0:val="a4"/>
-        <ns0:spacing ns0:before="0" ns0:after="60" ns0:line="336" ns0:lineRule="auto"/>
+        <ns0:spacing ns0:after="60" ns0:line="360" ns0:lineRule="auto"/>
       </ns0:pPr>
       <ns0:r>
         <ns0:rPr>
-          <ns0:rFonts ns0:ascii="宋体" ns0:hAnsi="宋体" ns0:eastAsia="宋体"/>
           <ns0:b ns0:val="0"/>
-          <ns0:color ns0:val="000000"/>
+          <ns0:rFonts ns0:eastAsia="宋体"/>
           <ns0:sz ns0:val="24"/>
+          <ns0:szCs ns0:val="24"/>
         </ns0:rPr>
         <ns0:t>4. 《技术方案》V0.6，采用架构、接口、数据、安全、部署、验证与分阶段准出证据。</ns0:t>
       </ns0:r>
@@ -1402,14 +1067,14 @@
     <ns0:p>
       <ns0:pPr>
         <ns0:pStyle ns0:val="a4"/>
-        <ns0:spacing ns0:before="0" ns0:after="60" ns0:line="336" ns0:lineRule="auto"/>
+        <ns0:spacing ns0:after="60" ns0:line="360" ns0:lineRule="auto"/>
       </ns0:pPr>
       <ns0:r>
         <ns0:rPr>
-          <ns0:rFonts ns0:ascii="宋体" ns0:hAnsi="宋体" ns0:eastAsia="宋体"/>
           <ns0:b ns0:val="0"/>
-          <ns0:color ns0:val="000000"/>
+          <ns0:rFonts ns0:eastAsia="宋体"/>
           <ns0:sz ns0:val="24"/>
+          <ns0:szCs ns0:val="24"/>
         </ns0:rPr>
         <ns0:t>5. 项目治理文件，采用三人成员分工、配置管理、文档管理、Git 安全同步和评审闭环规则。</ns0:t>
       </ns0:r>
@@ -1433,14 +1098,14 @@
     <ns0:p>
       <ns0:pPr>
         <ns0:pStyle ns0:val="a4"/>
-        <ns0:spacing ns0:before="0" ns0:after="60" ns0:line="336" ns0:lineRule="auto"/>
+        <ns0:spacing ns0:after="60" ns0:line="360" ns0:lineRule="auto"/>
       </ns0:pPr>
       <ns0:r>
         <ns0:rPr>
-          <ns0:rFonts ns0:ascii="宋体" ns0:hAnsi="宋体" ns0:eastAsia="宋体"/>
           <ns0:b ns0:val="0"/>
-          <ns0:color ns0:val="000000"/>
+          <ns0:rFonts ns0:eastAsia="宋体"/>
           <ns0:sz ns0:val="24"/>
+          <ns0:szCs ns0:val="24"/>
         </ns0:rPr>
         <ns0:t>• W1 从合同签订日起算，每个 W 表示连续一周。</ns0:t>
       </ns0:r>
@@ -1448,14 +1113,14 @@
     <ns0:p>
       <ns0:pPr>
         <ns0:pStyle ns0:val="a4"/>
-        <ns0:spacing ns0:before="0" ns0:after="60" ns0:line="336" ns0:lineRule="auto"/>
+        <ns0:spacing ns0:after="60" ns0:line="360" ns0:lineRule="auto"/>
       </ns0:pPr>
       <ns0:r>
         <ns0:rPr>
-          <ns0:rFonts ns0:ascii="宋体" ns0:hAnsi="宋体" ns0:eastAsia="宋体"/>
           <ns0:b ns0:val="0"/>
-          <ns0:color ns0:val="000000"/>
+          <ns0:rFonts ns0:eastAsia="宋体"/>
           <ns0:sz ns0:val="24"/>
+          <ns0:szCs ns0:val="24"/>
         </ns0:rPr>
         <ns0:t>• 最底层工作包单次执行周期不超过一周。持续性管理项按周重复形成记录，不将多周跨度视为一个不可验证工作包。</ns0:t>
       </ns0:r>
@@ -1463,14 +1128,14 @@
     <ns0:p>
       <ns0:pPr>
         <ns0:pStyle ns0:val="a4"/>
-        <ns0:spacing ns0:before="0" ns0:after="60" ns0:line="336" ns0:lineRule="auto"/>
+        <ns0:spacing ns0:after="60" ns0:line="360" ns0:lineRule="auto"/>
       </ns0:pPr>
       <ns0:r>
         <ns0:rPr>
-          <ns0:rFonts ns0:ascii="宋体" ns0:hAnsi="宋体" ns0:eastAsia="宋体"/>
           <ns0:b ns0:val="0"/>
-          <ns0:color ns0:val="000000"/>
+          <ns0:rFonts ns0:eastAsia="宋体"/>
           <ns0:sz ns0:val="24"/>
+          <ns0:szCs ns0:val="24"/>
         </ns0:rPr>
         <ns0:t>• M1、M2、M3、M4、M5 的名称、相对时点和主要交付物按用户需求书第 9.1 节原文执行。</ns0:t>
       </ns0:r>
@@ -1478,14 +1143,14 @@
     <ns0:p>
       <ns0:pPr>
         <ns0:pStyle ns0:val="a4"/>
-        <ns0:spacing ns0:before="0" ns0:after="60" ns0:line="336" ns0:lineRule="auto"/>
+        <ns0:spacing ns0:after="60" ns0:line="360" ns0:lineRule="auto"/>
       </ns0:pPr>
       <ns0:r>
         <ns0:rPr>
-          <ns0:rFonts ns0:ascii="宋体" ns0:hAnsi="宋体" ns0:eastAsia="宋体"/>
           <ns0:b ns0:val="0"/>
-          <ns0:color ns0:val="000000"/>
+          <ns0:rFonts ns0:eastAsia="宋体"/>
           <ns0:sz ns0:val="24"/>
+          <ns0:szCs ns0:val="24"/>
         </ns0:rPr>
         <ns0:t>• M4 与 M5 均以试运行满一个月为时间条件。计划在 W20 完成试运行准出证据后组织竣工验收；若甲方验收窗口另行安排，仅调整日历日期，不降低准出条件。</ns0:t>
       </ns0:r>
@@ -1498,15 +1163,12 @@
     <ns0:p>
       <ns0:pPr>
         <ns0:pStyle ns0:val="1"/>
-        <ns0:keepNext/>
         <ns0:spacing ns0:before="240" ns0:after="160"/>
       </ns0:pPr>
       <ns0:r>
         <ns0:rPr>
-          <ns0:rFonts ns0:ascii="黑体" ns0:hAnsi="黑体" ns0:eastAsia="黑体"/>
           <ns0:b/>
-          <ns0:color ns0:val="000000"/>
-          <ns0:sz ns0:val="30"/>
+          <ns0:rFonts ns0:eastAsia="黑体"/>
         </ns0:rPr>
         <ns0:t>2 工作分解结构</ns0:t>
       </ns0:r>
@@ -1529,14 +1191,16 @@
     </ns0:p>
     <ns0:p>
       <ns0:pPr>
-        <ns0:spacing ns0:before="0" ns0:after="100" ns0:line="360" ns0:lineRule="auto"/>
+        <ns0:ind ns0:firstLine="475"/>
+        <ns0:spacing ns0:after="100" ns0:line="360" ns0:lineRule="auto"/>
       </ns0:pPr>
       <ns0:r>
         <ns0:rPr>
-          <ns0:rFonts ns0:ascii="宋体" ns0:hAnsi="宋体" ns0:eastAsia="宋体"/>
           <ns0:b ns0:val="0"/>
+          <ns0:rFonts ns0:eastAsia="宋体"/>
+          <ns0:sz ns0:val="24"/>
+          <ns0:szCs ns0:val="24"/>
           <ns0:color ns0:val="000000"/>
-          <ns0:sz ns0:val="24"/>
         </ns0:rPr>
         <ns0:t>WBS 按可交付成果分为项目管理与控制、需求确认、设计评审、开发与集成、测试与初验、试运行与竣工验收六个一级分支。每个底层工作包必须形成可审查的文件、软件增量、测试记录或签认材料。学习、一般会议和无交付物的协调活动不单列为工作包。</ns0:t>
       </ns0:r>
@@ -1559,14 +1223,16 @@
     </ns0:p>
     <ns0:p>
       <ns0:pPr>
-        <ns0:spacing ns0:before="0" ns0:after="100" ns0:line="360" ns0:lineRule="auto"/>
+        <ns0:ind ns0:firstLine="475"/>
+        <ns0:spacing ns0:after="100" ns0:line="360" ns0:lineRule="auto"/>
       </ns0:pPr>
       <ns0:r>
         <ns0:rPr>
-          <ns0:rFonts ns0:ascii="宋体" ns0:hAnsi="宋体" ns0:eastAsia="宋体"/>
           <ns0:b ns0:val="0"/>
+          <ns0:rFonts ns0:eastAsia="宋体"/>
+          <ns0:sz ns0:val="24"/>
+          <ns0:szCs ns0:val="24"/>
           <ns0:color ns0:val="000000"/>
-          <ns0:sz ns0:val="24"/>
         </ns0:rPr>
         <ns0:t>项目 WBS 结构图见图 2-1。结构图用于快速识别阶段与交付群组，详细输入、依赖和完成判据以表 2-1 为准。</ns0:t>
       </ns0:r>
@@ -1579,7 +1245,7 @@
       <ns0:r>
         <ns0:drawing>
           <ns2:inline>
-            <ns2:extent cx="5715000" cy="3214688"/>
+            <ns2:extent cx="5762625" cy="3241477"/>
             <ns2:docPr id="1" name="图1 项目WBS结构图" title="图1 项目WBS结构图" descr="图1 项目WBS结构图"/>
             <ns2:cNvGraphicFramePr>
               <ns3:graphicFrameLocks noChangeAspect="1"/>
@@ -1600,7 +1266,7 @@
                   <ns4:spPr>
                     <ns3:xfrm>
                       <ns3:off x="0" y="0"/>
-                      <ns3:ext cx="5715000" cy="3214688"/>
+                      <ns3:ext cx="5762625" cy="3241477"/>
                     </ns3:xfrm>
                     <ns3:prstGeom prst="rect"/>
                   </ns4:spPr>
@@ -1613,29 +1279,20 @@
     </ns0:p>
     <ns0:p>
       <ns0:pPr>
-        <ns0:spacing ns0:before="0" ns0:after="120" ns0:line="240" ns0:lineRule="auto"/>
         <ns0:jc ns0:val="center"/>
       </ns0:pPr>
       <ns0:r>
         <ns0:rPr>
-          <ns0:rFonts ns0:ascii="宋体" ns0:hAnsi="宋体" ns0:eastAsia="宋体"/>
           <ns0:b/>
+          <ns0:rFonts ns0:eastAsia="宋体"/>
+          <ns0:sz ns0:val="18"/>
           <ns0:color ns0:val="000000"/>
-          <ns0:sz ns0:val="18"/>
         </ns0:rPr>
         <ns0:t>图 2-1　项目 WBS 结构图（工作包级）</ns0:t>
       </ns0:r>
     </ns0:p>
     <ns0:p>
-      <ns0:pPr>
-        <ns0:sectPr>
-          <ns0:footerReference ns0:type="default" ns5:id="rId9"/>
-          <ns0:pgSz ns0:w="11906" ns0:h="16838"/>
-          <ns0:pgMar ns0:top="1440" ns0:right="1440" ns0:bottom="1440" ns0:left="1440" ns0:header="708" ns0:footer="708" ns0:gutter="0"/>
-          <ns0:cols ns0:space="720"/>
-          <ns0:docGrid ns0:linePitch="360"/>
-        </ns0:sectPr>
-      </ns0:pPr>
+      <ns0:pPr/>
     </ns0:p>
     <ns0:p>
       <ns0:pPr>
@@ -1655,22 +1312,21 @@
     </ns0:p>
     <ns0:p>
       <ns0:pPr>
-        <ns0:spacing ns0:before="0" ns0:after="120" ns0:line="240" ns0:lineRule="auto"/>
         <ns0:jc ns0:val="center"/>
       </ns0:pPr>
       <ns0:r>
         <ns0:rPr>
-          <ns0:rFonts ns0:ascii="宋体" ns0:hAnsi="宋体" ns0:eastAsia="宋体"/>
           <ns0:b/>
+          <ns0:rFonts ns0:eastAsia="宋体"/>
+          <ns0:sz ns0:val="18"/>
           <ns0:color ns0:val="000000"/>
-          <ns0:sz ns0:val="18"/>
         </ns0:rPr>
         <ns0:t>表 2-1　项目 WBS 工作包一览表</ns0:t>
       </ns0:r>
     </ns0:p>
     <ns0:tbl>
       <ns0:tblPr>
-        <ns0:tblW ns0:type="dxa" ns0:w="12960"/>
+        <ns0:tblW ns0:type="dxa" ns0:w="9026"/>
         <ns0:jc ns0:val="center"/>
         <ns0:tblLayout ns0:type="fixed"/>
         <ns0:tblLook ns0:firstColumn="1" ns0:firstRow="1" ns0:lastColumn="0" ns0:lastRow="0" ns0:noHBand="0" ns0:noVBand="1" ns0:val="04A0"/>
@@ -1685,14 +1341,14 @@
         <ns0:tblInd ns0:type="dxa" ns0:w="80"/>
       </ns0:tblPr>
       <ns0:tblGrid>
-        <ns0:gridCol ns0:w="792"/>
-        <ns0:gridCol ns0:w="1800"/>
-        <ns0:gridCol ns0:w="648"/>
-        <ns0:gridCol ns0:w="2088"/>
-        <ns0:gridCol ns0:w="2232"/>
-        <ns0:gridCol ns0:w="1656"/>
-        <ns0:gridCol ns0:w="1224"/>
-        <ns0:gridCol ns0:w="2520"/>
+        <ns0:gridCol ns0:w="552"/>
+        <ns0:gridCol ns0:w="1254"/>
+        <ns0:gridCol ns0:w="451"/>
+        <ns0:gridCol ns0:w="1454"/>
+        <ns0:gridCol ns0:w="1554"/>
+        <ns0:gridCol ns0:w="1153"/>
+        <ns0:gridCol ns0:w="852"/>
+        <ns0:gridCol ns0:w="1755"/>
       </ns0:tblGrid>
       <ns0:tr>
         <ns0:trPr>
@@ -1700,7 +1356,7 @@
         </ns0:trPr>
         <ns0:tc>
           <ns0:tcPr>
-            <ns0:tcW ns0:type="dxa" ns0:w="792"/>
+            <ns0:tcW ns0:type="dxa" ns0:w="552"/>
             <ns0:vAlign ns0:val="center"/>
             <ns0:tcMar>
               <ns0:top ns0:w="70" ns0:type="dxa"/>
@@ -1728,7 +1384,7 @@
         </ns0:tc>
         <ns0:tc>
           <ns0:tcPr>
-            <ns0:tcW ns0:type="dxa" ns0:w="1800"/>
+            <ns0:tcW ns0:type="dxa" ns0:w="1254"/>
             <ns0:vAlign ns0:val="center"/>
             <ns0:tcMar>
               <ns0:top ns0:w="70" ns0:type="dxa"/>
@@ -1756,7 +1412,7 @@
         </ns0:tc>
         <ns0:tc>
           <ns0:tcPr>
-            <ns0:tcW ns0:type="dxa" ns0:w="648"/>
+            <ns0:tcW ns0:type="dxa" ns0:w="451"/>
             <ns0:vAlign ns0:val="center"/>
             <ns0:tcMar>
               <ns0:top ns0:w="70" ns0:type="dxa"/>
@@ -1784,7 +1440,7 @@
         </ns0:tc>
         <ns0:tc>
           <ns0:tcPr>
-            <ns0:tcW ns0:type="dxa" ns0:w="2088"/>
+            <ns0:tcW ns0:type="dxa" ns0:w="1454"/>
             <ns0:vAlign ns0:val="center"/>
             <ns0:tcMar>
               <ns0:top ns0:w="70" ns0:type="dxa"/>
@@ -1812,7 +1468,7 @@
         </ns0:tc>
         <ns0:tc>
           <ns0:tcPr>
-            <ns0:tcW ns0:type="dxa" ns0:w="2232"/>
+            <ns0:tcW ns0:type="dxa" ns0:w="1554"/>
             <ns0:vAlign ns0:val="center"/>
             <ns0:tcMar>
               <ns0:top ns0:w="70" ns0:type="dxa"/>
@@ -1840,7 +1496,7 @@
         </ns0:tc>
         <ns0:tc>
           <ns0:tcPr>
-            <ns0:tcW ns0:type="dxa" ns0:w="1656"/>
+            <ns0:tcW ns0:type="dxa" ns0:w="1153"/>
             <ns0:vAlign ns0:val="center"/>
             <ns0:tcMar>
               <ns0:top ns0:w="70" ns0:type="dxa"/>
@@ -1868,7 +1524,7 @@
         </ns0:tc>
         <ns0:tc>
           <ns0:tcPr>
-            <ns0:tcW ns0:type="dxa" ns0:w="1224"/>
+            <ns0:tcW ns0:type="dxa" ns0:w="852"/>
             <ns0:vAlign ns0:val="center"/>
             <ns0:tcMar>
               <ns0:top ns0:w="70" ns0:type="dxa"/>
@@ -1896,7 +1552,7 @@
         </ns0:tc>
         <ns0:tc>
           <ns0:tcPr>
-            <ns0:tcW ns0:type="dxa" ns0:w="2520"/>
+            <ns0:tcW ns0:type="dxa" ns0:w="1755"/>
             <ns0:vAlign ns0:val="center"/>
             <ns0:tcMar>
               <ns0:top ns0:w="70" ns0:type="dxa"/>
@@ -1926,7 +1582,7 @@
       <ns0:tr>
         <ns0:tc>
           <ns0:tcPr>
-            <ns0:tcW ns0:type="dxa" ns0:w="792"/>
+            <ns0:tcW ns0:type="dxa" ns0:w="552"/>
             <ns0:vAlign ns0:val="center"/>
             <ns0:tcMar>
               <ns0:top ns0:w="70" ns0:type="dxa"/>
@@ -1953,7 +1609,7 @@
         </ns0:tc>
         <ns0:tc>
           <ns0:tcPr>
-            <ns0:tcW ns0:type="dxa" ns0:w="1800"/>
+            <ns0:tcW ns0:type="dxa" ns0:w="1254"/>
             <ns0:vAlign ns0:val="center"/>
             <ns0:tcMar>
               <ns0:top ns0:w="70" ns0:type="dxa"/>
@@ -1980,7 +1636,7 @@
         </ns0:tc>
         <ns0:tc>
           <ns0:tcPr>
-            <ns0:tcW ns0:type="dxa" ns0:w="648"/>
+            <ns0:tcW ns0:type="dxa" ns0:w="451"/>
             <ns0:vAlign ns0:val="center"/>
             <ns0:tcMar>
               <ns0:top ns0:w="70" ns0:type="dxa"/>
@@ -2007,7 +1663,7 @@
         </ns0:tc>
         <ns0:tc>
           <ns0:tcPr>
-            <ns0:tcW ns0:type="dxa" ns0:w="2088"/>
+            <ns0:tcW ns0:type="dxa" ns0:w="1454"/>
             <ns0:vAlign ns0:val="center"/>
             <ns0:tcMar>
               <ns0:top ns0:w="70" ns0:type="dxa"/>
@@ -2034,7 +1690,7 @@
         </ns0:tc>
         <ns0:tc>
           <ns0:tcPr>
-            <ns0:tcW ns0:type="dxa" ns0:w="2232"/>
+            <ns0:tcW ns0:type="dxa" ns0:w="1554"/>
             <ns0:vAlign ns0:val="center"/>
             <ns0:tcMar>
               <ns0:top ns0:w="70" ns0:type="dxa"/>
@@ -2061,7 +1717,7 @@
         </ns0:tc>
         <ns0:tc>
           <ns0:tcPr>
-            <ns0:tcW ns0:type="dxa" ns0:w="1656"/>
+            <ns0:tcW ns0:type="dxa" ns0:w="1153"/>
             <ns0:vAlign ns0:val="center"/>
             <ns0:tcMar>
               <ns0:top ns0:w="70" ns0:type="dxa"/>
@@ -2088,7 +1744,7 @@
         </ns0:tc>
         <ns0:tc>
           <ns0:tcPr>
-            <ns0:tcW ns0:type="dxa" ns0:w="1224"/>
+            <ns0:tcW ns0:type="dxa" ns0:w="852"/>
             <ns0:vAlign ns0:val="center"/>
             <ns0:tcMar>
               <ns0:top ns0:w="70" ns0:type="dxa"/>
@@ -2115,7 +1771,7 @@
         </ns0:tc>
         <ns0:tc>
           <ns0:tcPr>
-            <ns0:tcW ns0:type="dxa" ns0:w="2520"/>
+            <ns0:tcW ns0:type="dxa" ns0:w="1755"/>
             <ns0:vAlign ns0:val="center"/>
             <ns0:tcMar>
               <ns0:top ns0:w="70" ns0:type="dxa"/>
@@ -2144,7 +1800,7 @@
       <ns0:tr>
         <ns0:tc>
           <ns0:tcPr>
-            <ns0:tcW ns0:type="dxa" ns0:w="792"/>
+            <ns0:tcW ns0:type="dxa" ns0:w="552"/>
             <ns0:vAlign ns0:val="center"/>
             <ns0:tcMar>
               <ns0:top ns0:w="70" ns0:type="dxa"/>
@@ -2172,7 +1828,7 @@
         </ns0:tc>
         <ns0:tc>
           <ns0:tcPr>
-            <ns0:tcW ns0:type="dxa" ns0:w="1800"/>
+            <ns0:tcW ns0:type="dxa" ns0:w="1254"/>
             <ns0:vAlign ns0:val="center"/>
             <ns0:tcMar>
               <ns0:top ns0:w="70" ns0:type="dxa"/>
@@ -2200,7 +1856,7 @@
         </ns0:tc>
         <ns0:tc>
           <ns0:tcPr>
-            <ns0:tcW ns0:type="dxa" ns0:w="648"/>
+            <ns0:tcW ns0:type="dxa" ns0:w="451"/>
             <ns0:vAlign ns0:val="center"/>
             <ns0:tcMar>
               <ns0:top ns0:w="70" ns0:type="dxa"/>
@@ -2228,7 +1884,7 @@
         </ns0:tc>
         <ns0:tc>
           <ns0:tcPr>
-            <ns0:tcW ns0:type="dxa" ns0:w="2088"/>
+            <ns0:tcW ns0:type="dxa" ns0:w="1454"/>
             <ns0:vAlign ns0:val="center"/>
             <ns0:tcMar>
               <ns0:top ns0:w="70" ns0:type="dxa"/>
@@ -2256,7 +1912,7 @@
         </ns0:tc>
         <ns0:tc>
           <ns0:tcPr>
-            <ns0:tcW ns0:type="dxa" ns0:w="2232"/>
+            <ns0:tcW ns0:type="dxa" ns0:w="1554"/>
             <ns0:vAlign ns0:val="center"/>
             <ns0:tcMar>
               <ns0:top ns0:w="70" ns0:type="dxa"/>
@@ -2284,7 +1940,7 @@
         </ns0:tc>
         <ns0:tc>
           <ns0:tcPr>
-            <ns0:tcW ns0:type="dxa" ns0:w="1656"/>
+            <ns0:tcW ns0:type="dxa" ns0:w="1153"/>
             <ns0:vAlign ns0:val="center"/>
             <ns0:tcMar>
               <ns0:top ns0:w="70" ns0:type="dxa"/>
@@ -2312,7 +1968,7 @@
         </ns0:tc>
         <ns0:tc>
           <ns0:tcPr>
-            <ns0:tcW ns0:type="dxa" ns0:w="1224"/>
+            <ns0:tcW ns0:type="dxa" ns0:w="852"/>
             <ns0:vAlign ns0:val="center"/>
             <ns0:tcMar>
               <ns0:top ns0:w="70" ns0:type="dxa"/>
@@ -2340,7 +1996,7 @@
         </ns0:tc>
         <ns0:tc>
           <ns0:tcPr>
-            <ns0:tcW ns0:type="dxa" ns0:w="2520"/>
+            <ns0:tcW ns0:type="dxa" ns0:w="1755"/>
             <ns0:vAlign ns0:val="center"/>
             <ns0:tcMar>
               <ns0:top ns0:w="70" ns0:type="dxa"/>
@@ -2370,7 +2026,7 @@
       <ns0:tr>
         <ns0:tc>
           <ns0:tcPr>
-            <ns0:tcW ns0:type="dxa" ns0:w="792"/>
+            <ns0:tcW ns0:type="dxa" ns0:w="552"/>
             <ns0:vAlign ns0:val="center"/>
             <ns0:tcMar>
               <ns0:top ns0:w="70" ns0:type="dxa"/>
@@ -2397,7 +2053,7 @@
         </ns0:tc>
         <ns0:tc>
           <ns0:tcPr>
-            <ns0:tcW ns0:type="dxa" ns0:w="1800"/>
+            <ns0:tcW ns0:type="dxa" ns0:w="1254"/>
             <ns0:vAlign ns0:val="center"/>
             <ns0:tcMar>
               <ns0:top ns0:w="70" ns0:type="dxa"/>
@@ -2424,7 +2080,7 @@
         </ns0:tc>
         <ns0:tc>
           <ns0:tcPr>
-            <ns0:tcW ns0:type="dxa" ns0:w="648"/>
+            <ns0:tcW ns0:type="dxa" ns0:w="451"/>
             <ns0:vAlign ns0:val="center"/>
             <ns0:tcMar>
               <ns0:top ns0:w="70" ns0:type="dxa"/>
@@ -2451,7 +2107,7 @@
         </ns0:tc>
         <ns0:tc>
           <ns0:tcPr>
-            <ns0:tcW ns0:type="dxa" ns0:w="2088"/>
+            <ns0:tcW ns0:type="dxa" ns0:w="1454"/>
             <ns0:vAlign ns0:val="center"/>
             <ns0:tcMar>
               <ns0:top ns0:w="70" ns0:type="dxa"/>
@@ -2478,7 +2134,7 @@
         </ns0:tc>
         <ns0:tc>
           <ns0:tcPr>
-            <ns0:tcW ns0:type="dxa" ns0:w="2232"/>
+            <ns0:tcW ns0:type="dxa" ns0:w="1554"/>
             <ns0:vAlign ns0:val="center"/>
             <ns0:tcMar>
               <ns0:top ns0:w="70" ns0:type="dxa"/>
@@ -2505,7 +2161,7 @@
         </ns0:tc>
         <ns0:tc>
           <ns0:tcPr>
-            <ns0:tcW ns0:type="dxa" ns0:w="1656"/>
+            <ns0:tcW ns0:type="dxa" ns0:w="1153"/>
             <ns0:vAlign ns0:val="center"/>
             <ns0:tcMar>
               <ns0:top ns0:w="70" ns0:type="dxa"/>
@@ -2532,7 +2188,7 @@
         </ns0:tc>
         <ns0:tc>
           <ns0:tcPr>
-            <ns0:tcW ns0:type="dxa" ns0:w="1224"/>
+            <ns0:tcW ns0:type="dxa" ns0:w="852"/>
             <ns0:vAlign ns0:val="center"/>
             <ns0:tcMar>
               <ns0:top ns0:w="70" ns0:type="dxa"/>
@@ -2559,7 +2215,7 @@
         </ns0:tc>
         <ns0:tc>
           <ns0:tcPr>
-            <ns0:tcW ns0:type="dxa" ns0:w="2520"/>
+            <ns0:tcW ns0:type="dxa" ns0:w="1755"/>
             <ns0:vAlign ns0:val="center"/>
             <ns0:tcMar>
               <ns0:top ns0:w="70" ns0:type="dxa"/>
@@ -2588,7 +2244,7 @@
       <ns0:tr>
         <ns0:tc>
           <ns0:tcPr>
-            <ns0:tcW ns0:type="dxa" ns0:w="792"/>
+            <ns0:tcW ns0:type="dxa" ns0:w="552"/>
             <ns0:vAlign ns0:val="center"/>
             <ns0:tcMar>
               <ns0:top ns0:w="70" ns0:type="dxa"/>
@@ -2616,7 +2272,7 @@
         </ns0:tc>
         <ns0:tc>
           <ns0:tcPr>
-            <ns0:tcW ns0:type="dxa" ns0:w="1800"/>
+            <ns0:tcW ns0:type="dxa" ns0:w="1254"/>
             <ns0:vAlign ns0:val="center"/>
             <ns0:tcMar>
               <ns0:top ns0:w="70" ns0:type="dxa"/>
@@ -2644,7 +2300,7 @@
         </ns0:tc>
         <ns0:tc>
           <ns0:tcPr>
-            <ns0:tcW ns0:type="dxa" ns0:w="648"/>
+            <ns0:tcW ns0:type="dxa" ns0:w="451"/>
             <ns0:vAlign ns0:val="center"/>
             <ns0:tcMar>
               <ns0:top ns0:w="70" ns0:type="dxa"/>
@@ -2672,7 +2328,7 @@
         </ns0:tc>
         <ns0:tc>
           <ns0:tcPr>
-            <ns0:tcW ns0:type="dxa" ns0:w="2088"/>
+            <ns0:tcW ns0:type="dxa" ns0:w="1454"/>
             <ns0:vAlign ns0:val="center"/>
             <ns0:tcMar>
               <ns0:top ns0:w="70" ns0:type="dxa"/>
@@ -2700,7 +2356,7 @@
         </ns0:tc>
         <ns0:tc>
           <ns0:tcPr>
-            <ns0:tcW ns0:type="dxa" ns0:w="2232"/>
+            <ns0:tcW ns0:type="dxa" ns0:w="1554"/>
             <ns0:vAlign ns0:val="center"/>
             <ns0:tcMar>
               <ns0:top ns0:w="70" ns0:type="dxa"/>
@@ -2728,7 +2384,7 @@
         </ns0:tc>
         <ns0:tc>
           <ns0:tcPr>
-            <ns0:tcW ns0:type="dxa" ns0:w="1656"/>
+            <ns0:tcW ns0:type="dxa" ns0:w="1153"/>
             <ns0:vAlign ns0:val="center"/>
             <ns0:tcMar>
               <ns0:top ns0:w="70" ns0:type="dxa"/>
@@ -2756,7 +2412,7 @@
         </ns0:tc>
         <ns0:tc>
           <ns0:tcPr>
-            <ns0:tcW ns0:type="dxa" ns0:w="1224"/>
+            <ns0:tcW ns0:type="dxa" ns0:w="852"/>
             <ns0:vAlign ns0:val="center"/>
             <ns0:tcMar>
               <ns0:top ns0:w="70" ns0:type="dxa"/>
@@ -2784,7 +2440,7 @@
         </ns0:tc>
         <ns0:tc>
           <ns0:tcPr>
-            <ns0:tcW ns0:type="dxa" ns0:w="2520"/>
+            <ns0:tcW ns0:type="dxa" ns0:w="1755"/>
             <ns0:vAlign ns0:val="center"/>
             <ns0:tcMar>
               <ns0:top ns0:w="70" ns0:type="dxa"/>
@@ -2814,7 +2470,7 @@
       <ns0:tr>
         <ns0:tc>
           <ns0:tcPr>
-            <ns0:tcW ns0:type="dxa" ns0:w="792"/>
+            <ns0:tcW ns0:type="dxa" ns0:w="552"/>
             <ns0:vAlign ns0:val="center"/>
             <ns0:tcMar>
               <ns0:top ns0:w="70" ns0:type="dxa"/>
@@ -2841,7 +2497,7 @@
         </ns0:tc>
         <ns0:tc>
           <ns0:tcPr>
-            <ns0:tcW ns0:type="dxa" ns0:w="1800"/>
+            <ns0:tcW ns0:type="dxa" ns0:w="1254"/>
             <ns0:vAlign ns0:val="center"/>
             <ns0:tcMar>
               <ns0:top ns0:w="70" ns0:type="dxa"/>
@@ -2868,7 +2524,7 @@
         </ns0:tc>
         <ns0:tc>
           <ns0:tcPr>
-            <ns0:tcW ns0:type="dxa" ns0:w="648"/>
+            <ns0:tcW ns0:type="dxa" ns0:w="451"/>
             <ns0:vAlign ns0:val="center"/>
             <ns0:tcMar>
               <ns0:top ns0:w="70" ns0:type="dxa"/>
@@ -2895,7 +2551,7 @@
         </ns0:tc>
         <ns0:tc>
           <ns0:tcPr>
-            <ns0:tcW ns0:type="dxa" ns0:w="2088"/>
+            <ns0:tcW ns0:type="dxa" ns0:w="1454"/>
             <ns0:vAlign ns0:val="center"/>
             <ns0:tcMar>
               <ns0:top ns0:w="70" ns0:type="dxa"/>
@@ -2922,7 +2578,7 @@
         </ns0:tc>
         <ns0:tc>
           <ns0:tcPr>
-            <ns0:tcW ns0:type="dxa" ns0:w="2232"/>
+            <ns0:tcW ns0:type="dxa" ns0:w="1554"/>
             <ns0:vAlign ns0:val="center"/>
             <ns0:tcMar>
               <ns0:top ns0:w="70" ns0:type="dxa"/>
@@ -2949,7 +2605,7 @@
         </ns0:tc>
         <ns0:tc>
           <ns0:tcPr>
-            <ns0:tcW ns0:type="dxa" ns0:w="1656"/>
+            <ns0:tcW ns0:type="dxa" ns0:w="1153"/>
             <ns0:vAlign ns0:val="center"/>
             <ns0:tcMar>
               <ns0:top ns0:w="70" ns0:type="dxa"/>
@@ -2976,7 +2632,7 @@
         </ns0:tc>
         <ns0:tc>
           <ns0:tcPr>
-            <ns0:tcW ns0:type="dxa" ns0:w="1224"/>
+            <ns0:tcW ns0:type="dxa" ns0:w="852"/>
             <ns0:vAlign ns0:val="center"/>
             <ns0:tcMar>
               <ns0:top ns0:w="70" ns0:type="dxa"/>
@@ -3003,7 +2659,7 @@
         </ns0:tc>
         <ns0:tc>
           <ns0:tcPr>
-            <ns0:tcW ns0:type="dxa" ns0:w="2520"/>
+            <ns0:tcW ns0:type="dxa" ns0:w="1755"/>
             <ns0:vAlign ns0:val="center"/>
             <ns0:tcMar>
               <ns0:top ns0:w="70" ns0:type="dxa"/>
@@ -3032,7 +2688,7 @@
       <ns0:tr>
         <ns0:tc>
           <ns0:tcPr>
-            <ns0:tcW ns0:type="dxa" ns0:w="792"/>
+            <ns0:tcW ns0:type="dxa" ns0:w="552"/>
             <ns0:vAlign ns0:val="center"/>
             <ns0:tcMar>
               <ns0:top ns0:w="70" ns0:type="dxa"/>
@@ -3060,7 +2716,7 @@
         </ns0:tc>
         <ns0:tc>
           <ns0:tcPr>
-            <ns0:tcW ns0:type="dxa" ns0:w="1800"/>
+            <ns0:tcW ns0:type="dxa" ns0:w="1254"/>
             <ns0:vAlign ns0:val="center"/>
             <ns0:tcMar>
               <ns0:top ns0:w="70" ns0:type="dxa"/>
@@ -3088,7 +2744,7 @@
         </ns0:tc>
         <ns0:tc>
           <ns0:tcPr>
-            <ns0:tcW ns0:type="dxa" ns0:w="648"/>
+            <ns0:tcW ns0:type="dxa" ns0:w="451"/>
             <ns0:vAlign ns0:val="center"/>
             <ns0:tcMar>
               <ns0:top ns0:w="70" ns0:type="dxa"/>
@@ -3116,7 +2772,7 @@
         </ns0:tc>
         <ns0:tc>
           <ns0:tcPr>
-            <ns0:tcW ns0:type="dxa" ns0:w="2088"/>
+            <ns0:tcW ns0:type="dxa" ns0:w="1454"/>
             <ns0:vAlign ns0:val="center"/>
             <ns0:tcMar>
               <ns0:top ns0:w="70" ns0:type="dxa"/>
@@ -3144,7 +2800,7 @@
         </ns0:tc>
         <ns0:tc>
           <ns0:tcPr>
-            <ns0:tcW ns0:type="dxa" ns0:w="2232"/>
+            <ns0:tcW ns0:type="dxa" ns0:w="1554"/>
             <ns0:vAlign ns0:val="center"/>
             <ns0:tcMar>
               <ns0:top ns0:w="70" ns0:type="dxa"/>
@@ -3172,7 +2828,7 @@
         </ns0:tc>
         <ns0:tc>
           <ns0:tcPr>
-            <ns0:tcW ns0:type="dxa" ns0:w="1656"/>
+            <ns0:tcW ns0:type="dxa" ns0:w="1153"/>
             <ns0:vAlign ns0:val="center"/>
             <ns0:tcMar>
               <ns0:top ns0:w="70" ns0:type="dxa"/>
@@ -3200,7 +2856,7 @@
         </ns0:tc>
         <ns0:tc>
           <ns0:tcPr>
-            <ns0:tcW ns0:type="dxa" ns0:w="1224"/>
+            <ns0:tcW ns0:type="dxa" ns0:w="852"/>
             <ns0:vAlign ns0:val="center"/>
             <ns0:tcMar>
               <ns0:top ns0:w="70" ns0:type="dxa"/>
@@ -3228,7 +2884,7 @@
         </ns0:tc>
         <ns0:tc>
           <ns0:tcPr>
-            <ns0:tcW ns0:type="dxa" ns0:w="2520"/>
+            <ns0:tcW ns0:type="dxa" ns0:w="1755"/>
             <ns0:vAlign ns0:val="center"/>
             <ns0:tcMar>
               <ns0:top ns0:w="70" ns0:type="dxa"/>
@@ -3258,7 +2914,7 @@
       <ns0:tr>
         <ns0:tc>
           <ns0:tcPr>
-            <ns0:tcW ns0:type="dxa" ns0:w="792"/>
+            <ns0:tcW ns0:type="dxa" ns0:w="552"/>
             <ns0:vAlign ns0:val="center"/>
             <ns0:tcMar>
               <ns0:top ns0:w="70" ns0:type="dxa"/>
@@ -3285,7 +2941,7 @@
         </ns0:tc>
         <ns0:tc>
           <ns0:tcPr>
-            <ns0:tcW ns0:type="dxa" ns0:w="1800"/>
+            <ns0:tcW ns0:type="dxa" ns0:w="1254"/>
             <ns0:vAlign ns0:val="center"/>
             <ns0:tcMar>
               <ns0:top ns0:w="70" ns0:type="dxa"/>
@@ -3312,7 +2968,7 @@
         </ns0:tc>
         <ns0:tc>
           <ns0:tcPr>
-            <ns0:tcW ns0:type="dxa" ns0:w="648"/>
+            <ns0:tcW ns0:type="dxa" ns0:w="451"/>
             <ns0:vAlign ns0:val="center"/>
             <ns0:tcMar>
               <ns0:top ns0:w="70" ns0:type="dxa"/>
@@ -3339,7 +2995,7 @@
         </ns0:tc>
         <ns0:tc>
           <ns0:tcPr>
-            <ns0:tcW ns0:type="dxa" ns0:w="2088"/>
+            <ns0:tcW ns0:type="dxa" ns0:w="1454"/>
             <ns0:vAlign ns0:val="center"/>
             <ns0:tcMar>
               <ns0:top ns0:w="70" ns0:type="dxa"/>
@@ -3366,7 +3022,7 @@
         </ns0:tc>
         <ns0:tc>
           <ns0:tcPr>
-            <ns0:tcW ns0:type="dxa" ns0:w="2232"/>
+            <ns0:tcW ns0:type="dxa" ns0:w="1554"/>
             <ns0:vAlign ns0:val="center"/>
             <ns0:tcMar>
               <ns0:top ns0:w="70" ns0:type="dxa"/>
@@ -3393,7 +3049,7 @@
         </ns0:tc>
         <ns0:tc>
           <ns0:tcPr>
-            <ns0:tcW ns0:type="dxa" ns0:w="1656"/>
+            <ns0:tcW ns0:type="dxa" ns0:w="1153"/>
             <ns0:vAlign ns0:val="center"/>
             <ns0:tcMar>
               <ns0:top ns0:w="70" ns0:type="dxa"/>
@@ -3420,7 +3076,7 @@
         </ns0:tc>
         <ns0:tc>
           <ns0:tcPr>
-            <ns0:tcW ns0:type="dxa" ns0:w="1224"/>
+            <ns0:tcW ns0:type="dxa" ns0:w="852"/>
             <ns0:vAlign ns0:val="center"/>
             <ns0:tcMar>
               <ns0:top ns0:w="70" ns0:type="dxa"/>
@@ -3447,7 +3103,7 @@
         </ns0:tc>
         <ns0:tc>
           <ns0:tcPr>
-            <ns0:tcW ns0:type="dxa" ns0:w="2520"/>
+            <ns0:tcW ns0:type="dxa" ns0:w="1755"/>
             <ns0:vAlign ns0:val="center"/>
             <ns0:tcMar>
               <ns0:top ns0:w="70" ns0:type="dxa"/>
@@ -3476,7 +3132,7 @@
       <ns0:tr>
         <ns0:tc>
           <ns0:tcPr>
-            <ns0:tcW ns0:type="dxa" ns0:w="792"/>
+            <ns0:tcW ns0:type="dxa" ns0:w="552"/>
             <ns0:vAlign ns0:val="center"/>
             <ns0:tcMar>
               <ns0:top ns0:w="70" ns0:type="dxa"/>
@@ -3504,7 +3160,7 @@
         </ns0:tc>
         <ns0:tc>
           <ns0:tcPr>
-            <ns0:tcW ns0:type="dxa" ns0:w="1800"/>
+            <ns0:tcW ns0:type="dxa" ns0:w="1254"/>
             <ns0:vAlign ns0:val="center"/>
             <ns0:tcMar>
               <ns0:top ns0:w="70" ns0:type="dxa"/>
@@ -3532,7 +3188,7 @@
         </ns0:tc>
         <ns0:tc>
           <ns0:tcPr>
-            <ns0:tcW ns0:type="dxa" ns0:w="648"/>
+            <ns0:tcW ns0:type="dxa" ns0:w="451"/>
             <ns0:vAlign ns0:val="center"/>
             <ns0:tcMar>
               <ns0:top ns0:w="70" ns0:type="dxa"/>
@@ -3560,7 +3216,7 @@
         </ns0:tc>
         <ns0:tc>
           <ns0:tcPr>
-            <ns0:tcW ns0:type="dxa" ns0:w="2088"/>
+            <ns0:tcW ns0:type="dxa" ns0:w="1454"/>
             <ns0:vAlign ns0:val="center"/>
             <ns0:tcMar>
               <ns0:top ns0:w="70" ns0:type="dxa"/>
@@ -3588,7 +3244,7 @@
         </ns0:tc>
         <ns0:tc>
           <ns0:tcPr>
-            <ns0:tcW ns0:type="dxa" ns0:w="2232"/>
+            <ns0:tcW ns0:type="dxa" ns0:w="1554"/>
             <ns0:vAlign ns0:val="center"/>
             <ns0:tcMar>
               <ns0:top ns0:w="70" ns0:type="dxa"/>
@@ -3616,7 +3272,7 @@
         </ns0:tc>
         <ns0:tc>
           <ns0:tcPr>
-            <ns0:tcW ns0:type="dxa" ns0:w="1656"/>
+            <ns0:tcW ns0:type="dxa" ns0:w="1153"/>
             <ns0:vAlign ns0:val="center"/>
             <ns0:tcMar>
               <ns0:top ns0:w="70" ns0:type="dxa"/>
@@ -3644,7 +3300,7 @@
         </ns0:tc>
         <ns0:tc>
           <ns0:tcPr>
-            <ns0:tcW ns0:type="dxa" ns0:w="1224"/>
+            <ns0:tcW ns0:type="dxa" ns0:w="852"/>
             <ns0:vAlign ns0:val="center"/>
             <ns0:tcMar>
               <ns0:top ns0:w="70" ns0:type="dxa"/>
@@ -3672,7 +3328,7 @@
         </ns0:tc>
         <ns0:tc>
           <ns0:tcPr>
-            <ns0:tcW ns0:type="dxa" ns0:w="2520"/>
+            <ns0:tcW ns0:type="dxa" ns0:w="1755"/>
             <ns0:vAlign ns0:val="center"/>
             <ns0:tcMar>
               <ns0:top ns0:w="70" ns0:type="dxa"/>
@@ -3702,7 +3358,7 @@
       <ns0:tr>
         <ns0:tc>
           <ns0:tcPr>
-            <ns0:tcW ns0:type="dxa" ns0:w="792"/>
+            <ns0:tcW ns0:type="dxa" ns0:w="552"/>
             <ns0:vAlign ns0:val="center"/>
             <ns0:tcMar>
               <ns0:top ns0:w="70" ns0:type="dxa"/>
@@ -3729,7 +3385,7 @@
         </ns0:tc>
         <ns0:tc>
           <ns0:tcPr>
-            <ns0:tcW ns0:type="dxa" ns0:w="1800"/>
+            <ns0:tcW ns0:type="dxa" ns0:w="1254"/>
             <ns0:vAlign ns0:val="center"/>
             <ns0:tcMar>
               <ns0:top ns0:w="70" ns0:type="dxa"/>
@@ -3756,7 +3412,7 @@
         </ns0:tc>
         <ns0:tc>
           <ns0:tcPr>
-            <ns0:tcW ns0:type="dxa" ns0:w="648"/>
+            <ns0:tcW ns0:type="dxa" ns0:w="451"/>
             <ns0:vAlign ns0:val="center"/>
             <ns0:tcMar>
               <ns0:top ns0:w="70" ns0:type="dxa"/>
@@ -3783,7 +3439,7 @@
         </ns0:tc>
         <ns0:tc>
           <ns0:tcPr>
-            <ns0:tcW ns0:type="dxa" ns0:w="2088"/>
+            <ns0:tcW ns0:type="dxa" ns0:w="1454"/>
             <ns0:vAlign ns0:val="center"/>
             <ns0:tcMar>
               <ns0:top ns0:w="70" ns0:type="dxa"/>
@@ -3810,7 +3466,7 @@
         </ns0:tc>
         <ns0:tc>
           <ns0:tcPr>
-            <ns0:tcW ns0:type="dxa" ns0:w="2232"/>
+            <ns0:tcW ns0:type="dxa" ns0:w="1554"/>
             <ns0:vAlign ns0:val="center"/>
             <ns0:tcMar>
               <ns0:top ns0:w="70" ns0:type="dxa"/>
@@ -3837,7 +3493,7 @@
         </ns0:tc>
         <ns0:tc>
           <ns0:tcPr>
-            <ns0:tcW ns0:type="dxa" ns0:w="1656"/>
+            <ns0:tcW ns0:type="dxa" ns0:w="1153"/>
             <ns0:vAlign ns0:val="center"/>
             <ns0:tcMar>
               <ns0:top ns0:w="70" ns0:type="dxa"/>
@@ -3864,7 +3520,7 @@
         </ns0:tc>
         <ns0:tc>
           <ns0:tcPr>
-            <ns0:tcW ns0:type="dxa" ns0:w="1224"/>
+            <ns0:tcW ns0:type="dxa" ns0:w="852"/>
             <ns0:vAlign ns0:val="center"/>
             <ns0:tcMar>
               <ns0:top ns0:w="70" ns0:type="dxa"/>
@@ -3891,7 +3547,7 @@
         </ns0:tc>
         <ns0:tc>
           <ns0:tcPr>
-            <ns0:tcW ns0:type="dxa" ns0:w="2520"/>
+            <ns0:tcW ns0:type="dxa" ns0:w="1755"/>
             <ns0:vAlign ns0:val="center"/>
             <ns0:tcMar>
               <ns0:top ns0:w="70" ns0:type="dxa"/>
@@ -3920,7 +3576,7 @@
       <ns0:tr>
         <ns0:tc>
           <ns0:tcPr>
-            <ns0:tcW ns0:type="dxa" ns0:w="792"/>
+            <ns0:tcW ns0:type="dxa" ns0:w="552"/>
             <ns0:vAlign ns0:val="center"/>
             <ns0:tcMar>
               <ns0:top ns0:w="70" ns0:type="dxa"/>
@@ -3948,7 +3604,7 @@
         </ns0:tc>
         <ns0:tc>
           <ns0:tcPr>
-            <ns0:tcW ns0:type="dxa" ns0:w="1800"/>
+            <ns0:tcW ns0:type="dxa" ns0:w="1254"/>
             <ns0:vAlign ns0:val="center"/>
             <ns0:tcMar>
               <ns0:top ns0:w="70" ns0:type="dxa"/>
@@ -3976,7 +3632,7 @@
         </ns0:tc>
         <ns0:tc>
           <ns0:tcPr>
-            <ns0:tcW ns0:type="dxa" ns0:w="648"/>
+            <ns0:tcW ns0:type="dxa" ns0:w="451"/>
             <ns0:vAlign ns0:val="center"/>
             <ns0:tcMar>
               <ns0:top ns0:w="70" ns0:type="dxa"/>
@@ -4004,7 +3660,7 @@
         </ns0:tc>
         <ns0:tc>
           <ns0:tcPr>
-            <ns0:tcW ns0:type="dxa" ns0:w="2088"/>
+            <ns0:tcW ns0:type="dxa" ns0:w="1454"/>
             <ns0:vAlign ns0:val="center"/>
             <ns0:tcMar>
               <ns0:top ns0:w="70" ns0:type="dxa"/>
@@ -4032,7 +3688,7 @@
         </ns0:tc>
         <ns0:tc>
           <ns0:tcPr>
-            <ns0:tcW ns0:type="dxa" ns0:w="2232"/>
+            <ns0:tcW ns0:type="dxa" ns0:w="1554"/>
             <ns0:vAlign ns0:val="center"/>
             <ns0:tcMar>
               <ns0:top ns0:w="70" ns0:type="dxa"/>
@@ -4060,7 +3716,7 @@
         </ns0:tc>
         <ns0:tc>
           <ns0:tcPr>
-            <ns0:tcW ns0:type="dxa" ns0:w="1656"/>
+            <ns0:tcW ns0:type="dxa" ns0:w="1153"/>
             <ns0:vAlign ns0:val="center"/>
             <ns0:tcMar>
               <ns0:top ns0:w="70" ns0:type="dxa"/>
@@ -4088,7 +3744,7 @@
         </ns0:tc>
         <ns0:tc>
           <ns0:tcPr>
-            <ns0:tcW ns0:type="dxa" ns0:w="1224"/>
+            <ns0:tcW ns0:type="dxa" ns0:w="852"/>
             <ns0:vAlign ns0:val="center"/>
             <ns0:tcMar>
               <ns0:top ns0:w="70" ns0:type="dxa"/>
@@ -4116,7 +3772,7 @@
         </ns0:tc>
         <ns0:tc>
           <ns0:tcPr>
-            <ns0:tcW ns0:type="dxa" ns0:w="2520"/>
+            <ns0:tcW ns0:type="dxa" ns0:w="1755"/>
             <ns0:vAlign ns0:val="center"/>
             <ns0:tcMar>
               <ns0:top ns0:w="70" ns0:type="dxa"/>
@@ -4146,7 +3802,7 @@
       <ns0:tr>
         <ns0:tc>
           <ns0:tcPr>
-            <ns0:tcW ns0:type="dxa" ns0:w="792"/>
+            <ns0:tcW ns0:type="dxa" ns0:w="552"/>
             <ns0:vAlign ns0:val="center"/>
             <ns0:tcMar>
               <ns0:top ns0:w="70" ns0:type="dxa"/>
@@ -4173,7 +3829,7 @@
         </ns0:tc>
         <ns0:tc>
           <ns0:tcPr>
-            <ns0:tcW ns0:type="dxa" ns0:w="1800"/>
+            <ns0:tcW ns0:type="dxa" ns0:w="1254"/>
             <ns0:vAlign ns0:val="center"/>
             <ns0:tcMar>
               <ns0:top ns0:w="70" ns0:type="dxa"/>
@@ -4200,7 +3856,7 @@
         </ns0:tc>
         <ns0:tc>
           <ns0:tcPr>
-            <ns0:tcW ns0:type="dxa" ns0:w="648"/>
+            <ns0:tcW ns0:type="dxa" ns0:w="451"/>
             <ns0:vAlign ns0:val="center"/>
             <ns0:tcMar>
               <ns0:top ns0:w="70" ns0:type="dxa"/>
@@ -4227,7 +3883,7 @@
         </ns0:tc>
         <ns0:tc>
           <ns0:tcPr>
-            <ns0:tcW ns0:type="dxa" ns0:w="2088"/>
+            <ns0:tcW ns0:type="dxa" ns0:w="1454"/>
             <ns0:vAlign ns0:val="center"/>
             <ns0:tcMar>
               <ns0:top ns0:w="70" ns0:type="dxa"/>
@@ -4254,7 +3910,7 @@
         </ns0:tc>
         <ns0:tc>
           <ns0:tcPr>
-            <ns0:tcW ns0:type="dxa" ns0:w="2232"/>
+            <ns0:tcW ns0:type="dxa" ns0:w="1554"/>
             <ns0:vAlign ns0:val="center"/>
             <ns0:tcMar>
               <ns0:top ns0:w="70" ns0:type="dxa"/>
@@ -4281,7 +3937,7 @@
         </ns0:tc>
         <ns0:tc>
           <ns0:tcPr>
-            <ns0:tcW ns0:type="dxa" ns0:w="1656"/>
+            <ns0:tcW ns0:type="dxa" ns0:w="1153"/>
             <ns0:vAlign ns0:val="center"/>
             <ns0:tcMar>
               <ns0:top ns0:w="70" ns0:type="dxa"/>
@@ -4308,7 +3964,7 @@
         </ns0:tc>
         <ns0:tc>
           <ns0:tcPr>
-            <ns0:tcW ns0:type="dxa" ns0:w="1224"/>
+            <ns0:tcW ns0:type="dxa" ns0:w="852"/>
             <ns0:vAlign ns0:val="center"/>
             <ns0:tcMar>
               <ns0:top ns0:w="70" ns0:type="dxa"/>
@@ -4335,7 +3991,7 @@
         </ns0:tc>
         <ns0:tc>
           <ns0:tcPr>
-            <ns0:tcW ns0:type="dxa" ns0:w="2520"/>
+            <ns0:tcW ns0:type="dxa" ns0:w="1755"/>
             <ns0:vAlign ns0:val="center"/>
             <ns0:tcMar>
               <ns0:top ns0:w="70" ns0:type="dxa"/>
@@ -4364,7 +4020,7 @@
       <ns0:tr>
         <ns0:tc>
           <ns0:tcPr>
-            <ns0:tcW ns0:type="dxa" ns0:w="792"/>
+            <ns0:tcW ns0:type="dxa" ns0:w="552"/>
             <ns0:vAlign ns0:val="center"/>
             <ns0:tcMar>
               <ns0:top ns0:w="70" ns0:type="dxa"/>
@@ -4392,7 +4048,7 @@
         </ns0:tc>
         <ns0:tc>
           <ns0:tcPr>
-            <ns0:tcW ns0:type="dxa" ns0:w="1800"/>
+            <ns0:tcW ns0:type="dxa" ns0:w="1254"/>
             <ns0:vAlign ns0:val="center"/>
             <ns0:tcMar>
               <ns0:top ns0:w="70" ns0:type="dxa"/>
@@ -4420,7 +4076,7 @@
         </ns0:tc>
         <ns0:tc>
           <ns0:tcPr>
-            <ns0:tcW ns0:type="dxa" ns0:w="648"/>
+            <ns0:tcW ns0:type="dxa" ns0:w="451"/>
             <ns0:vAlign ns0:val="center"/>
             <ns0:tcMar>
               <ns0:top ns0:w="70" ns0:type="dxa"/>
@@ -4448,7 +4104,7 @@
         </ns0:tc>
         <ns0:tc>
           <ns0:tcPr>
-            <ns0:tcW ns0:type="dxa" ns0:w="2088"/>
+            <ns0:tcW ns0:type="dxa" ns0:w="1454"/>
             <ns0:vAlign ns0:val="center"/>
             <ns0:tcMar>
               <ns0:top ns0:w="70" ns0:type="dxa"/>
@@ -4476,7 +4132,7 @@
         </ns0:tc>
         <ns0:tc>
           <ns0:tcPr>
-            <ns0:tcW ns0:type="dxa" ns0:w="2232"/>
+            <ns0:tcW ns0:type="dxa" ns0:w="1554"/>
             <ns0:vAlign ns0:val="center"/>
             <ns0:tcMar>
               <ns0:top ns0:w="70" ns0:type="dxa"/>
@@ -4504,7 +4160,7 @@
         </ns0:tc>
         <ns0:tc>
           <ns0:tcPr>
-            <ns0:tcW ns0:type="dxa" ns0:w="1656"/>
+            <ns0:tcW ns0:type="dxa" ns0:w="1153"/>
             <ns0:vAlign ns0:val="center"/>
             <ns0:tcMar>
               <ns0:top ns0:w="70" ns0:type="dxa"/>
@@ -4532,7 +4188,7 @@
         </ns0:tc>
         <ns0:tc>
           <ns0:tcPr>
-            <ns0:tcW ns0:type="dxa" ns0:w="1224"/>
+            <ns0:tcW ns0:type="dxa" ns0:w="852"/>
             <ns0:vAlign ns0:val="center"/>
             <ns0:tcMar>
               <ns0:top ns0:w="70" ns0:type="dxa"/>
@@ -4560,7 +4216,7 @@
         </ns0:tc>
         <ns0:tc>
           <ns0:tcPr>
-            <ns0:tcW ns0:type="dxa" ns0:w="2520"/>
+            <ns0:tcW ns0:type="dxa" ns0:w="1755"/>
             <ns0:vAlign ns0:val="center"/>
             <ns0:tcMar>
               <ns0:top ns0:w="70" ns0:type="dxa"/>
@@ -4590,7 +4246,7 @@
       <ns0:tr>
         <ns0:tc>
           <ns0:tcPr>
-            <ns0:tcW ns0:type="dxa" ns0:w="792"/>
+            <ns0:tcW ns0:type="dxa" ns0:w="552"/>
             <ns0:vAlign ns0:val="center"/>
             <ns0:tcMar>
               <ns0:top ns0:w="70" ns0:type="dxa"/>
@@ -4617,7 +4273,7 @@
         </ns0:tc>
         <ns0:tc>
           <ns0:tcPr>
-            <ns0:tcW ns0:type="dxa" ns0:w="1800"/>
+            <ns0:tcW ns0:type="dxa" ns0:w="1254"/>
             <ns0:vAlign ns0:val="center"/>
             <ns0:tcMar>
               <ns0:top ns0:w="70" ns0:type="dxa"/>
@@ -4644,7 +4300,7 @@
         </ns0:tc>
         <ns0:tc>
           <ns0:tcPr>
-            <ns0:tcW ns0:type="dxa" ns0:w="648"/>
+            <ns0:tcW ns0:type="dxa" ns0:w="451"/>
             <ns0:vAlign ns0:val="center"/>
             <ns0:tcMar>
               <ns0:top ns0:w="70" ns0:type="dxa"/>
@@ -4671,7 +4327,7 @@
         </ns0:tc>
         <ns0:tc>
           <ns0:tcPr>
-            <ns0:tcW ns0:type="dxa" ns0:w="2088"/>
+            <ns0:tcW ns0:type="dxa" ns0:w="1454"/>
             <ns0:vAlign ns0:val="center"/>
             <ns0:tcMar>
               <ns0:top ns0:w="70" ns0:type="dxa"/>
@@ -4698,7 +4354,7 @@
         </ns0:tc>
         <ns0:tc>
           <ns0:tcPr>
-            <ns0:tcW ns0:type="dxa" ns0:w="2232"/>
+            <ns0:tcW ns0:type="dxa" ns0:w="1554"/>
             <ns0:vAlign ns0:val="center"/>
             <ns0:tcMar>
               <ns0:top ns0:w="70" ns0:type="dxa"/>
@@ -4725,7 +4381,7 @@
         </ns0:tc>
         <ns0:tc>
           <ns0:tcPr>
-            <ns0:tcW ns0:type="dxa" ns0:w="1656"/>
+            <ns0:tcW ns0:type="dxa" ns0:w="1153"/>
             <ns0:vAlign ns0:val="center"/>
             <ns0:tcMar>
               <ns0:top ns0:w="70" ns0:type="dxa"/>
@@ -4752,7 +4408,7 @@
         </ns0:tc>
         <ns0:tc>
           <ns0:tcPr>
-            <ns0:tcW ns0:type="dxa" ns0:w="1224"/>
+            <ns0:tcW ns0:type="dxa" ns0:w="852"/>
             <ns0:vAlign ns0:val="center"/>
             <ns0:tcMar>
               <ns0:top ns0:w="70" ns0:type="dxa"/>
@@ -4779,7 +4435,7 @@
         </ns0:tc>
         <ns0:tc>
           <ns0:tcPr>
-            <ns0:tcW ns0:type="dxa" ns0:w="2520"/>
+            <ns0:tcW ns0:type="dxa" ns0:w="1755"/>
             <ns0:vAlign ns0:val="center"/>
             <ns0:tcMar>
               <ns0:top ns0:w="70" ns0:type="dxa"/>
@@ -4808,7 +4464,7 @@
       <ns0:tr>
         <ns0:tc>
           <ns0:tcPr>
-            <ns0:tcW ns0:type="dxa" ns0:w="792"/>
+            <ns0:tcW ns0:type="dxa" ns0:w="552"/>
             <ns0:vAlign ns0:val="center"/>
             <ns0:tcMar>
               <ns0:top ns0:w="70" ns0:type="dxa"/>
@@ -4836,7 +4492,7 @@
         </ns0:tc>
         <ns0:tc>
           <ns0:tcPr>
-            <ns0:tcW ns0:type="dxa" ns0:w="1800"/>
+            <ns0:tcW ns0:type="dxa" ns0:w="1254"/>
             <ns0:vAlign ns0:val="center"/>
             <ns0:tcMar>
               <ns0:top ns0:w="70" ns0:type="dxa"/>
@@ -4864,7 +4520,7 @@
         </ns0:tc>
         <ns0:tc>
           <ns0:tcPr>
-            <ns0:tcW ns0:type="dxa" ns0:w="648"/>
+            <ns0:tcW ns0:type="dxa" ns0:w="451"/>
             <ns0:vAlign ns0:val="center"/>
             <ns0:tcMar>
               <ns0:top ns0:w="70" ns0:type="dxa"/>
@@ -4892,7 +4548,7 @@
         </ns0:tc>
         <ns0:tc>
           <ns0:tcPr>
-            <ns0:tcW ns0:type="dxa" ns0:w="2088"/>
+            <ns0:tcW ns0:type="dxa" ns0:w="1454"/>
             <ns0:vAlign ns0:val="center"/>
             <ns0:tcMar>
               <ns0:top ns0:w="70" ns0:type="dxa"/>
@@ -4920,7 +4576,7 @@
         </ns0:tc>
         <ns0:tc>
           <ns0:tcPr>
-            <ns0:tcW ns0:type="dxa" ns0:w="2232"/>
+            <ns0:tcW ns0:type="dxa" ns0:w="1554"/>
             <ns0:vAlign ns0:val="center"/>
             <ns0:tcMar>
               <ns0:top ns0:w="70" ns0:type="dxa"/>
@@ -4948,7 +4604,7 @@
         </ns0:tc>
         <ns0:tc>
           <ns0:tcPr>
-            <ns0:tcW ns0:type="dxa" ns0:w="1656"/>
+            <ns0:tcW ns0:type="dxa" ns0:w="1153"/>
             <ns0:vAlign ns0:val="center"/>
             <ns0:tcMar>
               <ns0:top ns0:w="70" ns0:type="dxa"/>
@@ -4976,7 +4632,7 @@
         </ns0:tc>
         <ns0:tc>
           <ns0:tcPr>
-            <ns0:tcW ns0:type="dxa" ns0:w="1224"/>
+            <ns0:tcW ns0:type="dxa" ns0:w="852"/>
             <ns0:vAlign ns0:val="center"/>
             <ns0:tcMar>
               <ns0:top ns0:w="70" ns0:type="dxa"/>
@@ -5004,7 +4660,7 @@
         </ns0:tc>
         <ns0:tc>
           <ns0:tcPr>
-            <ns0:tcW ns0:type="dxa" ns0:w="2520"/>
+            <ns0:tcW ns0:type="dxa" ns0:w="1755"/>
             <ns0:vAlign ns0:val="center"/>
             <ns0:tcMar>
               <ns0:top ns0:w="70" ns0:type="dxa"/>
@@ -5034,7 +4690,7 @@
       <ns0:tr>
         <ns0:tc>
           <ns0:tcPr>
-            <ns0:tcW ns0:type="dxa" ns0:w="792"/>
+            <ns0:tcW ns0:type="dxa" ns0:w="552"/>
             <ns0:vAlign ns0:val="center"/>
             <ns0:tcMar>
               <ns0:top ns0:w="70" ns0:type="dxa"/>
@@ -5061,7 +4717,7 @@
         </ns0:tc>
         <ns0:tc>
           <ns0:tcPr>
-            <ns0:tcW ns0:type="dxa" ns0:w="1800"/>
+            <ns0:tcW ns0:type="dxa" ns0:w="1254"/>
             <ns0:vAlign ns0:val="center"/>
             <ns0:tcMar>
               <ns0:top ns0:w="70" ns0:type="dxa"/>
@@ -5088,7 +4744,7 @@
         </ns0:tc>
         <ns0:tc>
           <ns0:tcPr>
-            <ns0:tcW ns0:type="dxa" ns0:w="648"/>
+            <ns0:tcW ns0:type="dxa" ns0:w="451"/>
             <ns0:vAlign ns0:val="center"/>
             <ns0:tcMar>
               <ns0:top ns0:w="70" ns0:type="dxa"/>
@@ -5115,7 +4771,7 @@
         </ns0:tc>
         <ns0:tc>
           <ns0:tcPr>
-            <ns0:tcW ns0:type="dxa" ns0:w="2088"/>
+            <ns0:tcW ns0:type="dxa" ns0:w="1454"/>
             <ns0:vAlign ns0:val="center"/>
             <ns0:tcMar>
               <ns0:top ns0:w="70" ns0:type="dxa"/>
@@ -5142,7 +4798,7 @@
         </ns0:tc>
         <ns0:tc>
           <ns0:tcPr>
-            <ns0:tcW ns0:type="dxa" ns0:w="2232"/>
+            <ns0:tcW ns0:type="dxa" ns0:w="1554"/>
             <ns0:vAlign ns0:val="center"/>
             <ns0:tcMar>
               <ns0:top ns0:w="70" ns0:type="dxa"/>
@@ -5169,7 +4825,7 @@
         </ns0:tc>
         <ns0:tc>
           <ns0:tcPr>
-            <ns0:tcW ns0:type="dxa" ns0:w="1656"/>
+            <ns0:tcW ns0:type="dxa" ns0:w="1153"/>
             <ns0:vAlign ns0:val="center"/>
             <ns0:tcMar>
               <ns0:top ns0:w="70" ns0:type="dxa"/>
@@ -5196,7 +4852,7 @@
         </ns0:tc>
         <ns0:tc>
           <ns0:tcPr>
-            <ns0:tcW ns0:type="dxa" ns0:w="1224"/>
+            <ns0:tcW ns0:type="dxa" ns0:w="852"/>
             <ns0:vAlign ns0:val="center"/>
             <ns0:tcMar>
               <ns0:top ns0:w="70" ns0:type="dxa"/>
@@ -5223,7 +4879,7 @@
         </ns0:tc>
         <ns0:tc>
           <ns0:tcPr>
-            <ns0:tcW ns0:type="dxa" ns0:w="2520"/>
+            <ns0:tcW ns0:type="dxa" ns0:w="1755"/>
             <ns0:vAlign ns0:val="center"/>
             <ns0:tcMar>
               <ns0:top ns0:w="70" ns0:type="dxa"/>
@@ -5252,7 +4908,7 @@
       <ns0:tr>
         <ns0:tc>
           <ns0:tcPr>
-            <ns0:tcW ns0:type="dxa" ns0:w="792"/>
+            <ns0:tcW ns0:type="dxa" ns0:w="552"/>
             <ns0:vAlign ns0:val="center"/>
             <ns0:tcMar>
               <ns0:top ns0:w="70" ns0:type="dxa"/>
@@ -5280,7 +4936,7 @@
         </ns0:tc>
         <ns0:tc>
           <ns0:tcPr>
-            <ns0:tcW ns0:type="dxa" ns0:w="1800"/>
+            <ns0:tcW ns0:type="dxa" ns0:w="1254"/>
             <ns0:vAlign ns0:val="center"/>
             <ns0:tcMar>
               <ns0:top ns0:w="70" ns0:type="dxa"/>
@@ -5308,7 +4964,7 @@
         </ns0:tc>
         <ns0:tc>
           <ns0:tcPr>
-            <ns0:tcW ns0:type="dxa" ns0:w="648"/>
+            <ns0:tcW ns0:type="dxa" ns0:w="451"/>
             <ns0:vAlign ns0:val="center"/>
             <ns0:tcMar>
               <ns0:top ns0:w="70" ns0:type="dxa"/>
@@ -5336,7 +4992,7 @@
         </ns0:tc>
         <ns0:tc>
           <ns0:tcPr>
-            <ns0:tcW ns0:type="dxa" ns0:w="2088"/>
+            <ns0:tcW ns0:type="dxa" ns0:w="1454"/>
             <ns0:vAlign ns0:val="center"/>
             <ns0:tcMar>
               <ns0:top ns0:w="70" ns0:type="dxa"/>
@@ -5364,7 +5020,7 @@
         </ns0:tc>
         <ns0:tc>
           <ns0:tcPr>
-            <ns0:tcW ns0:type="dxa" ns0:w="2232"/>
+            <ns0:tcW ns0:type="dxa" ns0:w="1554"/>
             <ns0:vAlign ns0:val="center"/>
             <ns0:tcMar>
               <ns0:top ns0:w="70" ns0:type="dxa"/>
@@ -5392,7 +5048,7 @@
         </ns0:tc>
         <ns0:tc>
           <ns0:tcPr>
-            <ns0:tcW ns0:type="dxa" ns0:w="1656"/>
+            <ns0:tcW ns0:type="dxa" ns0:w="1153"/>
             <ns0:vAlign ns0:val="center"/>
             <ns0:tcMar>
               <ns0:top ns0:w="70" ns0:type="dxa"/>
@@ -5420,7 +5076,7 @@
         </ns0:tc>
         <ns0:tc>
           <ns0:tcPr>
-            <ns0:tcW ns0:type="dxa" ns0:w="1224"/>
+            <ns0:tcW ns0:type="dxa" ns0:w="852"/>
             <ns0:vAlign ns0:val="center"/>
             <ns0:tcMar>
               <ns0:top ns0:w="70" ns0:type="dxa"/>
@@ -5448,7 +5104,7 @@
         </ns0:tc>
         <ns0:tc>
           <ns0:tcPr>
-            <ns0:tcW ns0:type="dxa" ns0:w="2520"/>
+            <ns0:tcW ns0:type="dxa" ns0:w="1755"/>
             <ns0:vAlign ns0:val="center"/>
             <ns0:tcMar>
               <ns0:top ns0:w="70" ns0:type="dxa"/>
@@ -5478,7 +5134,7 @@
       <ns0:tr>
         <ns0:tc>
           <ns0:tcPr>
-            <ns0:tcW ns0:type="dxa" ns0:w="792"/>
+            <ns0:tcW ns0:type="dxa" ns0:w="552"/>
             <ns0:vAlign ns0:val="center"/>
             <ns0:tcMar>
               <ns0:top ns0:w="70" ns0:type="dxa"/>
@@ -5505,7 +5161,7 @@
         </ns0:tc>
         <ns0:tc>
           <ns0:tcPr>
-            <ns0:tcW ns0:type="dxa" ns0:w="1800"/>
+            <ns0:tcW ns0:type="dxa" ns0:w="1254"/>
             <ns0:vAlign ns0:val="center"/>
             <ns0:tcMar>
               <ns0:top ns0:w="70" ns0:type="dxa"/>
@@ -5532,7 +5188,7 @@
         </ns0:tc>
         <ns0:tc>
           <ns0:tcPr>
-            <ns0:tcW ns0:type="dxa" ns0:w="648"/>
+            <ns0:tcW ns0:type="dxa" ns0:w="451"/>
             <ns0:vAlign ns0:val="center"/>
             <ns0:tcMar>
               <ns0:top ns0:w="70" ns0:type="dxa"/>
@@ -5559,7 +5215,7 @@
         </ns0:tc>
         <ns0:tc>
           <ns0:tcPr>
-            <ns0:tcW ns0:type="dxa" ns0:w="2088"/>
+            <ns0:tcW ns0:type="dxa" ns0:w="1454"/>
             <ns0:vAlign ns0:val="center"/>
             <ns0:tcMar>
               <ns0:top ns0:w="70" ns0:type="dxa"/>
@@ -5586,7 +5242,7 @@
         </ns0:tc>
         <ns0:tc>
           <ns0:tcPr>
-            <ns0:tcW ns0:type="dxa" ns0:w="2232"/>
+            <ns0:tcW ns0:type="dxa" ns0:w="1554"/>
             <ns0:vAlign ns0:val="center"/>
             <ns0:tcMar>
               <ns0:top ns0:w="70" ns0:type="dxa"/>
@@ -5613,7 +5269,7 @@
         </ns0:tc>
         <ns0:tc>
           <ns0:tcPr>
-            <ns0:tcW ns0:type="dxa" ns0:w="1656"/>
+            <ns0:tcW ns0:type="dxa" ns0:w="1153"/>
             <ns0:vAlign ns0:val="center"/>
             <ns0:tcMar>
               <ns0:top ns0:w="70" ns0:type="dxa"/>
@@ -5640,7 +5296,7 @@
         </ns0:tc>
         <ns0:tc>
           <ns0:tcPr>
-            <ns0:tcW ns0:type="dxa" ns0:w="1224"/>
+            <ns0:tcW ns0:type="dxa" ns0:w="852"/>
             <ns0:vAlign ns0:val="center"/>
             <ns0:tcMar>
               <ns0:top ns0:w="70" ns0:type="dxa"/>
@@ -5667,7 +5323,7 @@
         </ns0:tc>
         <ns0:tc>
           <ns0:tcPr>
-            <ns0:tcW ns0:type="dxa" ns0:w="2520"/>
+            <ns0:tcW ns0:type="dxa" ns0:w="1755"/>
             <ns0:vAlign ns0:val="center"/>
             <ns0:tcMar>
               <ns0:top ns0:w="70" ns0:type="dxa"/>
@@ -5696,7 +5352,7 @@
       <ns0:tr>
         <ns0:tc>
           <ns0:tcPr>
-            <ns0:tcW ns0:type="dxa" ns0:w="792"/>
+            <ns0:tcW ns0:type="dxa" ns0:w="552"/>
             <ns0:vAlign ns0:val="center"/>
             <ns0:tcMar>
               <ns0:top ns0:w="70" ns0:type="dxa"/>
@@ -5724,7 +5380,7 @@
         </ns0:tc>
         <ns0:tc>
           <ns0:tcPr>
-            <ns0:tcW ns0:type="dxa" ns0:w="1800"/>
+            <ns0:tcW ns0:type="dxa" ns0:w="1254"/>
             <ns0:vAlign ns0:val="center"/>
             <ns0:tcMar>
               <ns0:top ns0:w="70" ns0:type="dxa"/>
@@ -5752,7 +5408,7 @@
         </ns0:tc>
         <ns0:tc>
           <ns0:tcPr>
-            <ns0:tcW ns0:type="dxa" ns0:w="648"/>
+            <ns0:tcW ns0:type="dxa" ns0:w="451"/>
             <ns0:vAlign ns0:val="center"/>
             <ns0:tcMar>
               <ns0:top ns0:w="70" ns0:type="dxa"/>
@@ -5780,7 +5436,7 @@
         </ns0:tc>
         <ns0:tc>
           <ns0:tcPr>
-            <ns0:tcW ns0:type="dxa" ns0:w="2088"/>
+            <ns0:tcW ns0:type="dxa" ns0:w="1454"/>
             <ns0:vAlign ns0:val="center"/>
             <ns0:tcMar>
               <ns0:top ns0:w="70" ns0:type="dxa"/>
@@ -5808,7 +5464,7 @@
         </ns0:tc>
         <ns0:tc>
           <ns0:tcPr>
-            <ns0:tcW ns0:type="dxa" ns0:w="2232"/>
+            <ns0:tcW ns0:type="dxa" ns0:w="1554"/>
             <ns0:vAlign ns0:val="center"/>
             <ns0:tcMar>
               <ns0:top ns0:w="70" ns0:type="dxa"/>
@@ -5836,7 +5492,7 @@
         </ns0:tc>
         <ns0:tc>
           <ns0:tcPr>
-            <ns0:tcW ns0:type="dxa" ns0:w="1656"/>
+            <ns0:tcW ns0:type="dxa" ns0:w="1153"/>
             <ns0:vAlign ns0:val="center"/>
             <ns0:tcMar>
               <ns0:top ns0:w="70" ns0:type="dxa"/>
@@ -5864,7 +5520,7 @@
         </ns0:tc>
         <ns0:tc>
           <ns0:tcPr>
-            <ns0:tcW ns0:type="dxa" ns0:w="1224"/>
+            <ns0:tcW ns0:type="dxa" ns0:w="852"/>
             <ns0:vAlign ns0:val="center"/>
             <ns0:tcMar>
               <ns0:top ns0:w="70" ns0:type="dxa"/>
@@ -5892,7 +5548,7 @@
         </ns0:tc>
         <ns0:tc>
           <ns0:tcPr>
-            <ns0:tcW ns0:type="dxa" ns0:w="2520"/>
+            <ns0:tcW ns0:type="dxa" ns0:w="1755"/>
             <ns0:vAlign ns0:val="center"/>
             <ns0:tcMar>
               <ns0:top ns0:w="70" ns0:type="dxa"/>
@@ -5922,7 +5578,7 @@
       <ns0:tr>
         <ns0:tc>
           <ns0:tcPr>
-            <ns0:tcW ns0:type="dxa" ns0:w="792"/>
+            <ns0:tcW ns0:type="dxa" ns0:w="552"/>
             <ns0:vAlign ns0:val="center"/>
             <ns0:tcMar>
               <ns0:top ns0:w="70" ns0:type="dxa"/>
@@ -5949,7 +5605,7 @@
         </ns0:tc>
         <ns0:tc>
           <ns0:tcPr>
-            <ns0:tcW ns0:type="dxa" ns0:w="1800"/>
+            <ns0:tcW ns0:type="dxa" ns0:w="1254"/>
             <ns0:vAlign ns0:val="center"/>
             <ns0:tcMar>
               <ns0:top ns0:w="70" ns0:type="dxa"/>
@@ -5976,7 +5632,7 @@
         </ns0:tc>
         <ns0:tc>
           <ns0:tcPr>
-            <ns0:tcW ns0:type="dxa" ns0:w="648"/>
+            <ns0:tcW ns0:type="dxa" ns0:w="451"/>
             <ns0:vAlign ns0:val="center"/>
             <ns0:tcMar>
               <ns0:top ns0:w="70" ns0:type="dxa"/>
@@ -6003,7 +5659,7 @@
         </ns0:tc>
         <ns0:tc>
           <ns0:tcPr>
-            <ns0:tcW ns0:type="dxa" ns0:w="2088"/>
+            <ns0:tcW ns0:type="dxa" ns0:w="1454"/>
             <ns0:vAlign ns0:val="center"/>
             <ns0:tcMar>
               <ns0:top ns0:w="70" ns0:type="dxa"/>
@@ -6030,7 +5686,7 @@
         </ns0:tc>
         <ns0:tc>
           <ns0:tcPr>
-            <ns0:tcW ns0:type="dxa" ns0:w="2232"/>
+            <ns0:tcW ns0:type="dxa" ns0:w="1554"/>
             <ns0:vAlign ns0:val="center"/>
             <ns0:tcMar>
               <ns0:top ns0:w="70" ns0:type="dxa"/>
@@ -6057,7 +5713,7 @@
         </ns0:tc>
         <ns0:tc>
           <ns0:tcPr>
-            <ns0:tcW ns0:type="dxa" ns0:w="1656"/>
+            <ns0:tcW ns0:type="dxa" ns0:w="1153"/>
             <ns0:vAlign ns0:val="center"/>
             <ns0:tcMar>
               <ns0:top ns0:w="70" ns0:type="dxa"/>
@@ -6084,7 +5740,7 @@
         </ns0:tc>
         <ns0:tc>
           <ns0:tcPr>
-            <ns0:tcW ns0:type="dxa" ns0:w="1224"/>
+            <ns0:tcW ns0:type="dxa" ns0:w="852"/>
             <ns0:vAlign ns0:val="center"/>
             <ns0:tcMar>
               <ns0:top ns0:w="70" ns0:type="dxa"/>
@@ -6111,7 +5767,7 @@
         </ns0:tc>
         <ns0:tc>
           <ns0:tcPr>
-            <ns0:tcW ns0:type="dxa" ns0:w="2520"/>
+            <ns0:tcW ns0:type="dxa" ns0:w="1755"/>
             <ns0:vAlign ns0:val="center"/>
             <ns0:tcMar>
               <ns0:top ns0:w="70" ns0:type="dxa"/>
@@ -6140,7 +5796,7 @@
       <ns0:tr>
         <ns0:tc>
           <ns0:tcPr>
-            <ns0:tcW ns0:type="dxa" ns0:w="792"/>
+            <ns0:tcW ns0:type="dxa" ns0:w="552"/>
             <ns0:vAlign ns0:val="center"/>
             <ns0:tcMar>
               <ns0:top ns0:w="70" ns0:type="dxa"/>
@@ -6168,7 +5824,7 @@
         </ns0:tc>
         <ns0:tc>
           <ns0:tcPr>
-            <ns0:tcW ns0:type="dxa" ns0:w="1800"/>
+            <ns0:tcW ns0:type="dxa" ns0:w="1254"/>
             <ns0:vAlign ns0:val="center"/>
             <ns0:tcMar>
               <ns0:top ns0:w="70" ns0:type="dxa"/>
@@ -6196,7 +5852,7 @@
         </ns0:tc>
         <ns0:tc>
           <ns0:tcPr>
-            <ns0:tcW ns0:type="dxa" ns0:w="648"/>
+            <ns0:tcW ns0:type="dxa" ns0:w="451"/>
             <ns0:vAlign ns0:val="center"/>
             <ns0:tcMar>
               <ns0:top ns0:w="70" ns0:type="dxa"/>
@@ -6224,7 +5880,7 @@
         </ns0:tc>
         <ns0:tc>
           <ns0:tcPr>
-            <ns0:tcW ns0:type="dxa" ns0:w="2088"/>
+            <ns0:tcW ns0:type="dxa" ns0:w="1454"/>
             <ns0:vAlign ns0:val="center"/>
             <ns0:tcMar>
               <ns0:top ns0:w="70" ns0:type="dxa"/>
@@ -6252,7 +5908,7 @@
         </ns0:tc>
         <ns0:tc>
           <ns0:tcPr>
-            <ns0:tcW ns0:type="dxa" ns0:w="2232"/>
+            <ns0:tcW ns0:type="dxa" ns0:w="1554"/>
             <ns0:vAlign ns0:val="center"/>
             <ns0:tcMar>
               <ns0:top ns0:w="70" ns0:type="dxa"/>
@@ -6280,7 +5936,7 @@
         </ns0:tc>
         <ns0:tc>
           <ns0:tcPr>
-            <ns0:tcW ns0:type="dxa" ns0:w="1656"/>
+            <ns0:tcW ns0:type="dxa" ns0:w="1153"/>
             <ns0:vAlign ns0:val="center"/>
             <ns0:tcMar>
               <ns0:top ns0:w="70" ns0:type="dxa"/>
@@ -6308,7 +5964,7 @@
         </ns0:tc>
         <ns0:tc>
           <ns0:tcPr>
-            <ns0:tcW ns0:type="dxa" ns0:w="1224"/>
+            <ns0:tcW ns0:type="dxa" ns0:w="852"/>
             <ns0:vAlign ns0:val="center"/>
             <ns0:tcMar>
               <ns0:top ns0:w="70" ns0:type="dxa"/>
@@ -6336,7 +5992,7 @@
         </ns0:tc>
         <ns0:tc>
           <ns0:tcPr>
-            <ns0:tcW ns0:type="dxa" ns0:w="2520"/>
+            <ns0:tcW ns0:type="dxa" ns0:w="1755"/>
             <ns0:vAlign ns0:val="center"/>
             <ns0:tcMar>
               <ns0:top ns0:w="70" ns0:type="dxa"/>
@@ -6366,7 +6022,7 @@
       <ns0:tr>
         <ns0:tc>
           <ns0:tcPr>
-            <ns0:tcW ns0:type="dxa" ns0:w="792"/>
+            <ns0:tcW ns0:type="dxa" ns0:w="552"/>
             <ns0:vAlign ns0:val="center"/>
             <ns0:tcMar>
               <ns0:top ns0:w="70" ns0:type="dxa"/>
@@ -6393,7 +6049,7 @@
         </ns0:tc>
         <ns0:tc>
           <ns0:tcPr>
-            <ns0:tcW ns0:type="dxa" ns0:w="1800"/>
+            <ns0:tcW ns0:type="dxa" ns0:w="1254"/>
             <ns0:vAlign ns0:val="center"/>
             <ns0:tcMar>
               <ns0:top ns0:w="70" ns0:type="dxa"/>
@@ -6420,7 +6076,7 @@
         </ns0:tc>
         <ns0:tc>
           <ns0:tcPr>
-            <ns0:tcW ns0:type="dxa" ns0:w="648"/>
+            <ns0:tcW ns0:type="dxa" ns0:w="451"/>
             <ns0:vAlign ns0:val="center"/>
             <ns0:tcMar>
               <ns0:top ns0:w="70" ns0:type="dxa"/>
@@ -6447,7 +6103,7 @@
         </ns0:tc>
         <ns0:tc>
           <ns0:tcPr>
-            <ns0:tcW ns0:type="dxa" ns0:w="2088"/>
+            <ns0:tcW ns0:type="dxa" ns0:w="1454"/>
             <ns0:vAlign ns0:val="center"/>
             <ns0:tcMar>
               <ns0:top ns0:w="70" ns0:type="dxa"/>
@@ -6474,7 +6130,7 @@
         </ns0:tc>
         <ns0:tc>
           <ns0:tcPr>
-            <ns0:tcW ns0:type="dxa" ns0:w="2232"/>
+            <ns0:tcW ns0:type="dxa" ns0:w="1554"/>
             <ns0:vAlign ns0:val="center"/>
             <ns0:tcMar>
               <ns0:top ns0:w="70" ns0:type="dxa"/>
@@ -6501,7 +6157,7 @@
         </ns0:tc>
         <ns0:tc>
           <ns0:tcPr>
-            <ns0:tcW ns0:type="dxa" ns0:w="1656"/>
+            <ns0:tcW ns0:type="dxa" ns0:w="1153"/>
             <ns0:vAlign ns0:val="center"/>
             <ns0:tcMar>
               <ns0:top ns0:w="70" ns0:type="dxa"/>
@@ -6528,7 +6184,7 @@
         </ns0:tc>
         <ns0:tc>
           <ns0:tcPr>
-            <ns0:tcW ns0:type="dxa" ns0:w="1224"/>
+            <ns0:tcW ns0:type="dxa" ns0:w="852"/>
             <ns0:vAlign ns0:val="center"/>
             <ns0:tcMar>
               <ns0:top ns0:w="70" ns0:type="dxa"/>
@@ -6555,7 +6211,7 @@
         </ns0:tc>
         <ns0:tc>
           <ns0:tcPr>
-            <ns0:tcW ns0:type="dxa" ns0:w="2520"/>
+            <ns0:tcW ns0:type="dxa" ns0:w="1755"/>
             <ns0:vAlign ns0:val="center"/>
             <ns0:tcMar>
               <ns0:top ns0:w="70" ns0:type="dxa"/>
@@ -6584,7 +6240,7 @@
       <ns0:tr>
         <ns0:tc>
           <ns0:tcPr>
-            <ns0:tcW ns0:type="dxa" ns0:w="792"/>
+            <ns0:tcW ns0:type="dxa" ns0:w="552"/>
             <ns0:vAlign ns0:val="center"/>
             <ns0:tcMar>
               <ns0:top ns0:w="70" ns0:type="dxa"/>
@@ -6612,7 +6268,7 @@
         </ns0:tc>
         <ns0:tc>
           <ns0:tcPr>
-            <ns0:tcW ns0:type="dxa" ns0:w="1800"/>
+            <ns0:tcW ns0:type="dxa" ns0:w="1254"/>
             <ns0:vAlign ns0:val="center"/>
             <ns0:tcMar>
               <ns0:top ns0:w="70" ns0:type="dxa"/>
@@ -6640,7 +6296,7 @@
         </ns0:tc>
         <ns0:tc>
           <ns0:tcPr>
-            <ns0:tcW ns0:type="dxa" ns0:w="648"/>
+            <ns0:tcW ns0:type="dxa" ns0:w="451"/>
             <ns0:vAlign ns0:val="center"/>
             <ns0:tcMar>
               <ns0:top ns0:w="70" ns0:type="dxa"/>
@@ -6668,7 +6324,7 @@
         </ns0:tc>
         <ns0:tc>
           <ns0:tcPr>
-            <ns0:tcW ns0:type="dxa" ns0:w="2088"/>
+            <ns0:tcW ns0:type="dxa" ns0:w="1454"/>
             <ns0:vAlign ns0:val="center"/>
             <ns0:tcMar>
               <ns0:top ns0:w="70" ns0:type="dxa"/>
@@ -6696,7 +6352,7 @@
         </ns0:tc>
         <ns0:tc>
           <ns0:tcPr>
-            <ns0:tcW ns0:type="dxa" ns0:w="2232"/>
+            <ns0:tcW ns0:type="dxa" ns0:w="1554"/>
             <ns0:vAlign ns0:val="center"/>
             <ns0:tcMar>
               <ns0:top ns0:w="70" ns0:type="dxa"/>
@@ -6724,7 +6380,7 @@
         </ns0:tc>
         <ns0:tc>
           <ns0:tcPr>
-            <ns0:tcW ns0:type="dxa" ns0:w="1656"/>
+            <ns0:tcW ns0:type="dxa" ns0:w="1153"/>
             <ns0:vAlign ns0:val="center"/>
             <ns0:tcMar>
               <ns0:top ns0:w="70" ns0:type="dxa"/>
@@ -6752,7 +6408,7 @@
         </ns0:tc>
         <ns0:tc>
           <ns0:tcPr>
-            <ns0:tcW ns0:type="dxa" ns0:w="1224"/>
+            <ns0:tcW ns0:type="dxa" ns0:w="852"/>
             <ns0:vAlign ns0:val="center"/>
             <ns0:tcMar>
               <ns0:top ns0:w="70" ns0:type="dxa"/>
@@ -6780,7 +6436,7 @@
         </ns0:tc>
         <ns0:tc>
           <ns0:tcPr>
-            <ns0:tcW ns0:type="dxa" ns0:w="2520"/>
+            <ns0:tcW ns0:type="dxa" ns0:w="1755"/>
             <ns0:vAlign ns0:val="center"/>
             <ns0:tcMar>
               <ns0:top ns0:w="70" ns0:type="dxa"/>
@@ -6810,7 +6466,7 @@
       <ns0:tr>
         <ns0:tc>
           <ns0:tcPr>
-            <ns0:tcW ns0:type="dxa" ns0:w="792"/>
+            <ns0:tcW ns0:type="dxa" ns0:w="552"/>
             <ns0:vAlign ns0:val="center"/>
             <ns0:tcMar>
               <ns0:top ns0:w="70" ns0:type="dxa"/>
@@ -6837,7 +6493,7 @@
         </ns0:tc>
         <ns0:tc>
           <ns0:tcPr>
-            <ns0:tcW ns0:type="dxa" ns0:w="1800"/>
+            <ns0:tcW ns0:type="dxa" ns0:w="1254"/>
             <ns0:vAlign ns0:val="center"/>
             <ns0:tcMar>
               <ns0:top ns0:w="70" ns0:type="dxa"/>
@@ -6864,7 +6520,7 @@
         </ns0:tc>
         <ns0:tc>
           <ns0:tcPr>
-            <ns0:tcW ns0:type="dxa" ns0:w="648"/>
+            <ns0:tcW ns0:type="dxa" ns0:w="451"/>
             <ns0:vAlign ns0:val="center"/>
             <ns0:tcMar>
               <ns0:top ns0:w="70" ns0:type="dxa"/>
@@ -6891,7 +6547,7 @@
         </ns0:tc>
         <ns0:tc>
           <ns0:tcPr>
-            <ns0:tcW ns0:type="dxa" ns0:w="2088"/>
+            <ns0:tcW ns0:type="dxa" ns0:w="1454"/>
             <ns0:vAlign ns0:val="center"/>
             <ns0:tcMar>
               <ns0:top ns0:w="70" ns0:type="dxa"/>
@@ -6918,7 +6574,7 @@
         </ns0:tc>
         <ns0:tc>
           <ns0:tcPr>
-            <ns0:tcW ns0:type="dxa" ns0:w="2232"/>
+            <ns0:tcW ns0:type="dxa" ns0:w="1554"/>
             <ns0:vAlign ns0:val="center"/>
             <ns0:tcMar>
               <ns0:top ns0:w="70" ns0:type="dxa"/>
@@ -6945,7 +6601,7 @@
         </ns0:tc>
         <ns0:tc>
           <ns0:tcPr>
-            <ns0:tcW ns0:type="dxa" ns0:w="1656"/>
+            <ns0:tcW ns0:type="dxa" ns0:w="1153"/>
             <ns0:vAlign ns0:val="center"/>
             <ns0:tcMar>
               <ns0:top ns0:w="70" ns0:type="dxa"/>
@@ -6972,7 +6628,7 @@
         </ns0:tc>
         <ns0:tc>
           <ns0:tcPr>
-            <ns0:tcW ns0:type="dxa" ns0:w="1224"/>
+            <ns0:tcW ns0:type="dxa" ns0:w="852"/>
             <ns0:vAlign ns0:val="center"/>
             <ns0:tcMar>
               <ns0:top ns0:w="70" ns0:type="dxa"/>
@@ -6999,7 +6655,7 @@
         </ns0:tc>
         <ns0:tc>
           <ns0:tcPr>
-            <ns0:tcW ns0:type="dxa" ns0:w="2520"/>
+            <ns0:tcW ns0:type="dxa" ns0:w="1755"/>
             <ns0:vAlign ns0:val="center"/>
             <ns0:tcMar>
               <ns0:top ns0:w="70" ns0:type="dxa"/>
@@ -7028,7 +6684,7 @@
       <ns0:tr>
         <ns0:tc>
           <ns0:tcPr>
-            <ns0:tcW ns0:type="dxa" ns0:w="792"/>
+            <ns0:tcW ns0:type="dxa" ns0:w="552"/>
             <ns0:vAlign ns0:val="center"/>
             <ns0:tcMar>
               <ns0:top ns0:w="70" ns0:type="dxa"/>
@@ -7056,7 +6712,7 @@
         </ns0:tc>
         <ns0:tc>
           <ns0:tcPr>
-            <ns0:tcW ns0:type="dxa" ns0:w="1800"/>
+            <ns0:tcW ns0:type="dxa" ns0:w="1254"/>
             <ns0:vAlign ns0:val="center"/>
             <ns0:tcMar>
               <ns0:top ns0:w="70" ns0:type="dxa"/>
@@ -7084,7 +6740,7 @@
         </ns0:tc>
         <ns0:tc>
           <ns0:tcPr>
-            <ns0:tcW ns0:type="dxa" ns0:w="648"/>
+            <ns0:tcW ns0:type="dxa" ns0:w="451"/>
             <ns0:vAlign ns0:val="center"/>
             <ns0:tcMar>
               <ns0:top ns0:w="70" ns0:type="dxa"/>
@@ -7112,7 +6768,7 @@
         </ns0:tc>
         <ns0:tc>
           <ns0:tcPr>
-            <ns0:tcW ns0:type="dxa" ns0:w="2088"/>
+            <ns0:tcW ns0:type="dxa" ns0:w="1454"/>
             <ns0:vAlign ns0:val="center"/>
             <ns0:tcMar>
               <ns0:top ns0:w="70" ns0:type="dxa"/>
@@ -7140,7 +6796,7 @@
         </ns0:tc>
         <ns0:tc>
           <ns0:tcPr>
-            <ns0:tcW ns0:type="dxa" ns0:w="2232"/>
+            <ns0:tcW ns0:type="dxa" ns0:w="1554"/>
             <ns0:vAlign ns0:val="center"/>
             <ns0:tcMar>
               <ns0:top ns0:w="70" ns0:type="dxa"/>
@@ -7168,7 +6824,7 @@
         </ns0:tc>
         <ns0:tc>
           <ns0:tcPr>
-            <ns0:tcW ns0:type="dxa" ns0:w="1656"/>
+            <ns0:tcW ns0:type="dxa" ns0:w="1153"/>
             <ns0:vAlign ns0:val="center"/>
             <ns0:tcMar>
               <ns0:top ns0:w="70" ns0:type="dxa"/>
@@ -7196,7 +6852,7 @@
         </ns0:tc>
         <ns0:tc>
           <ns0:tcPr>
-            <ns0:tcW ns0:type="dxa" ns0:w="1224"/>
+            <ns0:tcW ns0:type="dxa" ns0:w="852"/>
             <ns0:vAlign ns0:val="center"/>
             <ns0:tcMar>
               <ns0:top ns0:w="70" ns0:type="dxa"/>
@@ -7224,7 +6880,7 @@
         </ns0:tc>
         <ns0:tc>
           <ns0:tcPr>
-            <ns0:tcW ns0:type="dxa" ns0:w="2520"/>
+            <ns0:tcW ns0:type="dxa" ns0:w="1755"/>
             <ns0:vAlign ns0:val="center"/>
             <ns0:tcMar>
               <ns0:top ns0:w="70" ns0:type="dxa"/>
@@ -7254,7 +6910,7 @@
       <ns0:tr>
         <ns0:tc>
           <ns0:tcPr>
-            <ns0:tcW ns0:type="dxa" ns0:w="792"/>
+            <ns0:tcW ns0:type="dxa" ns0:w="552"/>
             <ns0:vAlign ns0:val="center"/>
             <ns0:tcMar>
               <ns0:top ns0:w="70" ns0:type="dxa"/>
@@ -7281,7 +6937,7 @@
         </ns0:tc>
         <ns0:tc>
           <ns0:tcPr>
-            <ns0:tcW ns0:type="dxa" ns0:w="1800"/>
+            <ns0:tcW ns0:type="dxa" ns0:w="1254"/>
             <ns0:vAlign ns0:val="center"/>
             <ns0:tcMar>
               <ns0:top ns0:w="70" ns0:type="dxa"/>
@@ -7308,7 +6964,7 @@
         </ns0:tc>
         <ns0:tc>
           <ns0:tcPr>
-            <ns0:tcW ns0:type="dxa" ns0:w="648"/>
+            <ns0:tcW ns0:type="dxa" ns0:w="451"/>
             <ns0:vAlign ns0:val="center"/>
             <ns0:tcMar>
               <ns0:top ns0:w="70" ns0:type="dxa"/>
@@ -7335,7 +6991,7 @@
         </ns0:tc>
         <ns0:tc>
           <ns0:tcPr>
-            <ns0:tcW ns0:type="dxa" ns0:w="2088"/>
+            <ns0:tcW ns0:type="dxa" ns0:w="1454"/>
             <ns0:vAlign ns0:val="center"/>
             <ns0:tcMar>
               <ns0:top ns0:w="70" ns0:type="dxa"/>
@@ -7362,7 +7018,7 @@
         </ns0:tc>
         <ns0:tc>
           <ns0:tcPr>
-            <ns0:tcW ns0:type="dxa" ns0:w="2232"/>
+            <ns0:tcW ns0:type="dxa" ns0:w="1554"/>
             <ns0:vAlign ns0:val="center"/>
             <ns0:tcMar>
               <ns0:top ns0:w="70" ns0:type="dxa"/>
@@ -7389,7 +7045,7 @@
         </ns0:tc>
         <ns0:tc>
           <ns0:tcPr>
-            <ns0:tcW ns0:type="dxa" ns0:w="1656"/>
+            <ns0:tcW ns0:type="dxa" ns0:w="1153"/>
             <ns0:vAlign ns0:val="center"/>
             <ns0:tcMar>
               <ns0:top ns0:w="70" ns0:type="dxa"/>
@@ -7416,7 +7072,7 @@
         </ns0:tc>
         <ns0:tc>
           <ns0:tcPr>
-            <ns0:tcW ns0:type="dxa" ns0:w="1224"/>
+            <ns0:tcW ns0:type="dxa" ns0:w="852"/>
             <ns0:vAlign ns0:val="center"/>
             <ns0:tcMar>
               <ns0:top ns0:w="70" ns0:type="dxa"/>
@@ -7443,7 +7099,7 @@
         </ns0:tc>
         <ns0:tc>
           <ns0:tcPr>
-            <ns0:tcW ns0:type="dxa" ns0:w="2520"/>
+            <ns0:tcW ns0:type="dxa" ns0:w="1755"/>
             <ns0:vAlign ns0:val="center"/>
             <ns0:tcMar>
               <ns0:top ns0:w="70" ns0:type="dxa"/>
@@ -7472,7 +7128,7 @@
       <ns0:tr>
         <ns0:tc>
           <ns0:tcPr>
-            <ns0:tcW ns0:type="dxa" ns0:w="792"/>
+            <ns0:tcW ns0:type="dxa" ns0:w="552"/>
             <ns0:vAlign ns0:val="center"/>
             <ns0:tcMar>
               <ns0:top ns0:w="70" ns0:type="dxa"/>
@@ -7500,7 +7156,7 @@
         </ns0:tc>
         <ns0:tc>
           <ns0:tcPr>
-            <ns0:tcW ns0:type="dxa" ns0:w="1800"/>
+            <ns0:tcW ns0:type="dxa" ns0:w="1254"/>
             <ns0:vAlign ns0:val="center"/>
             <ns0:tcMar>
               <ns0:top ns0:w="70" ns0:type="dxa"/>
@@ -7528,7 +7184,7 @@
         </ns0:tc>
         <ns0:tc>
           <ns0:tcPr>
-            <ns0:tcW ns0:type="dxa" ns0:w="648"/>
+            <ns0:tcW ns0:type="dxa" ns0:w="451"/>
             <ns0:vAlign ns0:val="center"/>
             <ns0:tcMar>
               <ns0:top ns0:w="70" ns0:type="dxa"/>
@@ -7556,7 +7212,7 @@
         </ns0:tc>
         <ns0:tc>
           <ns0:tcPr>
-            <ns0:tcW ns0:type="dxa" ns0:w="2088"/>
+            <ns0:tcW ns0:type="dxa" ns0:w="1454"/>
             <ns0:vAlign ns0:val="center"/>
             <ns0:tcMar>
               <ns0:top ns0:w="70" ns0:type="dxa"/>
@@ -7584,7 +7240,7 @@
         </ns0:tc>
         <ns0:tc>
           <ns0:tcPr>
-            <ns0:tcW ns0:type="dxa" ns0:w="2232"/>
+            <ns0:tcW ns0:type="dxa" ns0:w="1554"/>
             <ns0:vAlign ns0:val="center"/>
             <ns0:tcMar>
               <ns0:top ns0:w="70" ns0:type="dxa"/>
@@ -7612,7 +7268,7 @@
         </ns0:tc>
         <ns0:tc>
           <ns0:tcPr>
-            <ns0:tcW ns0:type="dxa" ns0:w="1656"/>
+            <ns0:tcW ns0:type="dxa" ns0:w="1153"/>
             <ns0:vAlign ns0:val="center"/>
             <ns0:tcMar>
               <ns0:top ns0:w="70" ns0:type="dxa"/>
@@ -7640,7 +7296,7 @@
         </ns0:tc>
         <ns0:tc>
           <ns0:tcPr>
-            <ns0:tcW ns0:type="dxa" ns0:w="1224"/>
+            <ns0:tcW ns0:type="dxa" ns0:w="852"/>
             <ns0:vAlign ns0:val="center"/>
             <ns0:tcMar>
               <ns0:top ns0:w="70" ns0:type="dxa"/>
@@ -7668,7 +7324,7 @@
         </ns0:tc>
         <ns0:tc>
           <ns0:tcPr>
-            <ns0:tcW ns0:type="dxa" ns0:w="2520"/>
+            <ns0:tcW ns0:type="dxa" ns0:w="1755"/>
             <ns0:vAlign ns0:val="center"/>
             <ns0:tcMar>
               <ns0:top ns0:w="70" ns0:type="dxa"/>
@@ -7698,7 +7354,7 @@
       <ns0:tr>
         <ns0:tc>
           <ns0:tcPr>
-            <ns0:tcW ns0:type="dxa" ns0:w="792"/>
+            <ns0:tcW ns0:type="dxa" ns0:w="552"/>
             <ns0:vAlign ns0:val="center"/>
             <ns0:tcMar>
               <ns0:top ns0:w="70" ns0:type="dxa"/>
@@ -7725,7 +7381,7 @@
         </ns0:tc>
         <ns0:tc>
           <ns0:tcPr>
-            <ns0:tcW ns0:type="dxa" ns0:w="1800"/>
+            <ns0:tcW ns0:type="dxa" ns0:w="1254"/>
             <ns0:vAlign ns0:val="center"/>
             <ns0:tcMar>
               <ns0:top ns0:w="70" ns0:type="dxa"/>
@@ -7752,7 +7408,7 @@
         </ns0:tc>
         <ns0:tc>
           <ns0:tcPr>
-            <ns0:tcW ns0:type="dxa" ns0:w="648"/>
+            <ns0:tcW ns0:type="dxa" ns0:w="451"/>
             <ns0:vAlign ns0:val="center"/>
             <ns0:tcMar>
               <ns0:top ns0:w="70" ns0:type="dxa"/>
@@ -7779,7 +7435,7 @@
         </ns0:tc>
         <ns0:tc>
           <ns0:tcPr>
-            <ns0:tcW ns0:type="dxa" ns0:w="2088"/>
+            <ns0:tcW ns0:type="dxa" ns0:w="1454"/>
             <ns0:vAlign ns0:val="center"/>
             <ns0:tcMar>
               <ns0:top ns0:w="70" ns0:type="dxa"/>
@@ -7806,7 +7462,7 @@
         </ns0:tc>
         <ns0:tc>
           <ns0:tcPr>
-            <ns0:tcW ns0:type="dxa" ns0:w="2232"/>
+            <ns0:tcW ns0:type="dxa" ns0:w="1554"/>
             <ns0:vAlign ns0:val="center"/>
             <ns0:tcMar>
               <ns0:top ns0:w="70" ns0:type="dxa"/>
@@ -7833,7 +7489,7 @@
         </ns0:tc>
         <ns0:tc>
           <ns0:tcPr>
-            <ns0:tcW ns0:type="dxa" ns0:w="1656"/>
+            <ns0:tcW ns0:type="dxa" ns0:w="1153"/>
             <ns0:vAlign ns0:val="center"/>
             <ns0:tcMar>
               <ns0:top ns0:w="70" ns0:type="dxa"/>
@@ -7860,7 +7516,7 @@
         </ns0:tc>
         <ns0:tc>
           <ns0:tcPr>
-            <ns0:tcW ns0:type="dxa" ns0:w="1224"/>
+            <ns0:tcW ns0:type="dxa" ns0:w="852"/>
             <ns0:vAlign ns0:val="center"/>
             <ns0:tcMar>
               <ns0:top ns0:w="70" ns0:type="dxa"/>
@@ -7887,7 +7543,7 @@
         </ns0:tc>
         <ns0:tc>
           <ns0:tcPr>
-            <ns0:tcW ns0:type="dxa" ns0:w="2520"/>
+            <ns0:tcW ns0:type="dxa" ns0:w="1755"/>
             <ns0:vAlign ns0:val="center"/>
             <ns0:tcMar>
               <ns0:top ns0:w="70" ns0:type="dxa"/>
@@ -7916,7 +7572,7 @@
       <ns0:tr>
         <ns0:tc>
           <ns0:tcPr>
-            <ns0:tcW ns0:type="dxa" ns0:w="792"/>
+            <ns0:tcW ns0:type="dxa" ns0:w="552"/>
             <ns0:vAlign ns0:val="center"/>
             <ns0:tcMar>
               <ns0:top ns0:w="70" ns0:type="dxa"/>
@@ -7944,7 +7600,7 @@
         </ns0:tc>
         <ns0:tc>
           <ns0:tcPr>
-            <ns0:tcW ns0:type="dxa" ns0:w="1800"/>
+            <ns0:tcW ns0:type="dxa" ns0:w="1254"/>
             <ns0:vAlign ns0:val="center"/>
             <ns0:tcMar>
               <ns0:top ns0:w="70" ns0:type="dxa"/>
@@ -7972,7 +7628,7 @@
         </ns0:tc>
         <ns0:tc>
           <ns0:tcPr>
-            <ns0:tcW ns0:type="dxa" ns0:w="648"/>
+            <ns0:tcW ns0:type="dxa" ns0:w="451"/>
             <ns0:vAlign ns0:val="center"/>
             <ns0:tcMar>
               <ns0:top ns0:w="70" ns0:type="dxa"/>
@@ -8000,7 +7656,7 @@
         </ns0:tc>
         <ns0:tc>
           <ns0:tcPr>
-            <ns0:tcW ns0:type="dxa" ns0:w="2088"/>
+            <ns0:tcW ns0:type="dxa" ns0:w="1454"/>
             <ns0:vAlign ns0:val="center"/>
             <ns0:tcMar>
               <ns0:top ns0:w="70" ns0:type="dxa"/>
@@ -8028,7 +7684,7 @@
         </ns0:tc>
         <ns0:tc>
           <ns0:tcPr>
-            <ns0:tcW ns0:type="dxa" ns0:w="2232"/>
+            <ns0:tcW ns0:type="dxa" ns0:w="1554"/>
             <ns0:vAlign ns0:val="center"/>
             <ns0:tcMar>
               <ns0:top ns0:w="70" ns0:type="dxa"/>
@@ -8056,7 +7712,7 @@
         </ns0:tc>
         <ns0:tc>
           <ns0:tcPr>
-            <ns0:tcW ns0:type="dxa" ns0:w="1656"/>
+            <ns0:tcW ns0:type="dxa" ns0:w="1153"/>
             <ns0:vAlign ns0:val="center"/>
             <ns0:tcMar>
               <ns0:top ns0:w="70" ns0:type="dxa"/>
@@ -8084,7 +7740,7 @@
         </ns0:tc>
         <ns0:tc>
           <ns0:tcPr>
-            <ns0:tcW ns0:type="dxa" ns0:w="1224"/>
+            <ns0:tcW ns0:type="dxa" ns0:w="852"/>
             <ns0:vAlign ns0:val="center"/>
             <ns0:tcMar>
               <ns0:top ns0:w="70" ns0:type="dxa"/>
@@ -8112,7 +7768,7 @@
         </ns0:tc>
         <ns0:tc>
           <ns0:tcPr>
-            <ns0:tcW ns0:type="dxa" ns0:w="2520"/>
+            <ns0:tcW ns0:type="dxa" ns0:w="1755"/>
             <ns0:vAlign ns0:val="center"/>
             <ns0:tcMar>
               <ns0:top ns0:w="70" ns0:type="dxa"/>
@@ -8142,7 +7798,7 @@
       <ns0:tr>
         <ns0:tc>
           <ns0:tcPr>
-            <ns0:tcW ns0:type="dxa" ns0:w="792"/>
+            <ns0:tcW ns0:type="dxa" ns0:w="552"/>
             <ns0:vAlign ns0:val="center"/>
             <ns0:tcMar>
               <ns0:top ns0:w="70" ns0:type="dxa"/>
@@ -8169,7 +7825,7 @@
         </ns0:tc>
         <ns0:tc>
           <ns0:tcPr>
-            <ns0:tcW ns0:type="dxa" ns0:w="1800"/>
+            <ns0:tcW ns0:type="dxa" ns0:w="1254"/>
             <ns0:vAlign ns0:val="center"/>
             <ns0:tcMar>
               <ns0:top ns0:w="70" ns0:type="dxa"/>
@@ -8196,7 +7852,7 @@
         </ns0:tc>
         <ns0:tc>
           <ns0:tcPr>
-            <ns0:tcW ns0:type="dxa" ns0:w="648"/>
+            <ns0:tcW ns0:type="dxa" ns0:w="451"/>
             <ns0:vAlign ns0:val="center"/>
             <ns0:tcMar>
               <ns0:top ns0:w="70" ns0:type="dxa"/>
@@ -8223,7 +7879,7 @@
         </ns0:tc>
         <ns0:tc>
           <ns0:tcPr>
-            <ns0:tcW ns0:type="dxa" ns0:w="2088"/>
+            <ns0:tcW ns0:type="dxa" ns0:w="1454"/>
             <ns0:vAlign ns0:val="center"/>
             <ns0:tcMar>
               <ns0:top ns0:w="70" ns0:type="dxa"/>
@@ -8250,7 +7906,7 @@
         </ns0:tc>
         <ns0:tc>
           <ns0:tcPr>
-            <ns0:tcW ns0:type="dxa" ns0:w="2232"/>
+            <ns0:tcW ns0:type="dxa" ns0:w="1554"/>
             <ns0:vAlign ns0:val="center"/>
             <ns0:tcMar>
               <ns0:top ns0:w="70" ns0:type="dxa"/>
@@ -8277,7 +7933,7 @@
         </ns0:tc>
         <ns0:tc>
           <ns0:tcPr>
-            <ns0:tcW ns0:type="dxa" ns0:w="1656"/>
+            <ns0:tcW ns0:type="dxa" ns0:w="1153"/>
             <ns0:vAlign ns0:val="center"/>
             <ns0:tcMar>
               <ns0:top ns0:w="70" ns0:type="dxa"/>
@@ -8304,7 +7960,7 @@
         </ns0:tc>
         <ns0:tc>
           <ns0:tcPr>
-            <ns0:tcW ns0:type="dxa" ns0:w="1224"/>
+            <ns0:tcW ns0:type="dxa" ns0:w="852"/>
             <ns0:vAlign ns0:val="center"/>
             <ns0:tcMar>
               <ns0:top ns0:w="70" ns0:type="dxa"/>
@@ -8331,7 +7987,7 @@
         </ns0:tc>
         <ns0:tc>
           <ns0:tcPr>
-            <ns0:tcW ns0:type="dxa" ns0:w="2520"/>
+            <ns0:tcW ns0:type="dxa" ns0:w="1755"/>
             <ns0:vAlign ns0:val="center"/>
             <ns0:tcMar>
               <ns0:top ns0:w="70" ns0:type="dxa"/>
@@ -8360,7 +8016,7 @@
       <ns0:tr>
         <ns0:tc>
           <ns0:tcPr>
-            <ns0:tcW ns0:type="dxa" ns0:w="792"/>
+            <ns0:tcW ns0:type="dxa" ns0:w="552"/>
             <ns0:vAlign ns0:val="center"/>
             <ns0:tcMar>
               <ns0:top ns0:w="70" ns0:type="dxa"/>
@@ -8388,7 +8044,7 @@
         </ns0:tc>
         <ns0:tc>
           <ns0:tcPr>
-            <ns0:tcW ns0:type="dxa" ns0:w="1800"/>
+            <ns0:tcW ns0:type="dxa" ns0:w="1254"/>
             <ns0:vAlign ns0:val="center"/>
             <ns0:tcMar>
               <ns0:top ns0:w="70" ns0:type="dxa"/>
@@ -8416,7 +8072,7 @@
         </ns0:tc>
         <ns0:tc>
           <ns0:tcPr>
-            <ns0:tcW ns0:type="dxa" ns0:w="648"/>
+            <ns0:tcW ns0:type="dxa" ns0:w="451"/>
             <ns0:vAlign ns0:val="center"/>
             <ns0:tcMar>
               <ns0:top ns0:w="70" ns0:type="dxa"/>
@@ -8444,7 +8100,7 @@
         </ns0:tc>
         <ns0:tc>
           <ns0:tcPr>
-            <ns0:tcW ns0:type="dxa" ns0:w="2088"/>
+            <ns0:tcW ns0:type="dxa" ns0:w="1454"/>
             <ns0:vAlign ns0:val="center"/>
             <ns0:tcMar>
               <ns0:top ns0:w="70" ns0:type="dxa"/>
@@ -8472,7 +8128,7 @@
         </ns0:tc>
         <ns0:tc>
           <ns0:tcPr>
-            <ns0:tcW ns0:type="dxa" ns0:w="2232"/>
+            <ns0:tcW ns0:type="dxa" ns0:w="1554"/>
             <ns0:vAlign ns0:val="center"/>
             <ns0:tcMar>
               <ns0:top ns0:w="70" ns0:type="dxa"/>
@@ -8500,7 +8156,7 @@
         </ns0:tc>
         <ns0:tc>
           <ns0:tcPr>
-            <ns0:tcW ns0:type="dxa" ns0:w="1656"/>
+            <ns0:tcW ns0:type="dxa" ns0:w="1153"/>
             <ns0:vAlign ns0:val="center"/>
             <ns0:tcMar>
               <ns0:top ns0:w="70" ns0:type="dxa"/>
@@ -8528,7 +8184,7 @@
         </ns0:tc>
         <ns0:tc>
           <ns0:tcPr>
-            <ns0:tcW ns0:type="dxa" ns0:w="1224"/>
+            <ns0:tcW ns0:type="dxa" ns0:w="852"/>
             <ns0:vAlign ns0:val="center"/>
             <ns0:tcMar>
               <ns0:top ns0:w="70" ns0:type="dxa"/>
@@ -8556,7 +8212,7 @@
         </ns0:tc>
         <ns0:tc>
           <ns0:tcPr>
-            <ns0:tcW ns0:type="dxa" ns0:w="2520"/>
+            <ns0:tcW ns0:type="dxa" ns0:w="1755"/>
             <ns0:vAlign ns0:val="center"/>
             <ns0:tcMar>
               <ns0:top ns0:w="70" ns0:type="dxa"/>
@@ -8586,7 +8242,7 @@
       <ns0:tr>
         <ns0:tc>
           <ns0:tcPr>
-            <ns0:tcW ns0:type="dxa" ns0:w="792"/>
+            <ns0:tcW ns0:type="dxa" ns0:w="552"/>
             <ns0:vAlign ns0:val="center"/>
             <ns0:tcMar>
               <ns0:top ns0:w="70" ns0:type="dxa"/>
@@ -8613,7 +8269,7 @@
         </ns0:tc>
         <ns0:tc>
           <ns0:tcPr>
-            <ns0:tcW ns0:type="dxa" ns0:w="1800"/>
+            <ns0:tcW ns0:type="dxa" ns0:w="1254"/>
             <ns0:vAlign ns0:val="center"/>
             <ns0:tcMar>
               <ns0:top ns0:w="70" ns0:type="dxa"/>
@@ -8640,7 +8296,7 @@
         </ns0:tc>
         <ns0:tc>
           <ns0:tcPr>
-            <ns0:tcW ns0:type="dxa" ns0:w="648"/>
+            <ns0:tcW ns0:type="dxa" ns0:w="451"/>
             <ns0:vAlign ns0:val="center"/>
             <ns0:tcMar>
               <ns0:top ns0:w="70" ns0:type="dxa"/>
@@ -8667,7 +8323,7 @@
         </ns0:tc>
         <ns0:tc>
           <ns0:tcPr>
-            <ns0:tcW ns0:type="dxa" ns0:w="2088"/>
+            <ns0:tcW ns0:type="dxa" ns0:w="1454"/>
             <ns0:vAlign ns0:val="center"/>
             <ns0:tcMar>
               <ns0:top ns0:w="70" ns0:type="dxa"/>
@@ -8694,7 +8350,7 @@
         </ns0:tc>
         <ns0:tc>
           <ns0:tcPr>
-            <ns0:tcW ns0:type="dxa" ns0:w="2232"/>
+            <ns0:tcW ns0:type="dxa" ns0:w="1554"/>
             <ns0:vAlign ns0:val="center"/>
             <ns0:tcMar>
               <ns0:top ns0:w="70" ns0:type="dxa"/>
@@ -8721,7 +8377,7 @@
         </ns0:tc>
         <ns0:tc>
           <ns0:tcPr>
-            <ns0:tcW ns0:type="dxa" ns0:w="1656"/>
+            <ns0:tcW ns0:type="dxa" ns0:w="1153"/>
             <ns0:vAlign ns0:val="center"/>
             <ns0:tcMar>
               <ns0:top ns0:w="70" ns0:type="dxa"/>
@@ -8748,7 +8404,7 @@
         </ns0:tc>
         <ns0:tc>
           <ns0:tcPr>
-            <ns0:tcW ns0:type="dxa" ns0:w="1224"/>
+            <ns0:tcW ns0:type="dxa" ns0:w="852"/>
             <ns0:vAlign ns0:val="center"/>
             <ns0:tcMar>
               <ns0:top ns0:w="70" ns0:type="dxa"/>
@@ -8775,7 +8431,7 @@
         </ns0:tc>
         <ns0:tc>
           <ns0:tcPr>
-            <ns0:tcW ns0:type="dxa" ns0:w="2520"/>
+            <ns0:tcW ns0:type="dxa" ns0:w="1755"/>
             <ns0:vAlign ns0:val="center"/>
             <ns0:tcMar>
               <ns0:top ns0:w="70" ns0:type="dxa"/>
@@ -8804,7 +8460,7 @@
       <ns0:tr>
         <ns0:tc>
           <ns0:tcPr>
-            <ns0:tcW ns0:type="dxa" ns0:w="792"/>
+            <ns0:tcW ns0:type="dxa" ns0:w="552"/>
             <ns0:vAlign ns0:val="center"/>
             <ns0:tcMar>
               <ns0:top ns0:w="70" ns0:type="dxa"/>
@@ -8832,7 +8488,7 @@
         </ns0:tc>
         <ns0:tc>
           <ns0:tcPr>
-            <ns0:tcW ns0:type="dxa" ns0:w="1800"/>
+            <ns0:tcW ns0:type="dxa" ns0:w="1254"/>
             <ns0:vAlign ns0:val="center"/>
             <ns0:tcMar>
               <ns0:top ns0:w="70" ns0:type="dxa"/>
@@ -8860,7 +8516,7 @@
         </ns0:tc>
         <ns0:tc>
           <ns0:tcPr>
-            <ns0:tcW ns0:type="dxa" ns0:w="648"/>
+            <ns0:tcW ns0:type="dxa" ns0:w="451"/>
             <ns0:vAlign ns0:val="center"/>
             <ns0:tcMar>
               <ns0:top ns0:w="70" ns0:type="dxa"/>
@@ -8888,7 +8544,7 @@
         </ns0:tc>
         <ns0:tc>
           <ns0:tcPr>
-            <ns0:tcW ns0:type="dxa" ns0:w="2088"/>
+            <ns0:tcW ns0:type="dxa" ns0:w="1454"/>
             <ns0:vAlign ns0:val="center"/>
             <ns0:tcMar>
               <ns0:top ns0:w="70" ns0:type="dxa"/>
@@ -8916,7 +8572,7 @@
         </ns0:tc>
         <ns0:tc>
           <ns0:tcPr>
-            <ns0:tcW ns0:type="dxa" ns0:w="2232"/>
+            <ns0:tcW ns0:type="dxa" ns0:w="1554"/>
             <ns0:vAlign ns0:val="center"/>
             <ns0:tcMar>
               <ns0:top ns0:w="70" ns0:type="dxa"/>
@@ -8944,7 +8600,7 @@
         </ns0:tc>
         <ns0:tc>
           <ns0:tcPr>
-            <ns0:tcW ns0:type="dxa" ns0:w="1656"/>
+            <ns0:tcW ns0:type="dxa" ns0:w="1153"/>
             <ns0:vAlign ns0:val="center"/>
             <ns0:tcMar>
               <ns0:top ns0:w="70" ns0:type="dxa"/>
@@ -8972,7 +8628,7 @@
         </ns0:tc>
         <ns0:tc>
           <ns0:tcPr>
-            <ns0:tcW ns0:type="dxa" ns0:w="1224"/>
+            <ns0:tcW ns0:type="dxa" ns0:w="852"/>
             <ns0:vAlign ns0:val="center"/>
             <ns0:tcMar>
               <ns0:top ns0:w="70" ns0:type="dxa"/>
@@ -9000,7 +8656,7 @@
         </ns0:tc>
         <ns0:tc>
           <ns0:tcPr>
-            <ns0:tcW ns0:type="dxa" ns0:w="2520"/>
+            <ns0:tcW ns0:type="dxa" ns0:w="1755"/>
             <ns0:vAlign ns0:val="center"/>
             <ns0:tcMar>
               <ns0:top ns0:w="70" ns0:type="dxa"/>
@@ -9030,7 +8686,7 @@
       <ns0:tr>
         <ns0:tc>
           <ns0:tcPr>
-            <ns0:tcW ns0:type="dxa" ns0:w="792"/>
+            <ns0:tcW ns0:type="dxa" ns0:w="552"/>
             <ns0:vAlign ns0:val="center"/>
             <ns0:tcMar>
               <ns0:top ns0:w="70" ns0:type="dxa"/>
@@ -9057,7 +8713,7 @@
         </ns0:tc>
         <ns0:tc>
           <ns0:tcPr>
-            <ns0:tcW ns0:type="dxa" ns0:w="1800"/>
+            <ns0:tcW ns0:type="dxa" ns0:w="1254"/>
             <ns0:vAlign ns0:val="center"/>
             <ns0:tcMar>
               <ns0:top ns0:w="70" ns0:type="dxa"/>
@@ -9084,7 +8740,7 @@
         </ns0:tc>
         <ns0:tc>
           <ns0:tcPr>
-            <ns0:tcW ns0:type="dxa" ns0:w="648"/>
+            <ns0:tcW ns0:type="dxa" ns0:w="451"/>
             <ns0:vAlign ns0:val="center"/>
             <ns0:tcMar>
               <ns0:top ns0:w="70" ns0:type="dxa"/>
@@ -9111,7 +8767,7 @@
         </ns0:tc>
         <ns0:tc>
           <ns0:tcPr>
-            <ns0:tcW ns0:type="dxa" ns0:w="2088"/>
+            <ns0:tcW ns0:type="dxa" ns0:w="1454"/>
             <ns0:vAlign ns0:val="center"/>
             <ns0:tcMar>
               <ns0:top ns0:w="70" ns0:type="dxa"/>
@@ -9138,7 +8794,7 @@
         </ns0:tc>
         <ns0:tc>
           <ns0:tcPr>
-            <ns0:tcW ns0:type="dxa" ns0:w="2232"/>
+            <ns0:tcW ns0:type="dxa" ns0:w="1554"/>
             <ns0:vAlign ns0:val="center"/>
             <ns0:tcMar>
               <ns0:top ns0:w="70" ns0:type="dxa"/>
@@ -9165,7 +8821,7 @@
         </ns0:tc>
         <ns0:tc>
           <ns0:tcPr>
-            <ns0:tcW ns0:type="dxa" ns0:w="1656"/>
+            <ns0:tcW ns0:type="dxa" ns0:w="1153"/>
             <ns0:vAlign ns0:val="center"/>
             <ns0:tcMar>
               <ns0:top ns0:w="70" ns0:type="dxa"/>
@@ -9192,7 +8848,7 @@
         </ns0:tc>
         <ns0:tc>
           <ns0:tcPr>
-            <ns0:tcW ns0:type="dxa" ns0:w="1224"/>
+            <ns0:tcW ns0:type="dxa" ns0:w="852"/>
             <ns0:vAlign ns0:val="center"/>
             <ns0:tcMar>
               <ns0:top ns0:w="70" ns0:type="dxa"/>
@@ -9219,7 +8875,7 @@
         </ns0:tc>
         <ns0:tc>
           <ns0:tcPr>
-            <ns0:tcW ns0:type="dxa" ns0:w="2520"/>
+            <ns0:tcW ns0:type="dxa" ns0:w="1755"/>
             <ns0:vAlign ns0:val="center"/>
             <ns0:tcMar>
               <ns0:top ns0:w="70" ns0:type="dxa"/>
@@ -9248,7 +8904,7 @@
       <ns0:tr>
         <ns0:tc>
           <ns0:tcPr>
-            <ns0:tcW ns0:type="dxa" ns0:w="792"/>
+            <ns0:tcW ns0:type="dxa" ns0:w="552"/>
             <ns0:vAlign ns0:val="center"/>
             <ns0:tcMar>
               <ns0:top ns0:w="70" ns0:type="dxa"/>
@@ -9276,7 +8932,7 @@
         </ns0:tc>
         <ns0:tc>
           <ns0:tcPr>
-            <ns0:tcW ns0:type="dxa" ns0:w="1800"/>
+            <ns0:tcW ns0:type="dxa" ns0:w="1254"/>
             <ns0:vAlign ns0:val="center"/>
             <ns0:tcMar>
               <ns0:top ns0:w="70" ns0:type="dxa"/>
@@ -9304,7 +8960,7 @@
         </ns0:tc>
         <ns0:tc>
           <ns0:tcPr>
-            <ns0:tcW ns0:type="dxa" ns0:w="648"/>
+            <ns0:tcW ns0:type="dxa" ns0:w="451"/>
             <ns0:vAlign ns0:val="center"/>
             <ns0:tcMar>
               <ns0:top ns0:w="70" ns0:type="dxa"/>
@@ -9332,7 +8988,7 @@
         </ns0:tc>
         <ns0:tc>
           <ns0:tcPr>
-            <ns0:tcW ns0:type="dxa" ns0:w="2088"/>
+            <ns0:tcW ns0:type="dxa" ns0:w="1454"/>
             <ns0:vAlign ns0:val="center"/>
             <ns0:tcMar>
               <ns0:top ns0:w="70" ns0:type="dxa"/>
@@ -9360,7 +9016,7 @@
         </ns0:tc>
         <ns0:tc>
           <ns0:tcPr>
-            <ns0:tcW ns0:type="dxa" ns0:w="2232"/>
+            <ns0:tcW ns0:type="dxa" ns0:w="1554"/>
             <ns0:vAlign ns0:val="center"/>
             <ns0:tcMar>
               <ns0:top ns0:w="70" ns0:type="dxa"/>
@@ -9388,7 +9044,7 @@
         </ns0:tc>
         <ns0:tc>
           <ns0:tcPr>
-            <ns0:tcW ns0:type="dxa" ns0:w="1656"/>
+            <ns0:tcW ns0:type="dxa" ns0:w="1153"/>
             <ns0:vAlign ns0:val="center"/>
             <ns0:tcMar>
               <ns0:top ns0:w="70" ns0:type="dxa"/>
@@ -9416,7 +9072,7 @@
         </ns0:tc>
         <ns0:tc>
           <ns0:tcPr>
-            <ns0:tcW ns0:type="dxa" ns0:w="1224"/>
+            <ns0:tcW ns0:type="dxa" ns0:w="852"/>
             <ns0:vAlign ns0:val="center"/>
             <ns0:tcMar>
               <ns0:top ns0:w="70" ns0:type="dxa"/>
@@ -9444,7 +9100,7 @@
         </ns0:tc>
         <ns0:tc>
           <ns0:tcPr>
-            <ns0:tcW ns0:type="dxa" ns0:w="2520"/>
+            <ns0:tcW ns0:type="dxa" ns0:w="1755"/>
             <ns0:vAlign ns0:val="center"/>
             <ns0:tcMar>
               <ns0:top ns0:w="70" ns0:type="dxa"/>
@@ -9474,7 +9130,7 @@
       <ns0:tr>
         <ns0:tc>
           <ns0:tcPr>
-            <ns0:tcW ns0:type="dxa" ns0:w="792"/>
+            <ns0:tcW ns0:type="dxa" ns0:w="552"/>
             <ns0:vAlign ns0:val="center"/>
             <ns0:tcMar>
               <ns0:top ns0:w="70" ns0:type="dxa"/>
@@ -9501,7 +9157,7 @@
         </ns0:tc>
         <ns0:tc>
           <ns0:tcPr>
-            <ns0:tcW ns0:type="dxa" ns0:w="1800"/>
+            <ns0:tcW ns0:type="dxa" ns0:w="1254"/>
             <ns0:vAlign ns0:val="center"/>
             <ns0:tcMar>
               <ns0:top ns0:w="70" ns0:type="dxa"/>
@@ -9528,7 +9184,7 @@
         </ns0:tc>
         <ns0:tc>
           <ns0:tcPr>
-            <ns0:tcW ns0:type="dxa" ns0:w="648"/>
+            <ns0:tcW ns0:type="dxa" ns0:w="451"/>
             <ns0:vAlign ns0:val="center"/>
             <ns0:tcMar>
               <ns0:top ns0:w="70" ns0:type="dxa"/>
@@ -9555,7 +9211,7 @@
         </ns0:tc>
         <ns0:tc>
           <ns0:tcPr>
-            <ns0:tcW ns0:type="dxa" ns0:w="2088"/>
+            <ns0:tcW ns0:type="dxa" ns0:w="1454"/>
             <ns0:vAlign ns0:val="center"/>
             <ns0:tcMar>
               <ns0:top ns0:w="70" ns0:type="dxa"/>
@@ -9582,7 +9238,7 @@
         </ns0:tc>
         <ns0:tc>
           <ns0:tcPr>
-            <ns0:tcW ns0:type="dxa" ns0:w="2232"/>
+            <ns0:tcW ns0:type="dxa" ns0:w="1554"/>
             <ns0:vAlign ns0:val="center"/>
             <ns0:tcMar>
               <ns0:top ns0:w="70" ns0:type="dxa"/>
@@ -9609,7 +9265,7 @@
         </ns0:tc>
         <ns0:tc>
           <ns0:tcPr>
-            <ns0:tcW ns0:type="dxa" ns0:w="1656"/>
+            <ns0:tcW ns0:type="dxa" ns0:w="1153"/>
             <ns0:vAlign ns0:val="center"/>
             <ns0:tcMar>
               <ns0:top ns0:w="70" ns0:type="dxa"/>
@@ -9636,7 +9292,7 @@
         </ns0:tc>
         <ns0:tc>
           <ns0:tcPr>
-            <ns0:tcW ns0:type="dxa" ns0:w="1224"/>
+            <ns0:tcW ns0:type="dxa" ns0:w="852"/>
             <ns0:vAlign ns0:val="center"/>
             <ns0:tcMar>
               <ns0:top ns0:w="70" ns0:type="dxa"/>
@@ -9663,7 +9319,7 @@
         </ns0:tc>
         <ns0:tc>
           <ns0:tcPr>
-            <ns0:tcW ns0:type="dxa" ns0:w="2520"/>
+            <ns0:tcW ns0:type="dxa" ns0:w="1755"/>
             <ns0:vAlign ns0:val="center"/>
             <ns0:tcMar>
               <ns0:top ns0:w="70" ns0:type="dxa"/>
@@ -9692,7 +9348,7 @@
       <ns0:tr>
         <ns0:tc>
           <ns0:tcPr>
-            <ns0:tcW ns0:type="dxa" ns0:w="792"/>
+            <ns0:tcW ns0:type="dxa" ns0:w="552"/>
             <ns0:vAlign ns0:val="center"/>
             <ns0:tcMar>
               <ns0:top ns0:w="70" ns0:type="dxa"/>
@@ -9720,7 +9376,7 @@
         </ns0:tc>
         <ns0:tc>
           <ns0:tcPr>
-            <ns0:tcW ns0:type="dxa" ns0:w="1800"/>
+            <ns0:tcW ns0:type="dxa" ns0:w="1254"/>
             <ns0:vAlign ns0:val="center"/>
             <ns0:tcMar>
               <ns0:top ns0:w="70" ns0:type="dxa"/>
@@ -9748,7 +9404,7 @@
         </ns0:tc>
         <ns0:tc>
           <ns0:tcPr>
-            <ns0:tcW ns0:type="dxa" ns0:w="648"/>
+            <ns0:tcW ns0:type="dxa" ns0:w="451"/>
             <ns0:vAlign ns0:val="center"/>
             <ns0:tcMar>
               <ns0:top ns0:w="70" ns0:type="dxa"/>
@@ -9776,7 +9432,7 @@
         </ns0:tc>
         <ns0:tc>
           <ns0:tcPr>
-            <ns0:tcW ns0:type="dxa" ns0:w="2088"/>
+            <ns0:tcW ns0:type="dxa" ns0:w="1454"/>
             <ns0:vAlign ns0:val="center"/>
             <ns0:tcMar>
               <ns0:top ns0:w="70" ns0:type="dxa"/>
@@ -9804,7 +9460,7 @@
         </ns0:tc>
         <ns0:tc>
           <ns0:tcPr>
-            <ns0:tcW ns0:type="dxa" ns0:w="2232"/>
+            <ns0:tcW ns0:type="dxa" ns0:w="1554"/>
             <ns0:vAlign ns0:val="center"/>
             <ns0:tcMar>
               <ns0:top ns0:w="70" ns0:type="dxa"/>
@@ -9832,7 +9488,7 @@
         </ns0:tc>
         <ns0:tc>
           <ns0:tcPr>
-            <ns0:tcW ns0:type="dxa" ns0:w="1656"/>
+            <ns0:tcW ns0:type="dxa" ns0:w="1153"/>
             <ns0:vAlign ns0:val="center"/>
             <ns0:tcMar>
               <ns0:top ns0:w="70" ns0:type="dxa"/>
@@ -9860,7 +9516,7 @@
         </ns0:tc>
         <ns0:tc>
           <ns0:tcPr>
-            <ns0:tcW ns0:type="dxa" ns0:w="1224"/>
+            <ns0:tcW ns0:type="dxa" ns0:w="852"/>
             <ns0:vAlign ns0:val="center"/>
             <ns0:tcMar>
               <ns0:top ns0:w="70" ns0:type="dxa"/>
@@ -9888,7 +9544,7 @@
         </ns0:tc>
         <ns0:tc>
           <ns0:tcPr>
-            <ns0:tcW ns0:type="dxa" ns0:w="2520"/>
+            <ns0:tcW ns0:type="dxa" ns0:w="1755"/>
             <ns0:vAlign ns0:val="center"/>
             <ns0:tcMar>
               <ns0:top ns0:w="70" ns0:type="dxa"/>
@@ -9918,7 +9574,7 @@
       <ns0:tr>
         <ns0:tc>
           <ns0:tcPr>
-            <ns0:tcW ns0:type="dxa" ns0:w="792"/>
+            <ns0:tcW ns0:type="dxa" ns0:w="552"/>
             <ns0:vAlign ns0:val="center"/>
             <ns0:tcMar>
               <ns0:top ns0:w="70" ns0:type="dxa"/>
@@ -9945,7 +9601,7 @@
         </ns0:tc>
         <ns0:tc>
           <ns0:tcPr>
-            <ns0:tcW ns0:type="dxa" ns0:w="1800"/>
+            <ns0:tcW ns0:type="dxa" ns0:w="1254"/>
             <ns0:vAlign ns0:val="center"/>
             <ns0:tcMar>
               <ns0:top ns0:w="70" ns0:type="dxa"/>
@@ -9972,7 +9628,7 @@
         </ns0:tc>
         <ns0:tc>
           <ns0:tcPr>
-            <ns0:tcW ns0:type="dxa" ns0:w="648"/>
+            <ns0:tcW ns0:type="dxa" ns0:w="451"/>
             <ns0:vAlign ns0:val="center"/>
             <ns0:tcMar>
               <ns0:top ns0:w="70" ns0:type="dxa"/>
@@ -9999,7 +9655,7 @@
         </ns0:tc>
         <ns0:tc>
           <ns0:tcPr>
-            <ns0:tcW ns0:type="dxa" ns0:w="2088"/>
+            <ns0:tcW ns0:type="dxa" ns0:w="1454"/>
             <ns0:vAlign ns0:val="center"/>
             <ns0:tcMar>
               <ns0:top ns0:w="70" ns0:type="dxa"/>
@@ -10026,7 +9682,7 @@
         </ns0:tc>
         <ns0:tc>
           <ns0:tcPr>
-            <ns0:tcW ns0:type="dxa" ns0:w="2232"/>
+            <ns0:tcW ns0:type="dxa" ns0:w="1554"/>
             <ns0:vAlign ns0:val="center"/>
             <ns0:tcMar>
               <ns0:top ns0:w="70" ns0:type="dxa"/>
@@ -10053,7 +9709,7 @@
         </ns0:tc>
         <ns0:tc>
           <ns0:tcPr>
-            <ns0:tcW ns0:type="dxa" ns0:w="1656"/>
+            <ns0:tcW ns0:type="dxa" ns0:w="1153"/>
             <ns0:vAlign ns0:val="center"/>
             <ns0:tcMar>
               <ns0:top ns0:w="70" ns0:type="dxa"/>
@@ -10080,7 +9736,7 @@
         </ns0:tc>
         <ns0:tc>
           <ns0:tcPr>
-            <ns0:tcW ns0:type="dxa" ns0:w="1224"/>
+            <ns0:tcW ns0:type="dxa" ns0:w="852"/>
             <ns0:vAlign ns0:val="center"/>
             <ns0:tcMar>
               <ns0:top ns0:w="70" ns0:type="dxa"/>
@@ -10107,7 +9763,7 @@
         </ns0:tc>
         <ns0:tc>
           <ns0:tcPr>
-            <ns0:tcW ns0:type="dxa" ns0:w="2520"/>
+            <ns0:tcW ns0:type="dxa" ns0:w="1755"/>
             <ns0:vAlign ns0:val="center"/>
             <ns0:tcMar>
               <ns0:top ns0:w="70" ns0:type="dxa"/>
@@ -10136,7 +9792,7 @@
       <ns0:tr>
         <ns0:tc>
           <ns0:tcPr>
-            <ns0:tcW ns0:type="dxa" ns0:w="792"/>
+            <ns0:tcW ns0:type="dxa" ns0:w="552"/>
             <ns0:vAlign ns0:val="center"/>
             <ns0:tcMar>
               <ns0:top ns0:w="70" ns0:type="dxa"/>
@@ -10164,7 +9820,7 @@
         </ns0:tc>
         <ns0:tc>
           <ns0:tcPr>
-            <ns0:tcW ns0:type="dxa" ns0:w="1800"/>
+            <ns0:tcW ns0:type="dxa" ns0:w="1254"/>
             <ns0:vAlign ns0:val="center"/>
             <ns0:tcMar>
               <ns0:top ns0:w="70" ns0:type="dxa"/>
@@ -10192,7 +9848,7 @@
         </ns0:tc>
         <ns0:tc>
           <ns0:tcPr>
-            <ns0:tcW ns0:type="dxa" ns0:w="648"/>
+            <ns0:tcW ns0:type="dxa" ns0:w="451"/>
             <ns0:vAlign ns0:val="center"/>
             <ns0:tcMar>
               <ns0:top ns0:w="70" ns0:type="dxa"/>
@@ -10220,7 +9876,7 @@
         </ns0:tc>
         <ns0:tc>
           <ns0:tcPr>
-            <ns0:tcW ns0:type="dxa" ns0:w="2088"/>
+            <ns0:tcW ns0:type="dxa" ns0:w="1454"/>
             <ns0:vAlign ns0:val="center"/>
             <ns0:tcMar>
               <ns0:top ns0:w="70" ns0:type="dxa"/>
@@ -10248,7 +9904,7 @@
         </ns0:tc>
         <ns0:tc>
           <ns0:tcPr>
-            <ns0:tcW ns0:type="dxa" ns0:w="2232"/>
+            <ns0:tcW ns0:type="dxa" ns0:w="1554"/>
             <ns0:vAlign ns0:val="center"/>
             <ns0:tcMar>
               <ns0:top ns0:w="70" ns0:type="dxa"/>
@@ -10276,7 +9932,7 @@
         </ns0:tc>
         <ns0:tc>
           <ns0:tcPr>
-            <ns0:tcW ns0:type="dxa" ns0:w="1656"/>
+            <ns0:tcW ns0:type="dxa" ns0:w="1153"/>
             <ns0:vAlign ns0:val="center"/>
             <ns0:tcMar>
               <ns0:top ns0:w="70" ns0:type="dxa"/>
@@ -10304,7 +9960,7 @@
         </ns0:tc>
         <ns0:tc>
           <ns0:tcPr>
-            <ns0:tcW ns0:type="dxa" ns0:w="1224"/>
+            <ns0:tcW ns0:type="dxa" ns0:w="852"/>
             <ns0:vAlign ns0:val="center"/>
             <ns0:tcMar>
               <ns0:top ns0:w="70" ns0:type="dxa"/>
@@ -10332,7 +9988,7 @@
         </ns0:tc>
         <ns0:tc>
           <ns0:tcPr>
-            <ns0:tcW ns0:type="dxa" ns0:w="2520"/>
+            <ns0:tcW ns0:type="dxa" ns0:w="1755"/>
             <ns0:vAlign ns0:val="center"/>
             <ns0:tcMar>
               <ns0:top ns0:w="70" ns0:type="dxa"/>
@@ -10362,7 +10018,7 @@
       <ns0:tr>
         <ns0:tc>
           <ns0:tcPr>
-            <ns0:tcW ns0:type="dxa" ns0:w="792"/>
+            <ns0:tcW ns0:type="dxa" ns0:w="552"/>
             <ns0:vAlign ns0:val="center"/>
             <ns0:tcMar>
               <ns0:top ns0:w="70" ns0:type="dxa"/>
@@ -10389,7 +10045,7 @@
         </ns0:tc>
         <ns0:tc>
           <ns0:tcPr>
-            <ns0:tcW ns0:type="dxa" ns0:w="1800"/>
+            <ns0:tcW ns0:type="dxa" ns0:w="1254"/>
             <ns0:vAlign ns0:val="center"/>
             <ns0:tcMar>
               <ns0:top ns0:w="70" ns0:type="dxa"/>
@@ -10416,7 +10072,7 @@
         </ns0:tc>
         <ns0:tc>
           <ns0:tcPr>
-            <ns0:tcW ns0:type="dxa" ns0:w="648"/>
+            <ns0:tcW ns0:type="dxa" ns0:w="451"/>
             <ns0:vAlign ns0:val="center"/>
             <ns0:tcMar>
               <ns0:top ns0:w="70" ns0:type="dxa"/>
@@ -10443,7 +10099,7 @@
         </ns0:tc>
         <ns0:tc>
           <ns0:tcPr>
-            <ns0:tcW ns0:type="dxa" ns0:w="2088"/>
+            <ns0:tcW ns0:type="dxa" ns0:w="1454"/>
             <ns0:vAlign ns0:val="center"/>
             <ns0:tcMar>
               <ns0:top ns0:w="70" ns0:type="dxa"/>
@@ -10470,7 +10126,7 @@
         </ns0:tc>
         <ns0:tc>
           <ns0:tcPr>
-            <ns0:tcW ns0:type="dxa" ns0:w="2232"/>
+            <ns0:tcW ns0:type="dxa" ns0:w="1554"/>
             <ns0:vAlign ns0:val="center"/>
             <ns0:tcMar>
               <ns0:top ns0:w="70" ns0:type="dxa"/>
@@ -10497,7 +10153,7 @@
         </ns0:tc>
         <ns0:tc>
           <ns0:tcPr>
-            <ns0:tcW ns0:type="dxa" ns0:w="1656"/>
+            <ns0:tcW ns0:type="dxa" ns0:w="1153"/>
             <ns0:vAlign ns0:val="center"/>
             <ns0:tcMar>
               <ns0:top ns0:w="70" ns0:type="dxa"/>
@@ -10524,7 +10180,7 @@
         </ns0:tc>
         <ns0:tc>
           <ns0:tcPr>
-            <ns0:tcW ns0:type="dxa" ns0:w="1224"/>
+            <ns0:tcW ns0:type="dxa" ns0:w="852"/>
             <ns0:vAlign ns0:val="center"/>
             <ns0:tcMar>
               <ns0:top ns0:w="70" ns0:type="dxa"/>
@@ -10551,7 +10207,7 @@
         </ns0:tc>
         <ns0:tc>
           <ns0:tcPr>
-            <ns0:tcW ns0:type="dxa" ns0:w="2520"/>
+            <ns0:tcW ns0:type="dxa" ns0:w="1755"/>
             <ns0:vAlign ns0:val="center"/>
             <ns0:tcMar>
               <ns0:top ns0:w="70" ns0:type="dxa"/>
@@ -10580,7 +10236,7 @@
       <ns0:tr>
         <ns0:tc>
           <ns0:tcPr>
-            <ns0:tcW ns0:type="dxa" ns0:w="792"/>
+            <ns0:tcW ns0:type="dxa" ns0:w="552"/>
             <ns0:vAlign ns0:val="center"/>
             <ns0:tcMar>
               <ns0:top ns0:w="70" ns0:type="dxa"/>
@@ -10608,7 +10264,7 @@
         </ns0:tc>
         <ns0:tc>
           <ns0:tcPr>
-            <ns0:tcW ns0:type="dxa" ns0:w="1800"/>
+            <ns0:tcW ns0:type="dxa" ns0:w="1254"/>
             <ns0:vAlign ns0:val="center"/>
             <ns0:tcMar>
               <ns0:top ns0:w="70" ns0:type="dxa"/>
@@ -10636,7 +10292,7 @@
         </ns0:tc>
         <ns0:tc>
           <ns0:tcPr>
-            <ns0:tcW ns0:type="dxa" ns0:w="648"/>
+            <ns0:tcW ns0:type="dxa" ns0:w="451"/>
             <ns0:vAlign ns0:val="center"/>
             <ns0:tcMar>
               <ns0:top ns0:w="70" ns0:type="dxa"/>
@@ -10664,7 +10320,7 @@
         </ns0:tc>
         <ns0:tc>
           <ns0:tcPr>
-            <ns0:tcW ns0:type="dxa" ns0:w="2088"/>
+            <ns0:tcW ns0:type="dxa" ns0:w="1454"/>
             <ns0:vAlign ns0:val="center"/>
             <ns0:tcMar>
               <ns0:top ns0:w="70" ns0:type="dxa"/>
@@ -10692,7 +10348,7 @@
         </ns0:tc>
         <ns0:tc>
           <ns0:tcPr>
-            <ns0:tcW ns0:type="dxa" ns0:w="2232"/>
+            <ns0:tcW ns0:type="dxa" ns0:w="1554"/>
             <ns0:vAlign ns0:val="center"/>
             <ns0:tcMar>
               <ns0:top ns0:w="70" ns0:type="dxa"/>
@@ -10720,7 +10376,7 @@
         </ns0:tc>
         <ns0:tc>
           <ns0:tcPr>
-            <ns0:tcW ns0:type="dxa" ns0:w="1656"/>
+            <ns0:tcW ns0:type="dxa" ns0:w="1153"/>
             <ns0:vAlign ns0:val="center"/>
             <ns0:tcMar>
               <ns0:top ns0:w="70" ns0:type="dxa"/>
@@ -10748,7 +10404,7 @@
         </ns0:tc>
         <ns0:tc>
           <ns0:tcPr>
-            <ns0:tcW ns0:type="dxa" ns0:w="1224"/>
+            <ns0:tcW ns0:type="dxa" ns0:w="852"/>
             <ns0:vAlign ns0:val="center"/>
             <ns0:tcMar>
               <ns0:top ns0:w="70" ns0:type="dxa"/>
@@ -10776,7 +10432,7 @@
         </ns0:tc>
         <ns0:tc>
           <ns0:tcPr>
-            <ns0:tcW ns0:type="dxa" ns0:w="2520"/>
+            <ns0:tcW ns0:type="dxa" ns0:w="1755"/>
             <ns0:vAlign ns0:val="center"/>
             <ns0:tcMar>
               <ns0:top ns0:w="70" ns0:type="dxa"/>
@@ -10806,7 +10462,7 @@
       <ns0:tr>
         <ns0:tc>
           <ns0:tcPr>
-            <ns0:tcW ns0:type="dxa" ns0:w="792"/>
+            <ns0:tcW ns0:type="dxa" ns0:w="552"/>
             <ns0:vAlign ns0:val="center"/>
             <ns0:tcMar>
               <ns0:top ns0:w="70" ns0:type="dxa"/>
@@ -10833,7 +10489,7 @@
         </ns0:tc>
         <ns0:tc>
           <ns0:tcPr>
-            <ns0:tcW ns0:type="dxa" ns0:w="1800"/>
+            <ns0:tcW ns0:type="dxa" ns0:w="1254"/>
             <ns0:vAlign ns0:val="center"/>
             <ns0:tcMar>
               <ns0:top ns0:w="70" ns0:type="dxa"/>
@@ -10860,7 +10516,7 @@
         </ns0:tc>
         <ns0:tc>
           <ns0:tcPr>
-            <ns0:tcW ns0:type="dxa" ns0:w="648"/>
+            <ns0:tcW ns0:type="dxa" ns0:w="451"/>
             <ns0:vAlign ns0:val="center"/>
             <ns0:tcMar>
               <ns0:top ns0:w="70" ns0:type="dxa"/>
@@ -10887,7 +10543,7 @@
         </ns0:tc>
         <ns0:tc>
           <ns0:tcPr>
-            <ns0:tcW ns0:type="dxa" ns0:w="2088"/>
+            <ns0:tcW ns0:type="dxa" ns0:w="1454"/>
             <ns0:vAlign ns0:val="center"/>
             <ns0:tcMar>
               <ns0:top ns0:w="70" ns0:type="dxa"/>
@@ -10914,7 +10570,7 @@
         </ns0:tc>
         <ns0:tc>
           <ns0:tcPr>
-            <ns0:tcW ns0:type="dxa" ns0:w="2232"/>
+            <ns0:tcW ns0:type="dxa" ns0:w="1554"/>
             <ns0:vAlign ns0:val="center"/>
             <ns0:tcMar>
               <ns0:top ns0:w="70" ns0:type="dxa"/>
@@ -10941,7 +10597,7 @@
         </ns0:tc>
         <ns0:tc>
           <ns0:tcPr>
-            <ns0:tcW ns0:type="dxa" ns0:w="1656"/>
+            <ns0:tcW ns0:type="dxa" ns0:w="1153"/>
             <ns0:vAlign ns0:val="center"/>
             <ns0:tcMar>
               <ns0:top ns0:w="70" ns0:type="dxa"/>
@@ -10968,7 +10624,7 @@
         </ns0:tc>
         <ns0:tc>
           <ns0:tcPr>
-            <ns0:tcW ns0:type="dxa" ns0:w="1224"/>
+            <ns0:tcW ns0:type="dxa" ns0:w="852"/>
             <ns0:vAlign ns0:val="center"/>
             <ns0:tcMar>
               <ns0:top ns0:w="70" ns0:type="dxa"/>
@@ -10995,7 +10651,7 @@
         </ns0:tc>
         <ns0:tc>
           <ns0:tcPr>
-            <ns0:tcW ns0:type="dxa" ns0:w="2520"/>
+            <ns0:tcW ns0:type="dxa" ns0:w="1755"/>
             <ns0:vAlign ns0:val="center"/>
             <ns0:tcMar>
               <ns0:top ns0:w="70" ns0:type="dxa"/>
@@ -11024,7 +10680,7 @@
       <ns0:tr>
         <ns0:tc>
           <ns0:tcPr>
-            <ns0:tcW ns0:type="dxa" ns0:w="792"/>
+            <ns0:tcW ns0:type="dxa" ns0:w="552"/>
             <ns0:vAlign ns0:val="center"/>
             <ns0:tcMar>
               <ns0:top ns0:w="70" ns0:type="dxa"/>
@@ -11052,7 +10708,7 @@
         </ns0:tc>
         <ns0:tc>
           <ns0:tcPr>
-            <ns0:tcW ns0:type="dxa" ns0:w="1800"/>
+            <ns0:tcW ns0:type="dxa" ns0:w="1254"/>
             <ns0:vAlign ns0:val="center"/>
             <ns0:tcMar>
               <ns0:top ns0:w="70" ns0:type="dxa"/>
@@ -11080,7 +10736,7 @@
         </ns0:tc>
         <ns0:tc>
           <ns0:tcPr>
-            <ns0:tcW ns0:type="dxa" ns0:w="648"/>
+            <ns0:tcW ns0:type="dxa" ns0:w="451"/>
             <ns0:vAlign ns0:val="center"/>
             <ns0:tcMar>
               <ns0:top ns0:w="70" ns0:type="dxa"/>
@@ -11108,7 +10764,7 @@
         </ns0:tc>
         <ns0:tc>
           <ns0:tcPr>
-            <ns0:tcW ns0:type="dxa" ns0:w="2088"/>
+            <ns0:tcW ns0:type="dxa" ns0:w="1454"/>
             <ns0:vAlign ns0:val="center"/>
             <ns0:tcMar>
               <ns0:top ns0:w="70" ns0:type="dxa"/>
@@ -11136,7 +10792,7 @@
         </ns0:tc>
         <ns0:tc>
           <ns0:tcPr>
-            <ns0:tcW ns0:type="dxa" ns0:w="2232"/>
+            <ns0:tcW ns0:type="dxa" ns0:w="1554"/>
             <ns0:vAlign ns0:val="center"/>
             <ns0:tcMar>
               <ns0:top ns0:w="70" ns0:type="dxa"/>
@@ -11164,7 +10820,7 @@
         </ns0:tc>
         <ns0:tc>
           <ns0:tcPr>
-            <ns0:tcW ns0:type="dxa" ns0:w="1656"/>
+            <ns0:tcW ns0:type="dxa" ns0:w="1153"/>
             <ns0:vAlign ns0:val="center"/>
             <ns0:tcMar>
               <ns0:top ns0:w="70" ns0:type="dxa"/>
@@ -11192,7 +10848,7 @@
         </ns0:tc>
         <ns0:tc>
           <ns0:tcPr>
-            <ns0:tcW ns0:type="dxa" ns0:w="1224"/>
+            <ns0:tcW ns0:type="dxa" ns0:w="852"/>
             <ns0:vAlign ns0:val="center"/>
             <ns0:tcMar>
               <ns0:top ns0:w="70" ns0:type="dxa"/>
@@ -11220,7 +10876,7 @@
         </ns0:tc>
         <ns0:tc>
           <ns0:tcPr>
-            <ns0:tcW ns0:type="dxa" ns0:w="2520"/>
+            <ns0:tcW ns0:type="dxa" ns0:w="1755"/>
             <ns0:vAlign ns0:val="center"/>
             <ns0:tcMar>
               <ns0:top ns0:w="70" ns0:type="dxa"/>
@@ -11250,7 +10906,7 @@
       <ns0:tr>
         <ns0:tc>
           <ns0:tcPr>
-            <ns0:tcW ns0:type="dxa" ns0:w="792"/>
+            <ns0:tcW ns0:type="dxa" ns0:w="552"/>
             <ns0:vAlign ns0:val="center"/>
             <ns0:tcMar>
               <ns0:top ns0:w="70" ns0:type="dxa"/>
@@ -11277,7 +10933,7 @@
         </ns0:tc>
         <ns0:tc>
           <ns0:tcPr>
-            <ns0:tcW ns0:type="dxa" ns0:w="1800"/>
+            <ns0:tcW ns0:type="dxa" ns0:w="1254"/>
             <ns0:vAlign ns0:val="center"/>
             <ns0:tcMar>
               <ns0:top ns0:w="70" ns0:type="dxa"/>
@@ -11304,7 +10960,7 @@
         </ns0:tc>
         <ns0:tc>
           <ns0:tcPr>
-            <ns0:tcW ns0:type="dxa" ns0:w="648"/>
+            <ns0:tcW ns0:type="dxa" ns0:w="451"/>
             <ns0:vAlign ns0:val="center"/>
             <ns0:tcMar>
               <ns0:top ns0:w="70" ns0:type="dxa"/>
@@ -11331,7 +10987,7 @@
         </ns0:tc>
         <ns0:tc>
           <ns0:tcPr>
-            <ns0:tcW ns0:type="dxa" ns0:w="2088"/>
+            <ns0:tcW ns0:type="dxa" ns0:w="1454"/>
             <ns0:vAlign ns0:val="center"/>
             <ns0:tcMar>
               <ns0:top ns0:w="70" ns0:type="dxa"/>
@@ -11358,7 +11014,7 @@
         </ns0:tc>
         <ns0:tc>
           <ns0:tcPr>
-            <ns0:tcW ns0:type="dxa" ns0:w="2232"/>
+            <ns0:tcW ns0:type="dxa" ns0:w="1554"/>
             <ns0:vAlign ns0:val="center"/>
             <ns0:tcMar>
               <ns0:top ns0:w="70" ns0:type="dxa"/>
@@ -11385,7 +11041,7 @@
         </ns0:tc>
         <ns0:tc>
           <ns0:tcPr>
-            <ns0:tcW ns0:type="dxa" ns0:w="1656"/>
+            <ns0:tcW ns0:type="dxa" ns0:w="1153"/>
             <ns0:vAlign ns0:val="center"/>
             <ns0:tcMar>
               <ns0:top ns0:w="70" ns0:type="dxa"/>
@@ -11412,7 +11068,7 @@
         </ns0:tc>
         <ns0:tc>
           <ns0:tcPr>
-            <ns0:tcW ns0:type="dxa" ns0:w="1224"/>
+            <ns0:tcW ns0:type="dxa" ns0:w="852"/>
             <ns0:vAlign ns0:val="center"/>
             <ns0:tcMar>
               <ns0:top ns0:w="70" ns0:type="dxa"/>
@@ -11439,7 +11095,7 @@
         </ns0:tc>
         <ns0:tc>
           <ns0:tcPr>
-            <ns0:tcW ns0:type="dxa" ns0:w="2520"/>
+            <ns0:tcW ns0:type="dxa" ns0:w="1755"/>
             <ns0:vAlign ns0:val="center"/>
             <ns0:tcMar>
               <ns0:top ns0:w="70" ns0:type="dxa"/>
@@ -11468,7 +11124,7 @@
       <ns0:tr>
         <ns0:tc>
           <ns0:tcPr>
-            <ns0:tcW ns0:type="dxa" ns0:w="792"/>
+            <ns0:tcW ns0:type="dxa" ns0:w="552"/>
             <ns0:vAlign ns0:val="center"/>
             <ns0:tcMar>
               <ns0:top ns0:w="70" ns0:type="dxa"/>
@@ -11496,7 +11152,7 @@
         </ns0:tc>
         <ns0:tc>
           <ns0:tcPr>
-            <ns0:tcW ns0:type="dxa" ns0:w="1800"/>
+            <ns0:tcW ns0:type="dxa" ns0:w="1254"/>
             <ns0:vAlign ns0:val="center"/>
             <ns0:tcMar>
               <ns0:top ns0:w="70" ns0:type="dxa"/>
@@ -11524,7 +11180,7 @@
         </ns0:tc>
         <ns0:tc>
           <ns0:tcPr>
-            <ns0:tcW ns0:type="dxa" ns0:w="648"/>
+            <ns0:tcW ns0:type="dxa" ns0:w="451"/>
             <ns0:vAlign ns0:val="center"/>
             <ns0:tcMar>
               <ns0:top ns0:w="70" ns0:type="dxa"/>
@@ -11552,7 +11208,7 @@
         </ns0:tc>
         <ns0:tc>
           <ns0:tcPr>
-            <ns0:tcW ns0:type="dxa" ns0:w="2088"/>
+            <ns0:tcW ns0:type="dxa" ns0:w="1454"/>
             <ns0:vAlign ns0:val="center"/>
             <ns0:tcMar>
               <ns0:top ns0:w="70" ns0:type="dxa"/>
@@ -11580,7 +11236,7 @@
         </ns0:tc>
         <ns0:tc>
           <ns0:tcPr>
-            <ns0:tcW ns0:type="dxa" ns0:w="2232"/>
+            <ns0:tcW ns0:type="dxa" ns0:w="1554"/>
             <ns0:vAlign ns0:val="center"/>
             <ns0:tcMar>
               <ns0:top ns0:w="70" ns0:type="dxa"/>
@@ -11608,7 +11264,7 @@
         </ns0:tc>
         <ns0:tc>
           <ns0:tcPr>
-            <ns0:tcW ns0:type="dxa" ns0:w="1656"/>
+            <ns0:tcW ns0:type="dxa" ns0:w="1153"/>
             <ns0:vAlign ns0:val="center"/>
             <ns0:tcMar>
               <ns0:top ns0:w="70" ns0:type="dxa"/>
@@ -11636,7 +11292,7 @@
         </ns0:tc>
         <ns0:tc>
           <ns0:tcPr>
-            <ns0:tcW ns0:type="dxa" ns0:w="1224"/>
+            <ns0:tcW ns0:type="dxa" ns0:w="852"/>
             <ns0:vAlign ns0:val="center"/>
             <ns0:tcMar>
               <ns0:top ns0:w="70" ns0:type="dxa"/>
@@ -11664,7 +11320,7 @@
         </ns0:tc>
         <ns0:tc>
           <ns0:tcPr>
-            <ns0:tcW ns0:type="dxa" ns0:w="2520"/>
+            <ns0:tcW ns0:type="dxa" ns0:w="1755"/>
             <ns0:vAlign ns0:val="center"/>
             <ns0:tcMar>
               <ns0:top ns0:w="70" ns0:type="dxa"/>
@@ -11694,7 +11350,7 @@
       <ns0:tr>
         <ns0:tc>
           <ns0:tcPr>
-            <ns0:tcW ns0:type="dxa" ns0:w="792"/>
+            <ns0:tcW ns0:type="dxa" ns0:w="552"/>
             <ns0:vAlign ns0:val="center"/>
             <ns0:tcMar>
               <ns0:top ns0:w="70" ns0:type="dxa"/>
@@ -11721,7 +11377,7 @@
         </ns0:tc>
         <ns0:tc>
           <ns0:tcPr>
-            <ns0:tcW ns0:type="dxa" ns0:w="1800"/>
+            <ns0:tcW ns0:type="dxa" ns0:w="1254"/>
             <ns0:vAlign ns0:val="center"/>
             <ns0:tcMar>
               <ns0:top ns0:w="70" ns0:type="dxa"/>
@@ -11748,7 +11404,7 @@
         </ns0:tc>
         <ns0:tc>
           <ns0:tcPr>
-            <ns0:tcW ns0:type="dxa" ns0:w="648"/>
+            <ns0:tcW ns0:type="dxa" ns0:w="451"/>
             <ns0:vAlign ns0:val="center"/>
             <ns0:tcMar>
               <ns0:top ns0:w="70" ns0:type="dxa"/>
@@ -11775,7 +11431,7 @@
         </ns0:tc>
         <ns0:tc>
           <ns0:tcPr>
-            <ns0:tcW ns0:type="dxa" ns0:w="2088"/>
+            <ns0:tcW ns0:type="dxa" ns0:w="1454"/>
             <ns0:vAlign ns0:val="center"/>
             <ns0:tcMar>
               <ns0:top ns0:w="70" ns0:type="dxa"/>
@@ -11802,7 +11458,7 @@
         </ns0:tc>
         <ns0:tc>
           <ns0:tcPr>
-            <ns0:tcW ns0:type="dxa" ns0:w="2232"/>
+            <ns0:tcW ns0:type="dxa" ns0:w="1554"/>
             <ns0:vAlign ns0:val="center"/>
             <ns0:tcMar>
               <ns0:top ns0:w="70" ns0:type="dxa"/>
@@ -11829,7 +11485,7 @@
         </ns0:tc>
         <ns0:tc>
           <ns0:tcPr>
-            <ns0:tcW ns0:type="dxa" ns0:w="1656"/>
+            <ns0:tcW ns0:type="dxa" ns0:w="1153"/>
             <ns0:vAlign ns0:val="center"/>
             <ns0:tcMar>
               <ns0:top ns0:w="70" ns0:type="dxa"/>
@@ -11856,7 +11512,7 @@
         </ns0:tc>
         <ns0:tc>
           <ns0:tcPr>
-            <ns0:tcW ns0:type="dxa" ns0:w="1224"/>
+            <ns0:tcW ns0:type="dxa" ns0:w="852"/>
             <ns0:vAlign ns0:val="center"/>
             <ns0:tcMar>
               <ns0:top ns0:w="70" ns0:type="dxa"/>
@@ -11883,7 +11539,7 @@
         </ns0:tc>
         <ns0:tc>
           <ns0:tcPr>
-            <ns0:tcW ns0:type="dxa" ns0:w="2520"/>
+            <ns0:tcW ns0:type="dxa" ns0:w="1755"/>
             <ns0:vAlign ns0:val="center"/>
             <ns0:tcMar>
               <ns0:top ns0:w="70" ns0:type="dxa"/>
@@ -11923,15 +11579,12 @@
     <ns0:p>
       <ns0:pPr>
         <ns0:pStyle ns0:val="1"/>
-        <ns0:keepNext/>
         <ns0:spacing ns0:before="240" ns0:after="160"/>
       </ns0:pPr>
       <ns0:r>
         <ns0:rPr>
-          <ns0:rFonts ns0:ascii="黑体" ns0:hAnsi="黑体" ns0:eastAsia="黑体"/>
           <ns0:b/>
-          <ns0:color ns0:val="000000"/>
-          <ns0:sz ns0:val="30"/>
+          <ns0:rFonts ns0:eastAsia="黑体"/>
         </ns0:rPr>
         <ns0:t>3 总体进度甘特图与里程碑</ns0:t>
       </ns0:r>
@@ -11954,7 +11607,7 @@
     </ns0:p>
     <ns0:tbl>
       <ns0:tblPr>
-        <ns0:tblW ns0:type="dxa" ns0:w="10944"/>
+        <ns0:tblW ns0:type="dxa" ns0:w="9026"/>
         <ns0:jc ns0:val="center"/>
         <ns0:tblLayout ns0:type="fixed"/>
         <ns0:tblLook ns0:firstColumn="1" ns0:firstRow="1" ns0:lastColumn="0" ns0:lastRow="0" ns0:noHBand="0" ns0:noVBand="1" ns0:val="04A0"/>
@@ -11969,10 +11622,10 @@
         <ns0:tblInd ns0:type="dxa" ns0:w="80"/>
       </ns0:tblPr>
       <ns0:tblGrid>
-        <ns0:gridCol ns0:w="1944"/>
-        <ns0:gridCol ns0:w="1440"/>
-        <ns0:gridCol ns0:w="5472"/>
-        <ns0:gridCol ns0:w="2088"/>
+        <ns0:gridCol ns0:w="1603"/>
+        <ns0:gridCol ns0:w="1188"/>
+        <ns0:gridCol ns0:w="4513"/>
+        <ns0:gridCol ns0:w="1722"/>
       </ns0:tblGrid>
       <ns0:tr>
         <ns0:trPr>
@@ -11980,7 +11633,7 @@
         </ns0:trPr>
         <ns0:tc>
           <ns0:tcPr>
-            <ns0:tcW ns0:type="dxa" ns0:w="1944"/>
+            <ns0:tcW ns0:type="dxa" ns0:w="1603"/>
             <ns0:vAlign ns0:val="center"/>
             <ns0:tcMar>
               <ns0:top ns0:w="70" ns0:type="dxa"/>
@@ -12008,7 +11661,7 @@
         </ns0:tc>
         <ns0:tc>
           <ns0:tcPr>
-            <ns0:tcW ns0:type="dxa" ns0:w="1440"/>
+            <ns0:tcW ns0:type="dxa" ns0:w="1188"/>
             <ns0:vAlign ns0:val="center"/>
             <ns0:tcMar>
               <ns0:top ns0:w="70" ns0:type="dxa"/>
@@ -12036,7 +11689,7 @@
         </ns0:tc>
         <ns0:tc>
           <ns0:tcPr>
-            <ns0:tcW ns0:type="dxa" ns0:w="5472"/>
+            <ns0:tcW ns0:type="dxa" ns0:w="4513"/>
             <ns0:vAlign ns0:val="center"/>
             <ns0:tcMar>
               <ns0:top ns0:w="70" ns0:type="dxa"/>
@@ -12064,7 +11717,7 @@
         </ns0:tc>
         <ns0:tc>
           <ns0:tcPr>
-            <ns0:tcW ns0:type="dxa" ns0:w="2088"/>
+            <ns0:tcW ns0:type="dxa" ns0:w="1722"/>
             <ns0:vAlign ns0:val="center"/>
             <ns0:tcMar>
               <ns0:top ns0:w="70" ns0:type="dxa"/>
@@ -12094,7 +11747,7 @@
       <ns0:tr>
         <ns0:tc>
           <ns0:tcPr>
-            <ns0:tcW ns0:type="dxa" ns0:w="1944"/>
+            <ns0:tcW ns0:type="dxa" ns0:w="1603"/>
             <ns0:vAlign ns0:val="center"/>
             <ns0:tcMar>
               <ns0:top ns0:w="70" ns0:type="dxa"/>
@@ -12121,7 +11774,7 @@
         </ns0:tc>
         <ns0:tc>
           <ns0:tcPr>
-            <ns0:tcW ns0:type="dxa" ns0:w="1440"/>
+            <ns0:tcW ns0:type="dxa" ns0:w="1188"/>
             <ns0:vAlign ns0:val="center"/>
             <ns0:tcMar>
               <ns0:top ns0:w="70" ns0:type="dxa"/>
@@ -12148,7 +11801,7 @@
         </ns0:tc>
         <ns0:tc>
           <ns0:tcPr>
-            <ns0:tcW ns0:type="dxa" ns0:w="5472"/>
+            <ns0:tcW ns0:type="dxa" ns0:w="4513"/>
             <ns0:vAlign ns0:val="center"/>
             <ns0:tcMar>
               <ns0:top ns0:w="70" ns0:type="dxa"/>
@@ -12175,7 +11828,7 @@
         </ns0:tc>
         <ns0:tc>
           <ns0:tcPr>
-            <ns0:tcW ns0:type="dxa" ns0:w="2088"/>
+            <ns0:tcW ns0:type="dxa" ns0:w="1722"/>
             <ns0:vAlign ns0:val="center"/>
             <ns0:tcMar>
               <ns0:top ns0:w="70" ns0:type="dxa"/>
@@ -12204,7 +11857,7 @@
       <ns0:tr>
         <ns0:tc>
           <ns0:tcPr>
-            <ns0:tcW ns0:type="dxa" ns0:w="1944"/>
+            <ns0:tcW ns0:type="dxa" ns0:w="1603"/>
             <ns0:vAlign ns0:val="center"/>
             <ns0:tcMar>
               <ns0:top ns0:w="70" ns0:type="dxa"/>
@@ -12232,7 +11885,7 @@
         </ns0:tc>
         <ns0:tc>
           <ns0:tcPr>
-            <ns0:tcW ns0:type="dxa" ns0:w="1440"/>
+            <ns0:tcW ns0:type="dxa" ns0:w="1188"/>
             <ns0:vAlign ns0:val="center"/>
             <ns0:tcMar>
               <ns0:top ns0:w="70" ns0:type="dxa"/>
@@ -12260,7 +11913,7 @@
         </ns0:tc>
         <ns0:tc>
           <ns0:tcPr>
-            <ns0:tcW ns0:type="dxa" ns0:w="5472"/>
+            <ns0:tcW ns0:type="dxa" ns0:w="4513"/>
             <ns0:vAlign ns0:val="center"/>
             <ns0:tcMar>
               <ns0:top ns0:w="70" ns0:type="dxa"/>
@@ -12288,7 +11941,7 @@
         </ns0:tc>
         <ns0:tc>
           <ns0:tcPr>
-            <ns0:tcW ns0:type="dxa" ns0:w="2088"/>
+            <ns0:tcW ns0:type="dxa" ns0:w="1722"/>
             <ns0:vAlign ns0:val="center"/>
             <ns0:tcMar>
               <ns0:top ns0:w="70" ns0:type="dxa"/>
@@ -12318,7 +11971,7 @@
       <ns0:tr>
         <ns0:tc>
           <ns0:tcPr>
-            <ns0:tcW ns0:type="dxa" ns0:w="1944"/>
+            <ns0:tcW ns0:type="dxa" ns0:w="1603"/>
             <ns0:vAlign ns0:val="center"/>
             <ns0:tcMar>
               <ns0:top ns0:w="70" ns0:type="dxa"/>
@@ -12345,7 +11998,7 @@
         </ns0:tc>
         <ns0:tc>
           <ns0:tcPr>
-            <ns0:tcW ns0:type="dxa" ns0:w="1440"/>
+            <ns0:tcW ns0:type="dxa" ns0:w="1188"/>
             <ns0:vAlign ns0:val="center"/>
             <ns0:tcMar>
               <ns0:top ns0:w="70" ns0:type="dxa"/>
@@ -12372,7 +12025,7 @@
         </ns0:tc>
         <ns0:tc>
           <ns0:tcPr>
-            <ns0:tcW ns0:type="dxa" ns0:w="5472"/>
+            <ns0:tcW ns0:type="dxa" ns0:w="4513"/>
             <ns0:vAlign ns0:val="center"/>
             <ns0:tcMar>
               <ns0:top ns0:w="70" ns0:type="dxa"/>
@@ -12399,7 +12052,7 @@
         </ns0:tc>
         <ns0:tc>
           <ns0:tcPr>
-            <ns0:tcW ns0:type="dxa" ns0:w="2088"/>
+            <ns0:tcW ns0:type="dxa" ns0:w="1722"/>
             <ns0:vAlign ns0:val="center"/>
             <ns0:tcMar>
               <ns0:top ns0:w="70" ns0:type="dxa"/>
@@ -12428,7 +12081,7 @@
       <ns0:tr>
         <ns0:tc>
           <ns0:tcPr>
-            <ns0:tcW ns0:type="dxa" ns0:w="1944"/>
+            <ns0:tcW ns0:type="dxa" ns0:w="1603"/>
             <ns0:vAlign ns0:val="center"/>
             <ns0:tcMar>
               <ns0:top ns0:w="70" ns0:type="dxa"/>
@@ -12456,7 +12109,7 @@
         </ns0:tc>
         <ns0:tc>
           <ns0:tcPr>
-            <ns0:tcW ns0:type="dxa" ns0:w="1440"/>
+            <ns0:tcW ns0:type="dxa" ns0:w="1188"/>
             <ns0:vAlign ns0:val="center"/>
             <ns0:tcMar>
               <ns0:top ns0:w="70" ns0:type="dxa"/>
@@ -12484,7 +12137,7 @@
         </ns0:tc>
         <ns0:tc>
           <ns0:tcPr>
-            <ns0:tcW ns0:type="dxa" ns0:w="5472"/>
+            <ns0:tcW ns0:type="dxa" ns0:w="4513"/>
             <ns0:vAlign ns0:val="center"/>
             <ns0:tcMar>
               <ns0:top ns0:w="70" ns0:type="dxa"/>
@@ -12512,7 +12165,7 @@
         </ns0:tc>
         <ns0:tc>
           <ns0:tcPr>
-            <ns0:tcW ns0:type="dxa" ns0:w="2088"/>
+            <ns0:tcW ns0:type="dxa" ns0:w="1722"/>
             <ns0:vAlign ns0:val="center"/>
             <ns0:tcMar>
               <ns0:top ns0:w="70" ns0:type="dxa"/>
@@ -12542,7 +12195,7 @@
       <ns0:tr>
         <ns0:tc>
           <ns0:tcPr>
-            <ns0:tcW ns0:type="dxa" ns0:w="1944"/>
+            <ns0:tcW ns0:type="dxa" ns0:w="1603"/>
             <ns0:vAlign ns0:val="center"/>
             <ns0:tcMar>
               <ns0:top ns0:w="70" ns0:type="dxa"/>
@@ -12569,7 +12222,7 @@
         </ns0:tc>
         <ns0:tc>
           <ns0:tcPr>
-            <ns0:tcW ns0:type="dxa" ns0:w="1440"/>
+            <ns0:tcW ns0:type="dxa" ns0:w="1188"/>
             <ns0:vAlign ns0:val="center"/>
             <ns0:tcMar>
               <ns0:top ns0:w="70" ns0:type="dxa"/>
@@ -12596,7 +12249,7 @@
         </ns0:tc>
         <ns0:tc>
           <ns0:tcPr>
-            <ns0:tcW ns0:type="dxa" ns0:w="5472"/>
+            <ns0:tcW ns0:type="dxa" ns0:w="4513"/>
             <ns0:vAlign ns0:val="center"/>
             <ns0:tcMar>
               <ns0:top ns0:w="70" ns0:type="dxa"/>
@@ -12623,7 +12276,7 @@
         </ns0:tc>
         <ns0:tc>
           <ns0:tcPr>
-            <ns0:tcW ns0:type="dxa" ns0:w="2088"/>
+            <ns0:tcW ns0:type="dxa" ns0:w="1722"/>
             <ns0:vAlign ns0:val="center"/>
             <ns0:tcMar>
               <ns0:top ns0:w="70" ns0:type="dxa"/>
@@ -12663,7 +12316,7 @@
       <ns0:r>
         <ns0:drawing>
           <ns2:inline>
-            <ns2:extent cx="8549640" cy="4809172"/>
+            <ns2:extent cx="5762625" cy="3241476"/>
             <ns2:docPr id="2" name="图2 项目阶段与正式里程碑时间轴" title="图2 项目阶段与正式里程碑时间轴" descr="图2 项目阶段与正式里程碑时间轴"/>
             <ns2:cNvGraphicFramePr>
               <ns3:graphicFrameLocks noChangeAspect="1"/>
@@ -12684,7 +12337,7 @@
                   <ns4:spPr>
                     <ns3:xfrm>
                       <ns3:off x="0" y="0"/>
-                      <ns3:ext cx="8549640" cy="4809172"/>
+                      <ns3:ext cx="5762625" cy="3241476"/>
                     </ns3:xfrm>
                     <ns3:prstGeom prst="rect"/>
                   </ns4:spPr>
@@ -12697,15 +12350,14 @@
     </ns0:p>
     <ns0:p>
       <ns0:pPr>
-        <ns0:spacing ns0:before="0" ns0:after="120" ns0:line="240" ns0:lineRule="auto"/>
         <ns0:jc ns0:val="center"/>
       </ns0:pPr>
       <ns0:r>
         <ns0:rPr>
-          <ns0:rFonts ns0:ascii="宋体" ns0:hAnsi="宋体" ns0:eastAsia="宋体"/>
           <ns0:b/>
+          <ns0:rFonts ns0:eastAsia="宋体"/>
+          <ns0:sz ns0:val="18"/>
           <ns0:color ns0:val="000000"/>
-          <ns0:sz ns0:val="18"/>
         </ns0:rPr>
         <ns0:t>图 3-1　项目阶段与正式里程碑时间轴</ns0:t>
       </ns0:r>
@@ -12728,42 +12380,48 @@
     </ns0:p>
     <ns0:p>
       <ns0:pPr>
-        <ns0:spacing ns0:before="0" ns0:after="100" ns0:line="360" ns0:lineRule="auto"/>
+        <ns0:ind ns0:firstLine="475"/>
+        <ns0:spacing ns0:after="100" ns0:line="360" ns0:lineRule="auto"/>
       </ns0:pPr>
       <ns0:r>
         <ns0:rPr>
-          <ns0:rFonts ns0:ascii="宋体" ns0:hAnsi="宋体" ns0:eastAsia="宋体"/>
           <ns0:b ns0:val="0"/>
+          <ns0:rFonts ns0:eastAsia="宋体"/>
+          <ns0:sz ns0:val="24"/>
+          <ns0:szCs ns0:val="24"/>
           <ns0:color ns0:val="000000"/>
-          <ns0:sz ns0:val="24"/>
         </ns0:rPr>
         <ns0:t>需求确认是设计工作的输入，设计评审是开发与集成的准入门槛。甲方提供的视频、消息、宿主 APP、部署环境和真实业务数据直接影响对应工作包；其中视频与统一消息通道必须在 M2 前完成真实连通性验证。</ns0:t>
       </ns0:r>
     </ns0:p>
     <ns0:p>
       <ns0:pPr>
-        <ns0:spacing ns0:before="0" ns0:after="100" ns0:line="360" ns0:lineRule="auto"/>
+        <ns0:ind ns0:firstLine="475"/>
+        <ns0:spacing ns0:after="100" ns0:line="360" ns0:lineRule="auto"/>
       </ns0:pPr>
       <ns0:r>
         <ns0:rPr>
-          <ns0:rFonts ns0:ascii="宋体" ns0:hAnsi="宋体" ns0:eastAsia="宋体"/>
           <ns0:b ns0:val="0"/>
+          <ns0:rFonts ns0:eastAsia="宋体"/>
+          <ns0:sz ns0:val="24"/>
+          <ns0:szCs ns0:val="24"/>
           <ns0:color ns0:val="000000"/>
-          <ns0:sz ns0:val="24"/>
         </ns0:rPr>
         <ns0:t>计划关键路径为：需求条款与 SRS → M1需求确认 → 总体及详细设计 → 视频/消息连通验证 → M2设计评审 → 公共基础与核心业务增量 → 指挥与H5集成 → 外部系统联动 → W14数据初始化候选与W15性能加固 → W15后段单元/集成测试 → W16前段初验部署 → W16性能兼容、安全可移植与功能追踪验证 → M3初验 → 形成试运行启动记录并从该时点连续监测 → W17—W20逐周试运行与真实演练 → W20前段M4试运行准出 → W20后段M5竣工验收。</ns0:t>
       </ns0:r>
     </ns0:p>
     <ns0:p>
       <ns0:pPr>
-        <ns0:spacing ns0:before="0" ns0:after="100" ns0:line="360" ns0:lineRule="auto"/>
+        <ns0:ind ns0:firstLine="475"/>
+        <ns0:spacing ns0:after="100" ns0:line="360" ns0:lineRule="auto"/>
       </ns0:pPr>
       <ns0:r>
         <ns0:rPr>
-          <ns0:rFonts ns0:ascii="宋体" ns0:hAnsi="宋体" ns0:eastAsia="宋体"/>
           <ns0:b ns0:val="0"/>
+          <ns0:rFonts ns0:eastAsia="宋体"/>
+          <ns0:sz ns0:val="24"/>
+          <ns0:szCs ns0:val="24"/>
           <ns0:color ns0:val="000000"/>
-          <ns0:sz ns0:val="24"/>
         </ns0:rPr>
         <ns0:t>数据初始化技术实施由 严宇 在 W14第5个工作日完成，任俊强 仅提供规则、对账口径与符合性输入；W15—W16 的 严宇 主责工作按 WBS 所列工作日顺序执行，不以同周并列掩盖前置依赖。W17 中 6.1 的培训与 6.2 的首周运行监测并行，试运行连续监测不等待全部培训完成；6.2 的准入依据为 M3 初验包和试运行启动记录。文档编制和测试设计与开发并行推进，但均受阶段评审门禁控制。任一关键路径工作包未满足完成判据，何思源 不得将后续里程碑写成已达成。</ns0:t>
       </ns0:r>
@@ -12786,14 +12444,16 @@
     </ns0:p>
     <ns0:p>
       <ns0:pPr>
-        <ns0:spacing ns0:before="0" ns0:after="100" ns0:line="360" ns0:lineRule="auto"/>
+        <ns0:ind ns0:firstLine="475"/>
+        <ns0:spacing ns0:after="100" ns0:line="360" ns0:lineRule="auto"/>
       </ns0:pPr>
       <ns0:r>
         <ns0:rPr>
-          <ns0:rFonts ns0:ascii="宋体" ns0:hAnsi="宋体" ns0:eastAsia="宋体"/>
           <ns0:b ns0:val="0"/>
+          <ns0:rFonts ns0:eastAsia="宋体"/>
+          <ns0:sz ns0:val="24"/>
+          <ns0:szCs ns0:val="24"/>
           <ns0:color ns0:val="000000"/>
-          <ns0:sz ns0:val="24"/>
         </ns0:rPr>
         <ns0:t>总体进度甘特图见图 3-2。图中实心色条表示计划执行周，菱形表示正式里程碑；周次均为合同签订后的相对周次。</ns0:t>
       </ns0:r>
@@ -12806,7 +12466,7 @@
       <ns0:r>
         <ns0:drawing>
           <ns2:inline>
-            <ns2:extent cx="8549640" cy="4809172"/>
+            <ns2:extent cx="5762625" cy="3241476"/>
             <ns2:docPr id="3" name="图3 项目总体进度甘特图" title="图3 项目总体进度甘特图" descr="图3 项目总体进度甘特图"/>
             <ns2:cNvGraphicFramePr>
               <ns3:graphicFrameLocks noChangeAspect="1"/>
@@ -12827,7 +12487,7 @@
                   <ns4:spPr>
                     <ns3:xfrm>
                       <ns3:off x="0" y="0"/>
-                      <ns3:ext cx="8549640" cy="4809172"/>
+                      <ns3:ext cx="5762625" cy="3241476"/>
                     </ns3:xfrm>
                     <ns3:prstGeom prst="rect"/>
                   </ns4:spPr>
@@ -12840,15 +12500,14 @@
     </ns0:p>
     <ns0:p>
       <ns0:pPr>
-        <ns0:spacing ns0:before="0" ns0:after="120" ns0:line="240" ns0:lineRule="auto"/>
         <ns0:jc ns0:val="center"/>
       </ns0:pPr>
       <ns0:r>
         <ns0:rPr>
-          <ns0:rFonts ns0:ascii="宋体" ns0:hAnsi="宋体" ns0:eastAsia="宋体"/>
           <ns0:b/>
+          <ns0:rFonts ns0:eastAsia="宋体"/>
+          <ns0:sz ns0:val="18"/>
           <ns0:color ns0:val="000000"/>
-          <ns0:sz ns0:val="18"/>
         </ns0:rPr>
         <ns0:t>图 3-2　项目总体进度甘特图</ns0:t>
       </ns0:r>
@@ -12871,550 +12530,526 @@
     </ns0:p>
     <ns0:p>
       <ns0:pPr>
-        <ns0:spacing ns0:before="0" ns0:after="120" ns0:line="240" ns0:lineRule="auto"/>
         <ns0:jc ns0:val="center"/>
       </ns0:pPr>
       <ns0:r>
         <ns0:rPr>
-          <ns0:rFonts ns0:ascii="宋体" ns0:hAnsi="宋体" ns0:eastAsia="宋体"/>
           <ns0:b/>
+          <ns0:rFonts ns0:eastAsia="宋体"/>
+          <ns0:sz ns0:val="18"/>
           <ns0:color ns0:val="000000"/>
-          <ns0:sz ns0:val="18"/>
         </ns0:rPr>
         <ns0:t>表 3-2　正式里程碑计划与准出条件</ns0:t>
       </ns0:r>
     </ns0:p>
     <ns0:tbl>
+      <ns0:tr>
+        <ns0:tc>
+          <ns0:tcPr>
+            <ns0:tcW ns0:w="1700" ns0:type="dxa"/>
+            <ns0:shd ns0:val="clear" ns0:color="auto" ns0:fill="DCE6F1"/>
+            <ns0:tcMar>
+              <ns0:top ns0:w="80" ns0:type="dxa"/>
+              <ns0:left ns0:w="100" ns0:type="dxa"/>
+              <ns0:bottom ns0:w="80" ns0:type="dxa"/>
+              <ns0:right ns0:w="100" ns0:type="dxa"/>
+            </ns0:tcMar>
+          </ns0:tcPr>
+          <ns0:p>
+            <ns0:pPr>
+              <ns0:spacing ns0:line="300" ns0:lineRule="auto"/>
+            </ns0:pPr>
+            <ns0:r>
+              <ns0:rPr>
+                <ns0:b/>
+                <ns0:rFonts ns0:eastAsia="宋体"/>
+                <ns0:sz ns0:val="24"/>
+                <ns0:szCs ns0:val="24"/>
+                <ns0:color ns0:val="000000"/>
+              </ns0:rPr>
+              <ns0:t>里程碑</ns0:t>
+            </ns0:r>
+          </ns0:p>
+        </ns0:tc>
+        <ns0:tc>
+          <ns0:tcPr>
+            <ns0:tcW ns0:w="1300" ns0:type="dxa"/>
+            <ns0:shd ns0:val="clear" ns0:color="auto" ns0:fill="DCE6F1"/>
+            <ns0:tcMar>
+              <ns0:top ns0:w="80" ns0:type="dxa"/>
+              <ns0:left ns0:w="100" ns0:type="dxa"/>
+              <ns0:bottom ns0:w="80" ns0:type="dxa"/>
+              <ns0:right ns0:w="100" ns0:type="dxa"/>
+            </ns0:tcMar>
+          </ns0:tcPr>
+          <ns0:p>
+            <ns0:pPr>
+              <ns0:spacing ns0:line="300" ns0:lineRule="auto"/>
+            </ns0:pPr>
+            <ns0:r>
+              <ns0:rPr>
+                <ns0:b/>
+                <ns0:rFonts ns0:eastAsia="宋体"/>
+                <ns0:sz ns0:val="24"/>
+                <ns0:szCs ns0:val="24"/>
+                <ns0:color ns0:val="000000"/>
+              </ns0:rPr>
+              <ns0:t>正式时间节点</ns0:t>
+            </ns0:r>
+          </ns0:p>
+        </ns0:tc>
+        <ns0:tc>
+          <ns0:tcPr>
+            <ns0:tcW ns0:w="6000" ns0:type="dxa"/>
+            <ns0:shd ns0:val="clear" ns0:color="auto" ns0:fill="DCE6F1"/>
+            <ns0:tcMar>
+              <ns0:top ns0:w="80" ns0:type="dxa"/>
+              <ns0:left ns0:w="100" ns0:type="dxa"/>
+              <ns0:bottom ns0:w="80" ns0:type="dxa"/>
+              <ns0:right ns0:w="100" ns0:type="dxa"/>
+            </ns0:tcMar>
+          </ns0:tcPr>
+          <ns0:p>
+            <ns0:pPr>
+              <ns0:spacing ns0:line="300" ns0:lineRule="auto"/>
+            </ns0:pPr>
+            <ns0:r>
+              <ns0:rPr>
+                <ns0:b/>
+                <ns0:rFonts ns0:eastAsia="宋体"/>
+                <ns0:sz ns0:val="24"/>
+                <ns0:szCs ns0:val="24"/>
+                <ns0:color ns0:val="000000"/>
+              </ns0:rPr>
+              <ns0:t>主要交付物与准出条件</ns0:t>
+            </ns0:r>
+          </ns0:p>
+        </ns0:tc>
+        <ns0:trPr>
+          <ns0:tblHeader/>
+        </ns0:trPr>
+      </ns0:tr>
+      <ns0:tr>
+        <ns0:tc>
+          <ns0:tcPr>
+            <ns0:tcW ns0:w="1700" ns0:type="dxa"/>
+            <ns0:tcMar>
+              <ns0:top ns0:w="80" ns0:type="dxa"/>
+              <ns0:left ns0:w="100" ns0:type="dxa"/>
+              <ns0:bottom ns0:w="80" ns0:type="dxa"/>
+              <ns0:right ns0:w="100" ns0:type="dxa"/>
+            </ns0:tcMar>
+          </ns0:tcPr>
+          <ns0:p>
+            <ns0:pPr>
+              <ns0:spacing ns0:line="300" ns0:lineRule="auto"/>
+            </ns0:pPr>
+            <ns0:r>
+              <ns0:rPr>
+                <ns0:b ns0:val="0"/>
+                <ns0:rFonts ns0:eastAsia="宋体"/>
+                <ns0:sz ns0:val="24"/>
+                <ns0:szCs ns0:val="24"/>
+                <ns0:color ns0:val="000000"/>
+              </ns0:rPr>
+              <ns0:t>M1 需求确认</ns0:t>
+            </ns0:r>
+          </ns0:p>
+        </ns0:tc>
+        <ns0:tc>
+          <ns0:tcPr>
+            <ns0:tcW ns0:w="1300" ns0:type="dxa"/>
+            <ns0:tcMar>
+              <ns0:top ns0:w="80" ns0:type="dxa"/>
+              <ns0:left ns0:w="100" ns0:type="dxa"/>
+              <ns0:bottom ns0:w="80" ns0:type="dxa"/>
+              <ns0:right ns0:w="100" ns0:type="dxa"/>
+            </ns0:tcMar>
+          </ns0:tcPr>
+          <ns0:p>
+            <ns0:pPr>
+              <ns0:spacing ns0:line="300" ns0:lineRule="auto"/>
+            </ns0:pPr>
+            <ns0:r>
+              <ns0:rPr>
+                <ns0:b ns0:val="0"/>
+                <ns0:rFonts ns0:eastAsia="宋体"/>
+                <ns0:sz ns0:val="24"/>
+                <ns0:szCs ns0:val="24"/>
+                <ns0:color ns0:val="000000"/>
+              </ns0:rPr>
+              <ns0:t>合同签订后 2 周</ns0:t>
+            </ns0:r>
+          </ns0:p>
+        </ns0:tc>
+        <ns0:tc>
+          <ns0:tcPr>
+            <ns0:tcW ns0:w="6000" ns0:type="dxa"/>
+            <ns0:tcMar>
+              <ns0:top ns0:w="80" ns0:type="dxa"/>
+              <ns0:left ns0:w="100" ns0:type="dxa"/>
+              <ns0:bottom ns0:w="80" ns0:type="dxa"/>
+              <ns0:right ns0:w="100" ns0:type="dxa"/>
+            </ns0:tcMar>
+          </ns0:tcPr>
+          <ns0:p>
+            <ns0:pPr>
+              <ns0:spacing ns0:line="300" ns0:lineRule="auto"/>
+            </ns0:pPr>
+            <ns0:r>
+              <ns0:rPr>
+                <ns0:b ns0:val="0"/>
+                <ns0:rFonts ns0:eastAsia="宋体"/>
+                <ns0:sz ns0:val="24"/>
+                <ns0:szCs ns0:val="24"/>
+                <ns0:color ns0:val="000000"/>
+              </ns0:rPr>
+              <ns0:t>《软件需求规格说明书》（GB/T 9385），需求评审通过并签署需求确认书。</ns0:t>
+            </ns0:r>
+          </ns0:p>
+        </ns0:tc>
+      </ns0:tr>
+      <ns0:tr>
+        <ns0:tc>
+          <ns0:tcPr>
+            <ns0:tcW ns0:w="1700" ns0:type="dxa"/>
+            <ns0:tcMar>
+              <ns0:top ns0:w="80" ns0:type="dxa"/>
+              <ns0:left ns0:w="100" ns0:type="dxa"/>
+              <ns0:bottom ns0:w="80" ns0:type="dxa"/>
+              <ns0:right ns0:w="100" ns0:type="dxa"/>
+            </ns0:tcMar>
+          </ns0:tcPr>
+          <ns0:p>
+            <ns0:pPr>
+              <ns0:spacing ns0:line="300" ns0:lineRule="auto"/>
+            </ns0:pPr>
+            <ns0:r>
+              <ns0:rPr>
+                <ns0:b ns0:val="0"/>
+                <ns0:rFonts ns0:eastAsia="宋体"/>
+                <ns0:sz ns0:val="24"/>
+                <ns0:szCs ns0:val="24"/>
+                <ns0:color ns0:val="000000"/>
+              </ns0:rPr>
+              <ns0:t>M2 设计评审</ns0:t>
+            </ns0:r>
+          </ns0:p>
+        </ns0:tc>
+        <ns0:tc>
+          <ns0:tcPr>
+            <ns0:tcW ns0:w="1300" ns0:type="dxa"/>
+            <ns0:tcMar>
+              <ns0:top ns0:w="80" ns0:type="dxa"/>
+              <ns0:left ns0:w="100" ns0:type="dxa"/>
+              <ns0:bottom ns0:w="80" ns0:type="dxa"/>
+              <ns0:right ns0:w="100" ns0:type="dxa"/>
+            </ns0:tcMar>
+          </ns0:tcPr>
+          <ns0:p>
+            <ns0:pPr>
+              <ns0:spacing ns0:line="300" ns0:lineRule="auto"/>
+            </ns0:pPr>
+            <ns0:r>
+              <ns0:rPr>
+                <ns0:b ns0:val="0"/>
+                <ns0:rFonts ns0:eastAsia="宋体"/>
+                <ns0:sz ns0:val="24"/>
+                <ns0:szCs ns0:val="24"/>
+                <ns0:color ns0:val="000000"/>
+              </ns0:rPr>
+              <ns0:t>合同签订后 6 周</ns0:t>
+            </ns0:r>
+          </ns0:p>
+        </ns0:tc>
+        <ns0:tc>
+          <ns0:tcPr>
+            <ns0:tcW ns0:w="6000" ns0:type="dxa"/>
+            <ns0:tcMar>
+              <ns0:top ns0:w="80" ns0:type="dxa"/>
+              <ns0:left ns0:w="100" ns0:type="dxa"/>
+              <ns0:bottom ns0:w="80" ns0:type="dxa"/>
+              <ns0:right ns0:w="100" ns0:type="dxa"/>
+            </ns0:tcMar>
+          </ns0:tcPr>
+          <ns0:p>
+            <ns0:pPr>
+              <ns0:spacing ns0:line="300" ns0:lineRule="auto"/>
+            </ns0:pPr>
+            <ns0:r>
+              <ns0:rPr>
+                <ns0:b ns0:val="0"/>
+                <ns0:rFonts ns0:eastAsia="宋体"/>
+                <ns0:sz ns0:val="24"/>
+                <ns0:szCs ns0:val="24"/>
+                <ns0:color ns0:val="000000"/>
+              </ns0:rPr>
+              <ns0:t>《概要设计说明书》《详细设计说明书》《数据库设计说明书》《接口设计说明书》《测试计划》。</ns0:t>
+            </ns0:r>
+          </ns0:p>
+        </ns0:tc>
+      </ns0:tr>
+      <ns0:tr>
+        <ns0:tc>
+          <ns0:tcPr>
+            <ns0:tcW ns0:w="1700" ns0:type="dxa"/>
+            <ns0:tcMar>
+              <ns0:top ns0:w="80" ns0:type="dxa"/>
+              <ns0:left ns0:w="100" ns0:type="dxa"/>
+              <ns0:bottom ns0:w="80" ns0:type="dxa"/>
+              <ns0:right ns0:w="100" ns0:type="dxa"/>
+            </ns0:tcMar>
+          </ns0:tcPr>
+          <ns0:p>
+            <ns0:pPr>
+              <ns0:spacing ns0:line="300" ns0:lineRule="auto"/>
+            </ns0:pPr>
+            <ns0:r>
+              <ns0:rPr>
+                <ns0:b ns0:val="0"/>
+                <ns0:rFonts ns0:eastAsia="宋体"/>
+                <ns0:sz ns0:val="24"/>
+                <ns0:szCs ns0:val="24"/>
+                <ns0:color ns0:val="000000"/>
+              </ns0:rPr>
+              <ns0:t>M3 初验（功能具备）</ns0:t>
+            </ns0:r>
+          </ns0:p>
+        </ns0:tc>
+        <ns0:tc>
+          <ns0:tcPr>
+            <ns0:tcW ns0:w="1300" ns0:type="dxa"/>
+            <ns0:tcMar>
+              <ns0:top ns0:w="80" ns0:type="dxa"/>
+              <ns0:left ns0:w="100" ns0:type="dxa"/>
+              <ns0:bottom ns0:w="80" ns0:type="dxa"/>
+              <ns0:right ns0:w="100" ns0:type="dxa"/>
+            </ns0:tcMar>
+          </ns0:tcPr>
+          <ns0:p>
+            <ns0:pPr>
+              <ns0:spacing ns0:line="300" ns0:lineRule="auto"/>
+            </ns0:pPr>
+            <ns0:r>
+              <ns0:rPr>
+                <ns0:b ns0:val="0"/>
+                <ns0:rFonts ns0:eastAsia="宋体"/>
+                <ns0:sz ns0:val="24"/>
+                <ns0:szCs ns0:val="24"/>
+                <ns0:color ns0:val="000000"/>
+              </ns0:rPr>
+              <ns0:t>合同签订后 16 周</ns0:t>
+            </ns0:r>
+          </ns0:p>
+        </ns0:tc>
+        <ns0:tc>
+          <ns0:tcPr>
+            <ns0:tcW ns0:w="6000" ns0:type="dxa"/>
+            <ns0:tcMar>
+              <ns0:top ns0:w="80" ns0:type="dxa"/>
+              <ns0:left ns0:w="100" ns0:type="dxa"/>
+              <ns0:bottom ns0:w="80" ns0:type="dxa"/>
+              <ns0:right ns0:w="100" ns0:type="dxa"/>
+            </ns0:tcMar>
+          </ns0:tcPr>
+          <ns0:p>
+            <ns0:pPr>
+              <ns0:spacing ns0:line="300" ns0:lineRule="auto"/>
+            </ns0:pPr>
+            <ns0:r>
+              <ns0:rPr>
+                <ns0:b ns0:val="0"/>
+                <ns0:rFonts ns0:eastAsia="宋体"/>
+                <ns0:sz ns0:val="24"/>
+                <ns0:szCs ns0:val="24"/>
+                <ns0:color ns0:val="000000"/>
+              </ns0:rPr>
+              <ns0:t>可运行系统（部署于甲方环境，含 Web 端与移动端）、阶段测试报告、初步验收。</ns0:t>
+            </ns0:r>
+          </ns0:p>
+        </ns0:tc>
+      </ns0:tr>
+      <ns0:tr>
+        <ns0:tc>
+          <ns0:tcPr>
+            <ns0:tcW ns0:w="1700" ns0:type="dxa"/>
+            <ns0:tcMar>
+              <ns0:top ns0:w="80" ns0:type="dxa"/>
+              <ns0:left ns0:w="100" ns0:type="dxa"/>
+              <ns0:bottom ns0:w="80" ns0:type="dxa"/>
+              <ns0:right ns0:w="100" ns0:type="dxa"/>
+            </ns0:tcMar>
+          </ns0:tcPr>
+          <ns0:p>
+            <ns0:pPr>
+              <ns0:spacing ns0:line="300" ns0:lineRule="auto"/>
+            </ns0:pPr>
+            <ns0:r>
+              <ns0:rPr>
+                <ns0:b ns0:val="0"/>
+                <ns0:rFonts ns0:eastAsia="宋体"/>
+                <ns0:sz ns0:val="24"/>
+                <ns0:szCs ns0:val="24"/>
+                <ns0:color ns0:val="000000"/>
+              </ns0:rPr>
+              <ns0:t>M4 试运行</ns0:t>
+            </ns0:r>
+          </ns0:p>
+        </ns0:tc>
+        <ns0:tc>
+          <ns0:tcPr>
+            <ns0:tcW ns0:w="1300" ns0:type="dxa"/>
+            <ns0:tcMar>
+              <ns0:top ns0:w="80" ns0:type="dxa"/>
+              <ns0:left ns0:w="100" ns0:type="dxa"/>
+              <ns0:bottom ns0:w="80" ns0:type="dxa"/>
+              <ns0:right ns0:w="100" ns0:type="dxa"/>
+            </ns0:tcMar>
+          </ns0:tcPr>
+          <ns0:p>
+            <ns0:pPr>
+              <ns0:spacing ns0:line="300" ns0:lineRule="auto"/>
+            </ns0:pPr>
+            <ns0:r>
+              <ns0:rPr>
+                <ns0:b ns0:val="0"/>
+                <ns0:rFonts ns0:eastAsia="宋体"/>
+                <ns0:sz ns0:val="24"/>
+                <ns0:szCs ns0:val="24"/>
+                <ns0:color ns0:val="000000"/>
+              </ns0:rPr>
+              <ns0:t>初验后 4 周</ns0:t>
+            </ns0:r>
+          </ns0:p>
+        </ns0:tc>
+        <ns0:tc>
+          <ns0:tcPr>
+            <ns0:tcW ns0:w="6000" ns0:type="dxa"/>
+            <ns0:tcMar>
+              <ns0:top ns0:w="80" ns0:type="dxa"/>
+              <ns0:left ns0:w="100" ns0:type="dxa"/>
+              <ns0:bottom ns0:w="80" ns0:type="dxa"/>
+              <ns0:right ns0:w="100" ns0:type="dxa"/>
+            </ns0:tcMar>
+          </ns0:tcPr>
+          <ns0:p>
+            <ns0:pPr>
+              <ns0:spacing ns0:line="300" ns0:lineRule="auto"/>
+            </ns0:pPr>
+            <ns0:r>
+              <ns0:rPr>
+                <ns0:b ns0:val="0"/>
+                <ns0:rFonts ns0:eastAsia="宋体"/>
+                <ns0:sz ns0:val="24"/>
+                <ns0:szCs ns0:val="24"/>
+                <ns0:color ns0:val="000000"/>
+              </ns0:rPr>
+              <ns0:t>W17—W20逐周运行记录及缺陷修复记录、用户手册与部署运维手册定稿；试运行期间完成至少 1 次真实应急演练的系统支撑验证。</ns0:t>
+            </ns0:r>
+          </ns0:p>
+        </ns0:tc>
+      </ns0:tr>
+      <ns0:tr>
+        <ns0:tc>
+          <ns0:tcPr>
+            <ns0:tcW ns0:w="1700" ns0:type="dxa"/>
+            <ns0:tcMar>
+              <ns0:top ns0:w="80" ns0:type="dxa"/>
+              <ns0:left ns0:w="100" ns0:type="dxa"/>
+              <ns0:bottom ns0:w="80" ns0:type="dxa"/>
+              <ns0:right ns0:w="100" ns0:type="dxa"/>
+            </ns0:tcMar>
+          </ns0:tcPr>
+          <ns0:p>
+            <ns0:pPr>
+              <ns0:spacing ns0:line="300" ns0:lineRule="auto"/>
+            </ns0:pPr>
+            <ns0:r>
+              <ns0:rPr>
+                <ns0:b ns0:val="0"/>
+                <ns0:rFonts ns0:eastAsia="宋体"/>
+                <ns0:sz ns0:val="24"/>
+                <ns0:szCs ns0:val="24"/>
+                <ns0:color ns0:val="000000"/>
+              </ns0:rPr>
+              <ns0:t>M5 竣工验收</ns0:t>
+            </ns0:r>
+          </ns0:p>
+        </ns0:tc>
+        <ns0:tc>
+          <ns0:tcPr>
+            <ns0:tcW ns0:w="1300" ns0:type="dxa"/>
+            <ns0:tcMar>
+              <ns0:top ns0:w="80" ns0:type="dxa"/>
+              <ns0:left ns0:w="100" ns0:type="dxa"/>
+              <ns0:bottom ns0:w="80" ns0:type="dxa"/>
+              <ns0:right ns0:w="100" ns0:type="dxa"/>
+            </ns0:tcMar>
+          </ns0:tcPr>
+          <ns0:p>
+            <ns0:pPr>
+              <ns0:spacing ns0:line="300" ns0:lineRule="auto"/>
+            </ns0:pPr>
+            <ns0:r>
+              <ns0:rPr>
+                <ns0:b ns0:val="0"/>
+                <ns0:rFonts ns0:eastAsia="宋体"/>
+                <ns0:sz ns0:val="24"/>
+                <ns0:szCs ns0:val="24"/>
+                <ns0:color ns0:val="000000"/>
+              </ns0:rPr>
+              <ns0:t>试运行满 1 个月</ns0:t>
+            </ns0:r>
+          </ns0:p>
+        </ns0:tc>
+        <ns0:tc>
+          <ns0:tcPr>
+            <ns0:tcW ns0:w="6000" ns0:type="dxa"/>
+            <ns0:tcMar>
+              <ns0:top ns0:w="80" ns0:type="dxa"/>
+              <ns0:left ns0:w="100" ns0:type="dxa"/>
+              <ns0:bottom ns0:w="80" ns0:type="dxa"/>
+              <ns0:right ns0:w="100" ns0:type="dxa"/>
+            </ns0:tcMar>
+          </ns0:tcPr>
+          <ns0:p>
+            <ns0:pPr>
+              <ns0:spacing ns0:line="300" ns0:lineRule="auto"/>
+            </ns0:pPr>
+            <ns0:r>
+              <ns0:rPr>
+                <ns0:b ns0:val="0"/>
+                <ns0:rFonts ns0:eastAsia="宋体"/>
+                <ns0:sz ns0:val="24"/>
+                <ns0:szCs ns0:val="24"/>
+                <ns0:color ns0:val="000000"/>
+              </ns0:rPr>
+              <ns0:t>M4准出后组织；全套交付物（含软件、文档、数据、演练/培训记录和质保承诺函）、验收测试通过、签署竣工验收报告。</ns0:t>
+            </ns0:r>
+          </ns0:p>
+        </ns0:tc>
+      </ns0:tr>
       <ns0:tblPr>
-        <ns0:tblW ns0:type="dxa" ns0:w="13104"/>
-        <ns0:jc ns0:val="center"/>
-        <ns0:tblLayout ns0:type="fixed"/>
-        <ns0:tblLook ns0:firstColumn="1" ns0:firstRow="1" ns0:lastColumn="0" ns0:lastRow="0" ns0:noHBand="0" ns0:noVBand="1" ns0:val="04A0"/>
+        <ns0:tblW ns0:w="5000" ns0:type="pct"/>
         <ns0:tblBorders>
-          <ns0:top ns0:val="single" ns0:sz="4" ns0:color="D9D9D9"/>
-          <ns0:left ns0:val="single" ns0:sz="4" ns0:color="D9D9D9"/>
-          <ns0:bottom ns0:val="single" ns0:sz="4" ns0:color="D9D9D9"/>
-          <ns0:right ns0:val="single" ns0:sz="4" ns0:color="D9D9D9"/>
-          <ns0:insideH ns0:val="single" ns0:sz="4" ns0:color="D9D9D9"/>
-          <ns0:insideV ns0:val="single" ns0:sz="4" ns0:color="D9D9D9"/>
+          <ns0:top ns0:val="single" ns0:sz="2" ns0:space="0" ns0:color="8A9BA8"/>
+          <ns0:left ns0:val="single" ns0:sz="2" ns0:space="0" ns0:color="8A9BA8"/>
+          <ns0:bottom ns0:val="single" ns0:sz="2" ns0:space="0" ns0:color="8A9BA8"/>
+          <ns0:right ns0:val="single" ns0:sz="2" ns0:space="0" ns0:color="8A9BA8"/>
+          <ns0:insideH ns0:val="single" ns0:sz="2" ns0:space="0" ns0:color="8A9BA8"/>
+          <ns0:insideV ns0:val="single" ns0:sz="2" ns0:space="0" ns0:color="8A9BA8"/>
         </ns0:tblBorders>
-        <ns0:tblInd ns0:type="dxa" ns0:w="80"/>
+        <ns0:tblCellMar>
+          <ns0:left ns0:w="10" ns0:type="dxa"/>
+          <ns0:right ns0:w="10" ns0:type="dxa"/>
+        </ns0:tblCellMar>
+        <ns0:tblLook ns0:val="0000" ns0:firstRow="0" ns0:lastRow="0" ns0:firstColumn="0" ns0:lastColumn="0" ns0:noHBand="0" ns0:noVBand="0"/>
       </ns0:tblPr>
       <ns0:tblGrid>
-        <ns0:gridCol ns0:w="2376"/>
-        <ns0:gridCol ns0:w="2232"/>
-        <ns0:gridCol ns0:w="8496"/>
+        <ns0:gridCol ns0:w="1704"/>
+        <ns0:gridCol ns0:w="1303"/>
+        <ns0:gridCol ns0:w="6013"/>
       </ns0:tblGrid>
-      <ns0:tr>
-        <ns0:trPr>
-          <ns0:tblHeader ns0:val="true"/>
-        </ns0:trPr>
-        <ns0:tc>
-          <ns0:tcPr>
-            <ns0:tcW ns0:type="dxa" ns0:w="2376"/>
-            <ns0:vAlign ns0:val="center"/>
-            <ns0:tcMar>
-              <ns0:top ns0:w="70" ns0:type="dxa"/>
-              <ns0:start ns0:w="80" ns0:type="dxa"/>
-              <ns0:bottom ns0:w="70" ns0:type="dxa"/>
-              <ns0:end ns0:w="80" ns0:type="dxa"/>
-            </ns0:tcMar>
-            <ns0:shd ns0:fill="172B3A"/>
-          </ns0:tcPr>
-          <ns0:p>
-            <ns0:pPr>
-              <ns0:spacing ns0:before="0" ns0:after="0" ns0:line="252" ns0:lineRule="auto"/>
-              <ns0:jc ns0:val="center"/>
-            </ns0:pPr>
-            <ns0:r>
-              <ns0:rPr>
-                <ns0:rFonts ns0:ascii="宋体" ns0:hAnsi="宋体" ns0:eastAsia="宋体"/>
-                <ns0:b/>
-                <ns0:color ns0:val="FFFFFF"/>
-                <ns0:sz ns0:val="18"/>
-              </ns0:rPr>
-              <ns0:t>里程碑</ns0:t>
-            </ns0:r>
-          </ns0:p>
-        </ns0:tc>
-        <ns0:tc>
-          <ns0:tcPr>
-            <ns0:tcW ns0:type="dxa" ns0:w="2232"/>
-            <ns0:vAlign ns0:val="center"/>
-            <ns0:tcMar>
-              <ns0:top ns0:w="70" ns0:type="dxa"/>
-              <ns0:start ns0:w="80" ns0:type="dxa"/>
-              <ns0:bottom ns0:w="70" ns0:type="dxa"/>
-              <ns0:end ns0:w="80" ns0:type="dxa"/>
-            </ns0:tcMar>
-            <ns0:shd ns0:fill="172B3A"/>
-          </ns0:tcPr>
-          <ns0:p>
-            <ns0:pPr>
-              <ns0:spacing ns0:before="0" ns0:after="0" ns0:line="252" ns0:lineRule="auto"/>
-              <ns0:jc ns0:val="center"/>
-            </ns0:pPr>
-            <ns0:r>
-              <ns0:rPr>
-                <ns0:rFonts ns0:ascii="宋体" ns0:hAnsi="宋体" ns0:eastAsia="宋体"/>
-                <ns0:b/>
-                <ns0:color ns0:val="FFFFFF"/>
-                <ns0:sz ns0:val="18"/>
-              </ns0:rPr>
-              <ns0:t>正式时间节点</ns0:t>
-            </ns0:r>
-          </ns0:p>
-        </ns0:tc>
-        <ns0:tc>
-          <ns0:tcPr>
-            <ns0:tcW ns0:type="dxa" ns0:w="8496"/>
-            <ns0:vAlign ns0:val="center"/>
-            <ns0:tcMar>
-              <ns0:top ns0:w="70" ns0:type="dxa"/>
-              <ns0:start ns0:w="80" ns0:type="dxa"/>
-              <ns0:bottom ns0:w="70" ns0:type="dxa"/>
-              <ns0:end ns0:w="80" ns0:type="dxa"/>
-            </ns0:tcMar>
-            <ns0:shd ns0:fill="172B3A"/>
-          </ns0:tcPr>
-          <ns0:p>
-            <ns0:pPr>
-              <ns0:spacing ns0:before="0" ns0:after="0" ns0:line="252" ns0:lineRule="auto"/>
-              <ns0:jc ns0:val="center"/>
-            </ns0:pPr>
-            <ns0:r>
-              <ns0:rPr>
-                <ns0:rFonts ns0:ascii="宋体" ns0:hAnsi="宋体" ns0:eastAsia="宋体"/>
-                <ns0:b/>
-                <ns0:color ns0:val="FFFFFF"/>
-                <ns0:sz ns0:val="18"/>
-              </ns0:rPr>
-              <ns0:t>主要交付物与准出条件</ns0:t>
-            </ns0:r>
-          </ns0:p>
-        </ns0:tc>
-      </ns0:tr>
-      <ns0:tr>
-        <ns0:tc>
-          <ns0:tcPr>
-            <ns0:tcW ns0:type="dxa" ns0:w="2376"/>
-            <ns0:vAlign ns0:val="center"/>
-            <ns0:tcMar>
-              <ns0:top ns0:w="70" ns0:type="dxa"/>
-              <ns0:start ns0:w="80" ns0:type="dxa"/>
-              <ns0:bottom ns0:w="70" ns0:type="dxa"/>
-              <ns0:end ns0:w="80" ns0:type="dxa"/>
-            </ns0:tcMar>
-          </ns0:tcPr>
-          <ns0:p>
-            <ns0:pPr>
-              <ns0:spacing ns0:before="0" ns0:after="0" ns0:line="252" ns0:lineRule="auto"/>
-              <ns0:jc ns0:val="center"/>
-            </ns0:pPr>
-            <ns0:r>
-              <ns0:rPr>
-                <ns0:rFonts ns0:ascii="宋体" ns0:hAnsi="宋体" ns0:eastAsia="宋体"/>
-                <ns0:b ns0:val="0"/>
-                <ns0:color ns0:val="000000"/>
-                <ns0:sz ns0:val="18"/>
-              </ns0:rPr>
-              <ns0:t>M1 需求确认</ns0:t>
-            </ns0:r>
-          </ns0:p>
-        </ns0:tc>
-        <ns0:tc>
-          <ns0:tcPr>
-            <ns0:tcW ns0:type="dxa" ns0:w="2232"/>
-            <ns0:vAlign ns0:val="center"/>
-            <ns0:tcMar>
-              <ns0:top ns0:w="70" ns0:type="dxa"/>
-              <ns0:start ns0:w="80" ns0:type="dxa"/>
-              <ns0:bottom ns0:w="70" ns0:type="dxa"/>
-              <ns0:end ns0:w="80" ns0:type="dxa"/>
-            </ns0:tcMar>
-          </ns0:tcPr>
-          <ns0:p>
-            <ns0:pPr>
-              <ns0:spacing ns0:before="0" ns0:after="0" ns0:line="252" ns0:lineRule="auto"/>
-              <ns0:jc ns0:val="center"/>
-            </ns0:pPr>
-            <ns0:r>
-              <ns0:rPr>
-                <ns0:rFonts ns0:ascii="宋体" ns0:hAnsi="宋体" ns0:eastAsia="宋体"/>
-                <ns0:b ns0:val="0"/>
-                <ns0:color ns0:val="000000"/>
-                <ns0:sz ns0:val="18"/>
-              </ns0:rPr>
-              <ns0:t>合同签订后 2 周</ns0:t>
-            </ns0:r>
-          </ns0:p>
-        </ns0:tc>
-        <ns0:tc>
-          <ns0:tcPr>
-            <ns0:tcW ns0:type="dxa" ns0:w="8496"/>
-            <ns0:vAlign ns0:val="center"/>
-            <ns0:tcMar>
-              <ns0:top ns0:w="70" ns0:type="dxa"/>
-              <ns0:start ns0:w="80" ns0:type="dxa"/>
-              <ns0:bottom ns0:w="70" ns0:type="dxa"/>
-              <ns0:end ns0:w="80" ns0:type="dxa"/>
-            </ns0:tcMar>
-          </ns0:tcPr>
-          <ns0:p>
-            <ns0:pPr>
-              <ns0:spacing ns0:before="0" ns0:after="0" ns0:line="252" ns0:lineRule="auto"/>
-              <ns0:jc ns0:val="left"/>
-            </ns0:pPr>
-            <ns0:r>
-              <ns0:rPr>
-                <ns0:rFonts ns0:ascii="宋体" ns0:hAnsi="宋体" ns0:eastAsia="宋体"/>
-                <ns0:b ns0:val="0"/>
-                <ns0:color ns0:val="000000"/>
-                <ns0:sz ns0:val="18"/>
-              </ns0:rPr>
-              <ns0:t>《软件需求规格说明书》（GB/T 9385），需求评审通过并签署需求确认书。</ns0:t>
-            </ns0:r>
-          </ns0:p>
-        </ns0:tc>
-      </ns0:tr>
-      <ns0:tr>
-        <ns0:tc>
-          <ns0:tcPr>
-            <ns0:tcW ns0:type="dxa" ns0:w="2376"/>
-            <ns0:vAlign ns0:val="center"/>
-            <ns0:tcMar>
-              <ns0:top ns0:w="70" ns0:type="dxa"/>
-              <ns0:start ns0:w="80" ns0:type="dxa"/>
-              <ns0:bottom ns0:w="70" ns0:type="dxa"/>
-              <ns0:end ns0:w="80" ns0:type="dxa"/>
-            </ns0:tcMar>
-            <ns0:shd ns0:fill="EEF4F9"/>
-          </ns0:tcPr>
-          <ns0:p>
-            <ns0:pPr>
-              <ns0:spacing ns0:before="0" ns0:after="0" ns0:line="252" ns0:lineRule="auto"/>
-              <ns0:jc ns0:val="center"/>
-            </ns0:pPr>
-            <ns0:r>
-              <ns0:rPr>
-                <ns0:rFonts ns0:ascii="宋体" ns0:hAnsi="宋体" ns0:eastAsia="宋体"/>
-                <ns0:b ns0:val="0"/>
-                <ns0:color ns0:val="000000"/>
-                <ns0:sz ns0:val="18"/>
-              </ns0:rPr>
-              <ns0:t>M2 设计评审</ns0:t>
-            </ns0:r>
-          </ns0:p>
-        </ns0:tc>
-        <ns0:tc>
-          <ns0:tcPr>
-            <ns0:tcW ns0:type="dxa" ns0:w="2232"/>
-            <ns0:vAlign ns0:val="center"/>
-            <ns0:tcMar>
-              <ns0:top ns0:w="70" ns0:type="dxa"/>
-              <ns0:start ns0:w="80" ns0:type="dxa"/>
-              <ns0:bottom ns0:w="70" ns0:type="dxa"/>
-              <ns0:end ns0:w="80" ns0:type="dxa"/>
-            </ns0:tcMar>
-            <ns0:shd ns0:fill="EEF4F9"/>
-          </ns0:tcPr>
-          <ns0:p>
-            <ns0:pPr>
-              <ns0:spacing ns0:before="0" ns0:after="0" ns0:line="252" ns0:lineRule="auto"/>
-              <ns0:jc ns0:val="center"/>
-            </ns0:pPr>
-            <ns0:r>
-              <ns0:rPr>
-                <ns0:rFonts ns0:ascii="宋体" ns0:hAnsi="宋体" ns0:eastAsia="宋体"/>
-                <ns0:b ns0:val="0"/>
-                <ns0:color ns0:val="000000"/>
-                <ns0:sz ns0:val="18"/>
-              </ns0:rPr>
-              <ns0:t>合同签订后 6 周</ns0:t>
-            </ns0:r>
-          </ns0:p>
-        </ns0:tc>
-        <ns0:tc>
-          <ns0:tcPr>
-            <ns0:tcW ns0:type="dxa" ns0:w="8496"/>
-            <ns0:vAlign ns0:val="center"/>
-            <ns0:tcMar>
-              <ns0:top ns0:w="70" ns0:type="dxa"/>
-              <ns0:start ns0:w="80" ns0:type="dxa"/>
-              <ns0:bottom ns0:w="70" ns0:type="dxa"/>
-              <ns0:end ns0:w="80" ns0:type="dxa"/>
-            </ns0:tcMar>
-            <ns0:shd ns0:fill="EEF4F9"/>
-          </ns0:tcPr>
-          <ns0:p>
-            <ns0:pPr>
-              <ns0:spacing ns0:before="0" ns0:after="0" ns0:line="252" ns0:lineRule="auto"/>
-              <ns0:jc ns0:val="left"/>
-            </ns0:pPr>
-            <ns0:r>
-              <ns0:rPr>
-                <ns0:rFonts ns0:ascii="宋体" ns0:hAnsi="宋体" ns0:eastAsia="宋体"/>
-                <ns0:b ns0:val="0"/>
-                <ns0:color ns0:val="000000"/>
-                <ns0:sz ns0:val="18"/>
-              </ns0:rPr>
-              <ns0:t>《概要设计说明书》《详细设计说明书》《数据库设计说明书》《接口设计说明书》《测试计划》。</ns0:t>
-            </ns0:r>
-          </ns0:p>
-        </ns0:tc>
-      </ns0:tr>
-      <ns0:tr>
-        <ns0:tc>
-          <ns0:tcPr>
-            <ns0:tcW ns0:type="dxa" ns0:w="2376"/>
-            <ns0:vAlign ns0:val="center"/>
-            <ns0:tcMar>
-              <ns0:top ns0:w="70" ns0:type="dxa"/>
-              <ns0:start ns0:w="80" ns0:type="dxa"/>
-              <ns0:bottom ns0:w="70" ns0:type="dxa"/>
-              <ns0:end ns0:w="80" ns0:type="dxa"/>
-            </ns0:tcMar>
-          </ns0:tcPr>
-          <ns0:p>
-            <ns0:pPr>
-              <ns0:spacing ns0:before="0" ns0:after="0" ns0:line="252" ns0:lineRule="auto"/>
-              <ns0:jc ns0:val="center"/>
-            </ns0:pPr>
-            <ns0:r>
-              <ns0:rPr>
-                <ns0:rFonts ns0:ascii="宋体" ns0:hAnsi="宋体" ns0:eastAsia="宋体"/>
-                <ns0:b ns0:val="0"/>
-                <ns0:color ns0:val="000000"/>
-                <ns0:sz ns0:val="18"/>
-              </ns0:rPr>
-              <ns0:t>M3 初验（功能具备）</ns0:t>
-            </ns0:r>
-          </ns0:p>
-        </ns0:tc>
-        <ns0:tc>
-          <ns0:tcPr>
-            <ns0:tcW ns0:type="dxa" ns0:w="2232"/>
-            <ns0:vAlign ns0:val="center"/>
-            <ns0:tcMar>
-              <ns0:top ns0:w="70" ns0:type="dxa"/>
-              <ns0:start ns0:w="80" ns0:type="dxa"/>
-              <ns0:bottom ns0:w="70" ns0:type="dxa"/>
-              <ns0:end ns0:w="80" ns0:type="dxa"/>
-            </ns0:tcMar>
-          </ns0:tcPr>
-          <ns0:p>
-            <ns0:pPr>
-              <ns0:spacing ns0:before="0" ns0:after="0" ns0:line="252" ns0:lineRule="auto"/>
-              <ns0:jc ns0:val="center"/>
-            </ns0:pPr>
-            <ns0:r>
-              <ns0:rPr>
-                <ns0:rFonts ns0:ascii="宋体" ns0:hAnsi="宋体" ns0:eastAsia="宋体"/>
-                <ns0:b ns0:val="0"/>
-                <ns0:color ns0:val="000000"/>
-                <ns0:sz ns0:val="18"/>
-              </ns0:rPr>
-              <ns0:t>合同签订后 16 周</ns0:t>
-            </ns0:r>
-          </ns0:p>
-        </ns0:tc>
-        <ns0:tc>
-          <ns0:tcPr>
-            <ns0:tcW ns0:type="dxa" ns0:w="8496"/>
-            <ns0:vAlign ns0:val="center"/>
-            <ns0:tcMar>
-              <ns0:top ns0:w="70" ns0:type="dxa"/>
-              <ns0:start ns0:w="80" ns0:type="dxa"/>
-              <ns0:bottom ns0:w="70" ns0:type="dxa"/>
-              <ns0:end ns0:w="80" ns0:type="dxa"/>
-            </ns0:tcMar>
-          </ns0:tcPr>
-          <ns0:p>
-            <ns0:pPr>
-              <ns0:spacing ns0:before="0" ns0:after="0" ns0:line="252" ns0:lineRule="auto"/>
-              <ns0:jc ns0:val="left"/>
-            </ns0:pPr>
-            <ns0:r>
-              <ns0:rPr>
-                <ns0:rFonts ns0:ascii="宋体" ns0:hAnsi="宋体" ns0:eastAsia="宋体"/>
-                <ns0:b ns0:val="0"/>
-                <ns0:color ns0:val="000000"/>
-                <ns0:sz ns0:val="18"/>
-              </ns0:rPr>
-              <ns0:t>可运行系统（部署于甲方环境，含 Web 端与移动端）、阶段测试报告、初步验收。</ns0:t>
-            </ns0:r>
-          </ns0:p>
-        </ns0:tc>
-      </ns0:tr>
-      <ns0:tr>
-        <ns0:tc>
-          <ns0:tcPr>
-            <ns0:tcW ns0:type="dxa" ns0:w="2376"/>
-            <ns0:vAlign ns0:val="center"/>
-            <ns0:tcMar>
-              <ns0:top ns0:w="70" ns0:type="dxa"/>
-              <ns0:start ns0:w="80" ns0:type="dxa"/>
-              <ns0:bottom ns0:w="70" ns0:type="dxa"/>
-              <ns0:end ns0:w="80" ns0:type="dxa"/>
-            </ns0:tcMar>
-            <ns0:shd ns0:fill="EEF4F9"/>
-          </ns0:tcPr>
-          <ns0:p>
-            <ns0:pPr>
-              <ns0:spacing ns0:before="0" ns0:after="0" ns0:line="252" ns0:lineRule="auto"/>
-              <ns0:jc ns0:val="center"/>
-            </ns0:pPr>
-            <ns0:r>
-              <ns0:rPr>
-                <ns0:rFonts ns0:ascii="宋体" ns0:hAnsi="宋体" ns0:eastAsia="宋体"/>
-                <ns0:b ns0:val="0"/>
-                <ns0:color ns0:val="000000"/>
-                <ns0:sz ns0:val="18"/>
-              </ns0:rPr>
-              <ns0:t>M4 试运行</ns0:t>
-            </ns0:r>
-          </ns0:p>
-        </ns0:tc>
-        <ns0:tc>
-          <ns0:tcPr>
-            <ns0:tcW ns0:type="dxa" ns0:w="2232"/>
-            <ns0:vAlign ns0:val="center"/>
-            <ns0:tcMar>
-              <ns0:top ns0:w="70" ns0:type="dxa"/>
-              <ns0:start ns0:w="80" ns0:type="dxa"/>
-              <ns0:bottom ns0:w="70" ns0:type="dxa"/>
-              <ns0:end ns0:w="80" ns0:type="dxa"/>
-            </ns0:tcMar>
-            <ns0:shd ns0:fill="EEF4F9"/>
-          </ns0:tcPr>
-          <ns0:p>
-            <ns0:pPr>
-              <ns0:spacing ns0:before="0" ns0:after="0" ns0:line="252" ns0:lineRule="auto"/>
-              <ns0:jc ns0:val="center"/>
-            </ns0:pPr>
-            <ns0:r>
-              <ns0:rPr>
-                <ns0:rFonts ns0:ascii="宋体" ns0:hAnsi="宋体" ns0:eastAsia="宋体"/>
-                <ns0:b ns0:val="0"/>
-                <ns0:color ns0:val="000000"/>
-                <ns0:sz ns0:val="18"/>
-              </ns0:rPr>
-              <ns0:t>初验后 4 周</ns0:t>
-            </ns0:r>
-          </ns0:p>
-        </ns0:tc>
-        <ns0:tc>
-          <ns0:tcPr>
-            <ns0:tcW ns0:type="dxa" ns0:w="8496"/>
-            <ns0:vAlign ns0:val="center"/>
-            <ns0:tcMar>
-              <ns0:top ns0:w="70" ns0:type="dxa"/>
-              <ns0:start ns0:w="80" ns0:type="dxa"/>
-              <ns0:bottom ns0:w="70" ns0:type="dxa"/>
-              <ns0:end ns0:w="80" ns0:type="dxa"/>
-            </ns0:tcMar>
-            <ns0:shd ns0:fill="EEF4F9"/>
-          </ns0:tcPr>
-          <ns0:p>
-            <ns0:pPr>
-              <ns0:spacing ns0:before="0" ns0:after="0" ns0:line="252" ns0:lineRule="auto"/>
-              <ns0:jc ns0:val="left"/>
-            </ns0:pPr>
-            <ns0:r>
-              <ns0:rPr>
-                <ns0:rFonts ns0:ascii="宋体" ns0:hAnsi="宋体" ns0:eastAsia="宋体"/>
-                <ns0:b ns0:val="0"/>
-                <ns0:color ns0:val="000000"/>
-                <ns0:sz ns0:val="18"/>
-              </ns0:rPr>
-              <ns0:t>W17—W20逐周运行记录及缺陷修复记录、用户手册与部署运维手册定稿；试运行期间完成至少 1 次真实应急演练的系统支撑验证。</ns0:t>
-            </ns0:r>
-          </ns0:p>
-        </ns0:tc>
-      </ns0:tr>
-      <ns0:tr>
-        <ns0:tc>
-          <ns0:tcPr>
-            <ns0:tcW ns0:type="dxa" ns0:w="2376"/>
-            <ns0:vAlign ns0:val="center"/>
-            <ns0:tcMar>
-              <ns0:top ns0:w="70" ns0:type="dxa"/>
-              <ns0:start ns0:w="80" ns0:type="dxa"/>
-              <ns0:bottom ns0:w="70" ns0:type="dxa"/>
-              <ns0:end ns0:w="80" ns0:type="dxa"/>
-            </ns0:tcMar>
-          </ns0:tcPr>
-          <ns0:p>
-            <ns0:pPr>
-              <ns0:spacing ns0:before="0" ns0:after="0" ns0:line="252" ns0:lineRule="auto"/>
-              <ns0:jc ns0:val="center"/>
-            </ns0:pPr>
-            <ns0:r>
-              <ns0:rPr>
-                <ns0:rFonts ns0:ascii="宋体" ns0:hAnsi="宋体" ns0:eastAsia="宋体"/>
-                <ns0:b ns0:val="0"/>
-                <ns0:color ns0:val="000000"/>
-                <ns0:sz ns0:val="18"/>
-              </ns0:rPr>
-              <ns0:t>M5 竣工验收</ns0:t>
-            </ns0:r>
-          </ns0:p>
-        </ns0:tc>
-        <ns0:tc>
-          <ns0:tcPr>
-            <ns0:tcW ns0:type="dxa" ns0:w="2232"/>
-            <ns0:vAlign ns0:val="center"/>
-            <ns0:tcMar>
-              <ns0:top ns0:w="70" ns0:type="dxa"/>
-              <ns0:start ns0:w="80" ns0:type="dxa"/>
-              <ns0:bottom ns0:w="70" ns0:type="dxa"/>
-              <ns0:end ns0:w="80" ns0:type="dxa"/>
-            </ns0:tcMar>
-          </ns0:tcPr>
-          <ns0:p>
-            <ns0:pPr>
-              <ns0:spacing ns0:before="0" ns0:after="0" ns0:line="252" ns0:lineRule="auto"/>
-              <ns0:jc ns0:val="center"/>
-            </ns0:pPr>
-            <ns0:r>
-              <ns0:rPr>
-                <ns0:rFonts ns0:ascii="宋体" ns0:hAnsi="宋体" ns0:eastAsia="宋体"/>
-                <ns0:b ns0:val="0"/>
-                <ns0:color ns0:val="000000"/>
-                <ns0:sz ns0:val="18"/>
-              </ns0:rPr>
-              <ns0:t>试运行满 1 个月</ns0:t>
-            </ns0:r>
-          </ns0:p>
-        </ns0:tc>
-        <ns0:tc>
-          <ns0:tcPr>
-            <ns0:tcW ns0:type="dxa" ns0:w="8496"/>
-            <ns0:vAlign ns0:val="center"/>
-            <ns0:tcMar>
-              <ns0:top ns0:w="70" ns0:type="dxa"/>
-              <ns0:start ns0:w="80" ns0:type="dxa"/>
-              <ns0:bottom ns0:w="70" ns0:type="dxa"/>
-              <ns0:end ns0:w="80" ns0:type="dxa"/>
-            </ns0:tcMar>
-          </ns0:tcPr>
-          <ns0:p>
-            <ns0:pPr>
-              <ns0:spacing ns0:before="0" ns0:after="0" ns0:line="252" ns0:lineRule="auto"/>
-              <ns0:jc ns0:val="left"/>
-            </ns0:pPr>
-            <ns0:r>
-              <ns0:rPr>
-                <ns0:rFonts ns0:ascii="宋体" ns0:hAnsi="宋体" ns0:eastAsia="宋体"/>
-                <ns0:b ns0:val="0"/>
-                <ns0:color ns0:val="000000"/>
-                <ns0:sz ns0:val="18"/>
-              </ns0:rPr>
-              <ns0:t>M4准出后组织；全套交付物（含软件、文档、数据、演练/培训记录和质保承诺函）、验收测试通过、签署竣工验收报告。</ns0:t>
-            </ns0:r>
-          </ns0:p>
-        </ns0:tc>
-      </ns0:tr>
     </ns0:tbl>
     <ns0:p>
       <ns0:pPr>
@@ -13423,14 +13058,16 @@
     </ns0:p>
     <ns0:p>
       <ns0:pPr>
-        <ns0:spacing ns0:before="0" ns0:after="100" ns0:line="360" ns0:lineRule="auto"/>
+        <ns0:ind ns0:firstLine="475"/>
+        <ns0:spacing ns0:after="100" ns0:line="360" ns0:lineRule="auto"/>
       </ns0:pPr>
       <ns0:r>
         <ns0:rPr>
-          <ns0:rFonts ns0:ascii="宋体" ns0:hAnsi="宋体" ns0:eastAsia="宋体"/>
           <ns0:b ns0:val="0"/>
+          <ns0:rFonts ns0:eastAsia="宋体"/>
+          <ns0:sz ns0:val="24"/>
+          <ns0:szCs ns0:val="24"/>
           <ns0:color ns0:val="000000"/>
-          <ns0:sz ns0:val="24"/>
         </ns0:rPr>
         <ns0:t>依据用户需求书第 9.1 节补充要求，视频监控和统一消息通道须在 M2 评审前完成真实连通性验证，验证结论作为 M2 评审输入。</ns0:t>
       </ns0:r>
@@ -13453,40 +13090,32 @@
     </ns0:p>
     <ns0:p>
       <ns0:pPr>
-        <ns0:spacing ns0:before="0" ns0:after="100" ns0:line="360" ns0:lineRule="auto"/>
+        <ns0:ind ns0:firstLine="475"/>
+        <ns0:spacing ns0:after="100" ns0:line="360" ns0:lineRule="auto"/>
       </ns0:pPr>
       <ns0:r>
         <ns0:rPr>
-          <ns0:rFonts ns0:ascii="宋体" ns0:hAnsi="宋体" ns0:eastAsia="宋体"/>
           <ns0:b ns0:val="0"/>
+          <ns0:rFonts ns0:eastAsia="宋体"/>
+          <ns0:sz ns0:val="24"/>
+          <ns0:szCs ns0:val="24"/>
           <ns0:color ns0:val="000000"/>
-          <ns0:sz ns0:val="24"/>
         </ns0:rPr>
         <ns0:t>竣工验收按需求书第10章执行。功能需求逐条执行验收用例，通过率为100%；性能指标在部署环境实测；完成视频监控、信息发布、物联网平台和统一业务运行中台的端到端联动测试及一次模拟突发事件全流程联合演练；高危漏洞清零；非乙方人员在干净环境按部署手册一次完成独立部署。未满足项进入缺陷或变更流程，不得以计划完成替代验收证据。</ns0:t>
       </ns0:r>
     </ns0:p>
     <ns0:p>
-      <ns0:pPr>
-        <ns0:sectPr>
-          <ns0:pgSz ns0:w="16838" ns0:h="11906" ns0:orient="landscape"/>
-          <ns0:pgMar ns0:top="1440" ns0:right="1440" ns0:bottom="1440" ns0:left="1440" ns0:header="708" ns0:footer="708" ns0:gutter="0"/>
-          <ns0:cols ns0:space="720"/>
-          <ns0:docGrid ns0:linePitch="360"/>
-        </ns0:sectPr>
-      </ns0:pPr>
+      <ns0:pPr/>
     </ns0:p>
     <ns0:p>
       <ns0:pPr>
         <ns0:pStyle ns0:val="1"/>
-        <ns0:keepNext/>
         <ns0:spacing ns0:before="240" ns0:after="160"/>
       </ns0:pPr>
       <ns0:r>
         <ns0:rPr>
-          <ns0:rFonts ns0:ascii="黑体" ns0:hAnsi="黑体" ns0:eastAsia="黑体"/>
           <ns0:b/>
-          <ns0:color ns0:val="000000"/>
-          <ns0:sz ns0:val="30"/>
+          <ns0:rFonts ns0:eastAsia="黑体"/>
         </ns0:rPr>
         <ns0:t>4 三人成员职责与交付责任</ns0:t>
       </ns0:r>
@@ -13978,7 +13607,7 @@
       <ns0:r>
         <ns0:drawing>
           <ns2:inline>
-            <ns2:extent cx="5715000" cy="3214688"/>
+            <ns2:extent cx="5762625" cy="3241477"/>
             <ns2:docPr id="4" name="图4 三人成员职责与交付关系" title="图4 三人成员职责与交付关系" descr="图4 三人成员职责与交付关系"/>
             <ns2:cNvGraphicFramePr>
               <ns3:graphicFrameLocks noChangeAspect="1"/>
@@ -13999,7 +13628,7 @@
                   <ns4:spPr>
                     <ns3:xfrm>
                       <ns3:off x="0" y="0"/>
-                      <ns3:ext cx="5715000" cy="3214688"/>
+                      <ns3:ext cx="5762625" cy="3241477"/>
                     </ns3:xfrm>
                     <ns3:prstGeom prst="rect"/>
                   </ns4:spPr>
@@ -14012,29 +13641,30 @@
     </ns0:p>
     <ns0:p>
       <ns0:pPr>
-        <ns0:spacing ns0:before="0" ns0:after="120" ns0:line="240" ns0:lineRule="auto"/>
         <ns0:jc ns0:val="center"/>
       </ns0:pPr>
       <ns0:r>
         <ns0:rPr>
-          <ns0:rFonts ns0:ascii="宋体" ns0:hAnsi="宋体" ns0:eastAsia="宋体"/>
           <ns0:b/>
+          <ns0:rFonts ns0:eastAsia="宋体"/>
+          <ns0:sz ns0:val="18"/>
           <ns0:color ns0:val="000000"/>
-          <ns0:sz ns0:val="18"/>
         </ns0:rPr>
         <ns0:t>图 4-1　三人成员职责与交付关系</ns0:t>
       </ns0:r>
     </ns0:p>
     <ns0:p>
       <ns0:pPr>
-        <ns0:spacing ns0:before="0" ns0:after="100" ns0:line="360" ns0:lineRule="auto"/>
+        <ns0:ind ns0:firstLine="475"/>
+        <ns0:spacing ns0:after="100" ns0:line="360" ns0:lineRule="auto"/>
       </ns0:pPr>
       <ns0:r>
         <ns0:rPr>
-          <ns0:rFonts ns0:ascii="宋体" ns0:hAnsi="宋体" ns0:eastAsia="宋体"/>
           <ns0:b ns0:val="0"/>
+          <ns0:rFonts ns0:eastAsia="宋体"/>
+          <ns0:sz ns0:val="24"/>
+          <ns0:szCs ns0:val="24"/>
           <ns0:color ns0:val="000000"/>
-          <ns0:sz ns0:val="24"/>
         </ns0:rPr>
         <ns0:t>职责关系见图 4-1。三名成员可以为同一交付物提供输入或复核，但每份正式产物只设一名主责。复核意见通过 Issue 或评审记录交回主责修改，复核人依据关闭证据确认，不维护另一套正式版本。</ns0:t>
       </ns0:r>
@@ -14047,15 +13677,12 @@
     <ns0:p>
       <ns0:pPr>
         <ns0:pStyle ns0:val="1"/>
-        <ns0:keepNext/>
         <ns0:spacing ns0:before="240" ns0:after="160"/>
       </ns0:pPr>
       <ns0:r>
         <ns0:rPr>
-          <ns0:rFonts ns0:ascii="黑体" ns0:hAnsi="黑体" ns0:eastAsia="黑体"/>
           <ns0:b/>
-          <ns0:color ns0:val="000000"/>
-          <ns0:sz ns0:val="30"/>
+          <ns0:rFonts ns0:eastAsia="黑体"/>
         </ns0:rPr>
         <ns0:t>5 沟通、配置、文档与 Git 管理</ns0:t>
       </ns0:r>
@@ -14078,14 +13705,16 @@
     </ns0:p>
     <ns0:p>
       <ns0:pPr>
-        <ns0:spacing ns0:before="0" ns0:after="100" ns0:line="360" ns0:lineRule="auto"/>
+        <ns0:ind ns0:firstLine="475"/>
+        <ns0:spacing ns0:after="100" ns0:line="360" ns0:lineRule="auto"/>
       </ns0:pPr>
       <ns0:r>
         <ns0:rPr>
-          <ns0:rFonts ns0:ascii="宋体" ns0:hAnsi="宋体" ns0:eastAsia="宋体"/>
           <ns0:b ns0:val="0"/>
+          <ns0:rFonts ns0:eastAsia="宋体"/>
+          <ns0:sz ns0:val="24"/>
+          <ns0:szCs ns0:val="24"/>
           <ns0:color ns0:val="000000"/>
-          <ns0:sz ns0:val="24"/>
         </ns0:rPr>
         <ns0:t>乙方在合同签订后1周内提交详细项目计划。项目执行期间每周形成周报，内容包括本周进展、下周计划和风险。评审、接口条件、验收窗口与交付签认均形成书面记录。重大风险在识别后24小时内书面报告甲方。</ns0:t>
       </ns0:r>
@@ -14109,14 +13738,14 @@
     <ns0:p>
       <ns0:pPr>
         <ns0:pStyle ns0:val="a4"/>
-        <ns0:spacing ns0:before="0" ns0:after="60" ns0:line="336" ns0:lineRule="auto"/>
+        <ns0:spacing ns0:after="60" ns0:line="360" ns0:lineRule="auto"/>
       </ns0:pPr>
       <ns0:r>
         <ns0:rPr>
-          <ns0:rFonts ns0:ascii="宋体" ns0:hAnsi="宋体" ns0:eastAsia="宋体"/>
           <ns0:b ns0:val="0"/>
-          <ns0:color ns0:val="000000"/>
+          <ns0:rFonts ns0:eastAsia="宋体"/>
           <ns0:sz ns0:val="24"/>
+          <ns0:szCs ns0:val="24"/>
         </ns0:rPr>
         <ns0:t>• 代码、脚本、配置、文档和测试证据纳入统一版本控制，交付版本建立可追溯标签或基线。</ns0:t>
       </ns0:r>
@@ -14124,14 +13753,14 @@
     <ns0:p>
       <ns0:pPr>
         <ns0:pStyle ns0:val="a4"/>
-        <ns0:spacing ns0:before="0" ns0:after="60" ns0:line="336" ns0:lineRule="auto"/>
+        <ns0:spacing ns0:after="60" ns0:line="360" ns0:lineRule="auto"/>
       </ns0:pPr>
       <ns0:r>
         <ns0:rPr>
-          <ns0:rFonts ns0:ascii="宋体" ns0:hAnsi="宋体" ns0:eastAsia="宋体"/>
           <ns0:b ns0:val="0"/>
-          <ns0:color ns0:val="000000"/>
+          <ns0:rFonts ns0:eastAsia="宋体"/>
           <ns0:sz ns0:val="24"/>
+          <ns0:szCs ns0:val="24"/>
         </ns0:rPr>
         <ns0:t>• 文档采用明确的版本号、修订记录、主责和复核状态。需求、设计、测试与实际系统保持双向追踪。</ns0:t>
       </ns0:r>
@@ -14139,14 +13768,14 @@
     <ns0:p>
       <ns0:pPr>
         <ns0:pStyle ns0:val="a4"/>
-        <ns0:spacing ns0:before="0" ns0:after="60" ns0:line="336" ns0:lineRule="auto"/>
+        <ns0:spacing ns0:after="60" ns0:line="360" ns0:lineRule="auto"/>
       </ns0:pPr>
       <ns0:r>
         <ns0:rPr>
-          <ns0:rFonts ns0:ascii="宋体" ns0:hAnsi="宋体" ns0:eastAsia="宋体"/>
           <ns0:b ns0:val="0"/>
-          <ns0:color ns0:val="000000"/>
+          <ns0:rFonts ns0:eastAsia="宋体"/>
           <ns0:sz ns0:val="24"/>
+          <ns0:szCs ns0:val="24"/>
         </ns0:rPr>
         <ns0:t>• M1、M2、M3和M5前执行配置审计，核对源代码、构建制品、数据库脚本、配置项、接口契约、文档和测试证据的一致性。</ns0:t>
       </ns0:r>
@@ -14154,14 +13783,14 @@
     <ns0:p>
       <ns0:pPr>
         <ns0:pStyle ns0:val="a4"/>
-        <ns0:spacing ns0:before="0" ns0:after="60" ns0:line="336" ns0:lineRule="auto"/>
+        <ns0:spacing ns0:after="60" ns0:line="360" ns0:lineRule="auto"/>
       </ns0:pPr>
       <ns0:r>
         <ns0:rPr>
-          <ns0:rFonts ns0:ascii="宋体" ns0:hAnsi="宋体" ns0:eastAsia="宋体"/>
           <ns0:b ns0:val="0"/>
-          <ns0:color ns0:val="000000"/>
+          <ns0:rFonts ns0:eastAsia="宋体"/>
           <ns0:sz ns0:val="24"/>
+          <ns0:szCs ns0:val="24"/>
         </ns0:rPr>
         <ns0:t>• 甲方可在里程碑节点获取代码快照。对外提交可编辑源文件与PDF，交付格式和内容遵守用户需求书。</ns0:t>
       </ns0:r>
@@ -14184,14 +13813,16 @@
     </ns0:p>
     <ns0:p>
       <ns0:pPr>
-        <ns0:spacing ns0:before="0" ns0:after="100" ns0:line="360" ns0:lineRule="auto"/>
+        <ns0:ind ns0:firstLine="475"/>
+        <ns0:spacing ns0:after="100" ns0:line="360" ns0:lineRule="auto"/>
       </ns0:pPr>
       <ns0:r>
         <ns0:rPr>
-          <ns0:rFonts ns0:ascii="宋体" ns0:hAnsi="宋体" ns0:eastAsia="宋体"/>
           <ns0:b ns0:val="0"/>
+          <ns0:rFonts ns0:eastAsia="宋体"/>
+          <ns0:sz ns0:val="24"/>
+          <ns0:szCs ns0:val="24"/>
           <ns0:color ns0:val="000000"/>
-          <ns0:sz ns0:val="24"/>
         </ns0:rPr>
         <ns0:t>项目主线使用受控的 master。每项正式任务开始与结束均获取远程最新状态；只允许快进或保留双方历史的普通合并，禁止强制推送和历史重写。提交前检查差异、敏感信息、原始资料和案例事实污染。评审问题修复后由主责提交，复核记录与交付版本共同归档。</ns0:t>
       </ns0:r>
@@ -14214,14 +13845,16 @@
     </ns0:p>
     <ns0:p>
       <ns0:pPr>
-        <ns0:spacing ns0:before="0" ns0:after="100" ns0:line="360" ns0:lineRule="auto"/>
+        <ns0:ind ns0:firstLine="475"/>
+        <ns0:spacing ns0:after="100" ns0:line="360" ns0:lineRule="auto"/>
       </ns0:pPr>
       <ns0:r>
         <ns0:rPr>
-          <ns0:rFonts ns0:ascii="宋体" ns0:hAnsi="宋体" ns0:eastAsia="宋体"/>
           <ns0:b ns0:val="0"/>
+          <ns0:rFonts ns0:eastAsia="宋体"/>
+          <ns0:sz ns0:val="24"/>
+          <ns0:szCs ns0:val="24"/>
           <ns0:color ns0:val="000000"/>
-          <ns0:sz ns0:val="24"/>
         </ns0:rPr>
         <ns0:t>需求变更须由双方书面确认，并附范围、进度、技术、测试、数据、风险和交付影响分析。若变更影响冻结 Baseline 或正式里程碑，先登记 Issue 和变更记录，经评审确认后发布新版本；旧版本继续保留。</ns0:t>
       </ns0:r>
@@ -14244,14 +13877,16 @@
     </ns0:p>
     <ns0:p>
       <ns0:pPr>
-        <ns0:spacing ns0:before="0" ns0:after="100" ns0:line="360" ns0:lineRule="auto"/>
+        <ns0:ind ns0:firstLine="475"/>
+        <ns0:spacing ns0:after="100" ns0:line="360" ns0:lineRule="auto"/>
       </ns0:pPr>
       <ns0:r>
         <ns0:rPr>
-          <ns0:rFonts ns0:ascii="宋体" ns0:hAnsi="宋体" ns0:eastAsia="宋体"/>
           <ns0:b ns0:val="0"/>
+          <ns0:rFonts ns0:eastAsia="宋体"/>
+          <ns0:sz ns0:val="24"/>
+          <ns0:szCs ns0:val="24"/>
           <ns0:color ns0:val="000000"/>
-          <ns0:sz ns0:val="24"/>
         </ns0:rPr>
         <ns0:t>M5 后进入 12 个月质保服务期。何思源 维护服务台账与渠道记录，严宇 按三级 SLA 提供技术支持：一级故障 30 分钟响应、4 小时恢复或临时方案；二级故障 30 分钟响应、2 小时解决、最迟 1 个工作日；三级故障 8 小时响应、2 小时提出意见、5 个工作日解决。应急申告渠道为 7×24，远程支持渠道为 7×12；服务期满由 何思源 依据台账形成服务期满报告。该安排对应 WBS 6.8、6.9，不改变 M1—M5 正式里程碑。</ns0:t>
       </ns0:r>
@@ -14259,15 +13894,12 @@
     <ns0:p>
       <ns0:pPr>
         <ns0:pStyle ns0:val="1"/>
-        <ns0:keepNext/>
         <ns0:spacing ns0:before="240" ns0:after="160"/>
       </ns0:pPr>
       <ns0:r>
         <ns0:rPr>
-          <ns0:rFonts ns0:ascii="黑体" ns0:hAnsi="黑体" ns0:eastAsia="黑体"/>
           <ns0:b/>
-          <ns0:color ns0:val="000000"/>
-          <ns0:sz ns0:val="30"/>
+          <ns0:rFonts ns0:eastAsia="黑体"/>
         </ns0:rPr>
         <ns0:t>6 风险与计划联动</ns0:t>
       </ns0:r>
@@ -14977,14 +14609,16 @@
     </ns0:p>
     <ns0:p>
       <ns0:pPr>
-        <ns0:spacing ns0:before="0" ns0:after="100" ns0:line="360" ns0:lineRule="auto"/>
+        <ns0:ind ns0:firstLine="475"/>
+        <ns0:spacing ns0:after="100" ns0:line="360" ns0:lineRule="auto"/>
       </ns0:pPr>
       <ns0:r>
         <ns0:rPr>
-          <ns0:rFonts ns0:ascii="宋体" ns0:hAnsi="宋体" ns0:eastAsia="宋体"/>
           <ns0:b ns0:val="0"/>
+          <ns0:rFonts ns0:eastAsia="宋体"/>
+          <ns0:sz ns0:val="24"/>
+          <ns0:szCs ns0:val="24"/>
           <ns0:color ns0:val="000000"/>
-          <ns0:sz ns0:val="24"/>
         </ns0:rPr>
         <ns0:t>风险登记册随周报滚动更新。风险状态变化必须反映到相关工作包的开始条件、剩余工期、责任人和验证证据。项目计划只定义联动机制，风险编号、概率、影响等级和关闭证据在《风险登记册 v1》中维护。</ns0:t>
       </ns0:r>
@@ -14997,38 +14631,39 @@
     <ns0:p>
       <ns0:pPr>
         <ns0:pStyle ns0:val="1"/>
-        <ns0:keepNext/>
         <ns0:spacing ns0:before="240" ns0:after="160"/>
       </ns0:pPr>
       <ns0:r>
         <ns0:rPr>
-          <ns0:rFonts ns0:ascii="黑体" ns0:hAnsi="黑体" ns0:eastAsia="黑体"/>
           <ns0:b/>
-          <ns0:color ns0:val="000000"/>
-          <ns0:sz ns0:val="30"/>
+          <ns0:rFonts ns0:eastAsia="黑体"/>
         </ns0:rPr>
         <ns0:t>7 计划维护</ns0:t>
       </ns0:r>
     </ns0:p>
     <ns0:p>
       <ns0:pPr>
-        <ns0:spacing ns0:before="0" ns0:after="100" ns0:line="360" ns0:lineRule="auto"/>
+        <ns0:ind ns0:firstLine="475"/>
+        <ns0:spacing ns0:after="100" ns0:line="360" ns0:lineRule="auto"/>
       </ns0:pPr>
       <ns0:r>
         <ns0:rPr>
-          <ns0:rFonts ns0:ascii="宋体" ns0:hAnsi="宋体" ns0:eastAsia="宋体"/>
           <ns0:b ns0:val="0"/>
+          <ns0:rFonts ns0:eastAsia="宋体"/>
+          <ns0:sz ns0:val="24"/>
+          <ns0:szCs ns0:val="24"/>
           <ns0:color ns0:val="000000"/>
-          <ns0:sz ns0:val="24"/>
         </ns0:rPr>
         <ns0:t>本计划 V1.2 进入 任俊强 的计划完整性与一致性复验。执行期间 何思源 每周根据真实完成证据更新滚动计划，不追溯修改已发生记录。对不影响正式里程碑、范围和验收标准的内部任务调整，在周报记录原因和影响；涉及需求、范围、责任、关键数字、正式里程碑或验收条件的调整，必须取得书面确认并按变更流程升版。</ns0:t>
       </ns0:r>
     </ns0:p>
     <ns0:sectPr ns0:rsidR="00086855">
+      <ns0:docGrid ns0:linePitch="360"/>
+      <ns0:footerReference ns0:type="default" ns5:id="rId18"/>
+      <ns0:headerReference ns0:type="default" ns5:id="rId17"/>
       <ns0:pgSz ns0:w="11906" ns0:h="16838"/>
       <ns0:pgMar ns0:top="1440" ns0:right="1440" ns0:bottom="1440" ns0:left="1440" ns0:header="708" ns0:footer="708" ns0:gutter="0"/>
       <ns0:cols ns0:space="720"/>
-      <ns0:docGrid ns0:linePitch="360"/>
     </ns0:sectPr>
   </ns0:body>
 </ns0:document>
@@ -15061,47 +14696,58 @@
     </ns0:pPr>
     <ns0:r>
       <ns0:rPr>
-        <ns0:color ns0:val="000000"/>
         <ns0:sz ns0:val="18"/>
         <ns0:szCs ns0:val="18"/>
+        <ns0:color ns0:val="000000"/>
       </ns0:rPr>
       <ns0:fldChar ns0:fldCharType="begin"/>
     </ns0:r>
     <ns0:r>
       <ns0:rPr>
-        <ns0:color ns0:val="000000"/>
         <ns0:sz ns0:val="18"/>
         <ns0:szCs ns0:val="18"/>
+        <ns0:color ns0:val="000000"/>
       </ns0:rPr>
       <ns0:instrText>PAGE</ns0:instrText>
     </ns0:r>
     <ns0:r>
       <ns0:rPr>
-        <ns0:color ns0:val="000000"/>
         <ns0:sz ns0:val="18"/>
         <ns0:szCs ns0:val="18"/>
+        <ns0:color ns0:val="000000"/>
       </ns0:rPr>
       <ns0:fldChar ns0:fldCharType="separate"/>
     </ns0:r>
     <ns0:r ns0:rsidR="0055490C">
       <ns0:rPr>
         <ns0:noProof/>
-        <ns0:color ns0:val="000000"/>
         <ns0:sz ns0:val="18"/>
         <ns0:szCs ns0:val="18"/>
+        <ns0:color ns0:val="000000"/>
       </ns0:rPr>
       <ns0:t>1</ns0:t>
     </ns0:r>
     <ns0:r>
       <ns0:rPr>
-        <ns0:color ns0:val="000000"/>
         <ns0:sz ns0:val="18"/>
         <ns0:szCs ns0:val="18"/>
+        <ns0:color ns0:val="000000"/>
       </ns0:rPr>
       <ns0:fldChar ns0:fldCharType="end"/>
     </ns0:r>
   </ns0:p>
 </ns0:ftr>
+</file>
+
+<file path=word/footer2.xml><?xml version="1.0" encoding="utf-8"?>
+<w:ftr xmlns:m="http://schemas.openxmlformats.org/officeDocument/2006/math" xmlns:mc="http://schemas.openxmlformats.org/markup-compatibility/2006" xmlns:mo="http://schemas.microsoft.com/office/mac/office/2008/main" xmlns:mv="urn:schemas-microsoft-com:mac:vml" xmlns:o="urn:schemas-microsoft-com:office:office" xmlns:r="http://schemas.openxmlformats.org/officeDocument/2006/relationships" xmlns:v="urn:schemas-microsoft-com:vml" xmlns:w10="urn:schemas-microsoft-com:office:word" xmlns:w14="http://schemas.microsoft.com/office/word/2010/wordml" xmlns:w="http://schemas.openxmlformats.org/wordprocessingml/2006/main" xmlns:wne="http://schemas.microsoft.com/office/word/2006/wordml" xmlns:wp14="http://schemas.microsoft.com/office/word/2010/wordprocessingDrawing" xmlns:wp="http://schemas.openxmlformats.org/drawingml/2006/wordprocessingDrawing" xmlns:wpc="http://schemas.microsoft.com/office/word/2010/wordprocessingCanvas" xmlns:wpg="http://schemas.microsoft.com/office/word/2010/wordprocessingGroup" xmlns:wpi="http://schemas.microsoft.com/office/word/2010/wordprocessingInk" xmlns:wps="http://schemas.microsoft.com/office/word/2010/wordprocessingShape" mc:Ignorable="w14 wp14">
+  <w:p>
+    <w:pPr>
+      <w:pStyle w:val="Footer"/>
+      <w:jc w:val="center"/>
+    </w:pPr>
+  </w:p>
+</w:ftr>
 </file>
 
 <file path=word/footnotes.xml><?xml version="1.0" encoding="utf-8"?>
@@ -15121,6 +14767,26 @@
     </ns0:p>
   </ns0:footnote>
 </ns0:footnotes>
+</file>
+
+<file path=word/header1.xml><?xml version="1.0" encoding="utf-8"?>
+<w:hdr xmlns:m="http://schemas.openxmlformats.org/officeDocument/2006/math" xmlns:mc="http://schemas.openxmlformats.org/markup-compatibility/2006" xmlns:mo="http://schemas.microsoft.com/office/mac/office/2008/main" xmlns:mv="urn:schemas-microsoft-com:mac:vml" xmlns:o="urn:schemas-microsoft-com:office:office" xmlns:r="http://schemas.openxmlformats.org/officeDocument/2006/relationships" xmlns:v="urn:schemas-microsoft-com:vml" xmlns:w10="urn:schemas-microsoft-com:office:word" xmlns:w14="http://schemas.microsoft.com/office/word/2010/wordml" xmlns:w="http://schemas.openxmlformats.org/wordprocessingml/2006/main" xmlns:wne="http://schemas.microsoft.com/office/word/2006/wordml" xmlns:wp14="http://schemas.microsoft.com/office/word/2010/wordprocessingDrawing" xmlns:wp="http://schemas.openxmlformats.org/drawingml/2006/wordprocessingDrawing" xmlns:wpc="http://schemas.microsoft.com/office/word/2010/wordprocessingCanvas" xmlns:wpg="http://schemas.microsoft.com/office/word/2010/wordprocessingGroup" xmlns:wpi="http://schemas.microsoft.com/office/word/2010/wordprocessingInk" xmlns:wps="http://schemas.microsoft.com/office/word/2010/wordprocessingShape" mc:Ignorable="w14 wp14">
+  <w:p>
+    <w:pPr>
+      <w:pStyle w:val="Header"/>
+    </w:pPr>
+  </w:p>
+</w:hdr>
+</file>
+
+<file path=word/header2.xml><?xml version="1.0" encoding="utf-8"?>
+<w:hdr xmlns:m="http://schemas.openxmlformats.org/officeDocument/2006/math" xmlns:mc="http://schemas.openxmlformats.org/markup-compatibility/2006" xmlns:mo="http://schemas.microsoft.com/office/mac/office/2008/main" xmlns:mv="urn:schemas-microsoft-com:mac:vml" xmlns:o="urn:schemas-microsoft-com:office:office" xmlns:r="http://schemas.openxmlformats.org/officeDocument/2006/relationships" xmlns:v="urn:schemas-microsoft-com:vml" xmlns:w10="urn:schemas-microsoft-com:office:word" xmlns:w14="http://schemas.microsoft.com/office/word/2010/wordml" xmlns:w="http://schemas.openxmlformats.org/wordprocessingml/2006/main" xmlns:wne="http://schemas.microsoft.com/office/word/2006/wordml" xmlns:wp14="http://schemas.microsoft.com/office/word/2010/wordprocessingDrawing" xmlns:wp="http://schemas.openxmlformats.org/drawingml/2006/wordprocessingDrawing" xmlns:wpc="http://schemas.microsoft.com/office/word/2010/wordprocessingCanvas" xmlns:wpg="http://schemas.microsoft.com/office/word/2010/wordprocessingGroup" xmlns:wpi="http://schemas.microsoft.com/office/word/2010/wordprocessingInk" xmlns:wps="http://schemas.microsoft.com/office/word/2010/wordprocessingShape" mc:Ignorable="w14 wp14">
+  <w:p>
+    <w:pPr>
+      <w:pStyle w:val="Header"/>
+    </w:pPr>
+  </w:p>
+</w:hdr>
 </file>
 
 <file path=word/numbering.xml><?xml version="1.0" encoding="utf-8"?>
@@ -15621,14 +15287,14 @@
     <ns0:name ns0:val="heading 1"/>
     <ns0:uiPriority ns0:val="9"/>
     <ns0:qFormat/>
+    <ns0:pPr>
+      <ns0:outlineLvl ns0:val="0"/>
+    </ns0:pPr>
     <ns0:rPr>
       <ns0:color ns0:val="000000"/>
       <ns0:sz ns0:val="32"/>
       <ns0:szCs ns0:val="32"/>
     </ns0:rPr>
-    <ns0:pPr>
-      <ns0:outlineLvl ns0:val="0"/>
-    </ns0:pPr>
   </ns0:style>
   <ns0:style ns0:type="paragraph" ns0:styleId="2">
     <ns0:name ns0:val="heading 2"/>
@@ -15636,14 +15302,14 @@
     <ns0:semiHidden/>
     <ns0:unhideWhenUsed/>
     <ns0:qFormat/>
+    <ns0:pPr>
+      <ns0:outlineLvl ns0:val="1"/>
+    </ns0:pPr>
     <ns0:rPr>
       <ns0:color ns0:val="000000"/>
       <ns0:sz ns0:val="26"/>
       <ns0:szCs ns0:val="26"/>
     </ns0:rPr>
-    <ns0:pPr>
-      <ns0:outlineLvl ns0:val="1"/>
-    </ns0:pPr>
   </ns0:style>
   <ns0:style ns0:type="paragraph" ns0:styleId="3">
     <ns0:name ns0:val="heading 3"/>
@@ -15651,14 +15317,14 @@
     <ns0:semiHidden/>
     <ns0:unhideWhenUsed/>
     <ns0:qFormat/>
+    <ns0:pPr>
+      <ns0:outlineLvl ns0:val="2"/>
+    </ns0:pPr>
     <ns0:rPr>
       <ns0:color ns0:val="000000"/>
       <ns0:sz ns0:val="24"/>
       <ns0:szCs ns0:val="24"/>
     </ns0:rPr>
-    <ns0:pPr>
-      <ns0:outlineLvl ns0:val="2"/>
-    </ns0:pPr>
   </ns0:style>
   <ns0:style ns0:type="paragraph" ns0:styleId="4">
     <ns0:name ns0:val="heading 4"/>

--- a/docs/deliverables/03-项目计划v1（WBS与甘特图）.docx
+++ b/docs/deliverables/03-项目计划v1（WBS与甘特图）.docx
@@ -8,7 +8,7 @@
         <ns0:jc ns0:val="right"/>
       </ns0:pPr>
       <ns0:r>
-        <ns0:t>文档编号：【待人工确认】　　版本号：V1.4</ns0:t>
+        <ns0:t>文档编号：YJGL-G1-04　　版本号：V1.4</ns0:t>
       </ns0:r>
     </ns0:p>
     <ns0:p>
@@ -124,7 +124,7 @@
           <ns0:color ns0:val="000000"/>
           <ns0:sz ns0:val="32"/>
         </ns0:rPr>
-        <ns0:t>编制单位：项目组</ns0:t>
+        <ns0:t>编制单位：020202项目组</ns0:t>
       </ns0:r>
     </ns0:p>
     <ns0:p>
@@ -166,7 +166,7 @@
           <ns0:color ns0:val="000000"/>
           <ns0:sz ns0:val="32"/>
         </ns0:rPr>
-        <ns0:t>批　　准：【待人工确认】</ns0:t>
+        <ns0:t>批　　准：李晓雷（教师模拟甲方代表）</ns0:t>
       </ns0:r>
     </ns0:p>
     <ns0:p>
